--- a/TyrantAPICommander_Documentation_EN.docx
+++ b/TyrantAPICommander_Documentation_EN.docx
@@ -72,7 +72,7 @@
           <ns0:sz ns0:val="22"/>
           <ns0:szCs ns0:val="22"/>
         </ns0:rPr>
-        <ns0:t xml:space="preserve">Tyrant Unleashed API Automation Tool  |  September 2026 — v5.6</ns0:t>
+        <ns0:t xml:space="preserve">Tyrant Unleashed API Automation Tool  |  October 2026 — v5.7</ns0:t>
       </ns0:r>
     </ns0:p>
     <ns0:p>
@@ -28593,7 +28593,580 @@
                 <ns0:sz ns0:val="20"/>
                 <ns0:szCs ns0:val="20"/>
               </ns0:rPr>
-              <ns0:t xml:space="preserve">September 2026 — v5.6 (Current)</ns0:t>
+              <ns0:t xml:space="preserve">October 2026 — v5.7 (Current)</ns0:t>
+            </ns0:r>
+          </ns0:p>
+        </ns0:tc>
+      </ns0:tr>
+      <ns0:tr>
+        <ns0:tc>
+          <ns0:tcPr>
+            <ns0:tcW ns0:type="dxa" ns0:w="900"/>
+            <ns0:tcBorders>
+              <ns0:top ns0:val="single" ns0:color="CCCCCC" ns0:sz="1"/>
+              <ns0:left ns0:val="single" ns0:color="CCCCCC" ns0:sz="1"/>
+              <ns0:bottom ns0:val="single" ns0:color="CCCCCC" ns0:sz="1"/>
+              <ns0:right ns0:val="single" ns0:color="CCCCCC" ns0:sz="1"/>
+            </ns0:tcBorders>
+            <ns0:shd ns0:fill="E2EFDA" ns0:val="clear"/>
+            <ns0:tcMar>
+              <ns0:top ns0:type="dxa" ns0:w="80"/>
+              <ns0:left ns0:type="dxa" ns0:w="120"/>
+              <ns0:bottom ns0:type="dxa" ns0:w="80"/>
+              <ns0:right ns0:type="dxa" ns0:w="120"/>
+            </ns0:tcMar>
+          </ns0:tcPr>
+          <ns0:p>
+            <ns0:pPr>
+              <ns0:spacing ns0:after="40" ns0:before="40"/>
+            </ns0:pPr>
+            <ns0:r>
+              <ns0:rPr>
+                <ns0:rFonts ns0:ascii="Arial" ns0:cs="Arial" ns0:hAnsi="Arial"/>
+                <ns0:b/>
+                <ns0:bCs/>
+                <ns0:color ns0:val="1F4E79"/>
+                <ns0:sz ns0:val="18"/>
+                <ns0:szCs ns0:val="18"/>
+              </ns0:rPr>
+              <ns0:t xml:space="preserve">FIX</ns0:t>
+            </ns0:r>
+          </ns0:p>
+        </ns0:tc>
+        <ns0:tc>
+          <ns0:tcPr>
+            <ns0:tcW ns0:type="dxa" ns0:w="8460"/>
+            <ns0:tcBorders>
+              <ns0:top ns0:val="single" ns0:color="CCCCCC" ns0:sz="1"/>
+              <ns0:left ns0:val="single" ns0:color="CCCCCC" ns0:sz="1"/>
+              <ns0:bottom ns0:val="single" ns0:color="CCCCCC" ns0:sz="1"/>
+              <ns0:right ns0:val="single" ns0:color="CCCCCC" ns0:sz="1"/>
+            </ns0:tcBorders>
+            <ns0:shd ns0:fill="FFFFFF" ns0:val="clear"/>
+            <ns0:tcMar>
+              <ns0:top ns0:type="dxa" ns0:w="80"/>
+              <ns0:left ns0:type="dxa" ns0:w="120"/>
+              <ns0:bottom ns0:type="dxa" ns0:w="80"/>
+              <ns0:right ns0:type="dxa" ns0:w="120"/>
+            </ns0:tcMar>
+          </ns0:tcPr>
+          <ns0:p>
+            <ns0:pPr>
+              <ns0:spacing ns0:after="40" ns0:before="40"/>
+            </ns0:pPr>
+            <ns0:r>
+              <ns0:rPr>
+                <ns0:rFonts ns0:ascii="Arial" ns0:cs="Arial" ns0:hAnsi="Arial"/>
+                <ns0:sz ns0:val="18"/>
+                <ns0:szCs ns0:val="18"/>
+              </ns0:rPr>
+              <ns0:t xml:space="preserve">Arena auto-target fallback — if no target reaches ≥30% pre-sim win rate, the target with the highest pre-sim win rate is selected (previously: first known target from list)</ns0:t>
+            </ns0:r>
+          </ns0:p>
+        </ns0:tc>
+      </ns0:tr>
+      <ns0:tr>
+        <ns0:tc>
+          <ns0:tcPr>
+            <ns0:tcW ns0:type="dxa" ns0:w="900"/>
+            <ns0:tcBorders>
+              <ns0:top ns0:val="single" ns0:color="CCCCCC" ns0:sz="1"/>
+              <ns0:left ns0:val="single" ns0:color="CCCCCC" ns0:sz="1"/>
+              <ns0:bottom ns0:val="single" ns0:color="CCCCCC" ns0:sz="1"/>
+              <ns0:right ns0:val="single" ns0:color="CCCCCC" ns0:sz="1"/>
+            </ns0:tcBorders>
+            <ns0:shd ns0:fill="E2EFDA" ns0:val="clear"/>
+            <ns0:tcMar>
+              <ns0:top ns0:type="dxa" ns0:w="80"/>
+              <ns0:left ns0:type="dxa" ns0:w="120"/>
+              <ns0:bottom ns0:type="dxa" ns0:w="80"/>
+              <ns0:right ns0:type="dxa" ns0:w="120"/>
+            </ns0:tcMar>
+          </ns0:tcPr>
+          <ns0:p>
+            <ns0:pPr>
+              <ns0:spacing ns0:after="40" ns0:before="40"/>
+            </ns0:pPr>
+            <ns0:r>
+              <ns0:rPr>
+                <ns0:rFonts ns0:ascii="Arial" ns0:cs="Arial" ns0:hAnsi="Arial"/>
+                <ns0:b/>
+                <ns0:bCs/>
+                <ns0:color ns0:val="1F4E79"/>
+                <ns0:sz ns0:val="18"/>
+                <ns0:szCs ns0:val="18"/>
+              </ns0:rPr>
+              <ns0:t xml:space="preserve">FIX</ns0:t>
+            </ns0:r>
+          </ns0:p>
+        </ns0:tc>
+        <ns0:tc>
+          <ns0:tcPr>
+            <ns0:tcW ns0:type="dxa" ns0:w="8460"/>
+            <ns0:tcBorders>
+              <ns0:top ns0:val="single" ns0:color="CCCCCC" ns0:sz="1"/>
+              <ns0:left ns0:val="single" ns0:color="CCCCCC" ns0:sz="1"/>
+              <ns0:bottom ns0:val="single" ns0:color="CCCCCC" ns0:sz="1"/>
+              <ns0:right ns0:val="single" ns0:color="CCCCCC" ns0:sz="1"/>
+            </ns0:tcBorders>
+            <ns0:shd ns0:fill="FFFFFF" ns0:val="clear"/>
+            <ns0:tcMar>
+              <ns0:top ns0:type="dxa" ns0:w="80"/>
+              <ns0:left ns0:type="dxa" ns0:w="120"/>
+              <ns0:bottom ns0:type="dxa" ns0:w="80"/>
+              <ns0:right ns0:type="dxa" ns0:w="120"/>
+            </ns0:tcMar>
+          </ns0:tcPr>
+          <ns0:p>
+            <ns0:pPr>
+              <ns0:spacing ns0:after="40" ns0:before="40"/>
+            </ns0:pPr>
+            <ns0:r>
+              <ns0:rPr>
+                <ns0:rFonts ns0:ascii="Arial" ns0:cs="Arial" ns0:hAnsi="Arial"/>
+                <ns0:sz ns0:val="18"/>
+                <ns0:szCs ns0:val="18"/>
+              </ns0:rPr>
+              <ns0:t xml:space="preserve">Arena pre-sim threshold lowered from ≥50% to ≥30% — better matches real performance when PvP Challenge deck (weaker cards) is active</ns0:t>
+            </ns0:r>
+          </ns0:p>
+        </ns0:tc>
+      </ns0:tr>
+      <ns0:tr>
+        <ns0:tc>
+          <ns0:tcPr>
+            <ns0:tcW ns0:type="dxa" ns0:w="900"/>
+            <ns0:tcBorders>
+              <ns0:top ns0:val="single" ns0:color="CCCCCC" ns0:sz="1"/>
+              <ns0:left ns0:val="single" ns0:color="CCCCCC" ns0:sz="1"/>
+              <ns0:bottom ns0:val="single" ns0:color="CCCCCC" ns0:sz="1"/>
+              <ns0:right ns0:val="single" ns0:color="CCCCCC" ns0:sz="1"/>
+            </ns0:tcBorders>
+            <ns0:shd ns0:fill="E2EFDA" ns0:val="clear"/>
+            <ns0:tcMar>
+              <ns0:top ns0:type="dxa" ns0:w="80"/>
+              <ns0:left ns0:type="dxa" ns0:w="120"/>
+              <ns0:bottom ns0:type="dxa" ns0:w="80"/>
+              <ns0:right ns0:type="dxa" ns0:w="120"/>
+            </ns0:tcMar>
+          </ns0:tcPr>
+          <ns0:p>
+            <ns0:pPr>
+              <ns0:spacing ns0:after="40" ns0:before="40"/>
+            </ns0:pPr>
+            <ns0:r>
+              <ns0:rPr>
+                <ns0:rFonts ns0:ascii="Arial" ns0:cs="Arial" ns0:hAnsi="Arial"/>
+                <ns0:b/>
+                <ns0:bCs/>
+                <ns0:color ns0:val="1F4E79"/>
+                <ns0:sz ns0:val="18"/>
+                <ns0:szCs ns0:val="18"/>
+              </ns0:rPr>
+              <ns0:t xml:space="preserve">FIX</ns0:t>
+            </ns0:r>
+          </ns0:p>
+        </ns0:tc>
+        <ns0:tc>
+          <ns0:tcPr>
+            <ns0:tcW ns0:type="dxa" ns0:w="8460"/>
+            <ns0:tcBorders>
+              <ns0:top ns0:val="single" ns0:color="CCCCCC" ns0:sz="1"/>
+              <ns0:left ns0:val="single" ns0:color="CCCCCC" ns0:sz="1"/>
+              <ns0:bottom ns0:val="single" ns0:color="CCCCCC" ns0:sz="1"/>
+              <ns0:right ns0:val="single" ns0:color="CCCCCC" ns0:sz="1"/>
+            </ns0:tcBorders>
+            <ns0:shd ns0:fill="FFFFFF" ns0:val="clear"/>
+            <ns0:tcMar>
+              <ns0:top ns0:type="dxa" ns0:w="80"/>
+              <ns0:left ns0:type="dxa" ns0:w="120"/>
+              <ns0:bottom ns0:type="dxa" ns0:w="80"/>
+              <ns0:right ns0:type="dxa" ns0:w="120"/>
+            </ns0:tcMar>
+          </ns0:tcPr>
+          <ns0:p>
+            <ns0:pPr>
+              <ns0:spacing ns0:after="40" ns0:before="40"/>
+            </ns0:pPr>
+            <ns0:r>
+              <ns0:rPr>
+                <ns0:rFonts ns0:ascii="Arial" ns0:cs="Arial" ns0:hAnsi="Arial"/>
+                <ns0:sz ns0:val="18"/>
+                <ns0:szCs ns0:val="18"/>
+              </ns0:rPr>
+              <ns0:t xml:space="preserve">Challenge deck applied before pre-sim — _apply_challenge_deck + _verify_challenge_deck now run before the pre-sim loop; correct commander and challenge cards are used in the simulation</ns0:t>
+            </ns0:r>
+          </ns0:p>
+        </ns0:tc>
+      </ns0:tr>
+      <ns0:tr>
+        <ns0:tc>
+          <ns0:tcPr>
+            <ns0:tcW ns0:type="dxa" ns0:w="900"/>
+            <ns0:tcBorders>
+              <ns0:top ns0:val="single" ns0:color="CCCCCC" ns0:sz="1"/>
+              <ns0:left ns0:val="single" ns0:color="CCCCCC" ns0:sz="1"/>
+              <ns0:bottom ns0:val="single" ns0:color="CCCCCC" ns0:sz="1"/>
+              <ns0:right ns0:val="single" ns0:color="CCCCCC" ns0:sz="1"/>
+            </ns0:tcBorders>
+            <ns0:shd ns0:fill="E2EFDA" ns0:val="clear"/>
+            <ns0:tcMar>
+              <ns0:top ns0:type="dxa" ns0:w="80"/>
+              <ns0:left ns0:type="dxa" ns0:w="120"/>
+              <ns0:bottom ns0:type="dxa" ns0:w="80"/>
+              <ns0:right ns0:type="dxa" ns0:w="120"/>
+            </ns0:tcMar>
+          </ns0:tcPr>
+          <ns0:p>
+            <ns0:pPr>
+              <ns0:spacing ns0:after="40" ns0:before="40"/>
+            </ns0:pPr>
+            <ns0:r>
+              <ns0:rPr>
+                <ns0:rFonts ns0:ascii="Arial" ns0:cs="Arial" ns0:hAnsi="Arial"/>
+                <ns0:b/>
+                <ns0:bCs/>
+                <ns0:color ns0:val="1F4E79"/>
+                <ns0:sz ns0:val="18"/>
+                <ns0:szCs ns0:val="18"/>
+              </ns0:rPr>
+              <ns0:t xml:space="preserve">FIX</ns0:t>
+            </ns0:r>
+          </ns0:p>
+        </ns0:tc>
+        <ns0:tc>
+          <ns0:tcPr>
+            <ns0:tcW ns0:type="dxa" ns0:w="8460"/>
+            <ns0:tcBorders>
+              <ns0:top ns0:val="single" ns0:color="CCCCCC" ns0:sz="1"/>
+              <ns0:left ns0:val="single" ns0:color="CCCCCC" ns0:sz="1"/>
+              <ns0:bottom ns0:val="single" ns0:color="CCCCCC" ns0:sz="1"/>
+              <ns0:right ns0:val="single" ns0:color="CCCCCC" ns0:sz="1"/>
+            </ns0:tcBorders>
+            <ns0:shd ns0:fill="FFFFFF" ns0:val="clear"/>
+            <ns0:tcMar>
+              <ns0:top ns0:type="dxa" ns0:w="80"/>
+              <ns0:left ns0:type="dxa" ns0:w="120"/>
+              <ns0:bottom ns0:type="dxa" ns0:w="80"/>
+              <ns0:right ns0:type="dxa" ns0:w="120"/>
+            </ns0:tcMar>
+          </ns0:tcPr>
+          <ns0:p>
+            <ns0:pPr>
+              <ns0:spacing ns0:after="40" ns0:before="40"/>
+            </ns0:pPr>
+            <ns0:r>
+              <ns0:rPr>
+                <ns0:rFonts ns0:ascii="Arial" ns0:cs="Arial" ns0:hAnsi="Arial"/>
+                <ns0:sz ns0:val="18"/>
+                <ns0:szCs ns0:val="18"/>
+              </ns0:rPr>
+              <ns0:t xml:space="preserve">_ch_applied guard — prevents double-application of challenge deck; set True in the auto-select pre-sim block and checked in the battle-start block</ns0:t>
+            </ns0:r>
+          </ns0:p>
+        </ns0:tc>
+      </ns0:tr>
+      <ns0:tr>
+        <ns0:tc>
+          <ns0:tcPr>
+            <ns0:tcW ns0:type="dxa" ns0:w="900"/>
+            <ns0:tcBorders>
+              <ns0:top ns0:val="single" ns0:color="CCCCCC" ns0:sz="1"/>
+              <ns0:left ns0:val="single" ns0:color="CCCCCC" ns0:sz="1"/>
+              <ns0:bottom ns0:val="single" ns0:color="CCCCCC" ns0:sz="1"/>
+              <ns0:right ns0:val="single" ns0:color="CCCCCC" ns0:sz="1"/>
+            </ns0:tcBorders>
+            <ns0:shd ns0:fill="E2EFDA" ns0:val="clear"/>
+            <ns0:tcMar>
+              <ns0:top ns0:type="dxa" ns0:w="80"/>
+              <ns0:left ns0:type="dxa" ns0:w="120"/>
+              <ns0:bottom ns0:type="dxa" ns0:w="80"/>
+              <ns0:right ns0:type="dxa" ns0:w="120"/>
+            </ns0:tcMar>
+          </ns0:tcPr>
+          <ns0:p>
+            <ns0:pPr>
+              <ns0:spacing ns0:after="40" ns0:before="40"/>
+            </ns0:pPr>
+            <ns0:r>
+              <ns0:rPr>
+                <ns0:rFonts ns0:ascii="Arial" ns0:cs="Arial" ns0:hAnsi="Arial"/>
+                <ns0:b/>
+                <ns0:bCs/>
+                <ns0:color ns0:val="1F4E79"/>
+                <ns0:sz ns0:val="18"/>
+                <ns0:szCs ns0:val="18"/>
+              </ns0:rPr>
+              <ns0:t xml:space="preserve">FIX</ns0:t>
+            </ns0:r>
+          </ns0:p>
+        </ns0:tc>
+        <ns0:tc>
+          <ns0:tcPr>
+            <ns0:tcW ns0:type="dxa" ns0:w="8460"/>
+            <ns0:tcBorders>
+              <ns0:top ns0:val="single" ns0:color="CCCCCC" ns0:sz="1"/>
+              <ns0:left ns0:val="single" ns0:color="CCCCCC" ns0:sz="1"/>
+              <ns0:bottom ns0:val="single" ns0:color="CCCCCC" ns0:sz="1"/>
+              <ns0:right ns0:val="single" ns0:color="CCCCCC" ns0:sz="1"/>
+            </ns0:tcBorders>
+            <ns0:shd ns0:fill="FFFFFF" ns0:val="clear"/>
+            <ns0:tcMar>
+              <ns0:top ns0:type="dxa" ns0:w="80"/>
+              <ns0:left ns0:type="dxa" ns0:w="120"/>
+              <ns0:bottom ns0:type="dxa" ns0:w="80"/>
+              <ns0:right ns0:type="dxa" ns0:w="120"/>
+            </ns0:tcMar>
+          </ns0:tcPr>
+          <ns0:p>
+            <ns0:pPr>
+              <ns0:spacing ns0:after="40" ns0:before="40"/>
+            </ns0:pPr>
+            <ns0:r>
+              <ns0:rPr>
+                <ns0:rFonts ns0:ascii="Arial" ns0:cs="Arial" ns0:hAnsi="Arial"/>
+                <ns0:sz ns0:val="18"/>
+                <ns0:szCs ns0:val="18"/>
+              </ns0:rPr>
+              <ns0:t xml:space="preserve">PvP Challenge Overview (F→24) — type-6 achievements now included alongside type-12; rank-suffix API names matched with startswith instead of exact comparison</ns0:t>
+            </ns0:r>
+          </ns0:p>
+        </ns0:tc>
+      </ns0:tr>
+      <ns0:tr>
+        <ns0:tc>
+          <ns0:tcPr>
+            <ns0:tcW ns0:type="dxa" ns0:w="900"/>
+            <ns0:tcBorders>
+              <ns0:top ns0:val="single" ns0:color="CCCCCC" ns0:sz="1"/>
+              <ns0:left ns0:val="single" ns0:color="CCCCCC" ns0:sz="1"/>
+              <ns0:bottom ns0:val="single" ns0:color="CCCCCC" ns0:sz="1"/>
+              <ns0:right ns0:val="single" ns0:color="CCCCCC" ns0:sz="1"/>
+            </ns0:tcBorders>
+            <ns0:shd ns0:fill="E2EFDA" ns0:val="clear"/>
+            <ns0:tcMar>
+              <ns0:top ns0:type="dxa" ns0:w="80"/>
+              <ns0:left ns0:type="dxa" ns0:w="120"/>
+              <ns0:bottom ns0:type="dxa" ns0:w="80"/>
+              <ns0:right ns0:type="dxa" ns0:w="120"/>
+            </ns0:tcMar>
+          </ns0:tcPr>
+          <ns0:p>
+            <ns0:pPr>
+              <ns0:spacing ns0:after="40" ns0:before="40"/>
+            </ns0:pPr>
+            <ns0:r>
+              <ns0:rPr>
+                <ns0:rFonts ns0:ascii="Arial" ns0:cs="Arial" ns0:hAnsi="Arial"/>
+                <ns0:b/>
+                <ns0:bCs/>
+                <ns0:color ns0:val="1F4E79"/>
+                <ns0:sz ns0:val="18"/>
+                <ns0:szCs ns0:val="18"/>
+              </ns0:rPr>
+              <ns0:t xml:space="preserve">FIX</ns0:t>
+            </ns0:r>
+          </ns0:p>
+        </ns0:tc>
+        <ns0:tc>
+          <ns0:tcPr>
+            <ns0:tcW ns0:type="dxa" ns0:w="8460"/>
+            <ns0:tcBorders>
+              <ns0:top ns0:val="single" ns0:color="CCCCCC" ns0:sz="1"/>
+              <ns0:left ns0:val="single" ns0:color="CCCCCC" ns0:sz="1"/>
+              <ns0:bottom ns0:val="single" ns0:color="CCCCCC" ns0:sz="1"/>
+              <ns0:right ns0:val="single" ns0:color="CCCCCC" ns0:sz="1"/>
+            </ns0:tcBorders>
+            <ns0:shd ns0:fill="FFFFFF" ns0:val="clear"/>
+            <ns0:tcMar>
+              <ns0:top ns0:type="dxa" ns0:w="80"/>
+              <ns0:left ns0:type="dxa" ns0:w="120"/>
+              <ns0:bottom ns0:type="dxa" ns0:w="80"/>
+              <ns0:right ns0:type="dxa" ns0:w="120"/>
+            </ns0:tcMar>
+          </ns0:tcPr>
+          <ns0:p>
+            <ns0:pPr>
+              <ns0:spacing ns0:after="40" ns0:before="40"/>
+            </ns0:pPr>
+            <ns0:r>
+              <ns0:rPr>
+                <ns0:rFonts ns0:ascii="Arial" ns0:cs="Arial" ns0:hAnsi="Arial"/>
+                <ns0:sz ns0:val="18"/>
+                <ns0:szCs ns0:val="18"/>
+              </ns0:rPr>
+              <ns0:t xml:space="preserve">_detect_challenge_step — same type-6 + startswith fix; correctly detects challenge step when API appends rank suffix to challenge name</ns0:t>
+            </ns0:r>
+          </ns0:p>
+        </ns0:tc>
+      </ns0:tr>
+      <ns0:tr>
+        <ns0:tc>
+          <ns0:tcPr>
+            <ns0:tcW ns0:type="dxa" ns0:w="900"/>
+            <ns0:tcBorders>
+              <ns0:top ns0:val="single" ns0:color="CCCCCC" ns0:sz="1"/>
+              <ns0:left ns0:val="single" ns0:color="CCCCCC" ns0:sz="1"/>
+              <ns0:bottom ns0:val="single" ns0:color="CCCCCC" ns0:sz="1"/>
+              <ns0:right ns0:val="single" ns0:color="CCCCCC" ns0:sz="1"/>
+            </ns0:tcBorders>
+            <ns0:shd ns0:fill="E2EFDA" ns0:val="clear"/>
+            <ns0:tcMar>
+              <ns0:top ns0:type="dxa" ns0:w="80"/>
+              <ns0:left ns0:type="dxa" ns0:w="120"/>
+              <ns0:bottom ns0:type="dxa" ns0:w="80"/>
+              <ns0:right ns0:type="dxa" ns0:w="120"/>
+            </ns0:tcMar>
+          </ns0:tcPr>
+          <ns0:p>
+            <ns0:pPr>
+              <ns0:spacing ns0:after="40" ns0:before="40"/>
+            </ns0:pPr>
+            <ns0:r>
+              <ns0:rPr>
+                <ns0:rFonts ns0:ascii="Arial" ns0:cs="Arial" ns0:hAnsi="Arial"/>
+                <ns0:b/>
+                <ns0:bCs/>
+                <ns0:color ns0:val="1F4E79"/>
+                <ns0:sz ns0:val="18"/>
+                <ns0:szCs ns0:val="18"/>
+              </ns0:rPr>
+              <ns0:t xml:space="preserve">FIX</ns0:t>
+            </ns0:r>
+          </ns0:p>
+        </ns0:tc>
+        <ns0:tc>
+          <ns0:tcPr>
+            <ns0:tcW ns0:type="dxa" ns0:w="8460"/>
+            <ns0:tcBorders>
+              <ns0:top ns0:val="single" ns0:color="CCCCCC" ns0:sz="1"/>
+              <ns0:left ns0:val="single" ns0:color="CCCCCC" ns0:sz="1"/>
+              <ns0:bottom ns0:val="single" ns0:color="CCCCCC" ns0:sz="1"/>
+              <ns0:right ns0:val="single" ns0:color="CCCCCC" ns0:sz="1"/>
+            </ns0:tcBorders>
+            <ns0:shd ns0:fill="FFFFFF" ns0:val="clear"/>
+            <ns0:tcMar>
+              <ns0:top ns0:type="dxa" ns0:w="80"/>
+              <ns0:left ns0:type="dxa" ns0:w="120"/>
+              <ns0:bottom ns0:type="dxa" ns0:w="80"/>
+              <ns0:right ns0:type="dxa" ns0:w="120"/>
+            </ns0:tcMar>
+          </ns0:tcPr>
+          <ns0:p>
+            <ns0:pPr>
+              <ns0:spacing ns0:after="40" ns0:before="40"/>
+            </ns0:pPr>
+            <ns0:r>
+              <ns0:rPr>
+                <ns0:rFonts ns0:ascii="Arial" ns0:cs="Arial" ns0:hAnsi="Arial"/>
+                <ns0:sz ns0:val="18"/>
+                <ns0:szCs ns0:val="18"/>
+              </ns0:rPr>
+              <ns0:t xml:space="preserve">Raid stale-XML detection — when local XML indicates raid ended, getRaidInfo API is called to distinguish a still-active raid (leftover energy) from a truly finished event; end_time used as arbiter</ns0:t>
+            </ns0:r>
+          </ns0:p>
+        </ns0:tc>
+      </ns0:tr>
+      <ns0:tr>
+        <ns0:tc>
+          <ns0:tcPr>
+            <ns0:tcW ns0:type="dxa" ns0:w="900"/>
+            <ns0:tcBorders>
+              <ns0:top ns0:val="single" ns0:color="CCCCCC" ns0:sz="1"/>
+              <ns0:left ns0:val="single" ns0:color="CCCCCC" ns0:sz="1"/>
+              <ns0:bottom ns0:val="single" ns0:color="CCCCCC" ns0:sz="1"/>
+              <ns0:right ns0:val="single" ns0:color="CCCCCC" ns0:sz="1"/>
+            </ns0:tcBorders>
+            <ns0:shd ns0:fill="E2EFDA" ns0:val="clear"/>
+            <ns0:tcMar>
+              <ns0:top ns0:type="dxa" ns0:w="80"/>
+              <ns0:left ns0:type="dxa" ns0:w="120"/>
+              <ns0:bottom ns0:type="dxa" ns0:w="80"/>
+              <ns0:right ns0:type="dxa" ns0:w="120"/>
+            </ns0:tcMar>
+          </ns0:tcPr>
+          <ns0:p>
+            <ns0:pPr>
+              <ns0:spacing ns0:after="40" ns0:before="40"/>
+            </ns0:pPr>
+            <ns0:r>
+              <ns0:rPr>
+                <ns0:rFonts ns0:ascii="Arial" ns0:cs="Arial" ns0:hAnsi="Arial"/>
+                <ns0:b/>
+                <ns0:bCs/>
+                <ns0:color ns0:val="1F4E79"/>
+                <ns0:sz ns0:val="18"/>
+                <ns0:szCs ns0:val="18"/>
+              </ns0:rPr>
+              <ns0:t xml:space="preserve">FIX</ns0:t>
+            </ns0:r>
+          </ns0:p>
+        </ns0:tc>
+        <ns0:tc>
+          <ns0:tcPr>
+            <ns0:tcW ns0:type="dxa" ns0:w="8460"/>
+            <ns0:tcBorders>
+              <ns0:top ns0:val="single" ns0:color="CCCCCC" ns0:sz="1"/>
+              <ns0:left ns0:val="single" ns0:color="CCCCCC" ns0:sz="1"/>
+              <ns0:bottom ns0:val="single" ns0:color="CCCCCC" ns0:sz="1"/>
+              <ns0:right ns0:val="single" ns0:color="CCCCCC" ns0:sz="1"/>
+            </ns0:tcBorders>
+            <ns0:shd ns0:fill="FFFFFF" ns0:val="clear"/>
+            <ns0:tcMar>
+              <ns0:top ns0:type="dxa" ns0:w="80"/>
+              <ns0:left ns0:type="dxa" ns0:w="120"/>
+              <ns0:bottom ns0:type="dxa" ns0:w="80"/>
+              <ns0:right ns0:type="dxa" ns0:w="120"/>
+            </ns0:tcMar>
+          </ns0:tcPr>
+          <ns0:p>
+            <ns0:pPr>
+              <ns0:spacing ns0:after="40" ns0:before="40"/>
+            </ns0:pPr>
+            <ns0:r>
+              <ns0:rPr>
+                <ns0:rFonts ns0:ascii="Arial" ns0:cs="Arial" ns0:hAnsi="Arial"/>
+                <ns0:sz ns0:val="18"/>
+                <ns0:szCs ns0:val="18"/>
+              </ns0:rPr>
+              <ns0:t xml:space="preserve">Arena pre-sim deck built directly from user_decks[arena_slot] in init_data after _verify_challenge_deck refresh; flush=True added to all pre-sim progress prints</ns0:t>
+            </ns0:r>
+          </ns0:p>
+        </ns0:tc>
+      </ns0:tr>
+      <ns0:tr>
+        <ns0:tc>
+          <ns0:tcPr>
+            <ns0:tcW ns0:type="dxa" ns0:w="9360"/>
+            <ns0:gridSpan ns0:val="2"/>
+            <ns0:tcBorders>
+              <ns0:top ns0:val="single" ns0:color="CCCCCC" ns0:sz="1"/>
+              <ns0:left ns0:val="single" ns0:color="CCCCCC" ns0:sz="1"/>
+              <ns0:bottom ns0:val="single" ns0:color="CCCCCC" ns0:sz="1"/>
+              <ns0:right ns0:val="single" ns0:color="CCCCCC" ns0:sz="1"/>
+            </ns0:tcBorders>
+            <ns0:shd ns0:fill="2E75B6" ns0:val="clear"/>
+            <ns0:tcMar>
+              <ns0:top ns0:type="dxa" ns0:w="100"/>
+              <ns0:left ns0:type="dxa" ns0:w="120"/>
+              <ns0:bottom ns0:type="dxa" ns0:w="100"/>
+              <ns0:right ns0:type="dxa" ns0:w="120"/>
+            </ns0:tcMar>
+          </ns0:tcPr>
+          <ns0:p>
+            <ns0:pPr>
+              <ns0:spacing ns0:after="40" ns0:before="40"/>
+            </ns0:pPr>
+            <ns0:r>
+              <ns0:rPr>
+                <ns0:rFonts ns0:ascii="Arial" ns0:cs="Arial" ns0:hAnsi="Arial"/>
+                <ns0:b/>
+                <ns0:bCs/>
+                <ns0:color ns0:val="FFFFFF"/>
+                <ns0:sz ns0:val="20"/>
+                <ns0:szCs ns0:val="20"/>
+              </ns0:rPr>
+              <ns0:t xml:space="preserve">September 2026 — v5.6</ns0:t>
             </ns0:r>
           </ns0:p>
         </ns0:tc>
@@ -37176,7 +37749,7 @@
 </file>
 
 <file path=word/footer1.xml><?xml version="1.0" encoding="utf-8"?>
-<w:ftr xmlns:wpc="http://schemas.microsoft.com/office/word/2010/wordprocessingCanvas" xmlns:mc="http://schemas.openxmlformats.org/markup-compatibility/2006" xmlns:o="urn:schemas-microsoft-com:office:office" xmlns:r="http://schemas.openxmlformats.org/officeDocument/2006/relationships" xmlns:m="http://schemas.openxmlformats.org/officeDocument/2006/math" xmlns:v="urn:schemas-microsoft-com:vml" xmlns:wp14="http://schemas.microsoft.com/office/word/2010/wordprocessingDrawing" xmlns:wp="http://schemas.openxmlformats.org/drawingml/2006/wordprocessingDrawing" xmlns:w10="urn:schemas-microsoft-com:office:word" xmlns:w="http://schemas.openxmlformats.org/wordprocessingml/2006/main" xmlns:w14="http://schemas.microsoft.com/office/word/2010/wordml" xmlns:w15="http://schemas.microsoft.com/office/word/2012/wordml" xmlns:wpg="http://schemas.microsoft.com/office/word/2010/wordprocessingGroup" xmlns:wpi="http://schemas.microsoft.com/office/word/2010/wordprocessingInk" xmlns:wne="http://schemas.microsoft.com/office/word/2006/wordml" xmlns:wps="http://schemas.microsoft.com/office/word/2010/wordprocessingShape">
+<w:ftr xmlns:w="http://schemas.openxmlformats.org/wordprocessingml/2006/main">
   <w:p>
     <w:pPr>
       <w:pBdr>
@@ -37192,7 +37765,7 @@
         <w:sz w:val="16"/>
         <w:szCs w:val="16"/>
       </w:rPr>
-      <w:t xml:space="preserve">TyrantAPICommander — May 2026 — v5.5</w:t>
+      <w:t xml:space="preserve">TyrantAPICommander — October 2026 — v5.7</w:t>
     </w:r>
     CURRENTTOTAL_PAGES
   </w:p>
@@ -37237,7 +37810,7 @@
 </file>
 
 <file path=word/header1.xml><?xml version="1.0" encoding="utf-8"?>
-<w:hdr xmlns:wpc="http://schemas.microsoft.com/office/word/2010/wordprocessingCanvas" xmlns:mc="http://schemas.openxmlformats.org/markup-compatibility/2006" xmlns:o="urn:schemas-microsoft-com:office:office" xmlns:r="http://schemas.openxmlformats.org/officeDocument/2006/relationships" xmlns:m="http://schemas.openxmlformats.org/officeDocument/2006/math" xmlns:v="urn:schemas-microsoft-com:vml" xmlns:wp14="http://schemas.microsoft.com/office/word/2010/wordprocessingDrawing" xmlns:wp="http://schemas.openxmlformats.org/drawingml/2006/wordprocessingDrawing" xmlns:w10="urn:schemas-microsoft-com:office:word" xmlns:w="http://schemas.openxmlformats.org/wordprocessingml/2006/main" xmlns:w14="http://schemas.microsoft.com/office/word/2010/wordml" xmlns:w15="http://schemas.microsoft.com/office/word/2012/wordml" xmlns:wpg="http://schemas.microsoft.com/office/word/2010/wordprocessingGroup" xmlns:wpi="http://schemas.microsoft.com/office/word/2010/wordprocessingInk" xmlns:wne="http://schemas.microsoft.com/office/word/2006/wordml" xmlns:wps="http://schemas.microsoft.com/office/word/2010/wordprocessingShape" xmlns:cx="http://schemas.microsoft.com/office/drawing/2014/chartex" xmlns:cx1="http://schemas.microsoft.com/office/drawing/2015/9/8/chartex" xmlns:cx2="http://schemas.microsoft.com/office/drawing/2015/10/21/chartex" xmlns:cx3="http://schemas.microsoft.com/office/drawing/2016/5/9/chartex" xmlns:cx4="http://schemas.microsoft.com/office/drawing/2016/5/10/chartex" xmlns:cx5="http://schemas.microsoft.com/office/drawing/2016/5/11/chartex" xmlns:cx6="http://schemas.microsoft.com/office/drawing/2016/5/12/chartex" xmlns:cx7="http://schemas.microsoft.com/office/drawing/2016/5/13/chartex" xmlns:cx8="http://schemas.microsoft.com/office/drawing/2016/5/14/chartex" xmlns:w16cid="http://schemas.microsoft.com/office/word/2016/wordml/cid" xmlns:w16se="http://schemas.microsoft.com/office/word/2015/wordml/symex">
+<w:hdr xmlns:w="http://schemas.openxmlformats.org/wordprocessingml/2006/main">
   <w:p>
     <w:pPr>
       <w:pBdr>
@@ -37263,7 +37836,7 @@
         <w:sz w:val="18"/>
         <w:szCs w:val="18"/>
       </w:rPr>
-      <w:t xml:space="preserve">  |  Technical Documentation  |  v5.5</w:t>
+      <w:t xml:space="preserve">  |  Technical Documentation  |  v5.7</w:t>
     </w:r>
   </w:p>
 </w:hdr>

--- a/TyrantAPICommander_Documentation_EN.docx
+++ b/TyrantAPICommander_Documentation_EN.docx
@@ -1,6 +1,6 @@
 
 <file path=word/document.xml><?xml version="1.0" encoding="utf-8"?>
-<ns0:document xmlns:ns0="http://schemas.openxmlformats.org/wordprocessingml/2006/main" xmlns:ns1="http://schemas.openxmlformats.org/markup-compatibility/2006" xmlns:t="http://schemas.openxmlformats.org/officeDocument/2006/relationships" ns1:Ignorable="w14 w15 wp14">
+<ns0:document xmlns:ns0="http://schemas.openxmlformats.org/wordprocessingml/2006/main" xmlns:ns1="http://schemas.openxmlformats.org/markup-compatibility/2006" xmlns:t="http://schemas.openxmlformats.org/officeDocument/2006/relationships">
   <ns0:body>
     <ns0:p>
       <ns0:pPr>
@@ -72,7 +72,7 @@
           <ns0:sz ns0:val="22"/>
           <ns0:szCs ns0:val="22"/>
         </ns0:rPr>
-        <ns0:t xml:space="preserve">Tyrant Unleashed API Automation Tool  |  October 2026 — v5.7</ns0:t>
+        <ns0:t xml:space="preserve">Tyrant Unleashed API Automation Tool  |  October 2026 — v5.8</ns0:t>
       </ns0:r>
     </ns0:p>
     <ns0:p>
@@ -2026,7 +2026,63 @@
           <ns0:sz ns0:val="16"/>
           <ns0:szCs ns0:val="16"/>
         </ns0:rPr>
-        <ns0:t xml:space="preserve">    ├── export/                        ← Gauntlet output files</ns0:t>
+        <ns0:t xml:space="preserve">    ├── export/                        ← Gauntlet + challenge output</ns0:t>
+      </ns0:r>
+    </ns0:p>
+    <ns0:p>
+      <ns0:pPr>
+        <ns0:spacing ns0:after="0" ns0:before="0"/>
+      </ns0:pPr>
+      <ns0:r>
+        <ns0:rPr>
+          <ns0:rFonts ns0:ascii="Courier New" ns0:cs="Courier New" ns0:eastAsia="Courier New" ns0:hAnsi="Courier New"/>
+          <ns0:color ns0:val="595959"/>
+          <ns0:sz ns0:val="16"/>
+          <ns0:szCs ns0:val="16"/>
+        </ns0:rPr>
+        <ns0:t xml:space="preserve">    │   ├── api_errors.log                 ← Network/API errors per account (retries, empty init, mission failures)</ns0:t>
+      </ns0:r>
+    </ns0:p>
+    <ns0:p>
+      <ns0:pPr>
+        <ns0:spacing ns0:after="0" ns0:before="0"/>
+      </ns0:pPr>
+      <ns0:r>
+        <ns0:rPr>
+          <ns0:rFonts ns0:ascii="Courier New" ns0:cs="Courier New" ns0:eastAsia="Courier New" ns0:hAnsi="Courier New"/>
+          <ns0:color ns0:val="595959"/>
+          <ns0:sz ns0:val="16"/>
+          <ns0:szCs ns0:val="16"/>
+        </ns0:rPr>
+        <ns0:t xml:space="preserve">    │   ├── outdatedIDs_log.txt            ← Changes to outdatedIDs.txt (manual / auto)</ns0:t>
+      </ns0:r>
+    </ns0:p>
+    <ns0:p>
+      <ns0:pPr>
+        <ns0:spacing ns0:after="0" ns0:before="0"/>
+      </ns0:pPr>
+      <ns0:r>
+        <ns0:rPr>
+          <ns0:rFonts ns0:ascii="Courier New" ns0:cs="Courier New" ns0:eastAsia="Courier New" ns0:hAnsi="Courier New"/>
+          <ns0:color ns0:val="595959"/>
+          <ns0:sz ns0:val="16"/>
+          <ns0:szCs ns0:val="16"/>
+        </ns0:rPr>
+        <ns0:t xml:space="preserve">    │   ├── pvp_challenge_issues.txt       ← Challenge build/deck failures (read by Claude)</ns0:t>
+      </ns0:r>
+    </ns0:p>
+    <ns0:p>
+      <ns0:pPr>
+        <ns0:spacing ns0:after="0" ns0:before="0"/>
+      </ns0:pPr>
+      <ns0:r>
+        <ns0:rPr>
+          <ns0:rFonts ns0:ascii="Courier New" ns0:cs="Courier New" ns0:eastAsia="Courier New" ns0:hAnsi="Courier New"/>
+          <ns0:color ns0:val="595959"/>
+          <ns0:sz ns0:val="16"/>
+          <ns0:szCs ns0:val="16"/>
+        </ns0:rPr>
+        <ns0:t xml:space="preserve">    │   └── challenge_analysis.txt         ← Per-battle challenge log + PROGRESS lines</ns0:t>
       </ns0:r>
     </ns0:p>
     <ns0:p>
@@ -2166,6 +2222,118 @@
           <ns0:sz ns0:val="16"/>
           <ns0:szCs ns0:val="16"/>
         </ns0:rPr>
+        <ns0:t xml:space="preserve">    battle_events_h52.xml</ns0:t>
+      </ns0:r>
+    </ns0:p>
+    <ns0:p>
+      <ns0:pPr>
+        <ns0:spacing ns0:after="0" ns0:before="0"/>
+      </ns0:pPr>
+      <ns0:r>
+        <ns0:rPr>
+          <ns0:rFonts ns0:ascii="Courier New" ns0:cs="Courier New" ns0:eastAsia="Courier New" ns0:hAnsi="Courier New"/>
+          <ns0:color ns0:val="595959"/>
+          <ns0:sz ns0:val="16"/>
+          <ns0:szCs ns0:val="16"/>
+        </ns0:rPr>
+        <ns0:t xml:space="preserve">    raids_x42.xml</ns0:t>
+      </ns0:r>
+    </ns0:p>
+    <ns0:p>
+      <ns0:pPr>
+        <ns0:spacing ns0:after="0" ns0:before="0"/>
+      </ns0:pPr>
+      <ns0:r>
+        <ns0:rPr>
+          <ns0:rFonts ns0:ascii="Courier New" ns0:cs="Courier New" ns0:eastAsia="Courier New" ns0:hAnsi="Courier New"/>
+          <ns0:color ns0:val="595959"/>
+          <ns0:sz ns0:val="16"/>
+          <ns0:szCs ns0:val="16"/>
+        </ns0:rPr>
+        <ns0:t xml:space="preserve">    faction_wars_fp3.xml</ns0:t>
+      </ns0:r>
+    </ns0:p>
+    <ns0:p>
+      <ns0:pPr>
+        <ns0:spacing ns0:after="0" ns0:before="0"/>
+      </ns0:pPr>
+      <ns0:r>
+        <ns0:rPr>
+          <ns0:rFonts ns0:ascii="Courier New" ns0:cs="Courier New" ns0:eastAsia="Courier New" ns0:hAnsi="Courier New"/>
+          <ns0:color ns0:val="595959"/>
+          <ns0:sz ns0:val="16"/>
+          <ns0:szCs ns0:val="16"/>
+        </ns0:rPr>
+        <ns0:t xml:space="preserve">    event_box.xml</ns0:t>
+      </ns0:r>
+    </ns0:p>
+    <ns0:p>
+      <ns0:pPr>
+        <ns0:spacing ns0:after="0" ns0:before="0"/>
+      </ns0:pPr>
+      <ns0:r>
+        <ns0:rPr>
+          <ns0:rFonts ns0:ascii="Courier New" ns0:cs="Courier New" ns0:eastAsia="Courier New" ns0:hAnsi="Courier New"/>
+          <ns0:color ns0:val="595959"/>
+          <ns0:sz ns0:val="16"/>
+          <ns0:szCs ns0:val="16"/>
+        </ns0:rPr>
+        <ns0:t xml:space="preserve">    conquest.xml</ns0:t>
+      </ns0:r>
+    </ns0:p>
+    <ns0:p>
+      <ns0:pPr>
+        <ns0:spacing ns0:after="0" ns0:before="0"/>
+      </ns0:pPr>
+      <ns0:r>
+        <ns0:rPr>
+          <ns0:rFonts ns0:ascii="Courier New" ns0:cs="Courier New" ns0:eastAsia="Courier New" ns0:hAnsi="Courier New"/>
+          <ns0:color ns0:val="595959"/>
+          <ns0:sz ns0:val="16"/>
+          <ns0:szCs ns0:val="16"/>
+        </ns0:rPr>
+        <ns0:t xml:space="preserve">    mini_packs_36i.xml</ns0:t>
+      </ns0:r>
+    </ns0:p>
+    <ns0:p>
+      <ns0:pPr>
+        <ns0:spacing ns0:after="0" ns0:before="0"/>
+      </ns0:pPr>
+      <ns0:r>
+        <ns0:rPr>
+          <ns0:rFonts ns0:ascii="Courier New" ns0:cs="Courier New" ns0:eastAsia="Courier New" ns0:hAnsi="Courier New"/>
+          <ns0:color ns0:val="595959"/>
+          <ns0:sz ns0:val="16"/>
+          <ns0:szCs ns0:val="16"/>
+        </ns0:rPr>
+        <ns0:t xml:space="preserve">    assetbundles5_4_2.xml</ns0:t>
+      </ns0:r>
+    </ns0:p>
+    <ns0:p>
+      <ns0:pPr>
+        <ns0:spacing ns0:after="0" ns0:before="0"/>
+      </ns0:pPr>
+      <ns0:r>
+        <ns0:rPr>
+          <ns0:rFonts ns0:ascii="Courier New" ns0:cs="Courier New" ns0:eastAsia="Courier New" ns0:hAnsi="Courier New"/>
+          <ns0:color ns0:val="595959"/>
+          <ns0:sz ns0:val="16"/>
+          <ns0:szCs ns0:val="16"/>
+        </ns0:rPr>
+        <ns0:t xml:space="preserve">    assetbundles4_6.xml</ns0:t>
+      </ns0:r>
+    </ns0:p>
+    <ns0:p>
+      <ns0:pPr>
+        <ns0:spacing ns0:after="0" ns0:before="0"/>
+      </ns0:pPr>
+      <ns0:r>
+        <ns0:rPr>
+          <ns0:rFonts ns0:ascii="Courier New" ns0:cs="Courier New" ns0:eastAsia="Courier New" ns0:hAnsi="Courier New"/>
+          <ns0:color ns0:val="595959"/>
+          <ns0:sz ns0:val="16"/>
+          <ns0:szCs ns0:val="16"/>
+        </ns0:rPr>
         <ns0:t xml:space="preserve">    ├── battleground_effects.xml</ns0:t>
       </ns0:r>
     </ns0:p>
@@ -3017,7 +3185,7 @@
                 <ns0:sz ns0:val="18"/>
                 <ns0:szCs ns0:val="18"/>
               </ns0:rPr>
-              <ns0:t xml:space="preserve">Live Sim, Optimize, Multi-account pipelines, Energy Tracker, Guild War, Claim Daily Reward</ns0:t>
+              <ns0:t xml:space="preserve">Live Sim, Optimize, Multi-account pipelines, Energy Tracker, Guild War, PvP Challenge deck + overview, Claim Daily Reward</ns0:t>
             </ns0:r>
           </ns0:p>
         </ns0:tc>
@@ -7368,6 +7536,113 @@
                 <ns0:sz ns0:val="18"/>
                 <ns0:szCs ns0:val="18"/>
               </ns0:rPr>
+              <ns0:t xml:space="preserve">24</ns0:t>
+            </ns0:r>
+          </ns0:p>
+        </ns0:tc>
+        <ns0:tc>
+          <ns0:tcPr>
+            <ns0:tcW ns0:type="dxa" ns0:w="3300"/>
+            <ns0:tcBorders>
+              <ns0:top ns0:val="single" ns0:color="CCCCCC" ns0:sz="1"/>
+              <ns0:left ns0:val="single" ns0:color="CCCCCC" ns0:sz="1"/>
+              <ns0:bottom ns0:val="single" ns0:color="CCCCCC" ns0:sz="1"/>
+              <ns0:right ns0:val="single" ns0:color="CCCCCC" ns0:sz="1"/>
+            </ns0:tcBorders>
+            <ns0:shd ns0:fill="F2F2F2" ns0:val="clear"/>
+            <ns0:tcMar>
+              <ns0:top ns0:type="dxa" ns0:w="80"/>
+              <ns0:left ns0:type="dxa" ns0:w="120"/>
+              <ns0:bottom ns0:type="dxa" ns0:w="80"/>
+              <ns0:right ns0:type="dxa" ns0:w="120"/>
+            </ns0:tcMar>
+            <ns0:vAlign ns0:val="center"/>
+          </ns0:tcPr>
+          <ns0:p>
+            <ns0:pPr>
+              <ns0:spacing ns0:after="40" ns0:before="40"/>
+            </ns0:pPr>
+            <ns0:r>
+              <ns0:rPr>
+                <ns0:rFonts ns0:ascii="Arial" ns0:cs="Arial" ns0:eastAsia="Arial" ns0:hAnsi="Arial"/>
+                <ns0:b ns0:val="false"/>
+                <ns0:bCs ns0:val="false"/>
+                <ns0:color ns0:val="000000"/>
+                <ns0:sz ns0:val="18"/>
+                <ns0:szCs ns0:val="18"/>
+              </ns0:rPr>
+              <ns0:t xml:space="preserve">PvP Challenge Overview – All Accounts</ns0:t>
+            </ns0:r>
+          </ns0:p>
+        </ns0:tc>
+        <ns0:tc>
+          <ns0:tcPr>
+            <ns0:tcW ns0:type="dxa" ns0:w="5560"/>
+            <ns0:tcBorders>
+              <ns0:top ns0:val="single" ns0:color="CCCCCC" ns0:sz="1"/>
+              <ns0:left ns0:val="single" ns0:color="CCCCCC" ns0:sz="1"/>
+              <ns0:bottom ns0:val="single" ns0:color="CCCCCC" ns0:sz="1"/>
+              <ns0:right ns0:val="single" ns0:color="CCCCCC" ns0:sz="1"/>
+            </ns0:tcBorders>
+            <ns0:shd ns0:fill="F2F2F2" ns0:val="clear"/>
+            <ns0:tcMar>
+              <ns0:top ns0:type="dxa" ns0:w="80"/>
+              <ns0:left ns0:type="dxa" ns0:w="120"/>
+              <ns0:bottom ns0:type="dxa" ns0:w="80"/>
+              <ns0:right ns0:type="dxa" ns0:w="120"/>
+            </ns0:tcMar>
+            <ns0:vAlign ns0:val="center"/>
+          </ns0:tcPr>
+          <ns0:p>
+            <ns0:pPr>
+              <ns0:spacing ns0:after="40" ns0:before="40"/>
+            </ns0:pPr>
+            <ns0:r>
+              <ns0:rPr>
+                <ns0:rFonts ns0:ascii="Arial" ns0:cs="Arial" ns0:eastAsia="Arial" ns0:hAnsi="Arial"/>
+                <ns0:b ns0:val="false"/>
+                <ns0:bCs ns0:val="false"/>
+                <ns0:color ns0:val="000000"/>
+                <ns0:sz ns0:val="18"/>
+                <ns0:szCs ns0:val="18"/>
+              </ns0:rPr>
+              <ns0:t xml:space="preserve">Progress table for all challenge types incl. Living Mirrors; detects stagnation (+0 between snapshots)</ns0:t>
+            </ns0:r>
+          </ns0:p>
+        </ns0:tc>
+      </ns0:tr>
+      <ns0:tr>
+        <ns0:tc>
+          <ns0:tcPr>
+            <ns0:tcW ns0:type="dxa" ns0:w="500"/>
+            <ns0:tcBorders>
+              <ns0:top ns0:val="single" ns0:color="CCCCCC" ns0:sz="1"/>
+              <ns0:left ns0:val="single" ns0:color="CCCCCC" ns0:sz="1"/>
+              <ns0:bottom ns0:val="single" ns0:color="CCCCCC" ns0:sz="1"/>
+              <ns0:right ns0:val="single" ns0:color="CCCCCC" ns0:sz="1"/>
+            </ns0:tcBorders>
+            <ns0:shd ns0:fill="FFFFFF" ns0:val="clear"/>
+            <ns0:tcMar>
+              <ns0:top ns0:type="dxa" ns0:w="80"/>
+              <ns0:left ns0:type="dxa" ns0:w="120"/>
+              <ns0:bottom ns0:type="dxa" ns0:w="80"/>
+              <ns0:right ns0:type="dxa" ns0:w="120"/>
+            </ns0:tcMar>
+            <ns0:vAlign ns0:val="center"/>
+          </ns0:tcPr>
+          <ns0:p>
+            <ns0:pPr>
+              <ns0:spacing ns0:after="40" ns0:before="40"/>
+            </ns0:pPr>
+            <ns0:r>
+              <ns0:rPr>
+                <ns0:rFonts ns0:ascii="Arial" ns0:cs="Arial" ns0:eastAsia="Arial" ns0:hAnsi="Arial"/>
+                <ns0:b ns0:val="false"/>
+                <ns0:bCs ns0:val="false"/>
+                <ns0:color ns0:val="000000"/>
+                <ns0:sz ns0:val="18"/>
+                <ns0:szCs ns0:val="18"/>
+              </ns0:rPr>
               <ns0:t xml:space="preserve">25</ns0:t>
             </ns0:r>
           </ns0:p>
@@ -7381,6 +7656,78 @@
               <ns0:bottom ns0:val="single" ns0:color="CCCCCC" ns0:sz="1"/>
               <ns0:right ns0:val="single" ns0:color="CCCCCC" ns0:sz="1"/>
             </ns0:tcBorders>
+            <ns0:shd ns0:fill="FFFFFF" ns0:val="clear"/>
+            <ns0:tcMar>
+              <ns0:top ns0:type="dxa" ns0:w="80"/>
+              <ns0:left ns0:type="dxa" ns0:w="120"/>
+              <ns0:bottom ns0:type="dxa" ns0:w="80"/>
+              <ns0:right ns0:type="dxa" ns0:w="120"/>
+            </ns0:tcMar>
+            <ns0:vAlign ns0:val="center"/>
+          </ns0:tcPr>
+          <ns0:p>
+            <ns0:pPr>
+              <ns0:spacing ns0:after="40" ns0:before="40"/>
+            </ns0:pPr>
+            <ns0:r>
+              <ns0:rPr>
+                <ns0:rFonts ns0:ascii="Arial" ns0:cs="Arial" ns0:eastAsia="Arial" ns0:hAnsi="Arial"/>
+                <ns0:b ns0:val="false"/>
+                <ns0:bCs ns0:val="false"/>
+                <ns0:color ns0:val="000000"/>
+                <ns0:sz ns0:val="18"/>
+                <ns0:szCs ns0:val="18"/>
+              </ns0:rPr>
+              <ns0:t xml:space="preserve">Claim Daily Reward</ns0:t>
+            </ns0:r>
+          </ns0:p>
+        </ns0:tc>
+        <ns0:tc>
+          <ns0:tcPr>
+            <ns0:tcW ns0:type="dxa" ns0:w="5560"/>
+            <ns0:tcBorders>
+              <ns0:top ns0:val="single" ns0:color="CCCCCC" ns0:sz="1"/>
+              <ns0:left ns0:val="single" ns0:color="CCCCCC" ns0:sz="1"/>
+              <ns0:bottom ns0:val="single" ns0:color="CCCCCC" ns0:sz="1"/>
+              <ns0:right ns0:val="single" ns0:color="CCCCCC" ns0:sz="1"/>
+            </ns0:tcBorders>
+            <ns0:shd ns0:fill="FFFFFF" ns0:val="clear"/>
+            <ns0:tcMar>
+              <ns0:top ns0:type="dxa" ns0:w="80"/>
+              <ns0:left ns0:type="dxa" ns0:w="120"/>
+              <ns0:bottom ns0:type="dxa" ns0:w="80"/>
+              <ns0:right ns0:type="dxa" ns0:w="120"/>
+            </ns0:tcMar>
+            <ns0:vAlign ns0:val="center"/>
+          </ns0:tcPr>
+          <ns0:p>
+            <ns0:pPr>
+              <ns0:spacing ns0:after="40" ns0:before="40"/>
+            </ns0:pPr>
+            <ns0:r>
+              <ns0:rPr>
+                <ns0:rFonts ns0:ascii="Arial" ns0:cs="Arial" ns0:eastAsia="Arial" ns0:hAnsi="Arial"/>
+                <ns0:b ns0:val="false"/>
+                <ns0:bCs ns0:val="false"/>
+                <ns0:color ns0:val="000000"/>
+                <ns0:sz ns0:val="18"/>
+                <ns0:szCs ns0:val="18"/>
+              </ns0:rPr>
+              <ns0:t xml:space="preserve">Claims daily bonus for current account</ns0:t>
+            </ns0:r>
+          </ns0:p>
+        </ns0:tc>
+      </ns0:tr>
+      <ns0:tr>
+        <ns0:tc>
+          <ns0:tcPr>
+            <ns0:tcW ns0:type="dxa" ns0:w="500"/>
+            <ns0:tcBorders>
+              <ns0:top ns0:val="single" ns0:color="CCCCCC" ns0:sz="1"/>
+              <ns0:left ns0:val="single" ns0:color="CCCCCC" ns0:sz="1"/>
+              <ns0:bottom ns0:val="single" ns0:color="CCCCCC" ns0:sz="1"/>
+              <ns0:right ns0:val="single" ns0:color="CCCCCC" ns0:sz="1"/>
+            </ns0:tcBorders>
             <ns0:shd ns0:fill="F2F2F2" ns0:val="clear"/>
             <ns0:tcMar>
               <ns0:top ns0:type="dxa" ns0:w="80"/>
@@ -7403,7 +7750,42 @@
                 <ns0:sz ns0:val="18"/>
                 <ns0:szCs ns0:val="18"/>
               </ns0:rPr>
-              <ns0:t xml:space="preserve">Claim Daily Reward</ns0:t>
+              <ns0:t xml:space="preserve">26</ns0:t>
+            </ns0:r>
+          </ns0:p>
+        </ns0:tc>
+        <ns0:tc>
+          <ns0:tcPr>
+            <ns0:tcW ns0:type="dxa" ns0:w="3300"/>
+            <ns0:tcBorders>
+              <ns0:top ns0:val="single" ns0:color="CCCCCC" ns0:sz="1"/>
+              <ns0:left ns0:val="single" ns0:color="CCCCCC" ns0:sz="1"/>
+              <ns0:bottom ns0:val="single" ns0:color="CCCCCC" ns0:sz="1"/>
+              <ns0:right ns0:val="single" ns0:color="CCCCCC" ns0:sz="1"/>
+            </ns0:tcBorders>
+            <ns0:shd ns0:fill="F2F2F2" ns0:val="clear"/>
+            <ns0:tcMar>
+              <ns0:top ns0:type="dxa" ns0:w="80"/>
+              <ns0:left ns0:type="dxa" ns0:w="120"/>
+              <ns0:bottom ns0:type="dxa" ns0:w="80"/>
+              <ns0:right ns0:type="dxa" ns0:w="120"/>
+            </ns0:tcMar>
+            <ns0:vAlign ns0:val="center"/>
+          </ns0:tcPr>
+          <ns0:p>
+            <ns0:pPr>
+              <ns0:spacing ns0:after="40" ns0:before="40"/>
+            </ns0:pPr>
+            <ns0:r>
+              <ns0:rPr>
+                <ns0:rFonts ns0:ascii="Arial" ns0:cs="Arial" ns0:eastAsia="Arial" ns0:hAnsi="Arial"/>
+                <ns0:b ns0:val="false"/>
+                <ns0:bCs ns0:val="false"/>
+                <ns0:color ns0:val="000000"/>
+                <ns0:sz ns0:val="18"/>
+                <ns0:szCs ns0:val="18"/>
+              </ns0:rPr>
+              <ns0:t xml:space="preserve">Claim Daily Reward – All Accounts</ns0:t>
             </ns0:r>
           </ns0:p>
         </ns0:tc>
@@ -7438,7 +7820,7 @@
                 <ns0:sz ns0:val="18"/>
                 <ns0:szCs ns0:val="18"/>
               </ns0:rPr>
-              <ns0:t xml:space="preserve">Claims daily bonus for current account</ns0:t>
+              <ns0:t xml:space="preserve">Claims daily bonus for all play_enabled accounts</ns0:t>
             </ns0:r>
           </ns0:p>
         </ns0:tc>
@@ -7475,7 +7857,7 @@
                 <ns0:sz ns0:val="18"/>
                 <ns0:szCs ns0:val="18"/>
               </ns0:rPr>
-              <ns0:t xml:space="preserve">26</ns0:t>
+              <ns0:t xml:space="preserve">27</ns0:t>
             </ns0:r>
           </ns0:p>
         </ns0:tc>
@@ -7510,7 +7892,7 @@
                 <ns0:sz ns0:val="18"/>
                 <ns0:szCs ns0:val="18"/>
               </ns0:rPr>
-              <ns0:t xml:space="preserve">Claim Daily Reward – All Accounts</ns0:t>
+              <ns0:t xml:space="preserve">Refill Arena Stamina</ns0:t>
             </ns0:r>
           </ns0:p>
         </ns0:tc>
@@ -7545,7 +7927,7 @@
                 <ns0:sz ns0:val="18"/>
                 <ns0:szCs ns0:val="18"/>
               </ns0:rPr>
-              <ns0:t xml:space="preserve">Claims daily bonus for all play_enabled accounts</ns0:t>
+              <ns0:t xml:space="preserve">Buys stamina refill token for current account</ns0:t>
             </ns0:r>
           </ns0:p>
         </ns0:tc>
@@ -7560,29 +7942,29 @@
               <ns0:bottom ns0:val="single" ns0:color="CCCCCC" ns0:sz="1"/>
               <ns0:right ns0:val="single" ns0:color="CCCCCC" ns0:sz="1"/>
             </ns0:tcBorders>
-            <ns0:shd ns0:fill="FFFFFF" ns0:val="clear"/>
-            <ns0:tcMar>
-              <ns0:top ns0:type="dxa" ns0:w="80"/>
-              <ns0:left ns0:type="dxa" ns0:w="120"/>
-              <ns0:bottom ns0:type="dxa" ns0:w="80"/>
-              <ns0:right ns0:type="dxa" ns0:w="120"/>
-            </ns0:tcMar>
-            <ns0:vAlign ns0:val="center"/>
-          </ns0:tcPr>
-          <ns0:p>
-            <ns0:pPr>
-              <ns0:spacing ns0:after="40" ns0:before="40"/>
-            </ns0:pPr>
-            <ns0:r>
-              <ns0:rPr>
-                <ns0:rFonts ns0:ascii="Arial" ns0:cs="Arial" ns0:eastAsia="Arial" ns0:hAnsi="Arial"/>
-                <ns0:b ns0:val="false"/>
-                <ns0:bCs ns0:val="false"/>
-                <ns0:color ns0:val="000000"/>
-                <ns0:sz ns0:val="18"/>
-                <ns0:szCs ns0:val="18"/>
-              </ns0:rPr>
-              <ns0:t xml:space="preserve">27</ns0:t>
+            <ns0:shd ns0:fill="F2F2F2" ns0:val="clear"/>
+            <ns0:tcMar>
+              <ns0:top ns0:type="dxa" ns0:w="80"/>
+              <ns0:left ns0:type="dxa" ns0:w="120"/>
+              <ns0:bottom ns0:type="dxa" ns0:w="80"/>
+              <ns0:right ns0:type="dxa" ns0:w="120"/>
+            </ns0:tcMar>
+            <ns0:vAlign ns0:val="center"/>
+          </ns0:tcPr>
+          <ns0:p>
+            <ns0:pPr>
+              <ns0:spacing ns0:after="40" ns0:before="40"/>
+            </ns0:pPr>
+            <ns0:r>
+              <ns0:rPr>
+                <ns0:rFonts ns0:ascii="Arial" ns0:cs="Arial" ns0:eastAsia="Arial" ns0:hAnsi="Arial"/>
+                <ns0:b ns0:val="false"/>
+                <ns0:bCs ns0:val="false"/>
+                <ns0:color ns0:val="000000"/>
+                <ns0:sz ns0:val="18"/>
+                <ns0:szCs ns0:val="18"/>
+              </ns0:rPr>
+              <ns0:t xml:space="preserve">28</ns0:t>
             </ns0:r>
           </ns0:p>
         </ns0:tc>
@@ -7595,29 +7977,29 @@
               <ns0:bottom ns0:val="single" ns0:color="CCCCCC" ns0:sz="1"/>
               <ns0:right ns0:val="single" ns0:color="CCCCCC" ns0:sz="1"/>
             </ns0:tcBorders>
-            <ns0:shd ns0:fill="FFFFFF" ns0:val="clear"/>
-            <ns0:tcMar>
-              <ns0:top ns0:type="dxa" ns0:w="80"/>
-              <ns0:left ns0:type="dxa" ns0:w="120"/>
-              <ns0:bottom ns0:type="dxa" ns0:w="80"/>
-              <ns0:right ns0:type="dxa" ns0:w="120"/>
-            </ns0:tcMar>
-            <ns0:vAlign ns0:val="center"/>
-          </ns0:tcPr>
-          <ns0:p>
-            <ns0:pPr>
-              <ns0:spacing ns0:after="40" ns0:before="40"/>
-            </ns0:pPr>
-            <ns0:r>
-              <ns0:rPr>
-                <ns0:rFonts ns0:ascii="Arial" ns0:cs="Arial" ns0:eastAsia="Arial" ns0:hAnsi="Arial"/>
-                <ns0:b ns0:val="false"/>
-                <ns0:bCs ns0:val="false"/>
-                <ns0:color ns0:val="000000"/>
-                <ns0:sz ns0:val="18"/>
-                <ns0:szCs ns0:val="18"/>
-              </ns0:rPr>
-              <ns0:t xml:space="preserve">Refill Arena Stamina</ns0:t>
+            <ns0:shd ns0:fill="F2F2F2" ns0:val="clear"/>
+            <ns0:tcMar>
+              <ns0:top ns0:type="dxa" ns0:w="80"/>
+              <ns0:left ns0:type="dxa" ns0:w="120"/>
+              <ns0:bottom ns0:type="dxa" ns0:w="80"/>
+              <ns0:right ns0:type="dxa" ns0:w="120"/>
+            </ns0:tcMar>
+            <ns0:vAlign ns0:val="center"/>
+          </ns0:tcPr>
+          <ns0:p>
+            <ns0:pPr>
+              <ns0:spacing ns0:after="40" ns0:before="40"/>
+            </ns0:pPr>
+            <ns0:r>
+              <ns0:rPr>
+                <ns0:rFonts ns0:ascii="Arial" ns0:cs="Arial" ns0:eastAsia="Arial" ns0:hAnsi="Arial"/>
+                <ns0:b ns0:val="false"/>
+                <ns0:bCs ns0:val="false"/>
+                <ns0:color ns0:val="000000"/>
+                <ns0:sz ns0:val="18"/>
+                <ns0:szCs ns0:val="18"/>
+              </ns0:rPr>
+              <ns0:t xml:space="preserve">Auto: Event + Quest Mission + Arena</ns0:t>
             </ns0:r>
           </ns0:p>
         </ns0:tc>
@@ -7630,114 +8012,7 @@
               <ns0:bottom ns0:val="single" ns0:color="CCCCCC" ns0:sz="1"/>
               <ns0:right ns0:val="single" ns0:color="CCCCCC" ns0:sz="1"/>
             </ns0:tcBorders>
-            <ns0:shd ns0:fill="FFFFFF" ns0:val="clear"/>
-            <ns0:tcMar>
-              <ns0:top ns0:type="dxa" ns0:w="80"/>
-              <ns0:left ns0:type="dxa" ns0:w="120"/>
-              <ns0:bottom ns0:type="dxa" ns0:w="80"/>
-              <ns0:right ns0:type="dxa" ns0:w="120"/>
-            </ns0:tcMar>
-            <ns0:vAlign ns0:val="center"/>
-          </ns0:tcPr>
-          <ns0:p>
-            <ns0:pPr>
-              <ns0:spacing ns0:after="40" ns0:before="40"/>
-            </ns0:pPr>
-            <ns0:r>
-              <ns0:rPr>
-                <ns0:rFonts ns0:ascii="Arial" ns0:cs="Arial" ns0:eastAsia="Arial" ns0:hAnsi="Arial"/>
-                <ns0:b ns0:val="false"/>
-                <ns0:bCs ns0:val="false"/>
-                <ns0:color ns0:val="000000"/>
-                <ns0:sz ns0:val="18"/>
-                <ns0:szCs ns0:val="18"/>
-              </ns0:rPr>
-              <ns0:t xml:space="preserve">Buys stamina refill token for current account</ns0:t>
-            </ns0:r>
-          </ns0:p>
-        </ns0:tc>
-      </ns0:tr>
-      <ns0:tr>
-        <ns0:tc>
-          <ns0:tcPr>
-            <ns0:tcW ns0:type="dxa" ns0:w="500"/>
-            <ns0:tcBorders>
-              <ns0:top ns0:val="single" ns0:color="CCCCCC" ns0:sz="1"/>
-              <ns0:left ns0:val="single" ns0:color="CCCCCC" ns0:sz="1"/>
-              <ns0:bottom ns0:val="single" ns0:color="CCCCCC" ns0:sz="1"/>
-              <ns0:right ns0:val="single" ns0:color="CCCCCC" ns0:sz="1"/>
-            </ns0:tcBorders>
-            <ns0:shd ns0:fill="FFFFFF" ns0:val="clear"/>
-            <ns0:tcMar>
-              <ns0:top ns0:type="dxa" ns0:w="80"/>
-              <ns0:left ns0:type="dxa" ns0:w="120"/>
-              <ns0:bottom ns0:type="dxa" ns0:w="80"/>
-              <ns0:right ns0:type="dxa" ns0:w="120"/>
-            </ns0:tcMar>
-            <ns0:vAlign ns0:val="center"/>
-          </ns0:tcPr>
-          <ns0:p>
-            <ns0:pPr>
-              <ns0:spacing ns0:after="40" ns0:before="40"/>
-            </ns0:pPr>
-            <ns0:r>
-              <ns0:rPr>
-                <ns0:rFonts ns0:ascii="Arial" ns0:cs="Arial" ns0:eastAsia="Arial" ns0:hAnsi="Arial"/>
-                <ns0:b ns0:val="false"/>
-                <ns0:bCs ns0:val="false"/>
-                <ns0:color ns0:val="000000"/>
-                <ns0:sz ns0:val="18"/>
-                <ns0:szCs ns0:val="18"/>
-              </ns0:rPr>
-              <ns0:t xml:space="preserve">28</ns0:t>
-            </ns0:r>
-          </ns0:p>
-        </ns0:tc>
-        <ns0:tc>
-          <ns0:tcPr>
-            <ns0:tcW ns0:type="dxa" ns0:w="3300"/>
-            <ns0:tcBorders>
-              <ns0:top ns0:val="single" ns0:color="CCCCCC" ns0:sz="1"/>
-              <ns0:left ns0:val="single" ns0:color="CCCCCC" ns0:sz="1"/>
-              <ns0:bottom ns0:val="single" ns0:color="CCCCCC" ns0:sz="1"/>
-              <ns0:right ns0:val="single" ns0:color="CCCCCC" ns0:sz="1"/>
-            </ns0:tcBorders>
-            <ns0:shd ns0:fill="FFFFFF" ns0:val="clear"/>
-            <ns0:tcMar>
-              <ns0:top ns0:type="dxa" ns0:w="80"/>
-              <ns0:left ns0:type="dxa" ns0:w="120"/>
-              <ns0:bottom ns0:type="dxa" ns0:w="80"/>
-              <ns0:right ns0:type="dxa" ns0:w="120"/>
-            </ns0:tcMar>
-            <ns0:vAlign ns0:val="center"/>
-          </ns0:tcPr>
-          <ns0:p>
-            <ns0:pPr>
-              <ns0:spacing ns0:after="40" ns0:before="40"/>
-            </ns0:pPr>
-            <ns0:r>
-              <ns0:rPr>
-                <ns0:rFonts ns0:ascii="Arial" ns0:cs="Arial" ns0:eastAsia="Arial" ns0:hAnsi="Arial"/>
-                <ns0:b ns0:val="false"/>
-                <ns0:bCs ns0:val="false"/>
-                <ns0:color ns0:val="000000"/>
-                <ns0:sz ns0:val="18"/>
-                <ns0:szCs ns0:val="18"/>
-              </ns0:rPr>
-              <ns0:t xml:space="preserve">Auto: Event + Quest Mission + Arena</ns0:t>
-            </ns0:r>
-          </ns0:p>
-        </ns0:tc>
-        <ns0:tc>
-          <ns0:tcPr>
-            <ns0:tcW ns0:type="dxa" ns0:w="5560"/>
-            <ns0:tcBorders>
-              <ns0:top ns0:val="single" ns0:color="CCCCCC" ns0:sz="1"/>
-              <ns0:left ns0:val="single" ns0:color="CCCCCC" ns0:sz="1"/>
-              <ns0:bottom ns0:val="single" ns0:color="CCCCCC" ns0:sz="1"/>
-              <ns0:right ns0:val="single" ns0:color="CCCCCC" ns0:sz="1"/>
-            </ns0:tcBorders>
-            <ns0:shd ns0:fill="FFFFFF" ns0:val="clear"/>
+            <ns0:shd ns0:fill="F2F2F2" ns0:val="clear"/>
             <ns0:tcMar>
               <ns0:top ns0:type="dxa" ns0:w="80"/>
               <ns0:left ns0:type="dxa" ns0:w="120"/>
@@ -17711,14 +17986,9 @@
     <ns0:p>
       <ns0:pPr>
         <ns0:pStyle ns0:val="ListParagraph"/>
-        <ns0:pStyle ns0:val="ListParagraph"/>
         <ns0:numPr>
           <ns0:ilvl ns0:val="0"/>
           <ns0:numId ns0:val="1"/>
-        </ns0:numPr>
-        <ns0:numPr>
-          <ns0:ilvl ns0:val="0"/>
-          <ns0:numId ns0:val="2"/>
         </ns0:numPr>
         <ns0:spacing ns0:after="40" ns0:before="40"/>
       </ns0:pPr>
@@ -17734,14 +18004,9 @@
     <ns0:p>
       <ns0:pPr>
         <ns0:pStyle ns0:val="ListParagraph"/>
-        <ns0:pStyle ns0:val="ListParagraph"/>
         <ns0:numPr>
           <ns0:ilvl ns0:val="0"/>
           <ns0:numId ns0:val="1"/>
-        </ns0:numPr>
-        <ns0:numPr>
-          <ns0:ilvl ns0:val="0"/>
-          <ns0:numId ns0:val="2"/>
         </ns0:numPr>
         <ns0:spacing ns0:after="40" ns0:before="40"/>
       </ns0:pPr>
@@ -17757,14 +18022,9 @@
     <ns0:p>
       <ns0:pPr>
         <ns0:pStyle ns0:val="ListParagraph"/>
-        <ns0:pStyle ns0:val="ListParagraph"/>
         <ns0:numPr>
           <ns0:ilvl ns0:val="0"/>
           <ns0:numId ns0:val="1"/>
-        </ns0:numPr>
-        <ns0:numPr>
-          <ns0:ilvl ns0:val="0"/>
-          <ns0:numId ns0:val="2"/>
         </ns0:numPr>
         <ns0:spacing ns0:after="40" ns0:before="40"/>
       </ns0:pPr>
@@ -17780,14 +18040,9 @@
     <ns0:p>
       <ns0:pPr>
         <ns0:pStyle ns0:val="ListParagraph"/>
-        <ns0:pStyle ns0:val="ListParagraph"/>
         <ns0:numPr>
           <ns0:ilvl ns0:val="0"/>
           <ns0:numId ns0:val="1"/>
-        </ns0:numPr>
-        <ns0:numPr>
-          <ns0:ilvl ns0:val="0"/>
-          <ns0:numId ns0:val="2"/>
         </ns0:numPr>
         <ns0:spacing ns0:after="40" ns0:before="40"/>
       </ns0:pPr>
@@ -20823,20 +21078,17 @@
     </ns0:p>
     <ns0:p>
       <ns0:pPr>
-        <ns0:pStyle ns0:val="Heading1"/>
-        <ns0:pBdr>
-          <ns0:bottom ns0:val="single" ns0:color="2E75B6" ns0:sz="6" ns0:space="1"/>
-        </ns0:pBdr>
-        <ns0:spacing ns0:after="120" ns0:before="360"/>
+        <ns0:pStyle ns0:val="Heading2"/>
+        <ns0:spacing ns0:after="80" ns0:before="240"/>
       </ns0:pPr>
       <ns0:r>
         <ns0:rPr>
           <ns0:rFonts ns0:ascii="Arial" ns0:cs="Arial" ns0:eastAsia="Arial" ns0:hAnsi="Arial"/>
           <ns0:b/>
           <ns0:bCs/>
-          <ns0:color ns0:val="1F4E79"/>
-          <ns0:sz ns0:val="32"/>
-          <ns0:szCs ns0:val="32"/>
+          <ns0:color ns0:val="2E75B6"/>
+          <ns0:sz ns0:val="26"/>
+          <ns0:szCs ns0:val="26"/>
         </ns0:rPr>
         <ns0:t xml:space="preserve">12.1 Placement Brawl (Special Event)</ns0:t>
       </ns0:r>
@@ -20869,13 +21121,20 @@
     </ns0:p>
     <ns0:p>
       <ns0:pPr>
-        <ns0:spacing ns0:after="160" ns0:before="0"/>
+        <ns0:pStyle ns0:val="Heading1"/>
+        <ns0:pBdr>
+          <ns0:bottom ns0:val="single" ns0:color="2E75B6" ns0:sz="6" ns0:space="1"/>
+        </ns0:pBdr>
+        <ns0:spacing ns0:after="120" ns0:before="360"/>
       </ns0:pPr>
       <ns0:r>
         <ns0:rPr>
           <ns0:rFonts ns0:ascii="Arial" ns0:cs="Arial" ns0:eastAsia="Arial" ns0:hAnsi="Arial"/>
-          <ns0:sz ns0:val="18"/>
-          <ns0:szCs ns0:val="18"/>
+          <ns0:b/>
+          <ns0:bCs/>
+          <ns0:color ns0:val="1F4E79"/>
+          <ns0:sz ns0:val="32"/>
+          <ns0:szCs ns0:val="32"/>
         </ns0:rPr>
         <ns0:t xml:space="preserve">13. Raid Event (F → 9 &amp; 10)</ns0:t>
       </ns0:r>
@@ -27855,6 +28114,19 @@
           <ns0:szCs ns0:val="20"/>
         </ns0:rPr>
         <ns0:t xml:space="preserve">Option 19 (All Accounts) runs cleanup for all play_enabled accounts with auto_confirm=True — no per-account confirmation prompt.</ns0:t>
+      </ns0:r>
+    </ns0:p>
+    <ns0:p>
+      <ns0:pPr>
+        <ns0:spacing ns0:after="60" ns0:before="60"/>
+      </ns0:pPr>
+      <ns0:r>
+        <ns0:rPr>
+          <ns0:rFonts ns0:ascii="Arial" ns0:cs="Arial" ns0:eastAsia="Arial" ns0:hAnsi="Arial"/>
+          <ns0:sz ns0:val="20"/>
+          <ns0:szCs ns0:val="20"/>
+        </ns0:rPr>
+        <ns0:t xml:space="preserve">outdatedIDs.txt is written atomically (backup outdatedIDs.txt.bak, temp file + os.replace), so a crash or dropped connection cannot leave a truncated file. Every change (manual add/remove, automatic removal of equipped cards) is logged to export/outdatedIDs_log.txt.</ns0:t>
       </ns0:r>
     </ns0:p>
     <ns0:p>
@@ -28519,6 +28791,4266 @@
     </ns0:p>
     <ns0:p>
       <ns0:pPr>
+        <ns0:pStyle ns0:val="Heading1"/>
+        <ns0:pBdr>
+          <ns0:bottom ns0:val="single" ns0:color="2E75B6" ns0:sz="6" ns0:space="1"/>
+        </ns0:pBdr>
+        <ns0:spacing ns0:after="120" ns0:before="360"/>
+      </ns0:pPr>
+      <ns0:r>
+        <ns0:rPr>
+          <ns0:rFonts ns0:ascii="Arial" ns0:cs="Arial" ns0:eastAsia="Arial" ns0:hAnsi="Arial"/>
+          <ns0:b/>
+          <ns0:bCs/>
+          <ns0:color ns0:val="1F4E79"/>
+          <ns0:sz ns0:val="32"/>
+          <ns0:szCs ns0:val="32"/>
+        </ns0:rPr>
+        <ns0:t xml:space="preserve">28. PvP Challenge System (F → 15 / 18 / 19 / 20 / 24 / 28 / 29)</ns0:t>
+      </ns0:r>
+    </ns0:p>
+    <ns0:p>
+      <ns0:pPr>
+        <ns0:spacing ns0:after="60" ns0:before="60"/>
+      </ns0:pPr>
+      <ns0:r>
+        <ns0:rPr>
+          <ns0:rFonts ns0:ascii="Arial" ns0:cs="Arial" ns0:eastAsia="Arial" ns0:hAnsi="Arial"/>
+          <ns0:sz ns0:val="20"/>
+          <ns0:szCs ns0:val="20"/>
+        </ns0:rPr>
+        <ns0:t xml:space="preserve">Before each arena session the Slot 1 deck is adapted to the currently active PvP Challenge step and restored afterwards (always, via finally). The card play order is NOT influenced: TUO (flexible sim) decides which card is played; keys such as play_first in the challenge tables are informational only. Time-limited challenges are checked before all permanent ones.</ns0:t>
+      </ns0:r>
+    </ns0:p>
+    <ns0:p>
+      <ns0:pPr>
+        <ns0:pStyle ns0:val="Heading2"/>
+        <ns0:spacing ns0:after="80" ns0:before="240"/>
+      </ns0:pPr>
+      <ns0:r>
+        <ns0:rPr>
+          <ns0:rFonts ns0:ascii="Arial" ns0:cs="Arial" ns0:eastAsia="Arial" ns0:hAnsi="Arial"/>
+          <ns0:b/>
+          <ns0:bCs/>
+          <ns0:color ns0:val="2E75B6"/>
+          <ns0:sz ns0:val="26"/>
+          <ns0:szCs ns0:val="26"/>
+        </ns0:rPr>
+        <ns0:t xml:space="preserve">28.1 Challenge Priority</ns0:t>
+      </ns0:r>
+    </ns0:p>
+    <ns0:tbl>
+      <ns0:tblPr>
+        <ns0:tblW ns0:type="dxa" ns0:w="9360"/>
+        <ns0:tblBorders>
+          <ns0:top ns0:val="single" ns0:color="auto" ns0:sz="4"/>
+          <ns0:left ns0:val="single" ns0:color="auto" ns0:sz="4"/>
+          <ns0:bottom ns0:val="single" ns0:color="auto" ns0:sz="4"/>
+          <ns0:right ns0:val="single" ns0:color="auto" ns0:sz="4"/>
+          <ns0:insideH ns0:val="single" ns0:color="auto" ns0:sz="4"/>
+          <ns0:insideV ns0:val="single" ns0:color="auto" ns0:sz="4"/>
+        </ns0:tblBorders>
+      </ns0:tblPr>
+      <ns0:tblGrid>
+        <ns0:gridCol ns0:w="500"/>
+        <ns0:gridCol ns0:w="3300"/>
+        <ns0:gridCol ns0:w="5560"/>
+      </ns0:tblGrid>
+      <ns0:tr>
+        <ns0:trPr>
+          <ns0:cantSplit/>
+          <ns0:tblHeader/>
+        </ns0:trPr>
+        <ns0:tc>
+          <ns0:tcPr>
+            <ns0:tcW ns0:type="dxa" ns0:w="500"/>
+            <ns0:tcBorders>
+              <ns0:top ns0:val="single" ns0:color="CCCCCC" ns0:sz="1"/>
+              <ns0:left ns0:val="single" ns0:color="CCCCCC" ns0:sz="1"/>
+              <ns0:bottom ns0:val="single" ns0:color="CCCCCC" ns0:sz="1"/>
+              <ns0:right ns0:val="single" ns0:color="CCCCCC" ns0:sz="1"/>
+            </ns0:tcBorders>
+            <ns0:shd ns0:fill="2E75B6" ns0:val="clear"/>
+            <ns0:tcMar>
+              <ns0:top ns0:type="dxa" ns0:w="80"/>
+              <ns0:left ns0:type="dxa" ns0:w="120"/>
+              <ns0:bottom ns0:type="dxa" ns0:w="80"/>
+              <ns0:right ns0:type="dxa" ns0:w="120"/>
+            </ns0:tcMar>
+            <ns0:vAlign ns0:val="center"/>
+          </ns0:tcPr>
+          <ns0:p>
+            <ns0:pPr>
+              <ns0:spacing ns0:after="40" ns0:before="40"/>
+            </ns0:pPr>
+            <ns0:r>
+              <ns0:rPr>
+                <ns0:rFonts ns0:ascii="Arial" ns0:cs="Arial" ns0:eastAsia="Arial" ns0:hAnsi="Arial"/>
+                <ns0:b/>
+                <ns0:bCs/>
+                <ns0:color ns0:val="FFFFFF"/>
+                <ns0:sz ns0:val="18"/>
+                <ns0:szCs ns0:val="18"/>
+              </ns0:rPr>
+              <ns0:t xml:space="preserve">#</ns0:t>
+            </ns0:r>
+          </ns0:p>
+        </ns0:tc>
+        <ns0:tc>
+          <ns0:tcPr>
+            <ns0:tcW ns0:type="dxa" ns0:w="3300"/>
+            <ns0:tcBorders>
+              <ns0:top ns0:val="single" ns0:color="CCCCCC" ns0:sz="1"/>
+              <ns0:left ns0:val="single" ns0:color="CCCCCC" ns0:sz="1"/>
+              <ns0:bottom ns0:val="single" ns0:color="CCCCCC" ns0:sz="1"/>
+              <ns0:right ns0:val="single" ns0:color="CCCCCC" ns0:sz="1"/>
+            </ns0:tcBorders>
+            <ns0:shd ns0:fill="2E75B6" ns0:val="clear"/>
+            <ns0:tcMar>
+              <ns0:top ns0:type="dxa" ns0:w="80"/>
+              <ns0:left ns0:type="dxa" ns0:w="120"/>
+              <ns0:bottom ns0:type="dxa" ns0:w="80"/>
+              <ns0:right ns0:type="dxa" ns0:w="120"/>
+            </ns0:tcMar>
+            <ns0:vAlign ns0:val="center"/>
+          </ns0:tcPr>
+          <ns0:p>
+            <ns0:pPr>
+              <ns0:spacing ns0:after="40" ns0:before="40"/>
+            </ns0:pPr>
+            <ns0:r>
+              <ns0:rPr>
+                <ns0:rFonts ns0:ascii="Arial" ns0:cs="Arial" ns0:eastAsia="Arial" ns0:hAnsi="Arial"/>
+                <ns0:b/>
+                <ns0:bCs/>
+                <ns0:color ns0:val="FFFFFF"/>
+                <ns0:sz ns0:val="18"/>
+                <ns0:szCs ns0:val="18"/>
+              </ns0:rPr>
+              <ns0:t xml:space="preserve">Challenge</ns0:t>
+            </ns0:r>
+          </ns0:p>
+        </ns0:tc>
+        <ns0:tc>
+          <ns0:tcPr>
+            <ns0:tcW ns0:type="dxa" ns0:w="5560"/>
+            <ns0:tcBorders>
+              <ns0:top ns0:val="single" ns0:color="CCCCCC" ns0:sz="1"/>
+              <ns0:left ns0:val="single" ns0:color="CCCCCC" ns0:sz="1"/>
+              <ns0:bottom ns0:val="single" ns0:color="CCCCCC" ns0:sz="1"/>
+              <ns0:right ns0:val="single" ns0:color="CCCCCC" ns0:sz="1"/>
+            </ns0:tcBorders>
+            <ns0:shd ns0:fill="2E75B6" ns0:val="clear"/>
+            <ns0:tcMar>
+              <ns0:top ns0:type="dxa" ns0:w="80"/>
+              <ns0:left ns0:type="dxa" ns0:w="120"/>
+              <ns0:bottom ns0:type="dxa" ns0:w="80"/>
+              <ns0:right ns0:type="dxa" ns0:w="120"/>
+            </ns0:tcMar>
+            <ns0:vAlign ns0:val="center"/>
+          </ns0:tcPr>
+          <ns0:p>
+            <ns0:pPr>
+              <ns0:spacing ns0:after="40" ns0:before="40"/>
+            </ns0:pPr>
+            <ns0:r>
+              <ns0:rPr>
+                <ns0:rFonts ns0:ascii="Arial" ns0:cs="Arial" ns0:eastAsia="Arial" ns0:hAnsi="Arial"/>
+                <ns0:b/>
+                <ns0:bCs/>
+                <ns0:color ns0:val="FFFFFF"/>
+                <ns0:sz ns0:val="18"/>
+                <ns0:szCs ns0:val="18"/>
+              </ns0:rPr>
+              <ns0:t xml:space="preserve">Notes</ns0:t>
+            </ns0:r>
+          </ns0:p>
+        </ns0:tc>
+      </ns0:tr>
+      <ns0:tr>
+        <ns0:trPr>
+          <ns0:cantSplit/>
+        </ns0:trPr>
+        <ns0:tc>
+          <ns0:tcPr>
+            <ns0:tcW ns0:type="dxa" ns0:w="500"/>
+            <ns0:tcBorders>
+              <ns0:top ns0:val="single" ns0:color="CCCCCC" ns0:sz="1"/>
+              <ns0:left ns0:val="single" ns0:color="CCCCCC" ns0:sz="1"/>
+              <ns0:bottom ns0:val="single" ns0:color="CCCCCC" ns0:sz="1"/>
+              <ns0:right ns0:val="single" ns0:color="CCCCCC" ns0:sz="1"/>
+            </ns0:tcBorders>
+            <ns0:shd ns0:fill="FFFFFF" ns0:val="clear"/>
+            <ns0:tcMar>
+              <ns0:top ns0:type="dxa" ns0:w="80"/>
+              <ns0:left ns0:type="dxa" ns0:w="120"/>
+              <ns0:bottom ns0:type="dxa" ns0:w="80"/>
+              <ns0:right ns0:type="dxa" ns0:w="120"/>
+            </ns0:tcMar>
+            <ns0:vAlign ns0:val="center"/>
+          </ns0:tcPr>
+          <ns0:p>
+            <ns0:pPr>
+              <ns0:spacing ns0:after="40" ns0:before="40"/>
+            </ns0:pPr>
+            <ns0:r>
+              <ns0:rPr>
+                <ns0:rFonts ns0:ascii="Arial" ns0:cs="Arial" ns0:eastAsia="Arial" ns0:hAnsi="Arial"/>
+                <ns0:b ns0:val="false"/>
+                <ns0:bCs ns0:val="false"/>
+                <ns0:color ns0:val="000000"/>
+                <ns0:sz ns0:val="18"/>
+                <ns0:szCs ns0:val="18"/>
+              </ns0:rPr>
+              <ns0:t xml:space="preserve">1</ns0:t>
+            </ns0:r>
+          </ns0:p>
+        </ns0:tc>
+        <ns0:tc>
+          <ns0:tcPr>
+            <ns0:tcW ns0:type="dxa" ns0:w="3300"/>
+            <ns0:tcBorders>
+              <ns0:top ns0:val="single" ns0:color="CCCCCC" ns0:sz="1"/>
+              <ns0:left ns0:val="single" ns0:color="CCCCCC" ns0:sz="1"/>
+              <ns0:bottom ns0:val="single" ns0:color="CCCCCC" ns0:sz="1"/>
+              <ns0:right ns0:val="single" ns0:color="CCCCCC" ns0:sz="1"/>
+            </ns0:tcBorders>
+            <ns0:shd ns0:fill="FFFFFF" ns0:val="clear"/>
+            <ns0:tcMar>
+              <ns0:top ns0:type="dxa" ns0:w="80"/>
+              <ns0:left ns0:type="dxa" ns0:w="120"/>
+              <ns0:bottom ns0:type="dxa" ns0:w="80"/>
+              <ns0:right ns0:type="dxa" ns0:w="120"/>
+            </ns0:tcMar>
+            <ns0:vAlign ns0:val="center"/>
+          </ns0:tcPr>
+          <ns0:p>
+            <ns0:pPr>
+              <ns0:spacing ns0:after="40" ns0:before="40"/>
+            </ns0:pPr>
+            <ns0:r>
+              <ns0:rPr>
+                <ns0:rFonts ns0:ascii="Arial" ns0:cs="Arial" ns0:eastAsia="Arial" ns0:hAnsi="Arial"/>
+                <ns0:b ns0:val="false"/>
+                <ns0:bCs ns0:val="false"/>
+                <ns0:color ns0:val="000000"/>
+                <ns0:sz ns0:val="18"/>
+                <ns0:szCs ns0:val="18"/>
+              </ns0:rPr>
+              <ns0:t xml:space="preserve">Living Mirrors PVP Challenge</ns0:t>
+            </ns0:r>
+          </ns0:p>
+        </ns0:tc>
+        <ns0:tc>
+          <ns0:tcPr>
+            <ns0:tcW ns0:type="dxa" ns0:w="5560"/>
+            <ns0:tcBorders>
+              <ns0:top ns0:val="single" ns0:color="CCCCCC" ns0:sz="1"/>
+              <ns0:left ns0:val="single" ns0:color="CCCCCC" ns0:sz="1"/>
+              <ns0:bottom ns0:val="single" ns0:color="CCCCCC" ns0:sz="1"/>
+              <ns0:right ns0:val="single" ns0:color="CCCCCC" ns0:sz="1"/>
+            </ns0:tcBorders>
+            <ns0:shd ns0:fill="FFFFFF" ns0:val="clear"/>
+            <ns0:tcMar>
+              <ns0:top ns0:type="dxa" ns0:w="80"/>
+              <ns0:left ns0:type="dxa" ns0:w="120"/>
+              <ns0:bottom ns0:type="dxa" ns0:w="80"/>
+              <ns0:right ns0:type="dxa" ns0:w="120"/>
+            </ns0:tcMar>
+            <ns0:vAlign ns0:val="center"/>
+          </ns0:tcPr>
+          <ns0:p>
+            <ns0:pPr>
+              <ns0:spacing ns0:after="40" ns0:before="40"/>
+            </ns0:pPr>
+            <ns0:r>
+              <ns0:rPr>
+                <ns0:rFonts ns0:ascii="Arial" ns0:cs="Arial" ns0:eastAsia="Arial" ns0:hAnsi="Arial"/>
+                <ns0:b ns0:val="false"/>
+                <ns0:bCs ns0:val="false"/>
+                <ns0:color ns0:val="000000"/>
+                <ns0:sz ns0:val="18"/>
+                <ns0:szCs ns0:val="18"/>
+              </ns0:rPr>
+              <ns0:t xml:space="preserve">15 steps; Oct 27 – Nov 24, 2026; only used while end_time is in the future (always first)</ns0:t>
+            </ns0:r>
+          </ns0:p>
+        </ns0:tc>
+      </ns0:tr>
+      <ns0:tr>
+        <ns0:trPr>
+          <ns0:cantSplit/>
+        </ns0:trPr>
+        <ns0:tc>
+          <ns0:tcPr>
+            <ns0:tcW ns0:type="dxa" ns0:w="500"/>
+            <ns0:tcBorders>
+              <ns0:top ns0:val="single" ns0:color="CCCCCC" ns0:sz="1"/>
+              <ns0:left ns0:val="single" ns0:color="CCCCCC" ns0:sz="1"/>
+              <ns0:bottom ns0:val="single" ns0:color="CCCCCC" ns0:sz="1"/>
+              <ns0:right ns0:val="single" ns0:color="CCCCCC" ns0:sz="1"/>
+            </ns0:tcBorders>
+            <ns0:shd ns0:fill="F2F2F2" ns0:val="clear"/>
+            <ns0:tcMar>
+              <ns0:top ns0:type="dxa" ns0:w="80"/>
+              <ns0:left ns0:type="dxa" ns0:w="120"/>
+              <ns0:bottom ns0:type="dxa" ns0:w="80"/>
+              <ns0:right ns0:type="dxa" ns0:w="120"/>
+            </ns0:tcMar>
+            <ns0:vAlign ns0:val="center"/>
+          </ns0:tcPr>
+          <ns0:p>
+            <ns0:pPr>
+              <ns0:spacing ns0:after="40" ns0:before="40"/>
+            </ns0:pPr>
+            <ns0:r>
+              <ns0:rPr>
+                <ns0:rFonts ns0:ascii="Arial" ns0:cs="Arial" ns0:eastAsia="Arial" ns0:hAnsi="Arial"/>
+                <ns0:b ns0:val="false"/>
+                <ns0:bCs ns0:val="false"/>
+                <ns0:color ns0:val="000000"/>
+                <ns0:sz ns0:val="18"/>
+                <ns0:szCs ns0:val="18"/>
+              </ns0:rPr>
+              <ns0:t xml:space="preserve">2</ns0:t>
+            </ns0:r>
+          </ns0:p>
+        </ns0:tc>
+        <ns0:tc>
+          <ns0:tcPr>
+            <ns0:tcW ns0:type="dxa" ns0:w="3300"/>
+            <ns0:tcBorders>
+              <ns0:top ns0:val="single" ns0:color="CCCCCC" ns0:sz="1"/>
+              <ns0:left ns0:val="single" ns0:color="CCCCCC" ns0:sz="1"/>
+              <ns0:bottom ns0:val="single" ns0:color="CCCCCC" ns0:sz="1"/>
+              <ns0:right ns0:val="single" ns0:color="CCCCCC" ns0:sz="1"/>
+            </ns0:tcBorders>
+            <ns0:shd ns0:fill="F2F2F2" ns0:val="clear"/>
+            <ns0:tcMar>
+              <ns0:top ns0:type="dxa" ns0:w="80"/>
+              <ns0:left ns0:type="dxa" ns0:w="120"/>
+              <ns0:bottom ns0:type="dxa" ns0:w="80"/>
+              <ns0:right ns0:type="dxa" ns0:w="120"/>
+            </ns0:tcMar>
+            <ns0:vAlign ns0:val="center"/>
+          </ns0:tcPr>
+          <ns0:p>
+            <ns0:pPr>
+              <ns0:spacing ns0:after="40" ns0:before="40"/>
+            </ns0:pPr>
+            <ns0:r>
+              <ns0:rPr>
+                <ns0:rFonts ns0:ascii="Arial" ns0:cs="Arial" ns0:eastAsia="Arial" ns0:hAnsi="Arial"/>
+                <ns0:b ns0:val="false"/>
+                <ns0:bCs ns0:val="false"/>
+                <ns0:color ns0:val="000000"/>
+                <ns0:sz ns0:val="18"/>
+                <ns0:szCs ns0:val="18"/>
+              </ns0:rPr>
+              <ns0:t xml:space="preserve">Forever Loyal PVP Challenge</ns0:t>
+            </ns0:r>
+          </ns0:p>
+        </ns0:tc>
+        <ns0:tc>
+          <ns0:tcPr>
+            <ns0:tcW ns0:type="dxa" ns0:w="5560"/>
+            <ns0:tcBorders>
+              <ns0:top ns0:val="single" ns0:color="CCCCCC" ns0:sz="1"/>
+              <ns0:left ns0:val="single" ns0:color="CCCCCC" ns0:sz="1"/>
+              <ns0:bottom ns0:val="single" ns0:color="CCCCCC" ns0:sz="1"/>
+              <ns0:right ns0:val="single" ns0:color="CCCCCC" ns0:sz="1"/>
+            </ns0:tcBorders>
+            <ns0:shd ns0:fill="F2F2F2" ns0:val="clear"/>
+            <ns0:tcMar>
+              <ns0:top ns0:type="dxa" ns0:w="80"/>
+              <ns0:left ns0:type="dxa" ns0:w="120"/>
+              <ns0:bottom ns0:type="dxa" ns0:w="80"/>
+              <ns0:right ns0:type="dxa" ns0:w="120"/>
+            </ns0:tcMar>
+            <ns0:vAlign ns0:val="center"/>
+          </ns0:tcPr>
+          <ns0:p>
+            <ns0:pPr>
+              <ns0:spacing ns0:after="40" ns0:before="40"/>
+            </ns0:pPr>
+            <ns0:r>
+              <ns0:rPr>
+                <ns0:rFonts ns0:ascii="Arial" ns0:cs="Arial" ns0:eastAsia="Arial" ns0:hAnsi="Arial"/>
+                <ns0:b ns0:val="false"/>
+                <ns0:bCs ns0:val="false"/>
+                <ns0:color ns0:val="000000"/>
+                <ns0:sz ns0:val="18"/>
+                <ns0:szCs ns0:val="18"/>
+              </ns0:rPr>
+              <ns0:t xml:space="preserve">LEGACY (Aug 2026 one-time event); only if still active</ns0:t>
+            </ns0:r>
+          </ns0:p>
+        </ns0:tc>
+      </ns0:tr>
+      <ns0:tr>
+        <ns0:trPr>
+          <ns0:cantSplit/>
+        </ns0:trPr>
+        <ns0:tc>
+          <ns0:tcPr>
+            <ns0:tcW ns0:type="dxa" ns0:w="500"/>
+            <ns0:tcBorders>
+              <ns0:top ns0:val="single" ns0:color="CCCCCC" ns0:sz="1"/>
+              <ns0:left ns0:val="single" ns0:color="CCCCCC" ns0:sz="1"/>
+              <ns0:bottom ns0:val="single" ns0:color="CCCCCC" ns0:sz="1"/>
+              <ns0:right ns0:val="single" ns0:color="CCCCCC" ns0:sz="1"/>
+            </ns0:tcBorders>
+            <ns0:shd ns0:fill="FFFFFF" ns0:val="clear"/>
+            <ns0:tcMar>
+              <ns0:top ns0:type="dxa" ns0:w="80"/>
+              <ns0:left ns0:type="dxa" ns0:w="120"/>
+              <ns0:bottom ns0:type="dxa" ns0:w="80"/>
+              <ns0:right ns0:type="dxa" ns0:w="120"/>
+            </ns0:tcMar>
+            <ns0:vAlign ns0:val="center"/>
+          </ns0:tcPr>
+          <ns0:p>
+            <ns0:pPr>
+              <ns0:spacing ns0:after="40" ns0:before="40"/>
+            </ns0:pPr>
+            <ns0:r>
+              <ns0:rPr>
+                <ns0:rFonts ns0:ascii="Arial" ns0:cs="Arial" ns0:eastAsia="Arial" ns0:hAnsi="Arial"/>
+                <ns0:b ns0:val="false"/>
+                <ns0:bCs ns0:val="false"/>
+                <ns0:color ns0:val="000000"/>
+                <ns0:sz ns0:val="18"/>
+                <ns0:szCs ns0:val="18"/>
+              </ns0:rPr>
+              <ns0:t xml:space="preserve">3</ns0:t>
+            </ns0:r>
+          </ns0:p>
+        </ns0:tc>
+        <ns0:tc>
+          <ns0:tcPr>
+            <ns0:tcW ns0:type="dxa" ns0:w="3300"/>
+            <ns0:tcBorders>
+              <ns0:top ns0:val="single" ns0:color="CCCCCC" ns0:sz="1"/>
+              <ns0:left ns0:val="single" ns0:color="CCCCCC" ns0:sz="1"/>
+              <ns0:bottom ns0:val="single" ns0:color="CCCCCC" ns0:sz="1"/>
+              <ns0:right ns0:val="single" ns0:color="CCCCCC" ns0:sz="1"/>
+            </ns0:tcBorders>
+            <ns0:shd ns0:fill="FFFFFF" ns0:val="clear"/>
+            <ns0:tcMar>
+              <ns0:top ns0:type="dxa" ns0:w="80"/>
+              <ns0:left ns0:type="dxa" ns0:w="120"/>
+              <ns0:bottom ns0:type="dxa" ns0:w="80"/>
+              <ns0:right ns0:type="dxa" ns0:w="120"/>
+            </ns0:tcMar>
+            <ns0:vAlign ns0:val="center"/>
+          </ns0:tcPr>
+          <ns0:p>
+            <ns0:pPr>
+              <ns0:spacing ns0:after="40" ns0:before="40"/>
+            </ns0:pPr>
+            <ns0:r>
+              <ns0:rPr>
+                <ns0:rFonts ns0:ascii="Arial" ns0:cs="Arial" ns0:eastAsia="Arial" ns0:hAnsi="Arial"/>
+                <ns0:b ns0:val="false"/>
+                <ns0:bCs ns0:val="false"/>
+                <ns0:color ns0:val="000000"/>
+                <ns0:sz ns0:val="18"/>
+                <ns0:szCs ns0:val="18"/>
+              </ns0:rPr>
+              <ns0:t xml:space="preserve">Extreme PVP Challenge</ns0:t>
+            </ns0:r>
+          </ns0:p>
+        </ns0:tc>
+        <ns0:tc>
+          <ns0:tcPr>
+            <ns0:tcW ns0:type="dxa" ns0:w="5560"/>
+            <ns0:tcBorders>
+              <ns0:top ns0:val="single" ns0:color="CCCCCC" ns0:sz="1"/>
+              <ns0:left ns0:val="single" ns0:color="CCCCCC" ns0:sz="1"/>
+              <ns0:bottom ns0:val="single" ns0:color="CCCCCC" ns0:sz="1"/>
+              <ns0:right ns0:val="single" ns0:color="CCCCCC" ns0:sz="1"/>
+            </ns0:tcBorders>
+            <ns0:shd ns0:fill="FFFFFF" ns0:val="clear"/>
+            <ns0:tcMar>
+              <ns0:top ns0:type="dxa" ns0:w="80"/>
+              <ns0:left ns0:type="dxa" ns0:w="120"/>
+              <ns0:bottom ns0:type="dxa" ns0:w="80"/>
+              <ns0:right ns0:type="dxa" ns0:w="120"/>
+            </ns0:tcMar>
+            <ns0:vAlign ns0:val="center"/>
+          </ns0:tcPr>
+          <ns0:p>
+            <ns0:pPr>
+              <ns0:spacing ns0:after="40" ns0:before="40"/>
+            </ns0:pPr>
+            <ns0:r>
+              <ns0:rPr>
+                <ns0:rFonts ns0:ascii="Arial" ns0:cs="Arial" ns0:eastAsia="Arial" ns0:hAnsi="Arial"/>
+                <ns0:b ns0:val="false"/>
+                <ns0:bCs ns0:val="false"/>
+                <ns0:color ns0:val="000000"/>
+                <ns0:sz ns0:val="18"/>
+                <ns0:szCs ns0:val="18"/>
+              </ns0:rPr>
+              <ns0:t xml:space="preserve">28 steps in 6 faction streams; sub-challenge detected by type-9 achievement name</ns0:t>
+            </ns0:r>
+          </ns0:p>
+        </ns0:tc>
+      </ns0:tr>
+      <ns0:tr>
+        <ns0:trPr>
+          <ns0:cantSplit/>
+        </ns0:trPr>
+        <ns0:tc>
+          <ns0:tcPr>
+            <ns0:tcW ns0:type="dxa" ns0:w="500"/>
+            <ns0:tcBorders>
+              <ns0:top ns0:val="single" ns0:color="CCCCCC" ns0:sz="1"/>
+              <ns0:left ns0:val="single" ns0:color="CCCCCC" ns0:sz="1"/>
+              <ns0:bottom ns0:val="single" ns0:color="CCCCCC" ns0:sz="1"/>
+              <ns0:right ns0:val="single" ns0:color="CCCCCC" ns0:sz="1"/>
+            </ns0:tcBorders>
+            <ns0:shd ns0:fill="F2F2F2" ns0:val="clear"/>
+            <ns0:tcMar>
+              <ns0:top ns0:type="dxa" ns0:w="80"/>
+              <ns0:left ns0:type="dxa" ns0:w="120"/>
+              <ns0:bottom ns0:type="dxa" ns0:w="80"/>
+              <ns0:right ns0:type="dxa" ns0:w="120"/>
+            </ns0:tcMar>
+            <ns0:vAlign ns0:val="center"/>
+          </ns0:tcPr>
+          <ns0:p>
+            <ns0:pPr>
+              <ns0:spacing ns0:after="40" ns0:before="40"/>
+            </ns0:pPr>
+            <ns0:r>
+              <ns0:rPr>
+                <ns0:rFonts ns0:ascii="Arial" ns0:cs="Arial" ns0:eastAsia="Arial" ns0:hAnsi="Arial"/>
+                <ns0:b ns0:val="false"/>
+                <ns0:bCs ns0:val="false"/>
+                <ns0:color ns0:val="000000"/>
+                <ns0:sz ns0:val="18"/>
+                <ns0:szCs ns0:val="18"/>
+              </ns0:rPr>
+              <ns0:t xml:space="preserve">4</ns0:t>
+            </ns0:r>
+          </ns0:p>
+        </ns0:tc>
+        <ns0:tc>
+          <ns0:tcPr>
+            <ns0:tcW ns0:type="dxa" ns0:w="3300"/>
+            <ns0:tcBorders>
+              <ns0:top ns0:val="single" ns0:color="CCCCCC" ns0:sz="1"/>
+              <ns0:left ns0:val="single" ns0:color="CCCCCC" ns0:sz="1"/>
+              <ns0:bottom ns0:val="single" ns0:color="CCCCCC" ns0:sz="1"/>
+              <ns0:right ns0:val="single" ns0:color="CCCCCC" ns0:sz="1"/>
+            </ns0:tcBorders>
+            <ns0:shd ns0:fill="F2F2F2" ns0:val="clear"/>
+            <ns0:tcMar>
+              <ns0:top ns0:type="dxa" ns0:w="80"/>
+              <ns0:left ns0:type="dxa" ns0:w="120"/>
+              <ns0:bottom ns0:type="dxa" ns0:w="80"/>
+              <ns0:right ns0:type="dxa" ns0:w="120"/>
+            </ns0:tcMar>
+            <ns0:vAlign ns0:val="center"/>
+          </ns0:tcPr>
+          <ns0:p>
+            <ns0:pPr>
+              <ns0:spacing ns0:after="40" ns0:before="40"/>
+            </ns0:pPr>
+            <ns0:r>
+              <ns0:rPr>
+                <ns0:rFonts ns0:ascii="Arial" ns0:cs="Arial" ns0:eastAsia="Arial" ns0:hAnsi="Arial"/>
+                <ns0:b ns0:val="false"/>
+                <ns0:bCs ns0:val="false"/>
+                <ns0:color ns0:val="000000"/>
+                <ns0:sz ns0:val="18"/>
+                <ns0:szCs ns0:val="18"/>
+              </ns0:rPr>
+              <ns0:t xml:space="preserve">Enter the Arena PVP Challenge</ns0:t>
+            </ns0:r>
+          </ns0:p>
+        </ns0:tc>
+        <ns0:tc>
+          <ns0:tcPr>
+            <ns0:tcW ns0:type="dxa" ns0:w="5560"/>
+            <ns0:tcBorders>
+              <ns0:top ns0:val="single" ns0:color="CCCCCC" ns0:sz="1"/>
+              <ns0:left ns0:val="single" ns0:color="CCCCCC" ns0:sz="1"/>
+              <ns0:bottom ns0:val="single" ns0:color="CCCCCC" ns0:sz="1"/>
+              <ns0:right ns0:val="single" ns0:color="CCCCCC" ns0:sz="1"/>
+            </ns0:tcBorders>
+            <ns0:shd ns0:fill="F2F2F2" ns0:val="clear"/>
+            <ns0:tcMar>
+              <ns0:top ns0:type="dxa" ns0:w="80"/>
+              <ns0:left ns0:type="dxa" ns0:w="120"/>
+              <ns0:bottom ns0:type="dxa" ns0:w="80"/>
+              <ns0:right ns0:type="dxa" ns0:w="120"/>
+            </ns0:tcMar>
+            <ns0:vAlign ns0:val="center"/>
+          </ns0:tcPr>
+          <ns0:p>
+            <ns0:pPr>
+              <ns0:spacing ns0:after="40" ns0:before="40"/>
+            </ns0:pPr>
+            <ns0:r>
+              <ns0:rPr>
+                <ns0:rFonts ns0:ascii="Arial" ns0:cs="Arial" ns0:eastAsia="Arial" ns0:hAnsi="Arial"/>
+                <ns0:b ns0:val="false"/>
+                <ns0:bCs ns0:val="false"/>
+                <ns0:color ns0:val="000000"/>
+                <ns0:sz ns0:val="18"/>
+                <ns0:szCs ns0:val="18"/>
+              </ns0:rPr>
+              <ns0:t xml:space="preserve">8 steps</ns0:t>
+            </ns0:r>
+          </ns0:p>
+        </ns0:tc>
+      </ns0:tr>
+      <ns0:tr>
+        <ns0:trPr>
+          <ns0:cantSplit/>
+        </ns0:trPr>
+        <ns0:tc>
+          <ns0:tcPr>
+            <ns0:tcW ns0:type="dxa" ns0:w="500"/>
+            <ns0:tcBorders>
+              <ns0:top ns0:val="single" ns0:color="CCCCCC" ns0:sz="1"/>
+              <ns0:left ns0:val="single" ns0:color="CCCCCC" ns0:sz="1"/>
+              <ns0:bottom ns0:val="single" ns0:color="CCCCCC" ns0:sz="1"/>
+              <ns0:right ns0:val="single" ns0:color="CCCCCC" ns0:sz="1"/>
+            </ns0:tcBorders>
+            <ns0:shd ns0:fill="FFFFFF" ns0:val="clear"/>
+            <ns0:tcMar>
+              <ns0:top ns0:type="dxa" ns0:w="80"/>
+              <ns0:left ns0:type="dxa" ns0:w="120"/>
+              <ns0:bottom ns0:type="dxa" ns0:w="80"/>
+              <ns0:right ns0:type="dxa" ns0:w="120"/>
+            </ns0:tcMar>
+            <ns0:vAlign ns0:val="center"/>
+          </ns0:tcPr>
+          <ns0:p>
+            <ns0:pPr>
+              <ns0:spacing ns0:after="40" ns0:before="40"/>
+            </ns0:pPr>
+            <ns0:r>
+              <ns0:rPr>
+                <ns0:rFonts ns0:ascii="Arial" ns0:cs="Arial" ns0:eastAsia="Arial" ns0:hAnsi="Arial"/>
+                <ns0:b ns0:val="false"/>
+                <ns0:bCs ns0:val="false"/>
+                <ns0:color ns0:val="000000"/>
+                <ns0:sz ns0:val="18"/>
+                <ns0:szCs ns0:val="18"/>
+              </ns0:rPr>
+              <ns0:t xml:space="preserve">5</ns0:t>
+            </ns0:r>
+          </ns0:p>
+        </ns0:tc>
+        <ns0:tc>
+          <ns0:tcPr>
+            <ns0:tcW ns0:type="dxa" ns0:w="3300"/>
+            <ns0:tcBorders>
+              <ns0:top ns0:val="single" ns0:color="CCCCCC" ns0:sz="1"/>
+              <ns0:left ns0:val="single" ns0:color="CCCCCC" ns0:sz="1"/>
+              <ns0:bottom ns0:val="single" ns0:color="CCCCCC" ns0:sz="1"/>
+              <ns0:right ns0:val="single" ns0:color="CCCCCC" ns0:sz="1"/>
+            </ns0:tcBorders>
+            <ns0:shd ns0:fill="FFFFFF" ns0:val="clear"/>
+            <ns0:tcMar>
+              <ns0:top ns0:type="dxa" ns0:w="80"/>
+              <ns0:left ns0:type="dxa" ns0:w="120"/>
+              <ns0:bottom ns0:type="dxa" ns0:w="80"/>
+              <ns0:right ns0:type="dxa" ns0:w="120"/>
+            </ns0:tcMar>
+            <ns0:vAlign ns0:val="center"/>
+          </ns0:tcPr>
+          <ns0:p>
+            <ns0:pPr>
+              <ns0:spacing ns0:after="40" ns0:before="40"/>
+            </ns0:pPr>
+            <ns0:r>
+              <ns0:rPr>
+                <ns0:rFonts ns0:ascii="Arial" ns0:cs="Arial" ns0:eastAsia="Arial" ns0:hAnsi="Arial"/>
+                <ns0:b ns0:val="false"/>
+                <ns0:bCs ns0:val="false"/>
+                <ns0:color ns0:val="000000"/>
+                <ns0:sz ns0:val="18"/>
+                <ns0:szCs ns0:val="18"/>
+              </ns0:rPr>
+              <ns0:t xml:space="preserve">Orbo Underground PVP Challenge</ns0:t>
+            </ns0:r>
+          </ns0:p>
+        </ns0:tc>
+        <ns0:tc>
+          <ns0:tcPr>
+            <ns0:tcW ns0:type="dxa" ns0:w="5560"/>
+            <ns0:tcBorders>
+              <ns0:top ns0:val="single" ns0:color="CCCCCC" ns0:sz="1"/>
+              <ns0:left ns0:val="single" ns0:color="CCCCCC" ns0:sz="1"/>
+              <ns0:bottom ns0:val="single" ns0:color="CCCCCC" ns0:sz="1"/>
+              <ns0:right ns0:val="single" ns0:color="CCCCCC" ns0:sz="1"/>
+            </ns0:tcBorders>
+            <ns0:shd ns0:fill="FFFFFF" ns0:val="clear"/>
+            <ns0:tcMar>
+              <ns0:top ns0:type="dxa" ns0:w="80"/>
+              <ns0:left ns0:type="dxa" ns0:w="120"/>
+              <ns0:bottom ns0:type="dxa" ns0:w="80"/>
+              <ns0:right ns0:type="dxa" ns0:w="120"/>
+            </ns0:tcMar>
+            <ns0:vAlign ns0:val="center"/>
+          </ns0:tcPr>
+          <ns0:p>
+            <ns0:pPr>
+              <ns0:spacing ns0:after="40" ns0:before="40"/>
+            </ns0:pPr>
+            <ns0:r>
+              <ns0:rPr>
+                <ns0:rFonts ns0:ascii="Arial" ns0:cs="Arial" ns0:eastAsia="Arial" ns0:hAnsi="Arial"/>
+                <ns0:b ns0:val="false"/>
+                <ns0:bCs ns0:val="false"/>
+                <ns0:color ns0:val="000000"/>
+                <ns0:sz ns0:val="18"/>
+                <ns0:szCs ns0:val="18"/>
+              </ns0:rPr>
+              <ns0:t xml:space="preserve">12 steps; Mythic Orbo required</ns0:t>
+            </ns0:r>
+          </ns0:p>
+        </ns0:tc>
+      </ns0:tr>
+      <ns0:tr>
+        <ns0:trPr>
+          <ns0:cantSplit/>
+        </ns0:trPr>
+        <ns0:tc>
+          <ns0:tcPr>
+            <ns0:tcW ns0:type="dxa" ns0:w="500"/>
+            <ns0:tcBorders>
+              <ns0:top ns0:val="single" ns0:color="CCCCCC" ns0:sz="1"/>
+              <ns0:left ns0:val="single" ns0:color="CCCCCC" ns0:sz="1"/>
+              <ns0:bottom ns0:val="single" ns0:color="CCCCCC" ns0:sz="1"/>
+              <ns0:right ns0:val="single" ns0:color="CCCCCC" ns0:sz="1"/>
+            </ns0:tcBorders>
+            <ns0:shd ns0:fill="F2F2F2" ns0:val="clear"/>
+            <ns0:tcMar>
+              <ns0:top ns0:type="dxa" ns0:w="80"/>
+              <ns0:left ns0:type="dxa" ns0:w="120"/>
+              <ns0:bottom ns0:type="dxa" ns0:w="80"/>
+              <ns0:right ns0:type="dxa" ns0:w="120"/>
+            </ns0:tcMar>
+            <ns0:vAlign ns0:val="center"/>
+          </ns0:tcPr>
+          <ns0:p>
+            <ns0:pPr>
+              <ns0:spacing ns0:after="40" ns0:before="40"/>
+            </ns0:pPr>
+            <ns0:r>
+              <ns0:rPr>
+                <ns0:rFonts ns0:ascii="Arial" ns0:cs="Arial" ns0:eastAsia="Arial" ns0:hAnsi="Arial"/>
+                <ns0:b ns0:val="false"/>
+                <ns0:bCs ns0:val="false"/>
+                <ns0:color ns0:val="000000"/>
+                <ns0:sz ns0:val="18"/>
+                <ns0:szCs ns0:val="18"/>
+              </ns0:rPr>
+              <ns0:t xml:space="preserve">6</ns0:t>
+            </ns0:r>
+          </ns0:p>
+        </ns0:tc>
+        <ns0:tc>
+          <ns0:tcPr>
+            <ns0:tcW ns0:type="dxa" ns0:w="3300"/>
+            <ns0:tcBorders>
+              <ns0:top ns0:val="single" ns0:color="CCCCCC" ns0:sz="1"/>
+              <ns0:left ns0:val="single" ns0:color="CCCCCC" ns0:sz="1"/>
+              <ns0:bottom ns0:val="single" ns0:color="CCCCCC" ns0:sz="1"/>
+              <ns0:right ns0:val="single" ns0:color="CCCCCC" ns0:sz="1"/>
+            </ns0:tcBorders>
+            <ns0:shd ns0:fill="F2F2F2" ns0:val="clear"/>
+            <ns0:tcMar>
+              <ns0:top ns0:type="dxa" ns0:w="80"/>
+              <ns0:left ns0:type="dxa" ns0:w="120"/>
+              <ns0:bottom ns0:type="dxa" ns0:w="80"/>
+              <ns0:right ns0:type="dxa" ns0:w="120"/>
+            </ns0:tcMar>
+            <ns0:vAlign ns0:val="center"/>
+          </ns0:tcPr>
+          <ns0:p>
+            <ns0:pPr>
+              <ns0:spacing ns0:after="40" ns0:before="40"/>
+            </ns0:pPr>
+            <ns0:r>
+              <ns0:rPr>
+                <ns0:rFonts ns0:ascii="Arial" ns0:cs="Arial" ns0:eastAsia="Arial" ns0:hAnsi="Arial"/>
+                <ns0:b ns0:val="false"/>
+                <ns0:bCs ns0:val="false"/>
+                <ns0:color ns0:val="000000"/>
+                <ns0:sz ns0:val="18"/>
+                <ns0:szCs ns0:val="18"/>
+              </ns0:rPr>
+              <ns0:t xml:space="preserve">Dominate the Arena PVP Challenge</ns0:t>
+            </ns0:r>
+          </ns0:p>
+        </ns0:tc>
+        <ns0:tc>
+          <ns0:tcPr>
+            <ns0:tcW ns0:type="dxa" ns0:w="5560"/>
+            <ns0:tcBorders>
+              <ns0:top ns0:val="single" ns0:color="CCCCCC" ns0:sz="1"/>
+              <ns0:left ns0:val="single" ns0:color="CCCCCC" ns0:sz="1"/>
+              <ns0:bottom ns0:val="single" ns0:color="CCCCCC" ns0:sz="1"/>
+              <ns0:right ns0:val="single" ns0:color="CCCCCC" ns0:sz="1"/>
+            </ns0:tcBorders>
+            <ns0:shd ns0:fill="F2F2F2" ns0:val="clear"/>
+            <ns0:tcMar>
+              <ns0:top ns0:type="dxa" ns0:w="80"/>
+              <ns0:left ns0:type="dxa" ns0:w="120"/>
+              <ns0:bottom ns0:type="dxa" ns0:w="80"/>
+              <ns0:right ns0:type="dxa" ns0:w="120"/>
+            </ns0:tcMar>
+            <ns0:vAlign ns0:val="center"/>
+          </ns0:tcPr>
+          <ns0:p>
+            <ns0:pPr>
+              <ns0:spacing ns0:after="40" ns0:before="40"/>
+            </ns0:pPr>
+            <ns0:r>
+              <ns0:rPr>
+                <ns0:rFonts ns0:ascii="Arial" ns0:cs="Arial" ns0:eastAsia="Arial" ns0:hAnsi="Arial"/>
+                <ns0:b ns0:val="false"/>
+                <ns0:bCs ns0:val="false"/>
+                <ns0:color ns0:val="000000"/>
+                <ns0:sz ns0:val="18"/>
+                <ns0:szCs ns0:val="18"/>
+              </ns0:rPr>
+              <ns0:t xml:space="preserve">9 steps</ns0:t>
+            </ns0:r>
+          </ns0:p>
+        </ns0:tc>
+      </ns0:tr>
+      <ns0:tr>
+        <ns0:trPr>
+          <ns0:cantSplit/>
+        </ns0:trPr>
+        <ns0:tc>
+          <ns0:tcPr>
+            <ns0:tcW ns0:type="dxa" ns0:w="500"/>
+            <ns0:tcBorders>
+              <ns0:top ns0:val="single" ns0:color="CCCCCC" ns0:sz="1"/>
+              <ns0:left ns0:val="single" ns0:color="CCCCCC" ns0:sz="1"/>
+              <ns0:bottom ns0:val="single" ns0:color="CCCCCC" ns0:sz="1"/>
+              <ns0:right ns0:val="single" ns0:color="CCCCCC" ns0:sz="1"/>
+            </ns0:tcBorders>
+            <ns0:shd ns0:fill="FFFFFF" ns0:val="clear"/>
+            <ns0:tcMar>
+              <ns0:top ns0:type="dxa" ns0:w="80"/>
+              <ns0:left ns0:type="dxa" ns0:w="120"/>
+              <ns0:bottom ns0:type="dxa" ns0:w="80"/>
+              <ns0:right ns0:type="dxa" ns0:w="120"/>
+            </ns0:tcMar>
+            <ns0:vAlign ns0:val="center"/>
+          </ns0:tcPr>
+          <ns0:p>
+            <ns0:pPr>
+              <ns0:spacing ns0:after="40" ns0:before="40"/>
+            </ns0:pPr>
+            <ns0:r>
+              <ns0:rPr>
+                <ns0:rFonts ns0:ascii="Arial" ns0:cs="Arial" ns0:eastAsia="Arial" ns0:hAnsi="Arial"/>
+                <ns0:b ns0:val="false"/>
+                <ns0:bCs ns0:val="false"/>
+                <ns0:color ns0:val="000000"/>
+                <ns0:sz ns0:val="18"/>
+                <ns0:szCs ns0:val="18"/>
+              </ns0:rPr>
+              <ns0:t xml:space="preserve">7</ns0:t>
+            </ns0:r>
+          </ns0:p>
+        </ns0:tc>
+        <ns0:tc>
+          <ns0:tcPr>
+            <ns0:tcW ns0:type="dxa" ns0:w="3300"/>
+            <ns0:tcBorders>
+              <ns0:top ns0:val="single" ns0:color="CCCCCC" ns0:sz="1"/>
+              <ns0:left ns0:val="single" ns0:color="CCCCCC" ns0:sz="1"/>
+              <ns0:bottom ns0:val="single" ns0:color="CCCCCC" ns0:sz="1"/>
+              <ns0:right ns0:val="single" ns0:color="CCCCCC" ns0:sz="1"/>
+            </ns0:tcBorders>
+            <ns0:shd ns0:fill="FFFFFF" ns0:val="clear"/>
+            <ns0:tcMar>
+              <ns0:top ns0:type="dxa" ns0:w="80"/>
+              <ns0:left ns0:type="dxa" ns0:w="120"/>
+              <ns0:bottom ns0:type="dxa" ns0:w="80"/>
+              <ns0:right ns0:type="dxa" ns0:w="120"/>
+            </ns0:tcMar>
+            <ns0:vAlign ns0:val="center"/>
+          </ns0:tcPr>
+          <ns0:p>
+            <ns0:pPr>
+              <ns0:spacing ns0:after="40" ns0:before="40"/>
+            </ns0:pPr>
+            <ns0:r>
+              <ns0:rPr>
+                <ns0:rFonts ns0:ascii="Arial" ns0:cs="Arial" ns0:eastAsia="Arial" ns0:hAnsi="Arial"/>
+                <ns0:b ns0:val="false"/>
+                <ns0:bCs ns0:val="false"/>
+                <ns0:color ns0:val="000000"/>
+                <ns0:sz ns0:val="18"/>
+                <ns0:szCs ns0:val="18"/>
+              </ns0:rPr>
+              <ns0:t xml:space="preserve">Progenitor Requiem PVP Challenge</ns0:t>
+            </ns0:r>
+          </ns0:p>
+        </ns0:tc>
+        <ns0:tc>
+          <ns0:tcPr>
+            <ns0:tcW ns0:type="dxa" ns0:w="5560"/>
+            <ns0:tcBorders>
+              <ns0:top ns0:val="single" ns0:color="CCCCCC" ns0:sz="1"/>
+              <ns0:left ns0:val="single" ns0:color="CCCCCC" ns0:sz="1"/>
+              <ns0:bottom ns0:val="single" ns0:color="CCCCCC" ns0:sz="1"/>
+              <ns0:right ns0:val="single" ns0:color="CCCCCC" ns0:sz="1"/>
+            </ns0:tcBorders>
+            <ns0:shd ns0:fill="FFFFFF" ns0:val="clear"/>
+            <ns0:tcMar>
+              <ns0:top ns0:type="dxa" ns0:w="80"/>
+              <ns0:left ns0:type="dxa" ns0:w="120"/>
+              <ns0:bottom ns0:type="dxa" ns0:w="80"/>
+              <ns0:right ns0:type="dxa" ns0:w="120"/>
+            </ns0:tcMar>
+            <ns0:vAlign ns0:val="center"/>
+          </ns0:tcPr>
+          <ns0:p>
+            <ns0:pPr>
+              <ns0:spacing ns0:after="40" ns0:before="40"/>
+            </ns0:pPr>
+            <ns0:r>
+              <ns0:rPr>
+                <ns0:rFonts ns0:ascii="Arial" ns0:cs="Arial" ns0:eastAsia="Arial" ns0:hAnsi="Arial"/>
+                <ns0:b ns0:val="false"/>
+                <ns0:bCs ns0:val="false"/>
+                <ns0:color ns0:val="000000"/>
+                <ns0:sz ns0:val="18"/>
+                <ns0:szCs ns0:val="18"/>
+              </ns0:rPr>
+              <ns0:t xml:space="preserve">13 steps</ns0:t>
+            </ns0:r>
+          </ns0:p>
+        </ns0:tc>
+      </ns0:tr>
+      <ns0:tr>
+        <ns0:trPr>
+          <ns0:cantSplit/>
+        </ns0:trPr>
+        <ns0:tc>
+          <ns0:tcPr>
+            <ns0:tcW ns0:type="dxa" ns0:w="500"/>
+            <ns0:tcBorders>
+              <ns0:top ns0:val="single" ns0:color="CCCCCC" ns0:sz="1"/>
+              <ns0:left ns0:val="single" ns0:color="CCCCCC" ns0:sz="1"/>
+              <ns0:bottom ns0:val="single" ns0:color="CCCCCC" ns0:sz="1"/>
+              <ns0:right ns0:val="single" ns0:color="CCCCCC" ns0:sz="1"/>
+            </ns0:tcBorders>
+            <ns0:shd ns0:fill="F2F2F2" ns0:val="clear"/>
+            <ns0:tcMar>
+              <ns0:top ns0:type="dxa" ns0:w="80"/>
+              <ns0:left ns0:type="dxa" ns0:w="120"/>
+              <ns0:bottom ns0:type="dxa" ns0:w="80"/>
+              <ns0:right ns0:type="dxa" ns0:w="120"/>
+            </ns0:tcMar>
+            <ns0:vAlign ns0:val="center"/>
+          </ns0:tcPr>
+          <ns0:p>
+            <ns0:pPr>
+              <ns0:spacing ns0:after="40" ns0:before="40"/>
+            </ns0:pPr>
+            <ns0:r>
+              <ns0:rPr>
+                <ns0:rFonts ns0:ascii="Arial" ns0:cs="Arial" ns0:eastAsia="Arial" ns0:hAnsi="Arial"/>
+                <ns0:b ns0:val="false"/>
+                <ns0:bCs ns0:val="false"/>
+                <ns0:color ns0:val="000000"/>
+                <ns0:sz ns0:val="18"/>
+                <ns0:szCs ns0:val="18"/>
+              </ns0:rPr>
+              <ns0:t xml:space="preserve">8</ns0:t>
+            </ns0:r>
+          </ns0:p>
+        </ns0:tc>
+        <ns0:tc>
+          <ns0:tcPr>
+            <ns0:tcW ns0:type="dxa" ns0:w="3300"/>
+            <ns0:tcBorders>
+              <ns0:top ns0:val="single" ns0:color="CCCCCC" ns0:sz="1"/>
+              <ns0:left ns0:val="single" ns0:color="CCCCCC" ns0:sz="1"/>
+              <ns0:bottom ns0:val="single" ns0:color="CCCCCC" ns0:sz="1"/>
+              <ns0:right ns0:val="single" ns0:color="CCCCCC" ns0:sz="1"/>
+            </ns0:tcBorders>
+            <ns0:shd ns0:fill="F2F2F2" ns0:val="clear"/>
+            <ns0:tcMar>
+              <ns0:top ns0:type="dxa" ns0:w="80"/>
+              <ns0:left ns0:type="dxa" ns0:w="120"/>
+              <ns0:bottom ns0:type="dxa" ns0:w="80"/>
+              <ns0:right ns0:type="dxa" ns0:w="120"/>
+            </ns0:tcMar>
+            <ns0:vAlign ns0:val="center"/>
+          </ns0:tcPr>
+          <ns0:p>
+            <ns0:pPr>
+              <ns0:spacing ns0:after="40" ns0:before="40"/>
+            </ns0:pPr>
+            <ns0:r>
+              <ns0:rPr>
+                <ns0:rFonts ns0:ascii="Arial" ns0:cs="Arial" ns0:eastAsia="Arial" ns0:hAnsi="Arial"/>
+                <ns0:b ns0:val="false"/>
+                <ns0:bCs ns0:val="false"/>
+                <ns0:color ns0:val="000000"/>
+                <ns0:sz ns0:val="18"/>
+                <ns0:szCs ns0:val="18"/>
+              </ns0:rPr>
+              <ns0:t xml:space="preserve">Master the Arena PVP Challenge</ns0:t>
+            </ns0:r>
+          </ns0:p>
+        </ns0:tc>
+        <ns0:tc>
+          <ns0:tcPr>
+            <ns0:tcW ns0:type="dxa" ns0:w="5560"/>
+            <ns0:tcBorders>
+              <ns0:top ns0:val="single" ns0:color="CCCCCC" ns0:sz="1"/>
+              <ns0:left ns0:val="single" ns0:color="CCCCCC" ns0:sz="1"/>
+              <ns0:bottom ns0:val="single" ns0:color="CCCCCC" ns0:sz="1"/>
+              <ns0:right ns0:val="single" ns0:color="CCCCCC" ns0:sz="1"/>
+            </ns0:tcBorders>
+            <ns0:shd ns0:fill="F2F2F2" ns0:val="clear"/>
+            <ns0:tcMar>
+              <ns0:top ns0:type="dxa" ns0:w="80"/>
+              <ns0:left ns0:type="dxa" ns0:w="120"/>
+              <ns0:bottom ns0:type="dxa" ns0:w="80"/>
+              <ns0:right ns0:type="dxa" ns0:w="120"/>
+            </ns0:tcMar>
+            <ns0:vAlign ns0:val="center"/>
+          </ns0:tcPr>
+          <ns0:p>
+            <ns0:pPr>
+              <ns0:spacing ns0:after="40" ns0:before="40"/>
+            </ns0:pPr>
+            <ns0:r>
+              <ns0:rPr>
+                <ns0:rFonts ns0:ascii="Arial" ns0:cs="Arial" ns0:eastAsia="Arial" ns0:hAnsi="Arial"/>
+                <ns0:b ns0:val="false"/>
+                <ns0:bCs ns0:val="false"/>
+                <ns0:color ns0:val="000000"/>
+                <ns0:sz ns0:val="18"/>
+                <ns0:szCs ns0:val="18"/>
+              </ns0:rPr>
+              <ns0:t xml:space="preserve">8 steps</ns0:t>
+            </ns0:r>
+          </ns0:p>
+        </ns0:tc>
+      </ns0:tr>
+      <ns0:tr>
+        <ns0:trPr>
+          <ns0:cantSplit/>
+        </ns0:trPr>
+        <ns0:tc>
+          <ns0:tcPr>
+            <ns0:tcW ns0:type="dxa" ns0:w="500"/>
+            <ns0:tcBorders>
+              <ns0:top ns0:val="single" ns0:color="CCCCCC" ns0:sz="1"/>
+              <ns0:left ns0:val="single" ns0:color="CCCCCC" ns0:sz="1"/>
+              <ns0:bottom ns0:val="single" ns0:color="CCCCCC" ns0:sz="1"/>
+              <ns0:right ns0:val="single" ns0:color="CCCCCC" ns0:sz="1"/>
+            </ns0:tcBorders>
+            <ns0:shd ns0:fill="FFFFFF" ns0:val="clear"/>
+            <ns0:tcMar>
+              <ns0:top ns0:type="dxa" ns0:w="80"/>
+              <ns0:left ns0:type="dxa" ns0:w="120"/>
+              <ns0:bottom ns0:type="dxa" ns0:w="80"/>
+              <ns0:right ns0:type="dxa" ns0:w="120"/>
+            </ns0:tcMar>
+            <ns0:vAlign ns0:val="center"/>
+          </ns0:tcPr>
+          <ns0:p>
+            <ns0:pPr>
+              <ns0:spacing ns0:after="40" ns0:before="40"/>
+            </ns0:pPr>
+            <ns0:r>
+              <ns0:rPr>
+                <ns0:rFonts ns0:ascii="Arial" ns0:cs="Arial" ns0:eastAsia="Arial" ns0:hAnsi="Arial"/>
+                <ns0:b ns0:val="false"/>
+                <ns0:bCs ns0:val="false"/>
+                <ns0:color ns0:val="000000"/>
+                <ns0:sz ns0:val="18"/>
+                <ns0:szCs ns0:val="18"/>
+              </ns0:rPr>
+              <ns0:t xml:space="preserve">9</ns0:t>
+            </ns0:r>
+          </ns0:p>
+        </ns0:tc>
+        <ns0:tc>
+          <ns0:tcPr>
+            <ns0:tcW ns0:type="dxa" ns0:w="3300"/>
+            <ns0:tcBorders>
+              <ns0:top ns0:val="single" ns0:color="CCCCCC" ns0:sz="1"/>
+              <ns0:left ns0:val="single" ns0:color="CCCCCC" ns0:sz="1"/>
+              <ns0:bottom ns0:val="single" ns0:color="CCCCCC" ns0:sz="1"/>
+              <ns0:right ns0:val="single" ns0:color="CCCCCC" ns0:sz="1"/>
+            </ns0:tcBorders>
+            <ns0:shd ns0:fill="FFFFFF" ns0:val="clear"/>
+            <ns0:tcMar>
+              <ns0:top ns0:type="dxa" ns0:w="80"/>
+              <ns0:left ns0:type="dxa" ns0:w="120"/>
+              <ns0:bottom ns0:type="dxa" ns0:w="80"/>
+              <ns0:right ns0:type="dxa" ns0:w="120"/>
+            </ns0:tcMar>
+            <ns0:vAlign ns0:val="center"/>
+          </ns0:tcPr>
+          <ns0:p>
+            <ns0:pPr>
+              <ns0:spacing ns0:after="40" ns0:before="40"/>
+            </ns0:pPr>
+            <ns0:r>
+              <ns0:rPr>
+                <ns0:rFonts ns0:ascii="Arial" ns0:cs="Arial" ns0:eastAsia="Arial" ns0:hAnsi="Arial"/>
+                <ns0:b ns0:val="false"/>
+                <ns0:bCs ns0:val="false"/>
+                <ns0:color ns0:val="000000"/>
+                <ns0:sz ns0:val="18"/>
+                <ns0:szCs ns0:val="18"/>
+              </ns0:rPr>
+              <ns0:t xml:space="preserve">Cutlass Unleashed PVP Challenge</ns0:t>
+            </ns0:r>
+          </ns0:p>
+        </ns0:tc>
+        <ns0:tc>
+          <ns0:tcPr>
+            <ns0:tcW ns0:type="dxa" ns0:w="5560"/>
+            <ns0:tcBorders>
+              <ns0:top ns0:val="single" ns0:color="CCCCCC" ns0:sz="1"/>
+              <ns0:left ns0:val="single" ns0:color="CCCCCC" ns0:sz="1"/>
+              <ns0:bottom ns0:val="single" ns0:color="CCCCCC" ns0:sz="1"/>
+              <ns0:right ns0:val="single" ns0:color="CCCCCC" ns0:sz="1"/>
+            </ns0:tcBorders>
+            <ns0:shd ns0:fill="FFFFFF" ns0:val="clear"/>
+            <ns0:tcMar>
+              <ns0:top ns0:type="dxa" ns0:w="80"/>
+              <ns0:left ns0:type="dxa" ns0:w="120"/>
+              <ns0:bottom ns0:type="dxa" ns0:w="80"/>
+              <ns0:right ns0:type="dxa" ns0:w="120"/>
+            </ns0:tcMar>
+            <ns0:vAlign ns0:val="center"/>
+          </ns0:tcPr>
+          <ns0:p>
+            <ns0:pPr>
+              <ns0:spacing ns0:after="40" ns0:before="40"/>
+            </ns0:pPr>
+            <ns0:r>
+              <ns0:rPr>
+                <ns0:rFonts ns0:ascii="Arial" ns0:cs="Arial" ns0:eastAsia="Arial" ns0:hAnsi="Arial"/>
+                <ns0:b ns0:val="false"/>
+                <ns0:bCs ns0:val="false"/>
+                <ns0:color ns0:val="000000"/>
+                <ns0:sz ns0:val="18"/>
+                <ns0:szCs ns0:val="18"/>
+              </ns0:rPr>
+              <ns0:t xml:space="preserve">4 steps</ns0:t>
+            </ns0:r>
+          </ns0:p>
+        </ns0:tc>
+      </ns0:tr>
+    </ns0:tbl>
+    <ns0:p>
+      <ns0:pPr>
+        <ns0:spacing ns0:after="60" ns0:before="60"/>
+      </ns0:pPr>
+      <ns0:r>
+        <ns0:t xml:space="preserve"/>
+      </ns0:r>
+    </ns0:p>
+    <ns0:p>
+      <ns0:pPr>
+        <ns0:pStyle ns0:val="Heading2"/>
+        <ns0:spacing ns0:after="80" ns0:before="240"/>
+      </ns0:pPr>
+      <ns0:r>
+        <ns0:rPr>
+          <ns0:rFonts ns0:ascii="Arial" ns0:cs="Arial" ns0:eastAsia="Arial" ns0:hAnsi="Arial"/>
+          <ns0:b/>
+          <ns0:bCs/>
+          <ns0:color ns0:val="2E75B6"/>
+          <ns0:sz ns0:val="26"/>
+          <ns0:szCs ns0:val="26"/>
+        </ns0:rPr>
+        <ns0:t xml:space="preserve">28.2 Deck Build Procedure</ns0:t>
+      </ns0:r>
+    </ns0:p>
+    <ns0:tbl>
+      <ns0:tblPr>
+        <ns0:tblW ns0:type="dxa" ns0:w="9360"/>
+        <ns0:tblBorders>
+          <ns0:top ns0:val="single" ns0:color="auto" ns0:sz="4"/>
+          <ns0:left ns0:val="single" ns0:color="auto" ns0:sz="4"/>
+          <ns0:bottom ns0:val="single" ns0:color="auto" ns0:sz="4"/>
+          <ns0:right ns0:val="single" ns0:color="auto" ns0:sz="4"/>
+          <ns0:insideH ns0:val="single" ns0:color="auto" ns0:sz="4"/>
+          <ns0:insideV ns0:val="single" ns0:color="auto" ns0:sz="4"/>
+        </ns0:tblBorders>
+      </ns0:tblPr>
+      <ns0:tblGrid>
+        <ns0:gridCol ns0:w="900"/>
+        <ns0:gridCol ns0:w="8460"/>
+      </ns0:tblGrid>
+      <ns0:tr>
+        <ns0:trPr>
+          <ns0:cantSplit/>
+          <ns0:tblHeader/>
+        </ns0:trPr>
+        <ns0:tc>
+          <ns0:tcPr>
+            <ns0:tcW ns0:type="dxa" ns0:w="900"/>
+            <ns0:tcBorders>
+              <ns0:top ns0:val="single" ns0:color="CCCCCC" ns0:sz="1"/>
+              <ns0:left ns0:val="single" ns0:color="CCCCCC" ns0:sz="1"/>
+              <ns0:bottom ns0:val="single" ns0:color="CCCCCC" ns0:sz="1"/>
+              <ns0:right ns0:val="single" ns0:color="CCCCCC" ns0:sz="1"/>
+            </ns0:tcBorders>
+            <ns0:shd ns0:fill="2E75B6" ns0:val="clear"/>
+            <ns0:tcMar>
+              <ns0:top ns0:type="dxa" ns0:w="80"/>
+              <ns0:left ns0:type="dxa" ns0:w="120"/>
+              <ns0:bottom ns0:type="dxa" ns0:w="80"/>
+              <ns0:right ns0:type="dxa" ns0:w="120"/>
+            </ns0:tcMar>
+            <ns0:vAlign ns0:val="center"/>
+          </ns0:tcPr>
+          <ns0:p>
+            <ns0:pPr>
+              <ns0:spacing ns0:after="40" ns0:before="40"/>
+            </ns0:pPr>
+            <ns0:r>
+              <ns0:rPr>
+                <ns0:rFonts ns0:ascii="Arial" ns0:cs="Arial" ns0:eastAsia="Arial" ns0:hAnsi="Arial"/>
+                <ns0:b/>
+                <ns0:bCs/>
+                <ns0:color ns0:val="FFFFFF"/>
+                <ns0:sz ns0:val="18"/>
+                <ns0:szCs ns0:val="18"/>
+              </ns0:rPr>
+              <ns0:t xml:space="preserve">Step</ns0:t>
+            </ns0:r>
+          </ns0:p>
+        </ns0:tc>
+        <ns0:tc>
+          <ns0:tcPr>
+            <ns0:tcW ns0:type="dxa" ns0:w="8460"/>
+            <ns0:tcBorders>
+              <ns0:top ns0:val="single" ns0:color="CCCCCC" ns0:sz="1"/>
+              <ns0:left ns0:val="single" ns0:color="CCCCCC" ns0:sz="1"/>
+              <ns0:bottom ns0:val="single" ns0:color="CCCCCC" ns0:sz="1"/>
+              <ns0:right ns0:val="single" ns0:color="CCCCCC" ns0:sz="1"/>
+            </ns0:tcBorders>
+            <ns0:shd ns0:fill="2E75B6" ns0:val="clear"/>
+            <ns0:tcMar>
+              <ns0:top ns0:type="dxa" ns0:w="80"/>
+              <ns0:left ns0:type="dxa" ns0:w="120"/>
+              <ns0:bottom ns0:type="dxa" ns0:w="80"/>
+              <ns0:right ns0:type="dxa" ns0:w="120"/>
+            </ns0:tcMar>
+            <ns0:vAlign ns0:val="center"/>
+          </ns0:tcPr>
+          <ns0:p>
+            <ns0:pPr>
+              <ns0:spacing ns0:after="40" ns0:before="40"/>
+            </ns0:pPr>
+            <ns0:r>
+              <ns0:rPr>
+                <ns0:rFonts ns0:ascii="Arial" ns0:cs="Arial" ns0:eastAsia="Arial" ns0:hAnsi="Arial"/>
+                <ns0:b/>
+                <ns0:bCs/>
+                <ns0:color ns0:val="FFFFFF"/>
+                <ns0:sz ns0:val="18"/>
+                <ns0:szCs ns0:val="18"/>
+              </ns0:rPr>
+              <ns0:t xml:space="preserve">Action</ns0:t>
+            </ns0:r>
+          </ns0:p>
+        </ns0:tc>
+      </ns0:tr>
+      <ns0:tr>
+        <ns0:trPr>
+          <ns0:cantSplit/>
+        </ns0:trPr>
+        <ns0:tc>
+          <ns0:tcPr>
+            <ns0:tcW ns0:type="dxa" ns0:w="900"/>
+            <ns0:tcBorders>
+              <ns0:top ns0:val="single" ns0:color="CCCCCC" ns0:sz="1"/>
+              <ns0:left ns0:val="single" ns0:color="CCCCCC" ns0:sz="1"/>
+              <ns0:bottom ns0:val="single" ns0:color="CCCCCC" ns0:sz="1"/>
+              <ns0:right ns0:val="single" ns0:color="CCCCCC" ns0:sz="1"/>
+            </ns0:tcBorders>
+            <ns0:shd ns0:fill="FFFFFF" ns0:val="clear"/>
+            <ns0:tcMar>
+              <ns0:top ns0:type="dxa" ns0:w="80"/>
+              <ns0:left ns0:type="dxa" ns0:w="120"/>
+              <ns0:bottom ns0:type="dxa" ns0:w="80"/>
+              <ns0:right ns0:type="dxa" ns0:w="120"/>
+            </ns0:tcMar>
+            <ns0:vAlign ns0:val="center"/>
+          </ns0:tcPr>
+          <ns0:p>
+            <ns0:pPr>
+              <ns0:spacing ns0:after="40" ns0:before="40"/>
+            </ns0:pPr>
+            <ns0:r>
+              <ns0:rPr>
+                <ns0:rFonts ns0:ascii="Arial" ns0:cs="Arial" ns0:eastAsia="Arial" ns0:hAnsi="Arial"/>
+                <ns0:b ns0:val="false"/>
+                <ns0:bCs ns0:val="false"/>
+                <ns0:color ns0:val="000000"/>
+                <ns0:sz ns0:val="18"/>
+                <ns0:szCs ns0:val="18"/>
+              </ns0:rPr>
+              <ns0:t xml:space="preserve">1</ns0:t>
+            </ns0:r>
+          </ns0:p>
+        </ns0:tc>
+        <ns0:tc>
+          <ns0:tcPr>
+            <ns0:tcW ns0:type="dxa" ns0:w="8460"/>
+            <ns0:tcBorders>
+              <ns0:top ns0:val="single" ns0:color="CCCCCC" ns0:sz="1"/>
+              <ns0:left ns0:val="single" ns0:color="CCCCCC" ns0:sz="1"/>
+              <ns0:bottom ns0:val="single" ns0:color="CCCCCC" ns0:sz="1"/>
+              <ns0:right ns0:val="single" ns0:color="CCCCCC" ns0:sz="1"/>
+            </ns0:tcBorders>
+            <ns0:shd ns0:fill="FFFFFF" ns0:val="clear"/>
+            <ns0:tcMar>
+              <ns0:top ns0:type="dxa" ns0:w="80"/>
+              <ns0:left ns0:type="dxa" ns0:w="120"/>
+              <ns0:bottom ns0:type="dxa" ns0:w="80"/>
+              <ns0:right ns0:type="dxa" ns0:w="120"/>
+            </ns0:tcMar>
+            <ns0:vAlign ns0:val="center"/>
+          </ns0:tcPr>
+          <ns0:p>
+            <ns0:pPr>
+              <ns0:spacing ns0:after="40" ns0:before="40"/>
+            </ns0:pPr>
+            <ns0:r>
+              <ns0:rPr>
+                <ns0:rFonts ns0:ascii="Arial" ns0:cs="Arial" ns0:eastAsia="Arial" ns0:hAnsi="Arial"/>
+                <ns0:b ns0:val="false"/>
+                <ns0:bCs ns0:val="false"/>
+                <ns0:color ns0:val="000000"/>
+                <ns0:sz ns0:val="18"/>
+                <ns0:szCs ns0:val="18"/>
+              </ns0:rPr>
+              <ns0:t xml:space="preserve">Detect the current step via getPvpChallengeData (_detect_challenge_step); non-permanent tables use step = progress + 1.</ns0:t>
+            </ns0:r>
+          </ns0:p>
+        </ns0:tc>
+      </ns0:tr>
+      <ns0:tr>
+        <ns0:trPr>
+          <ns0:cantSplit/>
+        </ns0:trPr>
+        <ns0:tc>
+          <ns0:tcPr>
+            <ns0:tcW ns0:type="dxa" ns0:w="900"/>
+            <ns0:tcBorders>
+              <ns0:top ns0:val="single" ns0:color="CCCCCC" ns0:sz="1"/>
+              <ns0:left ns0:val="single" ns0:color="CCCCCC" ns0:sz="1"/>
+              <ns0:bottom ns0:val="single" ns0:color="CCCCCC" ns0:sz="1"/>
+              <ns0:right ns0:val="single" ns0:color="CCCCCC" ns0:sz="1"/>
+            </ns0:tcBorders>
+            <ns0:shd ns0:fill="F2F2F2" ns0:val="clear"/>
+            <ns0:tcMar>
+              <ns0:top ns0:type="dxa" ns0:w="80"/>
+              <ns0:left ns0:type="dxa" ns0:w="120"/>
+              <ns0:bottom ns0:type="dxa" ns0:w="80"/>
+              <ns0:right ns0:type="dxa" ns0:w="120"/>
+            </ns0:tcMar>
+            <ns0:vAlign ns0:val="center"/>
+          </ns0:tcPr>
+          <ns0:p>
+            <ns0:pPr>
+              <ns0:spacing ns0:after="40" ns0:before="40"/>
+            </ns0:pPr>
+            <ns0:r>
+              <ns0:rPr>
+                <ns0:rFonts ns0:ascii="Arial" ns0:cs="Arial" ns0:eastAsia="Arial" ns0:hAnsi="Arial"/>
+                <ns0:b ns0:val="false"/>
+                <ns0:bCs ns0:val="false"/>
+                <ns0:color ns0:val="000000"/>
+                <ns0:sz ns0:val="18"/>
+                <ns0:szCs ns0:val="18"/>
+              </ns0:rPr>
+              <ns0:t xml:space="preserve">2</ns0:t>
+            </ns0:r>
+          </ns0:p>
+        </ns0:tc>
+        <ns0:tc>
+          <ns0:tcPr>
+            <ns0:tcW ns0:type="dxa" ns0:w="8460"/>
+            <ns0:tcBorders>
+              <ns0:top ns0:val="single" ns0:color="CCCCCC" ns0:sz="1"/>
+              <ns0:left ns0:val="single" ns0:color="CCCCCC" ns0:sz="1"/>
+              <ns0:bottom ns0:val="single" ns0:color="CCCCCC" ns0:sz="1"/>
+              <ns0:right ns0:val="single" ns0:color="CCCCCC" ns0:sz="1"/>
+            </ns0:tcBorders>
+            <ns0:shd ns0:fill="F2F2F2" ns0:val="clear"/>
+            <ns0:tcMar>
+              <ns0:top ns0:type="dxa" ns0:w="80"/>
+              <ns0:left ns0:type="dxa" ns0:w="120"/>
+              <ns0:bottom ns0:type="dxa" ns0:w="80"/>
+              <ns0:right ns0:type="dxa" ns0:w="120"/>
+            </ns0:tcMar>
+            <ns0:vAlign ns0:val="center"/>
+          </ns0:tcPr>
+          <ns0:p>
+            <ns0:pPr>
+              <ns0:spacing ns0:after="40" ns0:before="40"/>
+            </ns0:pPr>
+            <ns0:r>
+              <ns0:rPr>
+                <ns0:rFonts ns0:ascii="Arial" ns0:cs="Arial" ns0:eastAsia="Arial" ns0:hAnsi="Arial"/>
+                <ns0:b ns0:val="false"/>
+                <ns0:bCs ns0:val="false"/>
+                <ns0:color ns0:val="000000"/>
+                <ns0:sz ns0:val="18"/>
+                <ns0:szCs ns0:val="18"/>
+              </ns0:rPr>
+              <ns0:t xml:space="preserve">Commander: use owned max-level variant, otherwise build via build_card; abort (deck unchanged) if unavailable.</ns0:t>
+            </ns0:r>
+          </ns0:p>
+        </ns0:tc>
+      </ns0:tr>
+      <ns0:tr>
+        <ns0:trPr>
+          <ns0:cantSplit/>
+        </ns0:trPr>
+        <ns0:tc>
+          <ns0:tcPr>
+            <ns0:tcW ns0:type="dxa" ns0:w="900"/>
+            <ns0:tcBorders>
+              <ns0:top ns0:val="single" ns0:color="CCCCCC" ns0:sz="1"/>
+              <ns0:left ns0:val="single" ns0:color="CCCCCC" ns0:sz="1"/>
+              <ns0:bottom ns0:val="single" ns0:color="CCCCCC" ns0:sz="1"/>
+              <ns0:right ns0:val="single" ns0:color="CCCCCC" ns0:sz="1"/>
+            </ns0:tcBorders>
+            <ns0:shd ns0:fill="FFFFFF" ns0:val="clear"/>
+            <ns0:tcMar>
+              <ns0:top ns0:type="dxa" ns0:w="80"/>
+              <ns0:left ns0:type="dxa" ns0:w="120"/>
+              <ns0:bottom ns0:type="dxa" ns0:w="80"/>
+              <ns0:right ns0:type="dxa" ns0:w="120"/>
+            </ns0:tcMar>
+            <ns0:vAlign ns0:val="center"/>
+          </ns0:tcPr>
+          <ns0:p>
+            <ns0:pPr>
+              <ns0:spacing ns0:after="40" ns0:before="40"/>
+            </ns0:pPr>
+            <ns0:r>
+              <ns0:rPr>
+                <ns0:rFonts ns0:ascii="Arial" ns0:cs="Arial" ns0:eastAsia="Arial" ns0:hAnsi="Arial"/>
+                <ns0:b ns0:val="false"/>
+                <ns0:bCs ns0:val="false"/>
+                <ns0:color ns0:val="000000"/>
+                <ns0:sz ns0:val="18"/>
+                <ns0:szCs ns0:val="18"/>
+              </ns0:rPr>
+              <ns0:t xml:space="preserve">3</ns0:t>
+            </ns0:r>
+          </ns0:p>
+        </ns0:tc>
+        <ns0:tc>
+          <ns0:tcPr>
+            <ns0:tcW ns0:type="dxa" ns0:w="8460"/>
+            <ns0:tcBorders>
+              <ns0:top ns0:val="single" ns0:color="CCCCCC" ns0:sz="1"/>
+              <ns0:left ns0:val="single" ns0:color="CCCCCC" ns0:sz="1"/>
+              <ns0:bottom ns0:val="single" ns0:color="CCCCCC" ns0:sz="1"/>
+              <ns0:right ns0:val="single" ns0:color="CCCCCC" ns0:sz="1"/>
+            </ns0:tcBorders>
+            <ns0:shd ns0:fill="FFFFFF" ns0:val="clear"/>
+            <ns0:tcMar>
+              <ns0:top ns0:type="dxa" ns0:w="80"/>
+              <ns0:left ns0:type="dxa" ns0:w="120"/>
+              <ns0:bottom ns0:type="dxa" ns0:w="80"/>
+              <ns0:right ns0:type="dxa" ns0:w="120"/>
+            </ns0:tcMar>
+            <ns0:vAlign ns0:val="center"/>
+          </ns0:tcPr>
+          <ns0:p>
+            <ns0:pPr>
+              <ns0:spacing ns0:after="40" ns0:before="40"/>
+            </ns0:pPr>
+            <ns0:r>
+              <ns0:rPr>
+                <ns0:rFonts ns0:ascii="Arial" ns0:cs="Arial" ns0:eastAsia="Arial" ns0:hAnsi="Arial"/>
+                <ns0:b ns0:val="false"/>
+                <ns0:bCs ns0:val="false"/>
+                <ns0:color ns0:val="000000"/>
+                <ns0:sz ns0:val="18"/>
+                <ns0:szCs ns0:val="18"/>
+              </ns0:rPr>
+              <ns0:t xml:space="preserve">Required cards: upgrade to max level via build_card; abort if not possible (SP/gold).</ns0:t>
+            </ns0:r>
+          </ns0:p>
+        </ns0:tc>
+      </ns0:tr>
+      <ns0:tr>
+        <ns0:trPr>
+          <ns0:cantSplit/>
+        </ns0:trPr>
+        <ns0:tc>
+          <ns0:tcPr>
+            <ns0:tcW ns0:type="dxa" ns0:w="900"/>
+            <ns0:tcBorders>
+              <ns0:top ns0:val="single" ns0:color="CCCCCC" ns0:sz="1"/>
+              <ns0:left ns0:val="single" ns0:color="CCCCCC" ns0:sz="1"/>
+              <ns0:bottom ns0:val="single" ns0:color="CCCCCC" ns0:sz="1"/>
+              <ns0:right ns0:val="single" ns0:color="CCCCCC" ns0:sz="1"/>
+            </ns0:tcBorders>
+            <ns0:shd ns0:fill="F2F2F2" ns0:val="clear"/>
+            <ns0:tcMar>
+              <ns0:top ns0:type="dxa" ns0:w="80"/>
+              <ns0:left ns0:type="dxa" ns0:w="120"/>
+              <ns0:bottom ns0:type="dxa" ns0:w="80"/>
+              <ns0:right ns0:type="dxa" ns0:w="120"/>
+            </ns0:tcMar>
+            <ns0:vAlign ns0:val="center"/>
+          </ns0:tcPr>
+          <ns0:p>
+            <ns0:pPr>
+              <ns0:spacing ns0:after="40" ns0:before="40"/>
+            </ns0:pPr>
+            <ns0:r>
+              <ns0:rPr>
+                <ns0:rFonts ns0:ascii="Arial" ns0:cs="Arial" ns0:eastAsia="Arial" ns0:hAnsi="Arial"/>
+                <ns0:b ns0:val="false"/>
+                <ns0:bCs ns0:val="false"/>
+                <ns0:color ns0:val="000000"/>
+                <ns0:sz ns0:val="18"/>
+                <ns0:szCs ns0:val="18"/>
+              </ns0:rPr>
+              <ns0:t xml:space="preserve">4</ns0:t>
+            </ns0:r>
+          </ns0:p>
+        </ns0:tc>
+        <ns0:tc>
+          <ns0:tcPr>
+            <ns0:tcW ns0:type="dxa" ns0:w="8460"/>
+            <ns0:tcBorders>
+              <ns0:top ns0:val="single" ns0:color="CCCCCC" ns0:sz="1"/>
+              <ns0:left ns0:val="single" ns0:color="CCCCCC" ns0:sz="1"/>
+              <ns0:bottom ns0:val="single" ns0:color="CCCCCC" ns0:sz="1"/>
+              <ns0:right ns0:val="single" ns0:color="CCCCCC" ns0:sz="1"/>
+            </ns0:tcBorders>
+            <ns0:shd ns0:fill="F2F2F2" ns0:val="clear"/>
+            <ns0:tcMar>
+              <ns0:top ns0:type="dxa" ns0:w="80"/>
+              <ns0:left ns0:type="dxa" ns0:w="120"/>
+              <ns0:bottom ns0:type="dxa" ns0:w="80"/>
+              <ns0:right ns0:type="dxa" ns0:w="120"/>
+            </ns0:tcMar>
+            <ns0:vAlign ns0:val="center"/>
+          </ns0:tcPr>
+          <ns0:p>
+            <ns0:pPr>
+              <ns0:spacing ns0:after="40" ns0:before="40"/>
+            </ns0:pPr>
+            <ns0:r>
+              <ns0:rPr>
+                <ns0:rFonts ns0:ascii="Arial" ns0:cs="Arial" ns0:eastAsia="Arial" ns0:hAnsi="Arial"/>
+                <ns0:b ns0:val="false"/>
+                <ns0:bCs ns0:val="false"/>
+                <ns0:color ns0:val="000000"/>
+                <ns0:sz ns0:val="18"/>
+                <ns0:szCs ns0:val="18"/>
+              </ns0:rPr>
+              <ns0:t xml:space="preserve">Pool cards: pass 1 takes up to the per-type count from the pool list (inventory first, then build); pass 2 tops up with additional copies of pool cards until pool_min is reached.</ns0:t>
+            </ns0:r>
+          </ns0:p>
+        </ns0:tc>
+      </ns0:tr>
+      <ns0:tr>
+        <ns0:trPr>
+          <ns0:cantSplit/>
+        </ns0:trPr>
+        <ns0:tc>
+          <ns0:tcPr>
+            <ns0:tcW ns0:type="dxa" ns0:w="900"/>
+            <ns0:tcBorders>
+              <ns0:top ns0:val="single" ns0:color="CCCCCC" ns0:sz="1"/>
+              <ns0:left ns0:val="single" ns0:color="CCCCCC" ns0:sz="1"/>
+              <ns0:bottom ns0:val="single" ns0:color="CCCCCC" ns0:sz="1"/>
+              <ns0:right ns0:val="single" ns0:color="CCCCCC" ns0:sz="1"/>
+            </ns0:tcBorders>
+            <ns0:shd ns0:fill="FFFFFF" ns0:val="clear"/>
+            <ns0:tcMar>
+              <ns0:top ns0:type="dxa" ns0:w="80"/>
+              <ns0:left ns0:type="dxa" ns0:w="120"/>
+              <ns0:bottom ns0:type="dxa" ns0:w="80"/>
+              <ns0:right ns0:type="dxa" ns0:w="120"/>
+            </ns0:tcMar>
+            <ns0:vAlign ns0:val="center"/>
+          </ns0:tcPr>
+          <ns0:p>
+            <ns0:pPr>
+              <ns0:spacing ns0:after="40" ns0:before="40"/>
+            </ns0:pPr>
+            <ns0:r>
+              <ns0:rPr>
+                <ns0:rFonts ns0:ascii="Arial" ns0:cs="Arial" ns0:eastAsia="Arial" ns0:hAnsi="Arial"/>
+                <ns0:b ns0:val="false"/>
+                <ns0:bCs ns0:val="false"/>
+                <ns0:color ns0:val="000000"/>
+                <ns0:sz ns0:val="18"/>
+                <ns0:szCs ns0:val="18"/>
+              </ns0:rPr>
+              <ns0:t xml:space="preserve">5</ns0:t>
+            </ns0:r>
+          </ns0:p>
+        </ns0:tc>
+        <ns0:tc>
+          <ns0:tcPr>
+            <ns0:tcW ns0:type="dxa" ns0:w="8460"/>
+            <ns0:tcBorders>
+              <ns0:top ns0:val="single" ns0:color="CCCCCC" ns0:sz="1"/>
+              <ns0:left ns0:val="single" ns0:color="CCCCCC" ns0:sz="1"/>
+              <ns0:bottom ns0:val="single" ns0:color="CCCCCC" ns0:sz="1"/>
+              <ns0:right ns0:val="single" ns0:color="CCCCCC" ns0:sz="1"/>
+            </ns0:tcBorders>
+            <ns0:shd ns0:fill="FFFFFF" ns0:val="clear"/>
+            <ns0:tcMar>
+              <ns0:top ns0:type="dxa" ns0:w="80"/>
+              <ns0:left ns0:type="dxa" ns0:w="120"/>
+              <ns0:bottom ns0:type="dxa" ns0:w="80"/>
+              <ns0:right ns0:type="dxa" ns0:w="120"/>
+            </ns0:tcMar>
+            <ns0:vAlign ns0:val="center"/>
+          </ns0:tcPr>
+          <ns0:p>
+            <ns0:pPr>
+              <ns0:spacing ns0:after="40" ns0:before="40"/>
+            </ns0:pPr>
+            <ns0:r>
+              <ns0:rPr>
+                <ns0:rFonts ns0:ascii="Arial" ns0:cs="Arial" ns0:eastAsia="Arial" ns0:hAnsi="Arial"/>
+                <ns0:b ns0:val="false"/>
+                <ns0:bCs ns0:val="false"/>
+                <ns0:color ns0:val="000000"/>
+                <ns0:sz ns0:val="18"/>
+                <ns0:szCs ns0:val="18"/>
+              </ns0:rPr>
+              <ns0:t xml:space="preserve">Assemble deck: copies of challenge cards already in the start deck are removed first, challenge cards are added, and no id is sent more often than num_owned (the server rejects the whole deck otherwise).</ns0:t>
+            </ns0:r>
+          </ns0:p>
+        </ns0:tc>
+      </ns0:tr>
+      <ns0:tr>
+        <ns0:trPr>
+          <ns0:cantSplit/>
+        </ns0:trPr>
+        <ns0:tc>
+          <ns0:tcPr>
+            <ns0:tcW ns0:type="dxa" ns0:w="900"/>
+            <ns0:tcBorders>
+              <ns0:top ns0:val="single" ns0:color="CCCCCC" ns0:sz="1"/>
+              <ns0:left ns0:val="single" ns0:color="CCCCCC" ns0:sz="1"/>
+              <ns0:bottom ns0:val="single" ns0:color="CCCCCC" ns0:sz="1"/>
+              <ns0:right ns0:val="single" ns0:color="CCCCCC" ns0:sz="1"/>
+            </ns0:tcBorders>
+            <ns0:shd ns0:fill="F2F2F2" ns0:val="clear"/>
+            <ns0:tcMar>
+              <ns0:top ns0:type="dxa" ns0:w="80"/>
+              <ns0:left ns0:type="dxa" ns0:w="120"/>
+              <ns0:bottom ns0:type="dxa" ns0:w="80"/>
+              <ns0:right ns0:type="dxa" ns0:w="120"/>
+            </ns0:tcMar>
+            <ns0:vAlign ns0:val="center"/>
+          </ns0:tcPr>
+          <ns0:p>
+            <ns0:pPr>
+              <ns0:spacing ns0:after="40" ns0:before="40"/>
+            </ns0:pPr>
+            <ns0:r>
+              <ns0:rPr>
+                <ns0:rFonts ns0:ascii="Arial" ns0:cs="Arial" ns0:eastAsia="Arial" ns0:hAnsi="Arial"/>
+                <ns0:b ns0:val="false"/>
+                <ns0:bCs ns0:val="false"/>
+                <ns0:color ns0:val="000000"/>
+                <ns0:sz ns0:val="18"/>
+                <ns0:szCs ns0:val="18"/>
+              </ns0:rPr>
+              <ns0:t xml:space="preserve">6</ns0:t>
+            </ns0:r>
+          </ns0:p>
+        </ns0:tc>
+        <ns0:tc>
+          <ns0:tcPr>
+            <ns0:tcW ns0:type="dxa" ns0:w="8460"/>
+            <ns0:tcBorders>
+              <ns0:top ns0:val="single" ns0:color="CCCCCC" ns0:sz="1"/>
+              <ns0:left ns0:val="single" ns0:color="CCCCCC" ns0:sz="1"/>
+              <ns0:bottom ns0:val="single" ns0:color="CCCCCC" ns0:sz="1"/>
+              <ns0:right ns0:val="single" ns0:color="CCCCCC" ns0:sz="1"/>
+            </ns0:tcBorders>
+            <ns0:shd ns0:fill="F2F2F2" ns0:val="clear"/>
+            <ns0:tcMar>
+              <ns0:top ns0:type="dxa" ns0:w="80"/>
+              <ns0:left ns0:type="dxa" ns0:w="120"/>
+              <ns0:bottom ns0:type="dxa" ns0:w="80"/>
+              <ns0:right ns0:type="dxa" ns0:w="120"/>
+            </ns0:tcMar>
+            <ns0:vAlign ns0:val="center"/>
+          </ns0:tcPr>
+          <ns0:p>
+            <ns0:pPr>
+              <ns0:spacing ns0:after="40" ns0:before="40"/>
+            </ns0:pPr>
+            <ns0:r>
+              <ns0:rPr>
+                <ns0:rFonts ns0:ascii="Arial" ns0:cs="Arial" ns0:eastAsia="Arial" ns0:hAnsi="Arial"/>
+                <ns0:b ns0:val="false"/>
+                <ns0:bCs ns0:val="false"/>
+                <ns0:color ns0:val="000000"/>
+                <ns0:sz ns0:val="18"/>
+                <ns0:szCs ns0:val="18"/>
+              </ns0:rPr>
+              <ns0:t xml:space="preserve">setDeckCards with {card_id: count}; the returned deck is compared with what was sent. Any difference aborts the challenge deck and writes pvp_challenge_issues.txt including the server result_message.</ns0:t>
+            </ns0:r>
+          </ns0:p>
+        </ns0:tc>
+      </ns0:tr>
+      <ns0:tr>
+        <ns0:trPr>
+          <ns0:cantSplit/>
+        </ns0:trPr>
+        <ns0:tc>
+          <ns0:tcPr>
+            <ns0:tcW ns0:type="dxa" ns0:w="900"/>
+            <ns0:tcBorders>
+              <ns0:top ns0:val="single" ns0:color="CCCCCC" ns0:sz="1"/>
+              <ns0:left ns0:val="single" ns0:color="CCCCCC" ns0:sz="1"/>
+              <ns0:bottom ns0:val="single" ns0:color="CCCCCC" ns0:sz="1"/>
+              <ns0:right ns0:val="single" ns0:color="CCCCCC" ns0:sz="1"/>
+            </ns0:tcBorders>
+            <ns0:shd ns0:fill="FFFFFF" ns0:val="clear"/>
+            <ns0:tcMar>
+              <ns0:top ns0:type="dxa" ns0:w="80"/>
+              <ns0:left ns0:type="dxa" ns0:w="120"/>
+              <ns0:bottom ns0:type="dxa" ns0:w="80"/>
+              <ns0:right ns0:type="dxa" ns0:w="120"/>
+            </ns0:tcMar>
+            <ns0:vAlign ns0:val="center"/>
+          </ns0:tcPr>
+          <ns0:p>
+            <ns0:pPr>
+              <ns0:spacing ns0:after="40" ns0:before="40"/>
+            </ns0:pPr>
+            <ns0:r>
+              <ns0:rPr>
+                <ns0:rFonts ns0:ascii="Arial" ns0:cs="Arial" ns0:eastAsia="Arial" ns0:hAnsi="Arial"/>
+                <ns0:b ns0:val="false"/>
+                <ns0:bCs ns0:val="false"/>
+                <ns0:color ns0:val="000000"/>
+                <ns0:sz ns0:val="18"/>
+                <ns0:szCs ns0:val="18"/>
+              </ns0:rPr>
+              <ns0:t xml:space="preserve">7</ns0:t>
+            </ns0:r>
+          </ns0:p>
+        </ns0:tc>
+        <ns0:tc>
+          <ns0:tcPr>
+            <ns0:tcW ns0:type="dxa" ns0:w="8460"/>
+            <ns0:tcBorders>
+              <ns0:top ns0:val="single" ns0:color="CCCCCC" ns0:sz="1"/>
+              <ns0:left ns0:val="single" ns0:color="CCCCCC" ns0:sz="1"/>
+              <ns0:bottom ns0:val="single" ns0:color="CCCCCC" ns0:sz="1"/>
+              <ns0:right ns0:val="single" ns0:color="CCCCCC" ns0:sz="1"/>
+            </ns0:tcBorders>
+            <ns0:shd ns0:fill="FFFFFF" ns0:val="clear"/>
+            <ns0:tcMar>
+              <ns0:top ns0:type="dxa" ns0:w="80"/>
+              <ns0:left ns0:type="dxa" ns0:w="120"/>
+              <ns0:bottom ns0:type="dxa" ns0:w="80"/>
+              <ns0:right ns0:type="dxa" ns0:w="120"/>
+            </ns0:tcMar>
+            <ns0:vAlign ns0:val="center"/>
+          </ns0:tcPr>
+          <ns0:p>
+            <ns0:pPr>
+              <ns0:spacing ns0:after="40" ns0:before="40"/>
+            </ns0:pPr>
+            <ns0:r>
+              <ns0:rPr>
+                <ns0:rFonts ns0:ascii="Arial" ns0:cs="Arial" ns0:eastAsia="Arial" ns0:hAnsi="Arial"/>
+                <ns0:b ns0:val="false"/>
+                <ns0:bCs ns0:val="false"/>
+                <ns0:color ns0:val="000000"/>
+                <ns0:sz ns0:val="18"/>
+                <ns0:szCs ns0:val="18"/>
+              </ns0:rPr>
+              <ns0:t xml:space="preserve">setActiveDeck, then the console prints a [VERIFY] line: commander and cards as actually stored on the server.</ns0:t>
+            </ns0:r>
+          </ns0:p>
+        </ns0:tc>
+      </ns0:tr>
+      <ns0:tr>
+        <ns0:trPr>
+          <ns0:cantSplit/>
+        </ns0:trPr>
+        <ns0:tc>
+          <ns0:tcPr>
+            <ns0:tcW ns0:type="dxa" ns0:w="900"/>
+            <ns0:tcBorders>
+              <ns0:top ns0:val="single" ns0:color="CCCCCC" ns0:sz="1"/>
+              <ns0:left ns0:val="single" ns0:color="CCCCCC" ns0:sz="1"/>
+              <ns0:bottom ns0:val="single" ns0:color="CCCCCC" ns0:sz="1"/>
+              <ns0:right ns0:val="single" ns0:color="CCCCCC" ns0:sz="1"/>
+            </ns0:tcBorders>
+            <ns0:shd ns0:fill="F2F2F2" ns0:val="clear"/>
+            <ns0:tcMar>
+              <ns0:top ns0:type="dxa" ns0:w="80"/>
+              <ns0:left ns0:type="dxa" ns0:w="120"/>
+              <ns0:bottom ns0:type="dxa" ns0:w="80"/>
+              <ns0:right ns0:type="dxa" ns0:w="120"/>
+            </ns0:tcMar>
+            <ns0:vAlign ns0:val="center"/>
+          </ns0:tcPr>
+          <ns0:p>
+            <ns0:pPr>
+              <ns0:spacing ns0:after="40" ns0:before="40"/>
+            </ns0:pPr>
+            <ns0:r>
+              <ns0:rPr>
+                <ns0:rFonts ns0:ascii="Arial" ns0:cs="Arial" ns0:eastAsia="Arial" ns0:hAnsi="Arial"/>
+                <ns0:b ns0:val="false"/>
+                <ns0:bCs ns0:val="false"/>
+                <ns0:color ns0:val="000000"/>
+                <ns0:sz ns0:val="18"/>
+                <ns0:szCs ns0:val="18"/>
+              </ns0:rPr>
+              <ns0:t xml:space="preserve">8</ns0:t>
+            </ns0:r>
+          </ns0:p>
+        </ns0:tc>
+        <ns0:tc>
+          <ns0:tcPr>
+            <ns0:tcW ns0:type="dxa" ns0:w="8460"/>
+            <ns0:tcBorders>
+              <ns0:top ns0:val="single" ns0:color="CCCCCC" ns0:sz="1"/>
+              <ns0:left ns0:val="single" ns0:color="CCCCCC" ns0:sz="1"/>
+              <ns0:bottom ns0:val="single" ns0:color="CCCCCC" ns0:sz="1"/>
+              <ns0:right ns0:val="single" ns0:color="CCCCCC" ns0:sz="1"/>
+            </ns0:tcBorders>
+            <ns0:shd ns0:fill="F2F2F2" ns0:val="clear"/>
+            <ns0:tcMar>
+              <ns0:top ns0:type="dxa" ns0:w="80"/>
+              <ns0:left ns0:type="dxa" ns0:w="120"/>
+              <ns0:bottom ns0:type="dxa" ns0:w="80"/>
+              <ns0:right ns0:type="dxa" ns0:w="120"/>
+            </ns0:tcMar>
+            <ns0:vAlign ns0:val="center"/>
+          </ns0:tcPr>
+          <ns0:p>
+            <ns0:pPr>
+              <ns0:spacing ns0:after="40" ns0:before="40"/>
+            </ns0:pPr>
+            <ns0:r>
+              <ns0:rPr>
+                <ns0:rFonts ns0:ascii="Arial" ns0:cs="Arial" ns0:eastAsia="Arial" ns0:hAnsi="Arial"/>
+                <ns0:b ns0:val="false"/>
+                <ns0:bCs ns0:val="false"/>
+                <ns0:color ns0:val="000000"/>
+                <ns0:sz ns0:val="18"/>
+                <ns0:szCs ns0:val="18"/>
+              </ns0:rPr>
+              <ns0:t xml:space="preserve">Arena battles (live_sim_battle); after each battle the challenge log is written (see 28.4).</ns0:t>
+            </ns0:r>
+          </ns0:p>
+        </ns0:tc>
+      </ns0:tr>
+      <ns0:tr>
+        <ns0:trPr>
+          <ns0:cantSplit/>
+        </ns0:trPr>
+        <ns0:tc>
+          <ns0:tcPr>
+            <ns0:tcW ns0:type="dxa" ns0:w="900"/>
+            <ns0:tcBorders>
+              <ns0:top ns0:val="single" ns0:color="CCCCCC" ns0:sz="1"/>
+              <ns0:left ns0:val="single" ns0:color="CCCCCC" ns0:sz="1"/>
+              <ns0:bottom ns0:val="single" ns0:color="CCCCCC" ns0:sz="1"/>
+              <ns0:right ns0:val="single" ns0:color="CCCCCC" ns0:sz="1"/>
+            </ns0:tcBorders>
+            <ns0:shd ns0:fill="FFFFFF" ns0:val="clear"/>
+            <ns0:tcMar>
+              <ns0:top ns0:type="dxa" ns0:w="80"/>
+              <ns0:left ns0:type="dxa" ns0:w="120"/>
+              <ns0:bottom ns0:type="dxa" ns0:w="80"/>
+              <ns0:right ns0:type="dxa" ns0:w="120"/>
+            </ns0:tcMar>
+            <ns0:vAlign ns0:val="center"/>
+          </ns0:tcPr>
+          <ns0:p>
+            <ns0:pPr>
+              <ns0:spacing ns0:after="40" ns0:before="40"/>
+            </ns0:pPr>
+            <ns0:r>
+              <ns0:rPr>
+                <ns0:rFonts ns0:ascii="Arial" ns0:cs="Arial" ns0:eastAsia="Arial" ns0:hAnsi="Arial"/>
+                <ns0:b ns0:val="false"/>
+                <ns0:bCs ns0:val="false"/>
+                <ns0:color ns0:val="000000"/>
+                <ns0:sz ns0:val="18"/>
+                <ns0:szCs ns0:val="18"/>
+              </ns0:rPr>
+              <ns0:t xml:space="preserve">9</ns0:t>
+            </ns0:r>
+          </ns0:p>
+        </ns0:tc>
+        <ns0:tc>
+          <ns0:tcPr>
+            <ns0:tcW ns0:type="dxa" ns0:w="8460"/>
+            <ns0:tcBorders>
+              <ns0:top ns0:val="single" ns0:color="CCCCCC" ns0:sz="1"/>
+              <ns0:left ns0:val="single" ns0:color="CCCCCC" ns0:sz="1"/>
+              <ns0:bottom ns0:val="single" ns0:color="CCCCCC" ns0:sz="1"/>
+              <ns0:right ns0:val="single" ns0:color="CCCCCC" ns0:sz="1"/>
+            </ns0:tcBorders>
+            <ns0:shd ns0:fill="FFFFFF" ns0:val="clear"/>
+            <ns0:tcMar>
+              <ns0:top ns0:type="dxa" ns0:w="80"/>
+              <ns0:left ns0:type="dxa" ns0:w="120"/>
+              <ns0:bottom ns0:type="dxa" ns0:w="80"/>
+              <ns0:right ns0:type="dxa" ns0:w="120"/>
+            </ns0:tcMar>
+            <ns0:vAlign ns0:val="center"/>
+          </ns0:tcPr>
+          <ns0:p>
+            <ns0:pPr>
+              <ns0:spacing ns0:after="40" ns0:before="40"/>
+            </ns0:pPr>
+            <ns0:r>
+              <ns0:rPr>
+                <ns0:rFonts ns0:ascii="Arial" ns0:cs="Arial" ns0:eastAsia="Arial" ns0:hAnsi="Arial"/>
+                <ns0:b ns0:val="false"/>
+                <ns0:bCs ns0:val="false"/>
+                <ns0:color ns0:val="000000"/>
+                <ns0:sz ns0:val="18"/>
+                <ns0:szCs ns0:val="18"/>
+              </ns0:rPr>
+              <ns0:t xml:space="preserve">Restore the original deck; the restore is verified the same way (card comparison, not only commander).</ns0:t>
+            </ns0:r>
+          </ns0:p>
+        </ns0:tc>
+      </ns0:tr>
+    </ns0:tbl>
+    <ns0:p>
+      <ns0:pPr>
+        <ns0:spacing ns0:after="60" ns0:before="60"/>
+      </ns0:pPr>
+      <ns0:r>
+        <ns0:t xml:space="preserve"/>
+      </ns0:r>
+    </ns0:p>
+    <ns0:p>
+      <ns0:pPr>
+        <ns0:pStyle ns0:val="Heading2"/>
+        <ns0:spacing ns0:after="80" ns0:before="240"/>
+      </ns0:pPr>
+      <ns0:r>
+        <ns0:rPr>
+          <ns0:rFonts ns0:ascii="Arial" ns0:cs="Arial" ns0:eastAsia="Arial" ns0:hAnsi="Arial"/>
+          <ns0:b/>
+          <ns0:bCs/>
+          <ns0:color ns0:val="2E75B6"/>
+          <ns0:sz ns0:val="26"/>
+          <ns0:szCs ns0:val="26"/>
+        </ns0:rPr>
+        <ns0:t xml:space="preserve">28.3 Living Mirrors — Rules per Skill</ns0:t>
+      </ns0:r>
+    </ns0:p>
+    <ns0:tbl>
+      <ns0:tblPr>
+        <ns0:tblW ns0:type="dxa" ns0:w="9360"/>
+        <ns0:tblBorders>
+          <ns0:top ns0:val="single" ns0:color="auto" ns0:sz="4"/>
+          <ns0:left ns0:val="single" ns0:color="auto" ns0:sz="4"/>
+          <ns0:bottom ns0:val="single" ns0:color="auto" ns0:sz="4"/>
+          <ns0:right ns0:val="single" ns0:color="auto" ns0:sz="4"/>
+          <ns0:insideH ns0:val="single" ns0:color="auto" ns0:sz="4"/>
+          <ns0:insideV ns0:val="single" ns0:color="auto" ns0:sz="4"/>
+        </ns0:tblBorders>
+      </ns0:tblPr>
+      <ns0:tblGrid>
+        <ns0:gridCol ns0:w="2400"/>
+        <ns0:gridCol ns0:w="6960"/>
+      </ns0:tblGrid>
+      <ns0:tr>
+        <ns0:trPr>
+          <ns0:cantSplit/>
+          <ns0:tblHeader/>
+        </ns0:trPr>
+        <ns0:tc>
+          <ns0:tcPr>
+            <ns0:tcW ns0:type="dxa" ns0:w="2400"/>
+            <ns0:tcBorders>
+              <ns0:top ns0:val="single" ns0:color="CCCCCC" ns0:sz="1"/>
+              <ns0:left ns0:val="single" ns0:color="CCCCCC" ns0:sz="1"/>
+              <ns0:bottom ns0:val="single" ns0:color="CCCCCC" ns0:sz="1"/>
+              <ns0:right ns0:val="single" ns0:color="CCCCCC" ns0:sz="1"/>
+            </ns0:tcBorders>
+            <ns0:shd ns0:fill="2E75B6" ns0:val="clear"/>
+            <ns0:tcMar>
+              <ns0:top ns0:type="dxa" ns0:w="80"/>
+              <ns0:left ns0:type="dxa" ns0:w="120"/>
+              <ns0:bottom ns0:type="dxa" ns0:w="80"/>
+              <ns0:right ns0:type="dxa" ns0:w="120"/>
+            </ns0:tcMar>
+            <ns0:vAlign ns0:val="center"/>
+          </ns0:tcPr>
+          <ns0:p>
+            <ns0:pPr>
+              <ns0:spacing ns0:after="40" ns0:before="40"/>
+            </ns0:pPr>
+            <ns0:r>
+              <ns0:rPr>
+                <ns0:rFonts ns0:ascii="Arial" ns0:cs="Arial" ns0:eastAsia="Arial" ns0:hAnsi="Arial"/>
+                <ns0:b/>
+                <ns0:bCs/>
+                <ns0:color ns0:val="FFFFFF"/>
+                <ns0:sz ns0:val="18"/>
+                <ns0:szCs ns0:val="18"/>
+              </ns0:rPr>
+              <ns0:t xml:space="preserve">Steps</ns0:t>
+            </ns0:r>
+          </ns0:p>
+        </ns0:tc>
+        <ns0:tc>
+          <ns0:tcPr>
+            <ns0:tcW ns0:type="dxa" ns0:w="6960"/>
+            <ns0:tcBorders>
+              <ns0:top ns0:val="single" ns0:color="CCCCCC" ns0:sz="1"/>
+              <ns0:left ns0:val="single" ns0:color="CCCCCC" ns0:sz="1"/>
+              <ns0:bottom ns0:val="single" ns0:color="CCCCCC" ns0:sz="1"/>
+              <ns0:right ns0:val="single" ns0:color="CCCCCC" ns0:sz="1"/>
+            </ns0:tcBorders>
+            <ns0:shd ns0:fill="2E75B6" ns0:val="clear"/>
+            <ns0:tcMar>
+              <ns0:top ns0:type="dxa" ns0:w="80"/>
+              <ns0:left ns0:type="dxa" ns0:w="120"/>
+              <ns0:bottom ns0:type="dxa" ns0:w="80"/>
+              <ns0:right ns0:type="dxa" ns0:w="120"/>
+            </ns0:tcMar>
+            <ns0:vAlign ns0:val="center"/>
+          </ns0:tcPr>
+          <ns0:p>
+            <ns0:pPr>
+              <ns0:spacing ns0:after="40" ns0:before="40"/>
+            </ns0:pPr>
+            <ns0:r>
+              <ns0:rPr>
+                <ns0:rFonts ns0:ascii="Arial" ns0:cs="Arial" ns0:eastAsia="Arial" ns0:hAnsi="Arial"/>
+                <ns0:b/>
+                <ns0:bCs/>
+                <ns0:color ns0:val="FFFFFF"/>
+                <ns0:sz ns0:val="18"/>
+                <ns0:szCs ns0:val="18"/>
+              </ns0:rPr>
+              <ns0:t xml:space="preserve">Deck rule</ns0:t>
+            </ns0:r>
+          </ns0:p>
+        </ns0:tc>
+      </ns0:tr>
+      <ns0:tr>
+        <ns0:trPr>
+          <ns0:cantSplit/>
+        </ns0:trPr>
+        <ns0:tc>
+          <ns0:tcPr>
+            <ns0:tcW ns0:type="dxa" ns0:w="2400"/>
+            <ns0:tcBorders>
+              <ns0:top ns0:val="single" ns0:color="CCCCCC" ns0:sz="1"/>
+              <ns0:left ns0:val="single" ns0:color="CCCCCC" ns0:sz="1"/>
+              <ns0:bottom ns0:val="single" ns0:color="CCCCCC" ns0:sz="1"/>
+              <ns0:right ns0:val="single" ns0:color="CCCCCC" ns0:sz="1"/>
+            </ns0:tcBorders>
+            <ns0:shd ns0:fill="FFFFFF" ns0:val="clear"/>
+            <ns0:tcMar>
+              <ns0:top ns0:type="dxa" ns0:w="80"/>
+              <ns0:left ns0:type="dxa" ns0:w="120"/>
+              <ns0:bottom ns0:type="dxa" ns0:w="80"/>
+              <ns0:right ns0:type="dxa" ns0:w="120"/>
+            </ns0:tcMar>
+            <ns0:vAlign ns0:val="center"/>
+          </ns0:tcPr>
+          <ns0:p>
+            <ns0:pPr>
+              <ns0:spacing ns0:after="40" ns0:before="40"/>
+            </ns0:pPr>
+            <ns0:r>
+              <ns0:rPr>
+                <ns0:rFonts ns0:ascii="Arial" ns0:cs="Arial" ns0:eastAsia="Arial" ns0:hAnsi="Arial"/>
+                <ns0:b ns0:val="false"/>
+                <ns0:bCs ns0:val="false"/>
+                <ns0:color ns0:val="000000"/>
+                <ns0:sz ns0:val="18"/>
+                <ns0:szCs ns0:val="18"/>
+              </ns0:rPr>
+              <ns0:t xml:space="preserve">Mirror Damage, Mirror 25/50/75/100</ns0:t>
+            </ns0:r>
+          </ns0:p>
+        </ns0:tc>
+        <ns0:tc>
+          <ns0:tcPr>
+            <ns0:tcW ns0:type="dxa" ns0:w="6960"/>
+            <ns0:tcBorders>
+              <ns0:top ns0:val="single" ns0:color="CCCCCC" ns0:sz="1"/>
+              <ns0:left ns0:val="single" ns0:color="CCCCCC" ns0:sz="1"/>
+              <ns0:bottom ns0:val="single" ns0:color="CCCCCC" ns0:sz="1"/>
+              <ns0:right ns0:val="single" ns0:color="CCCCCC" ns0:sz="1"/>
+            </ns0:tcBorders>
+            <ns0:shd ns0:fill="FFFFFF" ns0:val="clear"/>
+            <ns0:tcMar>
+              <ns0:top ns0:type="dxa" ns0:w="80"/>
+              <ns0:left ns0:type="dxa" ns0:w="120"/>
+              <ns0:bottom ns0:type="dxa" ns0:w="80"/>
+              <ns0:right ns0:type="dxa" ns0:w="120"/>
+            </ns0:tcMar>
+            <ns0:vAlign ns0:val="center"/>
+          </ns0:tcPr>
+          <ns0:p>
+            <ns0:pPr>
+              <ns0:spacing ns0:after="40" ns0:before="40"/>
+            </ns0:pPr>
+            <ns0:r>
+              <ns0:rPr>
+                <ns0:rFonts ns0:ascii="Arial" ns0:cs="Arial" ns0:eastAsia="Arial" ns0:hAnsi="Arial"/>
+                <ns0:b ns0:val="false"/>
+                <ns0:bCs ns0:val="false"/>
+                <ns0:color ns0:val="000000"/>
+                <ns0:sz ns0:val="18"/>
+                <ns0:szCs ns0:val="18"/>
+              </ns0:rPr>
+              <ns0:t xml:space="preserve">No deck change (damage / win counters; win steps use the wins counter).</ns0:t>
+            </ns0:r>
+          </ns0:p>
+        </ns0:tc>
+      </ns0:tr>
+      <ns0:tr>
+        <ns0:trPr>
+          <ns0:cantSplit/>
+        </ns0:trPr>
+        <ns0:tc>
+          <ns0:tcPr>
+            <ns0:tcW ns0:type="dxa" ns0:w="2400"/>
+            <ns0:tcBorders>
+              <ns0:top ns0:val="single" ns0:color="CCCCCC" ns0:sz="1"/>
+              <ns0:left ns0:val="single" ns0:color="CCCCCC" ns0:sz="1"/>
+              <ns0:bottom ns0:val="single" ns0:color="CCCCCC" ns0:sz="1"/>
+              <ns0:right ns0:val="single" ns0:color="CCCCCC" ns0:sz="1"/>
+            </ns0:tcBorders>
+            <ns0:shd ns0:fill="F2F2F2" ns0:val="clear"/>
+            <ns0:tcMar>
+              <ns0:top ns0:type="dxa" ns0:w="80"/>
+              <ns0:left ns0:type="dxa" ns0:w="120"/>
+              <ns0:bottom ns0:type="dxa" ns0:w="80"/>
+              <ns0:right ns0:type="dxa" ns0:w="120"/>
+            </ns0:tcMar>
+            <ns0:vAlign ns0:val="center"/>
+          </ns0:tcPr>
+          <ns0:p>
+            <ns0:pPr>
+              <ns0:spacing ns0:after="40" ns0:before="40"/>
+            </ns0:pPr>
+            <ns0:r>
+              <ns0:rPr>
+                <ns0:rFonts ns0:ascii="Arial" ns0:cs="Arial" ns0:eastAsia="Arial" ns0:hAnsi="Arial"/>
+                <ns0:b ns0:val="false"/>
+                <ns0:bCs ns0:val="false"/>
+                <ns0:color ns0:val="000000"/>
+                <ns0:sz ns0:val="18"/>
+                <ns0:szCs ns0:val="18"/>
+              </ns0:rPr>
+              <ns0:t xml:space="preserve">Alias' / Divine's Mirror (Rally), Tygallius' Mirror (Entrap)</ns0:t>
+            </ns0:r>
+          </ns0:p>
+        </ns0:tc>
+        <ns0:tc>
+          <ns0:tcPr>
+            <ns0:tcW ns0:type="dxa" ns0:w="6960"/>
+            <ns0:tcBorders>
+              <ns0:top ns0:val="single" ns0:color="CCCCCC" ns0:sz="1"/>
+              <ns0:left ns0:val="single" ns0:color="CCCCCC" ns0:sz="1"/>
+              <ns0:bottom ns0:val="single" ns0:color="CCCCCC" ns0:sz="1"/>
+              <ns0:right ns0:val="single" ns0:color="CCCCCC" ns0:sz="1"/>
+            </ns0:tcBorders>
+            <ns0:shd ns0:fill="F2F2F2" ns0:val="clear"/>
+            <ns0:tcMar>
+              <ns0:top ns0:type="dxa" ns0:w="80"/>
+              <ns0:left ns0:type="dxa" ns0:w="120"/>
+              <ns0:bottom ns0:type="dxa" ns0:w="80"/>
+              <ns0:right ns0:type="dxa" ns0:w="120"/>
+            </ns0:tcMar>
+            <ns0:vAlign ns0:val="center"/>
+          </ns0:tcPr>
+          <ns0:p>
+            <ns0:pPr>
+              <ns0:spacing ns0:after="40" ns0:before="40"/>
+            </ns0:pPr>
+            <ns0:r>
+              <ns0:rPr>
+                <ns0:rFonts ns0:ascii="Arial" ns0:cs="Arial" ns0:eastAsia="Arial" ns0:hAnsi="Arial"/>
+                <ns0:b ns0:val="false"/>
+                <ns0:bCs ns0:val="false"/>
+                <ns0:color ns0:val="000000"/>
+                <ns0:sz ns0:val="18"/>
+                <ns0:szCs ns0:val="18"/>
+              </ns0:rPr>
+              <ns0:t xml:space="preserve">Commander Octane Optimized + required Lv.6 card.</ns0:t>
+            </ns0:r>
+          </ns0:p>
+        </ns0:tc>
+      </ns0:tr>
+      <ns0:tr>
+        <ns0:trPr>
+          <ns0:cantSplit/>
+        </ns0:trPr>
+        <ns0:tc>
+          <ns0:tcPr>
+            <ns0:tcW ns0:type="dxa" ns0:w="2400"/>
+            <ns0:tcBorders>
+              <ns0:top ns0:val="single" ns0:color="CCCCCC" ns0:sz="1"/>
+              <ns0:left ns0:val="single" ns0:color="CCCCCC" ns0:sz="1"/>
+              <ns0:bottom ns0:val="single" ns0:color="CCCCCC" ns0:sz="1"/>
+              <ns0:right ns0:val="single" ns0:color="CCCCCC" ns0:sz="1"/>
+            </ns0:tcBorders>
+            <ns0:shd ns0:fill="FFFFFF" ns0:val="clear"/>
+            <ns0:tcMar>
+              <ns0:top ns0:type="dxa" ns0:w="80"/>
+              <ns0:left ns0:type="dxa" ns0:w="120"/>
+              <ns0:bottom ns0:type="dxa" ns0:w="80"/>
+              <ns0:right ns0:type="dxa" ns0:w="120"/>
+            </ns0:tcMar>
+            <ns0:vAlign ns0:val="center"/>
+          </ns0:tcPr>
+          <ns0:p>
+            <ns0:pPr>
+              <ns0:spacing ns0:after="40" ns0:before="40"/>
+            </ns0:pPr>
+            <ns0:r>
+              <ns0:rPr>
+                <ns0:rFonts ns0:ascii="Arial" ns0:cs="Arial" ns0:eastAsia="Arial" ns0:hAnsi="Arial"/>
+                <ns0:b ns0:val="false"/>
+                <ns0:bCs ns0:val="false"/>
+                <ns0:color ns0:val="000000"/>
+                <ns0:sz ns0:val="18"/>
+                <ns0:szCs ns0:val="18"/>
+              </ns0:rPr>
+              <ns0:t xml:space="preserve">Ravager's / Tantzaeon's Mirror (Fortify)</ns0:t>
+            </ns0:r>
+          </ns0:p>
+        </ns0:tc>
+        <ns0:tc>
+          <ns0:tcPr>
+            <ns0:tcW ns0:type="dxa" ns0:w="6960"/>
+            <ns0:tcBorders>
+              <ns0:top ns0:val="single" ns0:color="CCCCCC" ns0:sz="1"/>
+              <ns0:left ns0:val="single" ns0:color="CCCCCC" ns0:sz="1"/>
+              <ns0:bottom ns0:val="single" ns0:color="CCCCCC" ns0:sz="1"/>
+              <ns0:right ns0:val="single" ns0:color="CCCCCC" ns0:sz="1"/>
+            </ns0:tcBorders>
+            <ns0:shd ns0:fill="FFFFFF" ns0:val="clear"/>
+            <ns0:tcMar>
+              <ns0:top ns0:type="dxa" ns0:w="80"/>
+              <ns0:left ns0:type="dxa" ns0:w="120"/>
+              <ns0:bottom ns0:type="dxa" ns0:w="80"/>
+              <ns0:right ns0:type="dxa" ns0:w="120"/>
+            </ns0:tcMar>
+            <ns0:vAlign ns0:val="center"/>
+          </ns0:tcPr>
+          <ns0:p>
+            <ns0:pPr>
+              <ns0:spacing ns0:after="40" ns0:before="40"/>
+            </ns0:pPr>
+            <ns0:r>
+              <ns0:rPr>
+                <ns0:rFonts ns0:ascii="Arial" ns0:cs="Arial" ns0:eastAsia="Arial" ns0:hAnsi="Arial"/>
+                <ns0:b ns0:val="false"/>
+                <ns0:bCs ns0:val="false"/>
+                <ns0:color ns0:val="000000"/>
+                <ns0:sz ns0:val="18"/>
+                <ns0:szCs ns0:val="18"/>
+              </ns0:rPr>
+              <ns0:t xml:space="preserve">Required card + 4 cards from the Fortify pool (Arcadia Redeemed, Experiment Gasher, The Mass, Impurity Arrester, Restore Sequencer).</ns0:t>
+            </ns0:r>
+          </ns0:p>
+        </ns0:tc>
+      </ns0:tr>
+      <ns0:tr>
+        <ns0:trPr>
+          <ns0:cantSplit/>
+        </ns0:trPr>
+        <ns0:tc>
+          <ns0:tcPr>
+            <ns0:tcW ns0:type="dxa" ns0:w="2400"/>
+            <ns0:tcBorders>
+              <ns0:top ns0:val="single" ns0:color="CCCCCC" ns0:sz="1"/>
+              <ns0:left ns0:val="single" ns0:color="CCCCCC" ns0:sz="1"/>
+              <ns0:bottom ns0:val="single" ns0:color="CCCCCC" ns0:sz="1"/>
+              <ns0:right ns0:val="single" ns0:color="CCCCCC" ns0:sz="1"/>
+            </ns0:tcBorders>
+            <ns0:shd ns0:fill="F2F2F2" ns0:val="clear"/>
+            <ns0:tcMar>
+              <ns0:top ns0:type="dxa" ns0:w="80"/>
+              <ns0:left ns0:type="dxa" ns0:w="120"/>
+              <ns0:bottom ns0:type="dxa" ns0:w="80"/>
+              <ns0:right ns0:type="dxa" ns0:w="120"/>
+            </ns0:tcMar>
+            <ns0:vAlign ns0:val="center"/>
+          </ns0:tcPr>
+          <ns0:p>
+            <ns0:pPr>
+              <ns0:spacing ns0:after="40" ns0:before="40"/>
+            </ns0:pPr>
+            <ns0:r>
+              <ns0:rPr>
+                <ns0:rFonts ns0:ascii="Arial" ns0:cs="Arial" ns0:eastAsia="Arial" ns0:hAnsi="Arial"/>
+                <ns0:b ns0:val="false"/>
+                <ns0:bCs ns0:val="false"/>
+                <ns0:color ns0:val="000000"/>
+                <ns0:sz ns0:val="18"/>
+                <ns0:szCs ns0:val="18"/>
+              </ns0:rPr>
+              <ns0:t xml:space="preserve">Abunisapphire's Mirror (Overload)</ns0:t>
+            </ns0:r>
+          </ns0:p>
+        </ns0:tc>
+        <ns0:tc>
+          <ns0:tcPr>
+            <ns0:tcW ns0:type="dxa" ns0:w="6960"/>
+            <ns0:tcBorders>
+              <ns0:top ns0:val="single" ns0:color="CCCCCC" ns0:sz="1"/>
+              <ns0:left ns0:val="single" ns0:color="CCCCCC" ns0:sz="1"/>
+              <ns0:bottom ns0:val="single" ns0:color="CCCCCC" ns0:sz="1"/>
+              <ns0:right ns0:val="single" ns0:color="CCCCCC" ns0:sz="1"/>
+            </ns0:tcBorders>
+            <ns0:shd ns0:fill="F2F2F2" ns0:val="clear"/>
+            <ns0:tcMar>
+              <ns0:top ns0:type="dxa" ns0:w="80"/>
+              <ns0:left ns0:type="dxa" ns0:w="120"/>
+              <ns0:bottom ns0:type="dxa" ns0:w="80"/>
+              <ns0:right ns0:type="dxa" ns0:w="120"/>
+            </ns0:tcMar>
+            <ns0:vAlign ns0:val="center"/>
+          </ns0:tcPr>
+          <ns0:p>
+            <ns0:pPr>
+              <ns0:spacing ns0:after="40" ns0:before="40"/>
+            </ns0:pPr>
+            <ns0:r>
+              <ns0:rPr>
+                <ns0:rFonts ns0:ascii="Arial" ns0:cs="Arial" ns0:eastAsia="Arial" ns0:hAnsi="Arial"/>
+                <ns0:b ns0:val="false"/>
+                <ns0:bCs ns0:val="false"/>
+                <ns0:color ns0:val="000000"/>
+                <ns0:sz ns0:val="18"/>
+                <ns0:szCs ns0:val="18"/>
+              </ns0:rPr>
+              <ns0:t xml:space="preserve">Required card + 2 cards from the Overload pool (Enyo Ruinmaker, Yurich's Observatory, Metro Monitor, Veles Shapeshifter, Yurich's Toeslasher, Tengri Godhammer).</ns0:t>
+            </ns0:r>
+          </ns0:p>
+        </ns0:tc>
+      </ns0:tr>
+      <ns0:tr>
+        <ns0:trPr>
+          <ns0:cantSplit/>
+        </ns0:trPr>
+        <ns0:tc>
+          <ns0:tcPr>
+            <ns0:tcW ns0:type="dxa" ns0:w="2400"/>
+            <ns0:tcBorders>
+              <ns0:top ns0:val="single" ns0:color="CCCCCC" ns0:sz="1"/>
+              <ns0:left ns0:val="single" ns0:color="CCCCCC" ns0:sz="1"/>
+              <ns0:bottom ns0:val="single" ns0:color="CCCCCC" ns0:sz="1"/>
+              <ns0:right ns0:val="single" ns0:color="CCCCCC" ns0:sz="1"/>
+            </ns0:tcBorders>
+            <ns0:shd ns0:fill="FFFFFF" ns0:val="clear"/>
+            <ns0:tcMar>
+              <ns0:top ns0:type="dxa" ns0:w="80"/>
+              <ns0:left ns0:type="dxa" ns0:w="120"/>
+              <ns0:bottom ns0:type="dxa" ns0:w="80"/>
+              <ns0:right ns0:type="dxa" ns0:w="120"/>
+            </ns0:tcMar>
+            <ns0:vAlign ns0:val="center"/>
+          </ns0:tcPr>
+          <ns0:p>
+            <ns0:pPr>
+              <ns0:spacing ns0:after="40" ns0:before="40"/>
+            </ns0:pPr>
+            <ns0:r>
+              <ns0:rPr>
+                <ns0:rFonts ns0:ascii="Arial" ns0:cs="Arial" ns0:eastAsia="Arial" ns0:hAnsi="Arial"/>
+                <ns0:b ns0:val="false"/>
+                <ns0:bCs ns0:val="false"/>
+                <ns0:color ns0:val="000000"/>
+                <ns0:sz ns0:val="18"/>
+                <ns0:szCs ns0:val="18"/>
+              </ns0:rPr>
+              <ns0:t xml:space="preserve">Dartron's Mirror (Enrage)</ns0:t>
+            </ns0:r>
+          </ns0:p>
+        </ns0:tc>
+        <ns0:tc>
+          <ns0:tcPr>
+            <ns0:tcW ns0:type="dxa" ns0:w="6960"/>
+            <ns0:tcBorders>
+              <ns0:top ns0:val="single" ns0:color="CCCCCC" ns0:sz="1"/>
+              <ns0:left ns0:val="single" ns0:color="CCCCCC" ns0:sz="1"/>
+              <ns0:bottom ns0:val="single" ns0:color="CCCCCC" ns0:sz="1"/>
+              <ns0:right ns0:val="single" ns0:color="CCCCCC" ns0:sz="1"/>
+            </ns0:tcBorders>
+            <ns0:shd ns0:fill="FFFFFF" ns0:val="clear"/>
+            <ns0:tcMar>
+              <ns0:top ns0:type="dxa" ns0:w="80"/>
+              <ns0:left ns0:type="dxa" ns0:w="120"/>
+              <ns0:bottom ns0:type="dxa" ns0:w="80"/>
+              <ns0:right ns0:type="dxa" ns0:w="120"/>
+            </ns0:tcMar>
+            <ns0:vAlign ns0:val="center"/>
+          </ns0:tcPr>
+          <ns0:p>
+            <ns0:pPr>
+              <ns0:spacing ns0:after="40" ns0:before="40"/>
+            </ns0:pPr>
+            <ns0:r>
+              <ns0:rPr>
+                <ns0:rFonts ns0:ascii="Arial" ns0:cs="Arial" ns0:eastAsia="Arial" ns0:hAnsi="Arial"/>
+                <ns0:b ns0:val="false"/>
+                <ns0:bCs ns0:val="false"/>
+                <ns0:color ns0:val="000000"/>
+                <ns0:sz ns0:val="18"/>
+                <ns0:szCs ns0:val="18"/>
+              </ns0:rPr>
+              <ns0:t xml:space="preserve">Commander Daedalus Charged + required card.</ns0:t>
+            </ns0:r>
+          </ns0:p>
+        </ns0:tc>
+      </ns0:tr>
+      <ns0:tr>
+        <ns0:trPr>
+          <ns0:cantSplit/>
+        </ns0:trPr>
+        <ns0:tc>
+          <ns0:tcPr>
+            <ns0:tcW ns0:type="dxa" ns0:w="2400"/>
+            <ns0:tcBorders>
+              <ns0:top ns0:val="single" ns0:color="CCCCCC" ns0:sz="1"/>
+              <ns0:left ns0:val="single" ns0:color="CCCCCC" ns0:sz="1"/>
+              <ns0:bottom ns0:val="single" ns0:color="CCCCCC" ns0:sz="1"/>
+              <ns0:right ns0:val="single" ns0:color="CCCCCC" ns0:sz="1"/>
+            </ns0:tcBorders>
+            <ns0:shd ns0:fill="F2F2F2" ns0:val="clear"/>
+            <ns0:tcMar>
+              <ns0:top ns0:type="dxa" ns0:w="80"/>
+              <ns0:left ns0:type="dxa" ns0:w="120"/>
+              <ns0:bottom ns0:type="dxa" ns0:w="80"/>
+              <ns0:right ns0:type="dxa" ns0:w="120"/>
+            </ns0:tcMar>
+            <ns0:vAlign ns0:val="center"/>
+          </ns0:tcPr>
+          <ns0:p>
+            <ns0:pPr>
+              <ns0:spacing ns0:after="40" ns0:before="40"/>
+            </ns0:pPr>
+            <ns0:r>
+              <ns0:rPr>
+                <ns0:rFonts ns0:ascii="Arial" ns0:cs="Arial" ns0:eastAsia="Arial" ns0:hAnsi="Arial"/>
+                <ns0:b ns0:val="false"/>
+                <ns0:bCs ns0:val="false"/>
+                <ns0:color ns0:val="000000"/>
+                <ns0:sz ns0:val="18"/>
+                <ns0:szCs ns0:val="18"/>
+              </ns0:rPr>
+              <ns0:t xml:space="preserve">Witness' / Ajaxion's Mirror (Heal)</ns0:t>
+            </ns0:r>
+          </ns0:p>
+        </ns0:tc>
+        <ns0:tc>
+          <ns0:tcPr>
+            <ns0:tcW ns0:type="dxa" ns0:w="6960"/>
+            <ns0:tcBorders>
+              <ns0:top ns0:val="single" ns0:color="CCCCCC" ns0:sz="1"/>
+              <ns0:left ns0:val="single" ns0:color="CCCCCC" ns0:sz="1"/>
+              <ns0:bottom ns0:val="single" ns0:color="CCCCCC" ns0:sz="1"/>
+              <ns0:right ns0:val="single" ns0:color="CCCCCC" ns0:sz="1"/>
+            </ns0:tcBorders>
+            <ns0:shd ns0:fill="F2F2F2" ns0:val="clear"/>
+            <ns0:tcMar>
+              <ns0:top ns0:type="dxa" ns0:w="80"/>
+              <ns0:left ns0:type="dxa" ns0:w="120"/>
+              <ns0:bottom ns0:type="dxa" ns0:w="80"/>
+              <ns0:right ns0:type="dxa" ns0:w="120"/>
+            </ns0:tcMar>
+            <ns0:vAlign ns0:val="center"/>
+          </ns0:tcPr>
+          <ns0:p>
+            <ns0:pPr>
+              <ns0:spacing ns0:after="40" ns0:before="40"/>
+            </ns0:pPr>
+            <ns0:r>
+              <ns0:rPr>
+                <ns0:rFonts ns0:ascii="Arial" ns0:cs="Arial" ns0:eastAsia="Arial" ns0:hAnsi="Arial"/>
+                <ns0:b ns0:val="false"/>
+                <ns0:bCs ns0:val="false"/>
+                <ns0:color ns0:val="000000"/>
+                <ns0:sz ns0:val="18"/>
+                <ns0:szCs ns0:val="18"/>
+              </ns0:rPr>
+              <ns0:t xml:space="preserve">Commander Malort Blightfather + required card.</ns0:t>
+            </ns0:r>
+          </ns0:p>
+        </ns0:tc>
+      </ns0:tr>
+      <ns0:tr>
+        <ns0:trPr>
+          <ns0:cantSplit/>
+        </ns0:trPr>
+        <ns0:tc>
+          <ns0:tcPr>
+            <ns0:tcW ns0:type="dxa" ns0:w="2400"/>
+            <ns0:tcBorders>
+              <ns0:top ns0:val="single" ns0:color="CCCCCC" ns0:sz="1"/>
+              <ns0:left ns0:val="single" ns0:color="CCCCCC" ns0:sz="1"/>
+              <ns0:bottom ns0:val="single" ns0:color="CCCCCC" ns0:sz="1"/>
+              <ns0:right ns0:val="single" ns0:color="CCCCCC" ns0:sz="1"/>
+            </ns0:tcBorders>
+            <ns0:shd ns0:fill="FFFFFF" ns0:val="clear"/>
+            <ns0:tcMar>
+              <ns0:top ns0:type="dxa" ns0:w="80"/>
+              <ns0:left ns0:type="dxa" ns0:w="120"/>
+              <ns0:bottom ns0:type="dxa" ns0:w="80"/>
+              <ns0:right ns0:type="dxa" ns0:w="120"/>
+            </ns0:tcMar>
+            <ns0:vAlign ns0:val="center"/>
+          </ns0:tcPr>
+          <ns0:p>
+            <ns0:pPr>
+              <ns0:spacing ns0:after="40" ns0:before="40"/>
+            </ns0:pPr>
+            <ns0:r>
+              <ns0:rPr>
+                <ns0:rFonts ns0:ascii="Arial" ns0:cs="Arial" ns0:eastAsia="Arial" ns0:hAnsi="Arial"/>
+                <ns0:b ns0:val="false"/>
+                <ns0:bCs ns0:val="false"/>
+                <ns0:color ns0:val="000000"/>
+                <ns0:sz ns0:val="18"/>
+                <ns0:szCs ns0:val="18"/>
+              </ns0:rPr>
+              <ns0:t xml:space="preserve">Mirror Vindicated</ns0:t>
+            </ns0:r>
+          </ns0:p>
+        </ns0:tc>
+        <ns0:tc>
+          <ns0:tcPr>
+            <ns0:tcW ns0:type="dxa" ns0:w="6960"/>
+            <ns0:tcBorders>
+              <ns0:top ns0:val="single" ns0:color="CCCCCC" ns0:sz="1"/>
+              <ns0:left ns0:val="single" ns0:color="CCCCCC" ns0:sz="1"/>
+              <ns0:bottom ns0:val="single" ns0:color="CCCCCC" ns0:sz="1"/>
+              <ns0:right ns0:val="single" ns0:color="CCCCCC" ns0:sz="1"/>
+            </ns0:tcBorders>
+            <ns0:shd ns0:fill="FFFFFF" ns0:val="clear"/>
+            <ns0:tcMar>
+              <ns0:top ns0:type="dxa" ns0:w="80"/>
+              <ns0:left ns0:type="dxa" ns0:w="120"/>
+              <ns0:bottom ns0:type="dxa" ns0:w="80"/>
+              <ns0:right ns0:type="dxa" ns0:w="120"/>
+            </ns0:tcMar>
+            <ns0:vAlign ns0:val="center"/>
+          </ns0:tcPr>
+          <ns0:p>
+            <ns0:pPr>
+              <ns0:spacing ns0:after="40" ns0:before="40"/>
+            </ns0:pPr>
+            <ns0:r>
+              <ns0:rPr>
+                <ns0:rFonts ns0:ascii="Arial" ns0:cs="Arial" ns0:eastAsia="Arial" ns0:hAnsi="Arial"/>
+                <ns0:b ns0:val="false"/>
+                <ns0:bCs ns0:val="false"/>
+                <ns0:color ns0:val="000000"/>
+                <ns0:sz ns0:val="18"/>
+                <ns0:szCs ns0:val="18"/>
+              </ns0:rPr>
+              <ns0:t xml:space="preserve">4 Progenitor cards from the pool (Zashikinoz, The Mass, Primal Yeren, Leriax Putrefier).</ns0:t>
+            </ns0:r>
+          </ns0:p>
+        </ns0:tc>
+      </ns0:tr>
+    </ns0:tbl>
+    <ns0:p>
+      <ns0:pPr>
+        <ns0:spacing ns0:after="60" ns0:before="60"/>
+      </ns0:pPr>
+      <ns0:r>
+        <ns0:t xml:space="preserve"/>
+      </ns0:r>
+    </ns0:p>
+    <ns0:p>
+      <ns0:pPr>
+        <ns0:pStyle ns0:val="Heading2"/>
+        <ns0:spacing ns0:after="80" ns0:before="240"/>
+      </ns0:pPr>
+      <ns0:r>
+        <ns0:rPr>
+          <ns0:rFonts ns0:ascii="Arial" ns0:cs="Arial" ns0:eastAsia="Arial" ns0:hAnsi="Arial"/>
+          <ns0:b/>
+          <ns0:bCs/>
+          <ns0:color ns0:val="2E75B6"/>
+          <ns0:sz ns0:val="26"/>
+          <ns0:szCs ns0:val="26"/>
+        </ns0:rPr>
+        <ns0:t xml:space="preserve">28.4 Challenge Analysis Log (export/challenge_analysis.txt)</ns0:t>
+      </ns0:r>
+    </ns0:p>
+    <ns0:p>
+      <ns0:pPr>
+        <ns0:spacing ns0:after="80" ns0:before="0"/>
+      </ns0:pPr>
+      <ns0:r>
+        <ns0:rPr>
+          <ns0:rFonts ns0:ascii="Arial" ns0:cs="Arial" ns0:eastAsia="Arial" ns0:hAnsi="Arial"/>
+          <ns0:sz ns0:val="18"/>
+          <ns0:szCs ns0:val="18"/>
+        </ns0:rPr>
+        <ns0:t xml:space="preserve">Written after every arena battle with an active challenge; meant to be handed to Claude for diagnosis. Each battle produces a result line, an indented detail line and a PROGRESS line.</ns0:t>
+      </ns0:r>
+    </ns0:p>
+    <ns0:tbl>
+      <ns0:tblPr>
+        <ns0:tblW ns0:type="dxa" ns0:w="9360"/>
+        <ns0:tblBorders>
+          <ns0:top ns0:val="single" ns0:color="auto" ns0:sz="4"/>
+          <ns0:left ns0:val="single" ns0:color="auto" ns0:sz="4"/>
+          <ns0:bottom ns0:val="single" ns0:color="auto" ns0:sz="4"/>
+          <ns0:right ns0:val="single" ns0:color="auto" ns0:sz="4"/>
+          <ns0:insideH ns0:val="single" ns0:color="auto" ns0:sz="4"/>
+          <ns0:insideV ns0:val="single" ns0:color="auto" ns0:sz="4"/>
+        </ns0:tblBorders>
+      </ns0:tblPr>
+      <ns0:tblGrid>
+        <ns0:gridCol ns0:w="2400"/>
+        <ns0:gridCol ns0:w="6960"/>
+      </ns0:tblGrid>
+      <ns0:tr>
+        <ns0:trPr>
+          <ns0:cantSplit/>
+          <ns0:tblHeader/>
+        </ns0:trPr>
+        <ns0:tc>
+          <ns0:tcPr>
+            <ns0:tcW ns0:type="dxa" ns0:w="2400"/>
+            <ns0:tcBorders>
+              <ns0:top ns0:val="single" ns0:color="CCCCCC" ns0:sz="1"/>
+              <ns0:left ns0:val="single" ns0:color="CCCCCC" ns0:sz="1"/>
+              <ns0:bottom ns0:val="single" ns0:color="CCCCCC" ns0:sz="1"/>
+              <ns0:right ns0:val="single" ns0:color="CCCCCC" ns0:sz="1"/>
+            </ns0:tcBorders>
+            <ns0:shd ns0:fill="2E75B6" ns0:val="clear"/>
+            <ns0:tcMar>
+              <ns0:top ns0:type="dxa" ns0:w="80"/>
+              <ns0:left ns0:type="dxa" ns0:w="120"/>
+              <ns0:bottom ns0:type="dxa" ns0:w="80"/>
+              <ns0:right ns0:type="dxa" ns0:w="120"/>
+            </ns0:tcMar>
+            <ns0:vAlign ns0:val="center"/>
+          </ns0:tcPr>
+          <ns0:p>
+            <ns0:pPr>
+              <ns0:spacing ns0:after="40" ns0:before="40"/>
+            </ns0:pPr>
+            <ns0:r>
+              <ns0:rPr>
+                <ns0:rFonts ns0:ascii="Arial" ns0:cs="Arial" ns0:eastAsia="Arial" ns0:hAnsi="Arial"/>
+                <ns0:b/>
+                <ns0:bCs/>
+                <ns0:color ns0:val="FFFFFF"/>
+                <ns0:sz ns0:val="18"/>
+                <ns0:szCs ns0:val="18"/>
+              </ns0:rPr>
+              <ns0:t xml:space="preserve">Field</ns0:t>
+            </ns0:r>
+          </ns0:p>
+        </ns0:tc>
+        <ns0:tc>
+          <ns0:tcPr>
+            <ns0:tcW ns0:type="dxa" ns0:w="6960"/>
+            <ns0:tcBorders>
+              <ns0:top ns0:val="single" ns0:color="CCCCCC" ns0:sz="1"/>
+              <ns0:left ns0:val="single" ns0:color="CCCCCC" ns0:sz="1"/>
+              <ns0:bottom ns0:val="single" ns0:color="CCCCCC" ns0:sz="1"/>
+              <ns0:right ns0:val="single" ns0:color="CCCCCC" ns0:sz="1"/>
+            </ns0:tcBorders>
+            <ns0:shd ns0:fill="2E75B6" ns0:val="clear"/>
+            <ns0:tcMar>
+              <ns0:top ns0:type="dxa" ns0:w="80"/>
+              <ns0:left ns0:type="dxa" ns0:w="120"/>
+              <ns0:bottom ns0:type="dxa" ns0:w="80"/>
+              <ns0:right ns0:type="dxa" ns0:w="120"/>
+            </ns0:tcMar>
+            <ns0:vAlign ns0:val="center"/>
+          </ns0:tcPr>
+          <ns0:p>
+            <ns0:pPr>
+              <ns0:spacing ns0:after="40" ns0:before="40"/>
+            </ns0:pPr>
+            <ns0:r>
+              <ns0:rPr>
+                <ns0:rFonts ns0:ascii="Arial" ns0:cs="Arial" ns0:eastAsia="Arial" ns0:hAnsi="Arial"/>
+                <ns0:b/>
+                <ns0:bCs/>
+                <ns0:color ns0:val="FFFFFF"/>
+                <ns0:sz ns0:val="18"/>
+                <ns0:szCs ns0:val="18"/>
+              </ns0:rPr>
+              <ns0:t xml:space="preserve">Meaning</ns0:t>
+            </ns0:r>
+          </ns0:p>
+        </ns0:tc>
+      </ns0:tr>
+      <ns0:tr>
+        <ns0:trPr>
+          <ns0:cantSplit/>
+        </ns0:trPr>
+        <ns0:tc>
+          <ns0:tcPr>
+            <ns0:tcW ns0:type="dxa" ns0:w="2400"/>
+            <ns0:tcBorders>
+              <ns0:top ns0:val="single" ns0:color="CCCCCC" ns0:sz="1"/>
+              <ns0:left ns0:val="single" ns0:color="CCCCCC" ns0:sz="1"/>
+              <ns0:bottom ns0:val="single" ns0:color="CCCCCC" ns0:sz="1"/>
+              <ns0:right ns0:val="single" ns0:color="CCCCCC" ns0:sz="1"/>
+            </ns0:tcBorders>
+            <ns0:shd ns0:fill="FFFFFF" ns0:val="clear"/>
+            <ns0:tcMar>
+              <ns0:top ns0:type="dxa" ns0:w="80"/>
+              <ns0:left ns0:type="dxa" ns0:w="120"/>
+              <ns0:bottom ns0:type="dxa" ns0:w="80"/>
+              <ns0:right ns0:type="dxa" ns0:w="120"/>
+            </ns0:tcMar>
+            <ns0:vAlign ns0:val="center"/>
+          </ns0:tcPr>
+          <ns0:p>
+            <ns0:pPr>
+              <ns0:spacing ns0:after="40" ns0:before="40"/>
+            </ns0:pPr>
+            <ns0:r>
+              <ns0:rPr>
+                <ns0:rFonts ns0:ascii="Arial" ns0:cs="Arial" ns0:eastAsia="Arial" ns0:hAnsi="Arial"/>
+                <ns0:b ns0:val="false"/>
+                <ns0:bCs ns0:val="false"/>
+                <ns0:color ns0:val="000000"/>
+                <ns0:sz ns0:val="18"/>
+                <ns0:szCs ns0:val="18"/>
+              </ns0:rPr>
+              <ns0:t xml:space="preserve">Result line</ns0:t>
+            </ns0:r>
+          </ns0:p>
+        </ns0:tc>
+        <ns0:tc>
+          <ns0:tcPr>
+            <ns0:tcW ns0:type="dxa" ns0:w="6960"/>
+            <ns0:tcBorders>
+              <ns0:top ns0:val="single" ns0:color="CCCCCC" ns0:sz="1"/>
+              <ns0:left ns0:val="single" ns0:color="CCCCCC" ns0:sz="1"/>
+              <ns0:bottom ns0:val="single" ns0:color="CCCCCC" ns0:sz="1"/>
+              <ns0:right ns0:val="single" ns0:color="CCCCCC" ns0:sz="1"/>
+            </ns0:tcBorders>
+            <ns0:shd ns0:fill="FFFFFF" ns0:val="clear"/>
+            <ns0:tcMar>
+              <ns0:top ns0:type="dxa" ns0:w="80"/>
+              <ns0:left ns0:type="dxa" ns0:w="120"/>
+              <ns0:bottom ns0:type="dxa" ns0:w="80"/>
+              <ns0:right ns0:type="dxa" ns0:w="120"/>
+            </ns0:tcMar>
+            <ns0:vAlign ns0:val="center"/>
+          </ns0:tcPr>
+          <ns0:p>
+            <ns0:pPr>
+              <ns0:spacing ns0:after="40" ns0:before="40"/>
+            </ns0:pPr>
+            <ns0:r>
+              <ns0:rPr>
+                <ns0:rFonts ns0:ascii="Arial" ns0:cs="Arial" ns0:eastAsia="Arial" ns0:hAnsi="Arial"/>
+                <ns0:b ns0:val="false"/>
+                <ns0:bCs ns0:val="false"/>
+                <ns0:color ns0:val="000000"/>
+                <ns0:sz ns0:val="18"/>
+                <ns0:szCs ns0:val="18"/>
+              </ns0:rPr>
+              <ns0:t xml:space="preserve">timestamp | account | step + name | description | WIN/LOSS | deck (complete) | played (in order) | verdict | skillcheck | enemy</ns0:t>
+            </ns0:r>
+          </ns0:p>
+        </ns0:tc>
+      </ns0:tr>
+      <ns0:tr>
+        <ns0:trPr>
+          <ns0:cantSplit/>
+        </ns0:trPr>
+        <ns0:tc>
+          <ns0:tcPr>
+            <ns0:tcW ns0:type="dxa" ns0:w="2400"/>
+            <ns0:tcBorders>
+              <ns0:top ns0:val="single" ns0:color="CCCCCC" ns0:sz="1"/>
+              <ns0:left ns0:val="single" ns0:color="CCCCCC" ns0:sz="1"/>
+              <ns0:bottom ns0:val="single" ns0:color="CCCCCC" ns0:sz="1"/>
+              <ns0:right ns0:val="single" ns0:color="CCCCCC" ns0:sz="1"/>
+            </ns0:tcBorders>
+            <ns0:shd ns0:fill="F2F2F2" ns0:val="clear"/>
+            <ns0:tcMar>
+              <ns0:top ns0:type="dxa" ns0:w="80"/>
+              <ns0:left ns0:type="dxa" ns0:w="120"/>
+              <ns0:bottom ns0:type="dxa" ns0:w="80"/>
+              <ns0:right ns0:type="dxa" ns0:w="120"/>
+            </ns0:tcMar>
+            <ns0:vAlign ns0:val="center"/>
+          </ns0:tcPr>
+          <ns0:p>
+            <ns0:pPr>
+              <ns0:spacing ns0:after="40" ns0:before="40"/>
+            </ns0:pPr>
+            <ns0:r>
+              <ns0:rPr>
+                <ns0:rFonts ns0:ascii="Arial" ns0:cs="Arial" ns0:eastAsia="Arial" ns0:hAnsi="Arial"/>
+                <ns0:b ns0:val="false"/>
+                <ns0:bCs ns0:val="false"/>
+                <ns0:color ns0:val="000000"/>
+                <ns0:sz ns0:val="18"/>
+                <ns0:szCs ns0:val="18"/>
+              </ns0:rPr>
+              <ns0:t xml:space="preserve">verdict</ns0:t>
+            </ns0:r>
+          </ns0:p>
+        </ns0:tc>
+        <ns0:tc>
+          <ns0:tcPr>
+            <ns0:tcW ns0:type="dxa" ns0:w="6960"/>
+            <ns0:tcBorders>
+              <ns0:top ns0:val="single" ns0:color="CCCCCC" ns0:sz="1"/>
+              <ns0:left ns0:val="single" ns0:color="CCCCCC" ns0:sz="1"/>
+              <ns0:bottom ns0:val="single" ns0:color="CCCCCC" ns0:sz="1"/>
+              <ns0:right ns0:val="single" ns0:color="CCCCCC" ns0:sz="1"/>
+            </ns0:tcBorders>
+            <ns0:shd ns0:fill="F2F2F2" ns0:val="clear"/>
+            <ns0:tcMar>
+              <ns0:top ns0:type="dxa" ns0:w="80"/>
+              <ns0:left ns0:type="dxa" ns0:w="120"/>
+              <ns0:bottom ns0:type="dxa" ns0:w="80"/>
+              <ns0:right ns0:type="dxa" ns0:w="120"/>
+            </ns0:tcMar>
+            <ns0:vAlign ns0:val="center"/>
+          </ns0:tcPr>
+          <ns0:p>
+            <ns0:pPr>
+              <ns0:spacing ns0:after="40" ns0:before="40"/>
+            </ns0:pPr>
+            <ns0:r>
+              <ns0:rPr>
+                <ns0:rFonts ns0:ascii="Arial" ns0:cs="Arial" ns0:eastAsia="Arial" ns0:hAnsi="Arial"/>
+                <ns0:b ns0:val="false"/>
+                <ns0:bCs ns0:val="false"/>
+                <ns0:color ns0:val="000000"/>
+                <ns0:sz ns0:val="18"/>
+                <ns0:szCs ns0:val="18"/>
+              </ns0:rPr>
+              <ns0:t xml:space="preserve">Why the condition was probably not met (lost fight, required card not drawn, pool cards played x/N, skill count unmet).</ns0:t>
+            </ns0:r>
+          </ns0:p>
+        </ns0:tc>
+      </ns0:tr>
+      <ns0:tr>
+        <ns0:trPr>
+          <ns0:cantSplit/>
+        </ns0:trPr>
+        <ns0:tc>
+          <ns0:tcPr>
+            <ns0:tcW ns0:type="dxa" ns0:w="2400"/>
+            <ns0:tcBorders>
+              <ns0:top ns0:val="single" ns0:color="CCCCCC" ns0:sz="1"/>
+              <ns0:left ns0:val="single" ns0:color="CCCCCC" ns0:sz="1"/>
+              <ns0:bottom ns0:val="single" ns0:color="CCCCCC" ns0:sz="1"/>
+              <ns0:right ns0:val="single" ns0:color="CCCCCC" ns0:sz="1"/>
+            </ns0:tcBorders>
+            <ns0:shd ns0:fill="FFFFFF" ns0:val="clear"/>
+            <ns0:tcMar>
+              <ns0:top ns0:type="dxa" ns0:w="80"/>
+              <ns0:left ns0:type="dxa" ns0:w="120"/>
+              <ns0:bottom ns0:type="dxa" ns0:w="80"/>
+              <ns0:right ns0:type="dxa" ns0:w="120"/>
+            </ns0:tcMar>
+            <ns0:vAlign ns0:val="center"/>
+          </ns0:tcPr>
+          <ns0:p>
+            <ns0:pPr>
+              <ns0:spacing ns0:after="40" ns0:before="40"/>
+            </ns0:pPr>
+            <ns0:r>
+              <ns0:rPr>
+                <ns0:rFonts ns0:ascii="Arial" ns0:cs="Arial" ns0:eastAsia="Arial" ns0:hAnsi="Arial"/>
+                <ns0:b ns0:val="false"/>
+                <ns0:bCs ns0:val="false"/>
+                <ns0:color ns0:val="000000"/>
+                <ns0:sz ns0:val="18"/>
+                <ns0:szCs ns0:val="18"/>
+              </ns0:rPr>
+              <ns0:t xml:space="preserve">skillcheck</ns0:t>
+            </ns0:r>
+          </ns0:p>
+        </ns0:tc>
+        <ns0:tc>
+          <ns0:tcPr>
+            <ns0:tcW ns0:type="dxa" ns0:w="6960"/>
+            <ns0:tcBorders>
+              <ns0:top ns0:val="single" ns0:color="CCCCCC" ns0:sz="1"/>
+              <ns0:left ns0:val="single" ns0:color="CCCCCC" ns0:sz="1"/>
+              <ns0:bottom ns0:val="single" ns0:color="CCCCCC" ns0:sz="1"/>
+              <ns0:right ns0:val="single" ns0:color="CCCCCC" ns0:sz="1"/>
+            </ns0:tcBorders>
+            <ns0:shd ns0:fill="FFFFFF" ns0:val="clear"/>
+            <ns0:tcMar>
+              <ns0:top ns0:type="dxa" ns0:w="80"/>
+              <ns0:left ns0:type="dxa" ns0:w="120"/>
+              <ns0:bottom ns0:type="dxa" ns0:w="80"/>
+              <ns0:right ns0:type="dxa" ns0:w="120"/>
+            </ns0:tcMar>
+            <ns0:vAlign ns0:val="center"/>
+          </ns0:tcPr>
+          <ns0:p>
+            <ns0:pPr>
+              <ns0:spacing ns0:after="40" ns0:before="40"/>
+            </ns0:pPr>
+            <ns0:r>
+              <ns0:rPr>
+                <ns0:rFonts ns0:ascii="Arial" ns0:cs="Arial" ns0:eastAsia="Arial" ns0:hAnsi="Arial"/>
+                <ns0:b ns0:val="false"/>
+                <ns0:bCs ns0:val="false"/>
+                <ns0:color ns0:val="000000"/>
+                <ns0:sz ns0:val="18"/>
+                <ns0:szCs ns0:val="18"/>
+              </ns0:rPr>
+              <ns0:t xml:space="preserve">Skill count derived from battle events (heuristic), e.g. heal 0/4 on Sinew Sticher.</ns0:t>
+            </ns0:r>
+          </ns0:p>
+        </ns0:tc>
+      </ns0:tr>
+      <ns0:tr>
+        <ns0:trPr>
+          <ns0:cantSplit/>
+        </ns0:trPr>
+        <ns0:tc>
+          <ns0:tcPr>
+            <ns0:tcW ns0:type="dxa" ns0:w="2400"/>
+            <ns0:tcBorders>
+              <ns0:top ns0:val="single" ns0:color="CCCCCC" ns0:sz="1"/>
+              <ns0:left ns0:val="single" ns0:color="CCCCCC" ns0:sz="1"/>
+              <ns0:bottom ns0:val="single" ns0:color="CCCCCC" ns0:sz="1"/>
+              <ns0:right ns0:val="single" ns0:color="CCCCCC" ns0:sz="1"/>
+            </ns0:tcBorders>
+            <ns0:shd ns0:fill="F2F2F2" ns0:val="clear"/>
+            <ns0:tcMar>
+              <ns0:top ns0:type="dxa" ns0:w="80"/>
+              <ns0:left ns0:type="dxa" ns0:w="120"/>
+              <ns0:bottom ns0:type="dxa" ns0:w="80"/>
+              <ns0:right ns0:type="dxa" ns0:w="120"/>
+            </ns0:tcMar>
+            <ns0:vAlign ns0:val="center"/>
+          </ns0:tcPr>
+          <ns0:p>
+            <ns0:pPr>
+              <ns0:spacing ns0:after="40" ns0:before="40"/>
+            </ns0:pPr>
+            <ns0:r>
+              <ns0:rPr>
+                <ns0:rFonts ns0:ascii="Arial" ns0:cs="Arial" ns0:eastAsia="Arial" ns0:hAnsi="Arial"/>
+                <ns0:b ns0:val="false"/>
+                <ns0:bCs ns0:val="false"/>
+                <ns0:color ns0:val="000000"/>
+                <ns0:sz ns0:val="18"/>
+                <ns0:szCs ns0:val="18"/>
+              </ns0:rPr>
+              <ns0:t xml:space="preserve">detail: copies_in_deck</ns0:t>
+            </ns0:r>
+          </ns0:p>
+        </ns0:tc>
+        <ns0:tc>
+          <ns0:tcPr>
+            <ns0:tcW ns0:type="dxa" ns0:w="6960"/>
+            <ns0:tcBorders>
+              <ns0:top ns0:val="single" ns0:color="CCCCCC" ns0:sz="1"/>
+              <ns0:left ns0:val="single" ns0:color="CCCCCC" ns0:sz="1"/>
+              <ns0:bottom ns0:val="single" ns0:color="CCCCCC" ns0:sz="1"/>
+              <ns0:right ns0:val="single" ns0:color="CCCCCC" ns0:sz="1"/>
+            </ns0:tcBorders>
+            <ns0:shd ns0:fill="F2F2F2" ns0:val="clear"/>
+            <ns0:tcMar>
+              <ns0:top ns0:type="dxa" ns0:w="80"/>
+              <ns0:left ns0:type="dxa" ns0:w="120"/>
+              <ns0:bottom ns0:type="dxa" ns0:w="80"/>
+              <ns0:right ns0:type="dxa" ns0:w="120"/>
+            </ns0:tcMar>
+            <ns0:vAlign ns0:val="center"/>
+          </ns0:tcPr>
+          <ns0:p>
+            <ns0:pPr>
+              <ns0:spacing ns0:after="40" ns0:before="40"/>
+            </ns0:pPr>
+            <ns0:r>
+              <ns0:rPr>
+                <ns0:rFonts ns0:ascii="Arial" ns0:cs="Arial" ns0:eastAsia="Arial" ns0:hAnsi="Arial"/>
+                <ns0:b ns0:val="false"/>
+                <ns0:bCs ns0:val="false"/>
+                <ns0:color ns0:val="000000"/>
+                <ns0:sz ns0:val="18"/>
+                <ns0:szCs ns0:val="18"/>
+              </ns0:rPr>
+              <ns0:t xml:space="preserve">Copies of the required card in the deck.</ns0:t>
+            </ns0:r>
+          </ns0:p>
+        </ns0:tc>
+      </ns0:tr>
+      <ns0:tr>
+        <ns0:trPr>
+          <ns0:cantSplit/>
+        </ns0:trPr>
+        <ns0:tc>
+          <ns0:tcPr>
+            <ns0:tcW ns0:type="dxa" ns0:w="2400"/>
+            <ns0:tcBorders>
+              <ns0:top ns0:val="single" ns0:color="CCCCCC" ns0:sz="1"/>
+              <ns0:left ns0:val="single" ns0:color="CCCCCC" ns0:sz="1"/>
+              <ns0:bottom ns0:val="single" ns0:color="CCCCCC" ns0:sz="1"/>
+              <ns0:right ns0:val="single" ns0:color="CCCCCC" ns0:sz="1"/>
+            </ns0:tcBorders>
+            <ns0:shd ns0:fill="FFFFFF" ns0:val="clear"/>
+            <ns0:tcMar>
+              <ns0:top ns0:type="dxa" ns0:w="80"/>
+              <ns0:left ns0:type="dxa" ns0:w="120"/>
+              <ns0:bottom ns0:type="dxa" ns0:w="80"/>
+              <ns0:right ns0:type="dxa" ns0:w="120"/>
+            </ns0:tcMar>
+            <ns0:vAlign ns0:val="center"/>
+          </ns0:tcPr>
+          <ns0:p>
+            <ns0:pPr>
+              <ns0:spacing ns0:after="40" ns0:before="40"/>
+            </ns0:pPr>
+            <ns0:r>
+              <ns0:rPr>
+                <ns0:rFonts ns0:ascii="Arial" ns0:cs="Arial" ns0:eastAsia="Arial" ns0:hAnsi="Arial"/>
+                <ns0:b ns0:val="false"/>
+                <ns0:bCs ns0:val="false"/>
+                <ns0:color ns0:val="000000"/>
+                <ns0:sz ns0:val="18"/>
+                <ns0:szCs ns0:val="18"/>
+              </ns0:rPr>
+              <ns0:t xml:space="preserve">detail: first_in_hand_turn / first_played_turn</ns0:t>
+            </ns0:r>
+          </ns0:p>
+        </ns0:tc>
+        <ns0:tc>
+          <ns0:tcPr>
+            <ns0:tcW ns0:type="dxa" ns0:w="6960"/>
+            <ns0:tcBorders>
+              <ns0:top ns0:val="single" ns0:color="CCCCCC" ns0:sz="1"/>
+              <ns0:left ns0:val="single" ns0:color="CCCCCC" ns0:sz="1"/>
+              <ns0:bottom ns0:val="single" ns0:color="CCCCCC" ns0:sz="1"/>
+              <ns0:right ns0:val="single" ns0:color="CCCCCC" ns0:sz="1"/>
+            </ns0:tcBorders>
+            <ns0:shd ns0:fill="FFFFFF" ns0:val="clear"/>
+            <ns0:tcMar>
+              <ns0:top ns0:type="dxa" ns0:w="80"/>
+              <ns0:left ns0:type="dxa" ns0:w="120"/>
+              <ns0:bottom ns0:type="dxa" ns0:w="80"/>
+              <ns0:right ns0:type="dxa" ns0:w="120"/>
+            </ns0:tcMar>
+            <ns0:vAlign ns0:val="center"/>
+          </ns0:tcPr>
+          <ns0:p>
+            <ns0:pPr>
+              <ns0:spacing ns0:after="40" ns0:before="40"/>
+            </ns0:pPr>
+            <ns0:r>
+              <ns0:rPr>
+                <ns0:rFonts ns0:ascii="Arial" ns0:cs="Arial" ns0:eastAsia="Arial" ns0:hAnsi="Arial"/>
+                <ns0:b ns0:val="false"/>
+                <ns0:bCs ns0:val="false"/>
+                <ns0:color ns0:val="000000"/>
+                <ns0:sz ns0:val="18"/>
+                <ns0:szCs ns0:val="18"/>
+              </ns0:rPr>
+              <ns0:t xml:space="preserve">Own play number at which the card first appeared in the hand / was first played. In hand but never played = sim decision; never in hand = not drawn before the battle ended.</ns0:t>
+            </ns0:r>
+          </ns0:p>
+        </ns0:tc>
+      </ns0:tr>
+      <ns0:tr>
+        <ns0:trPr>
+          <ns0:cantSplit/>
+        </ns0:trPr>
+        <ns0:tc>
+          <ns0:tcPr>
+            <ns0:tcW ns0:type="dxa" ns0:w="2400"/>
+            <ns0:tcBorders>
+              <ns0:top ns0:val="single" ns0:color="CCCCCC" ns0:sz="1"/>
+              <ns0:left ns0:val="single" ns0:color="CCCCCC" ns0:sz="1"/>
+              <ns0:bottom ns0:val="single" ns0:color="CCCCCC" ns0:sz="1"/>
+              <ns0:right ns0:val="single" ns0:color="CCCCCC" ns0:sz="1"/>
+            </ns0:tcBorders>
+            <ns0:shd ns0:fill="F2F2F2" ns0:val="clear"/>
+            <ns0:tcMar>
+              <ns0:top ns0:type="dxa" ns0:w="80"/>
+              <ns0:left ns0:type="dxa" ns0:w="120"/>
+              <ns0:bottom ns0:type="dxa" ns0:w="80"/>
+              <ns0:right ns0:type="dxa" ns0:w="120"/>
+            </ns0:tcMar>
+            <ns0:vAlign ns0:val="center"/>
+          </ns0:tcPr>
+          <ns0:p>
+            <ns0:pPr>
+              <ns0:spacing ns0:after="40" ns0:before="40"/>
+            </ns0:pPr>
+            <ns0:r>
+              <ns0:rPr>
+                <ns0:rFonts ns0:ascii="Arial" ns0:cs="Arial" ns0:eastAsia="Arial" ns0:hAnsi="Arial"/>
+                <ns0:b ns0:val="false"/>
+                <ns0:bCs ns0:val="false"/>
+                <ns0:color ns0:val="000000"/>
+                <ns0:sz ns0:val="18"/>
+                <ns0:szCs ns0:val="18"/>
+              </ns0:rPr>
+              <ns0:t xml:space="preserve">detail: pool</ns0:t>
+            </ns0:r>
+          </ns0:p>
+        </ns0:tc>
+        <ns0:tc>
+          <ns0:tcPr>
+            <ns0:tcW ns0:type="dxa" ns0:w="6960"/>
+            <ns0:tcBorders>
+              <ns0:top ns0:val="single" ns0:color="CCCCCC" ns0:sz="1"/>
+              <ns0:left ns0:val="single" ns0:color="CCCCCC" ns0:sz="1"/>
+              <ns0:bottom ns0:val="single" ns0:color="CCCCCC" ns0:sz="1"/>
+              <ns0:right ns0:val="single" ns0:color="CCCCCC" ns0:sz="1"/>
+            </ns0:tcBorders>
+            <ns0:shd ns0:fill="F2F2F2" ns0:val="clear"/>
+            <ns0:tcMar>
+              <ns0:top ns0:type="dxa" ns0:w="80"/>
+              <ns0:left ns0:type="dxa" ns0:w="120"/>
+              <ns0:bottom ns0:type="dxa" ns0:w="80"/>
+              <ns0:right ns0:type="dxa" ns0:w="120"/>
+            </ns0:tcMar>
+            <ns0:vAlign ns0:val="center"/>
+          </ns0:tcPr>
+          <ns0:p>
+            <ns0:pPr>
+              <ns0:spacing ns0:after="40" ns0:before="40"/>
+            </ns0:pPr>
+            <ns0:r>
+              <ns0:rPr>
+                <ns0:rFonts ns0:ascii="Arial" ns0:cs="Arial" ns0:eastAsia="Arial" ns0:hAnsi="Arial"/>
+                <ns0:b ns0:val="false"/>
+                <ns0:bCs ns0:val="false"/>
+                <ns0:color ns0:val="000000"/>
+                <ns0:sz ns0:val="18"/>
+                <ns0:szCs ns0:val="18"/>
+              </ns0:rPr>
+              <ns0:t xml:space="preserve">Per pool card: copies in deck and first play turn.</ns0:t>
+            </ns0:r>
+          </ns0:p>
+        </ns0:tc>
+      </ns0:tr>
+      <ns0:tr>
+        <ns0:trPr>
+          <ns0:cantSplit/>
+        </ns0:trPr>
+        <ns0:tc>
+          <ns0:tcPr>
+            <ns0:tcW ns0:type="dxa" ns0:w="2400"/>
+            <ns0:tcBorders>
+              <ns0:top ns0:val="single" ns0:color="CCCCCC" ns0:sz="1"/>
+              <ns0:left ns0:val="single" ns0:color="CCCCCC" ns0:sz="1"/>
+              <ns0:bottom ns0:val="single" ns0:color="CCCCCC" ns0:sz="1"/>
+              <ns0:right ns0:val="single" ns0:color="CCCCCC" ns0:sz="1"/>
+            </ns0:tcBorders>
+            <ns0:shd ns0:fill="FFFFFF" ns0:val="clear"/>
+            <ns0:tcMar>
+              <ns0:top ns0:type="dxa" ns0:w="80"/>
+              <ns0:left ns0:type="dxa" ns0:w="120"/>
+              <ns0:bottom ns0:type="dxa" ns0:w="80"/>
+              <ns0:right ns0:type="dxa" ns0:w="120"/>
+            </ns0:tcMar>
+            <ns0:vAlign ns0:val="center"/>
+          </ns0:tcPr>
+          <ns0:p>
+            <ns0:pPr>
+              <ns0:spacing ns0:after="40" ns0:before="40"/>
+            </ns0:pPr>
+            <ns0:r>
+              <ns0:rPr>
+                <ns0:rFonts ns0:ascii="Arial" ns0:cs="Arial" ns0:eastAsia="Arial" ns0:hAnsi="Arial"/>
+                <ns0:b ns0:val="false"/>
+                <ns0:bCs ns0:val="false"/>
+                <ns0:color ns0:val="000000"/>
+                <ns0:sz ns0:val="18"/>
+                <ns0:szCs ns0:val="18"/>
+              </ns0:rPr>
+              <ns0:t xml:space="preserve">detail: kills / dmg / flags / action_vals</ns0:t>
+            </ns0:r>
+          </ns0:p>
+        </ns0:tc>
+        <ns0:tc>
+          <ns0:tcPr>
+            <ns0:tcW ns0:type="dxa" ns0:w="6960"/>
+            <ns0:tcBorders>
+              <ns0:top ns0:val="single" ns0:color="CCCCCC" ns0:sz="1"/>
+              <ns0:left ns0:val="single" ns0:color="CCCCCC" ns0:sz="1"/>
+              <ns0:bottom ns0:val="single" ns0:color="CCCCCC" ns0:sz="1"/>
+              <ns0:right ns0:val="single" ns0:color="CCCCCC" ns0:sz="1"/>
+            </ns0:tcBorders>
+            <ns0:shd ns0:fill="FFFFFF" ns0:val="clear"/>
+            <ns0:tcMar>
+              <ns0:top ns0:type="dxa" ns0:w="80"/>
+              <ns0:left ns0:type="dxa" ns0:w="120"/>
+              <ns0:bottom ns0:type="dxa" ns0:w="80"/>
+              <ns0:right ns0:type="dxa" ns0:w="120"/>
+            </ns0:tcMar>
+            <ns0:vAlign ns0:val="center"/>
+          </ns0:tcPr>
+          <ns0:p>
+            <ns0:pPr>
+              <ns0:spacing ns0:after="40" ns0:before="40"/>
+            </ns0:pPr>
+            <ns0:r>
+              <ns0:rPr>
+                <ns0:rFonts ns0:ascii="Arial" ns0:cs="Arial" ns0:eastAsia="Arial" ns0:hAnsi="Arial"/>
+                <ns0:b ns0:val="false"/>
+                <ns0:bCs ns0:val="false"/>
+                <ns0:color ns0:val="000000"/>
+                <ns0:sz ns0:val="18"/>
+                <ns0:szCs ns0:val="18"/>
+              </ns0:rPr>
+              <ns0:t xml:space="preserve">Kills on both sides, heuristic damage, state-flag and skill tallies from the battle data.</ns0:t>
+            </ns0:r>
+          </ns0:p>
+        </ns0:tc>
+      </ns0:tr>
+      <ns0:tr>
+        <ns0:trPr>
+          <ns0:cantSplit/>
+        </ns0:trPr>
+        <ns0:tc>
+          <ns0:tcPr>
+            <ns0:tcW ns0:type="dxa" ns0:w="2400"/>
+            <ns0:tcBorders>
+              <ns0:top ns0:val="single" ns0:color="CCCCCC" ns0:sz="1"/>
+              <ns0:left ns0:val="single" ns0:color="CCCCCC" ns0:sz="1"/>
+              <ns0:bottom ns0:val="single" ns0:color="CCCCCC" ns0:sz="1"/>
+              <ns0:right ns0:val="single" ns0:color="CCCCCC" ns0:sz="1"/>
+            </ns0:tcBorders>
+            <ns0:shd ns0:fill="F2F2F2" ns0:val="clear"/>
+            <ns0:tcMar>
+              <ns0:top ns0:type="dxa" ns0:w="80"/>
+              <ns0:left ns0:type="dxa" ns0:w="120"/>
+              <ns0:bottom ns0:type="dxa" ns0:w="80"/>
+              <ns0:right ns0:type="dxa" ns0:w="120"/>
+            </ns0:tcMar>
+            <ns0:vAlign ns0:val="center"/>
+          </ns0:tcPr>
+          <ns0:p>
+            <ns0:pPr>
+              <ns0:spacing ns0:after="40" ns0:before="40"/>
+            </ns0:pPr>
+            <ns0:r>
+              <ns0:rPr>
+                <ns0:rFonts ns0:ascii="Arial" ns0:cs="Arial" ns0:eastAsia="Arial" ns0:hAnsi="Arial"/>
+                <ns0:b ns0:val="false"/>
+                <ns0:bCs ns0:val="false"/>
+                <ns0:color ns0:val="000000"/>
+                <ns0:sz ns0:val="18"/>
+                <ns0:szCs ns0:val="18"/>
+              </ns0:rPr>
+              <ns0:t xml:space="preserve">PROGRESS line</ns0:t>
+            </ns0:r>
+          </ns0:p>
+        </ns0:tc>
+        <ns0:tc>
+          <ns0:tcPr>
+            <ns0:tcW ns0:type="dxa" ns0:w="6960"/>
+            <ns0:tcBorders>
+              <ns0:top ns0:val="single" ns0:color="CCCCCC" ns0:sz="1"/>
+              <ns0:left ns0:val="single" ns0:color="CCCCCC" ns0:sz="1"/>
+              <ns0:bottom ns0:val="single" ns0:color="CCCCCC" ns0:sz="1"/>
+              <ns0:right ns0:val="single" ns0:color="CCCCCC" ns0:sz="1"/>
+            </ns0:tcBorders>
+            <ns0:shd ns0:fill="F2F2F2" ns0:val="clear"/>
+            <ns0:tcMar>
+              <ns0:top ns0:type="dxa" ns0:w="80"/>
+              <ns0:left ns0:type="dxa" ns0:w="120"/>
+              <ns0:bottom ns0:type="dxa" ns0:w="80"/>
+              <ns0:right ns0:type="dxa" ns0:w="120"/>
+            </ns0:tcMar>
+            <ns0:vAlign ns0:val="center"/>
+          </ns0:tcPr>
+          <ns0:p>
+            <ns0:pPr>
+              <ns0:spacing ns0:after="40" ns0:before="40"/>
+            </ns0:pPr>
+            <ns0:r>
+              <ns0:rPr>
+                <ns0:rFonts ns0:ascii="Arial" ns0:cs="Arial" ns0:eastAsia="Arial" ns0:hAnsi="Arial"/>
+                <ns0:b ns0:val="false"/>
+                <ns0:bCs ns0:val="false"/>
+                <ns0:color ns0:val="000000"/>
+                <ns0:sz ns0:val="18"/>
+                <ns0:szCs ns0:val="18"/>
+              </ns0:rPr>
+              <ns0:t xml:space="preserve">Server-side sub-challenge progress before/after the battle; COUNTED / NOT COUNTED with the expected reason. The first line per account only shows the baseline.</ns0:t>
+            </ns0:r>
+          </ns0:p>
+        </ns0:tc>
+      </ns0:tr>
+    </ns0:tbl>
+    <ns0:p>
+      <ns0:pPr>
+        <ns0:spacing ns0:after="60" ns0:before="60"/>
+      </ns0:pPr>
+      <ns0:r>
+        <ns0:t xml:space="preserve"/>
+      </ns0:r>
+    </ns0:p>
+    <ns0:p>
+      <ns0:pPr>
+        <ns0:pStyle ns0:val="Heading2"/>
+        <ns0:spacing ns0:after="80" ns0:before="240"/>
+      </ns0:pPr>
+      <ns0:r>
+        <ns0:rPr>
+          <ns0:rFonts ns0:ascii="Arial" ns0:cs="Arial" ns0:eastAsia="Arial" ns0:hAnsi="Arial"/>
+          <ns0:b/>
+          <ns0:bCs/>
+          <ns0:color ns0:val="2E75B6"/>
+          <ns0:sz ns0:val="26"/>
+          <ns0:szCs ns0:val="26"/>
+        </ns0:rPr>
+        <ns0:t xml:space="preserve">28.5 Troubleshooting</ns0:t>
+      </ns0:r>
+    </ns0:p>
+    <ns0:tbl>
+      <ns0:tblPr>
+        <ns0:tblW ns0:type="dxa" ns0:w="9360"/>
+        <ns0:tblBorders>
+          <ns0:top ns0:val="single" ns0:color="auto" ns0:sz="4"/>
+          <ns0:left ns0:val="single" ns0:color="auto" ns0:sz="4"/>
+          <ns0:bottom ns0:val="single" ns0:color="auto" ns0:sz="4"/>
+          <ns0:right ns0:val="single" ns0:color="auto" ns0:sz="4"/>
+          <ns0:insideH ns0:val="single" ns0:color="auto" ns0:sz="4"/>
+          <ns0:insideV ns0:val="single" ns0:color="auto" ns0:sz="4"/>
+        </ns0:tblBorders>
+      </ns0:tblPr>
+      <ns0:tblGrid>
+        <ns0:gridCol ns0:w="3200"/>
+        <ns0:gridCol ns0:w="6160"/>
+      </ns0:tblGrid>
+      <ns0:tr>
+        <ns0:trPr>
+          <ns0:cantSplit/>
+          <ns0:tblHeader/>
+        </ns0:trPr>
+        <ns0:tc>
+          <ns0:tcPr>
+            <ns0:tcW ns0:type="dxa" ns0:w="3200"/>
+            <ns0:tcBorders>
+              <ns0:top ns0:val="single" ns0:color="CCCCCC" ns0:sz="1"/>
+              <ns0:left ns0:val="single" ns0:color="CCCCCC" ns0:sz="1"/>
+              <ns0:bottom ns0:val="single" ns0:color="CCCCCC" ns0:sz="1"/>
+              <ns0:right ns0:val="single" ns0:color="CCCCCC" ns0:sz="1"/>
+            </ns0:tcBorders>
+            <ns0:shd ns0:fill="2E75B6" ns0:val="clear"/>
+            <ns0:tcMar>
+              <ns0:top ns0:type="dxa" ns0:w="80"/>
+              <ns0:left ns0:type="dxa" ns0:w="120"/>
+              <ns0:bottom ns0:type="dxa" ns0:w="80"/>
+              <ns0:right ns0:type="dxa" ns0:w="120"/>
+            </ns0:tcMar>
+            <ns0:vAlign ns0:val="center"/>
+          </ns0:tcPr>
+          <ns0:p>
+            <ns0:pPr>
+              <ns0:spacing ns0:after="40" ns0:before="40"/>
+            </ns0:pPr>
+            <ns0:r>
+              <ns0:rPr>
+                <ns0:rFonts ns0:ascii="Arial" ns0:cs="Arial" ns0:eastAsia="Arial" ns0:hAnsi="Arial"/>
+                <ns0:b/>
+                <ns0:bCs/>
+                <ns0:color ns0:val="FFFFFF"/>
+                <ns0:sz ns0:val="18"/>
+                <ns0:szCs ns0:val="18"/>
+              </ns0:rPr>
+              <ns0:t xml:space="preserve">Symptom</ns0:t>
+            </ns0:r>
+          </ns0:p>
+        </ns0:tc>
+        <ns0:tc>
+          <ns0:tcPr>
+            <ns0:tcW ns0:type="dxa" ns0:w="6160"/>
+            <ns0:tcBorders>
+              <ns0:top ns0:val="single" ns0:color="CCCCCC" ns0:sz="1"/>
+              <ns0:left ns0:val="single" ns0:color="CCCCCC" ns0:sz="1"/>
+              <ns0:bottom ns0:val="single" ns0:color="CCCCCC" ns0:sz="1"/>
+              <ns0:right ns0:val="single" ns0:color="CCCCCC" ns0:sz="1"/>
+            </ns0:tcBorders>
+            <ns0:shd ns0:fill="2E75B6" ns0:val="clear"/>
+            <ns0:tcMar>
+              <ns0:top ns0:type="dxa" ns0:w="80"/>
+              <ns0:left ns0:type="dxa" ns0:w="120"/>
+              <ns0:bottom ns0:type="dxa" ns0:w="80"/>
+              <ns0:right ns0:type="dxa" ns0:w="120"/>
+            </ns0:tcMar>
+            <ns0:vAlign ns0:val="center"/>
+          </ns0:tcPr>
+          <ns0:p>
+            <ns0:pPr>
+              <ns0:spacing ns0:after="40" ns0:before="40"/>
+            </ns0:pPr>
+            <ns0:r>
+              <ns0:rPr>
+                <ns0:rFonts ns0:ascii="Arial" ns0:cs="Arial" ns0:eastAsia="Arial" ns0:hAnsi="Arial"/>
+                <ns0:b/>
+                <ns0:bCs/>
+                <ns0:color ns0:val="FFFFFF"/>
+                <ns0:sz ns0:val="18"/>
+                <ns0:szCs ns0:val="18"/>
+              </ns0:rPr>
+              <ns0:t xml:space="preserve">Cause / where to look</ns0:t>
+            </ns0:r>
+          </ns0:p>
+        </ns0:tc>
+      </ns0:tr>
+      <ns0:tr>
+        <ns0:trPr>
+          <ns0:cantSplit/>
+        </ns0:trPr>
+        <ns0:tc>
+          <ns0:tcPr>
+            <ns0:tcW ns0:type="dxa" ns0:w="3200"/>
+            <ns0:tcBorders>
+              <ns0:top ns0:val="single" ns0:color="CCCCCC" ns0:sz="1"/>
+              <ns0:left ns0:val="single" ns0:color="CCCCCC" ns0:sz="1"/>
+              <ns0:bottom ns0:val="single" ns0:color="CCCCCC" ns0:sz="1"/>
+              <ns0:right ns0:val="single" ns0:color="CCCCCC" ns0:sz="1"/>
+            </ns0:tcBorders>
+            <ns0:shd ns0:fill="FFFFFF" ns0:val="clear"/>
+            <ns0:tcMar>
+              <ns0:top ns0:type="dxa" ns0:w="80"/>
+              <ns0:left ns0:type="dxa" ns0:w="120"/>
+              <ns0:bottom ns0:type="dxa" ns0:w="80"/>
+              <ns0:right ns0:type="dxa" ns0:w="120"/>
+            </ns0:tcMar>
+            <ns0:vAlign ns0:val="center"/>
+          </ns0:tcPr>
+          <ns0:p>
+            <ns0:pPr>
+              <ns0:spacing ns0:after="40" ns0:before="40"/>
+            </ns0:pPr>
+            <ns0:r>
+              <ns0:rPr>
+                <ns0:rFonts ns0:ascii="Arial" ns0:cs="Arial" ns0:eastAsia="Arial" ns0:hAnsi="Arial"/>
+                <ns0:b ns0:val="false"/>
+                <ns0:bCs ns0:val="false"/>
+                <ns0:color ns0:val="000000"/>
+                <ns0:sz ns0:val="18"/>
+                <ns0:szCs ns0:val="18"/>
+              </ns0:rPr>
+              <ns0:t xml:space="preserve">Progress stagnates, no error shown</ns0:t>
+            </ns0:r>
+          </ns0:p>
+        </ns0:tc>
+        <ns0:tc>
+          <ns0:tcPr>
+            <ns0:tcW ns0:type="dxa" ns0:w="6160"/>
+            <ns0:tcBorders>
+              <ns0:top ns0:val="single" ns0:color="CCCCCC" ns0:sz="1"/>
+              <ns0:left ns0:val="single" ns0:color="CCCCCC" ns0:sz="1"/>
+              <ns0:bottom ns0:val="single" ns0:color="CCCCCC" ns0:sz="1"/>
+              <ns0:right ns0:val="single" ns0:color="CCCCCC" ns0:sz="1"/>
+            </ns0:tcBorders>
+            <ns0:shd ns0:fill="FFFFFF" ns0:val="clear"/>
+            <ns0:tcMar>
+              <ns0:top ns0:type="dxa" ns0:w="80"/>
+              <ns0:left ns0:type="dxa" ns0:w="120"/>
+              <ns0:bottom ns0:type="dxa" ns0:w="80"/>
+              <ns0:right ns0:type="dxa" ns0:w="120"/>
+            </ns0:tcMar>
+            <ns0:vAlign ns0:val="center"/>
+          </ns0:tcPr>
+          <ns0:p>
+            <ns0:pPr>
+              <ns0:spacing ns0:after="40" ns0:before="40"/>
+            </ns0:pPr>
+            <ns0:r>
+              <ns0:rPr>
+                <ns0:rFonts ns0:ascii="Arial" ns0:cs="Arial" ns0:eastAsia="Arial" ns0:hAnsi="Arial"/>
+                <ns0:b ns0:val="false"/>
+                <ns0:bCs ns0:val="false"/>
+                <ns0:color ns0:val="000000"/>
+                <ns0:sz ns0:val="18"/>
+                <ns0:szCs ns0:val="18"/>
+              </ns0:rPr>
+              <ns0:t xml:space="preserve">Check the [VERIFY] line and export/pvp_challenge_issues.txt: "setDeckCards did NOT apply all cards" with the server message (e.g. "You do not have 2 of card X").</ns0:t>
+            </ns0:r>
+          </ns0:p>
+        </ns0:tc>
+      </ns0:tr>
+      <ns0:tr>
+        <ns0:trPr>
+          <ns0:cantSplit/>
+        </ns0:trPr>
+        <ns0:tc>
+          <ns0:tcPr>
+            <ns0:tcW ns0:type="dxa" ns0:w="3200"/>
+            <ns0:tcBorders>
+              <ns0:top ns0:val="single" ns0:color="CCCCCC" ns0:sz="1"/>
+              <ns0:left ns0:val="single" ns0:color="CCCCCC" ns0:sz="1"/>
+              <ns0:bottom ns0:val="single" ns0:color="CCCCCC" ns0:sz="1"/>
+              <ns0:right ns0:val="single" ns0:color="CCCCCC" ns0:sz="1"/>
+            </ns0:tcBorders>
+            <ns0:shd ns0:fill="F2F2F2" ns0:val="clear"/>
+            <ns0:tcMar>
+              <ns0:top ns0:type="dxa" ns0:w="80"/>
+              <ns0:left ns0:type="dxa" ns0:w="120"/>
+              <ns0:bottom ns0:type="dxa" ns0:w="80"/>
+              <ns0:right ns0:type="dxa" ns0:w="120"/>
+            </ns0:tcMar>
+            <ns0:vAlign ns0:val="center"/>
+          </ns0:tcPr>
+          <ns0:p>
+            <ns0:pPr>
+              <ns0:spacing ns0:after="40" ns0:before="40"/>
+            </ns0:pPr>
+            <ns0:r>
+              <ns0:rPr>
+                <ns0:rFonts ns0:ascii="Arial" ns0:cs="Arial" ns0:eastAsia="Arial" ns0:hAnsi="Arial"/>
+                <ns0:b ns0:val="false"/>
+                <ns0:bCs ns0:val="false"/>
+                <ns0:color ns0:val="000000"/>
+                <ns0:sz ns0:val="18"/>
+                <ns0:szCs ns0:val="18"/>
+              </ns0:rPr>
+              <ns0:t xml:space="preserve">Challenge card played only 1x or never</ns0:t>
+            </ns0:r>
+          </ns0:p>
+        </ns0:tc>
+        <ns0:tc>
+          <ns0:tcPr>
+            <ns0:tcW ns0:type="dxa" ns0:w="6160"/>
+            <ns0:tcBorders>
+              <ns0:top ns0:val="single" ns0:color="CCCCCC" ns0:sz="1"/>
+              <ns0:left ns0:val="single" ns0:color="CCCCCC" ns0:sz="1"/>
+              <ns0:bottom ns0:val="single" ns0:color="CCCCCC" ns0:sz="1"/>
+              <ns0:right ns0:val="single" ns0:color="CCCCCC" ns0:sz="1"/>
+            </ns0:tcBorders>
+            <ns0:shd ns0:fill="F2F2F2" ns0:val="clear"/>
+            <ns0:tcMar>
+              <ns0:top ns0:type="dxa" ns0:w="80"/>
+              <ns0:left ns0:type="dxa" ns0:w="120"/>
+              <ns0:bottom ns0:type="dxa" ns0:w="80"/>
+              <ns0:right ns0:type="dxa" ns0:w="120"/>
+            </ns0:tcMar>
+            <ns0:vAlign ns0:val="center"/>
+          </ns0:tcPr>
+          <ns0:p>
+            <ns0:pPr>
+              <ns0:spacing ns0:after="40" ns0:before="40"/>
+            </ns0:pPr>
+            <ns0:r>
+              <ns0:rPr>
+                <ns0:rFonts ns0:ascii="Arial" ns0:cs="Arial" ns0:eastAsia="Arial" ns0:hAnsi="Arial"/>
+                <ns0:b ns0:val="false"/>
+                <ns0:bCs ns0:val="false"/>
+                <ns0:color ns0:val="000000"/>
+                <ns0:sz ns0:val="18"/>
+                <ns0:szCs ns0:val="18"/>
+              </ns0:rPr>
+              <ns0:t xml:space="preserve">First check first_in_hand_turn in the detail line: never in hand = random draw; in hand but not played = TUO sim decision.</ns0:t>
+            </ns0:r>
+          </ns0:p>
+        </ns0:tc>
+      </ns0:tr>
+      <ns0:tr>
+        <ns0:trPr>
+          <ns0:cantSplit/>
+        </ns0:trPr>
+        <ns0:tc>
+          <ns0:tcPr>
+            <ns0:tcW ns0:type="dxa" ns0:w="3200"/>
+            <ns0:tcBorders>
+              <ns0:top ns0:val="single" ns0:color="CCCCCC" ns0:sz="1"/>
+              <ns0:left ns0:val="single" ns0:color="CCCCCC" ns0:sz="1"/>
+              <ns0:bottom ns0:val="single" ns0:color="CCCCCC" ns0:sz="1"/>
+              <ns0:right ns0:val="single" ns0:color="CCCCCC" ns0:sz="1"/>
+            </ns0:tcBorders>
+            <ns0:shd ns0:fill="FFFFFF" ns0:val="clear"/>
+            <ns0:tcMar>
+              <ns0:top ns0:type="dxa" ns0:w="80"/>
+              <ns0:left ns0:type="dxa" ns0:w="120"/>
+              <ns0:bottom ns0:type="dxa" ns0:w="80"/>
+              <ns0:right ns0:type="dxa" ns0:w="120"/>
+            </ns0:tcMar>
+            <ns0:vAlign ns0:val="center"/>
+          </ns0:tcPr>
+          <ns0:p>
+            <ns0:pPr>
+              <ns0:spacing ns0:after="40" ns0:before="40"/>
+            </ns0:pPr>
+            <ns0:r>
+              <ns0:rPr>
+                <ns0:rFonts ns0:ascii="Arial" ns0:cs="Arial" ns0:eastAsia="Arial" ns0:hAnsi="Arial"/>
+                <ns0:b ns0:val="false"/>
+                <ns0:bCs ns0:val="false"/>
+                <ns0:color ns0:val="000000"/>
+                <ns0:sz ns0:val="18"/>
+                <ns0:szCs ns0:val="18"/>
+              </ns0:rPr>
+              <ns0:t xml:space="preserve">Win does not count</ns0:t>
+            </ns0:r>
+          </ns0:p>
+        </ns0:tc>
+        <ns0:tc>
+          <ns0:tcPr>
+            <ns0:tcW ns0:type="dxa" ns0:w="6160"/>
+            <ns0:tcBorders>
+              <ns0:top ns0:val="single" ns0:color="CCCCCC" ns0:sz="1"/>
+              <ns0:left ns0:val="single" ns0:color="CCCCCC" ns0:sz="1"/>
+              <ns0:bottom ns0:val="single" ns0:color="CCCCCC" ns0:sz="1"/>
+              <ns0:right ns0:val="single" ns0:color="CCCCCC" ns0:sz="1"/>
+            </ns0:tcBorders>
+            <ns0:shd ns0:fill="FFFFFF" ns0:val="clear"/>
+            <ns0:tcMar>
+              <ns0:top ns0:type="dxa" ns0:w="80"/>
+              <ns0:left ns0:type="dxa" ns0:w="120"/>
+              <ns0:bottom ns0:type="dxa" ns0:w="80"/>
+              <ns0:right ns0:type="dxa" ns0:w="120"/>
+            </ns0:tcMar>
+            <ns0:vAlign ns0:val="center"/>
+          </ns0:tcPr>
+          <ns0:p>
+            <ns0:pPr>
+              <ns0:spacing ns0:after="40" ns0:before="40"/>
+            </ns0:pPr>
+            <ns0:r>
+              <ns0:rPr>
+                <ns0:rFonts ns0:ascii="Arial" ns0:cs="Arial" ns0:eastAsia="Arial" ns0:hAnsi="Arial"/>
+                <ns0:b ns0:val="false"/>
+                <ns0:bCs ns0:val="false"/>
+                <ns0:color ns0:val="000000"/>
+                <ns0:sz ns0:val="18"/>
+                <ns0:szCs ns0:val="18"/>
+              </ns0:rPr>
+              <ns0:t xml:space="preserve">PROGRESS line shows NOT COUNTED; compare verdict/skillcheck (condition unmet) with the played list.</ns0:t>
+            </ns0:r>
+          </ns0:p>
+        </ns0:tc>
+      </ns0:tr>
+      <ns0:tr>
+        <ns0:trPr>
+          <ns0:cantSplit/>
+        </ns0:trPr>
+        <ns0:tc>
+          <ns0:tcPr>
+            <ns0:tcW ns0:type="dxa" ns0:w="3200"/>
+            <ns0:tcBorders>
+              <ns0:top ns0:val="single" ns0:color="CCCCCC" ns0:sz="1"/>
+              <ns0:left ns0:val="single" ns0:color="CCCCCC" ns0:sz="1"/>
+              <ns0:bottom ns0:val="single" ns0:color="CCCCCC" ns0:sz="1"/>
+              <ns0:right ns0:val="single" ns0:color="CCCCCC" ns0:sz="1"/>
+            </ns0:tcBorders>
+            <ns0:shd ns0:fill="F2F2F2" ns0:val="clear"/>
+            <ns0:tcMar>
+              <ns0:top ns0:type="dxa" ns0:w="80"/>
+              <ns0:left ns0:type="dxa" ns0:w="120"/>
+              <ns0:bottom ns0:type="dxa" ns0:w="80"/>
+              <ns0:right ns0:type="dxa" ns0:w="120"/>
+            </ns0:tcMar>
+            <ns0:vAlign ns0:val="center"/>
+          </ns0:tcPr>
+          <ns0:p>
+            <ns0:pPr>
+              <ns0:spacing ns0:after="40" ns0:before="40"/>
+            </ns0:pPr>
+            <ns0:r>
+              <ns0:rPr>
+                <ns0:rFonts ns0:ascii="Arial" ns0:cs="Arial" ns0:eastAsia="Arial" ns0:hAnsi="Arial"/>
+                <ns0:b ns0:val="false"/>
+                <ns0:bCs ns0:val="false"/>
+                <ns0:color ns0:val="000000"/>
+                <ns0:sz ns0:val="18"/>
+                <ns0:szCs ns0:val="18"/>
+              </ns0:rPr>
+              <ns0:t xml:space="preserve">Deck still the challenge deck after the session</ns0:t>
+            </ns0:r>
+          </ns0:p>
+        </ns0:tc>
+        <ns0:tc>
+          <ns0:tcPr>
+            <ns0:tcW ns0:type="dxa" ns0:w="6160"/>
+            <ns0:tcBorders>
+              <ns0:top ns0:val="single" ns0:color="CCCCCC" ns0:sz="1"/>
+              <ns0:left ns0:val="single" ns0:color="CCCCCC" ns0:sz="1"/>
+              <ns0:bottom ns0:val="single" ns0:color="CCCCCC" ns0:sz="1"/>
+              <ns0:right ns0:val="single" ns0:color="CCCCCC" ns0:sz="1"/>
+            </ns0:tcBorders>
+            <ns0:shd ns0:fill="F2F2F2" ns0:val="clear"/>
+            <ns0:tcMar>
+              <ns0:top ns0:type="dxa" ns0:w="80"/>
+              <ns0:left ns0:type="dxa" ns0:w="120"/>
+              <ns0:bottom ns0:type="dxa" ns0:w="80"/>
+              <ns0:right ns0:type="dxa" ns0:w="120"/>
+            </ns0:tcMar>
+            <ns0:vAlign ns0:val="center"/>
+          </ns0:tcPr>
+          <ns0:p>
+            <ns0:pPr>
+              <ns0:spacing ns0:after="40" ns0:before="40"/>
+            </ns0:pPr>
+            <ns0:r>
+              <ns0:rPr>
+                <ns0:rFonts ns0:ascii="Arial" ns0:cs="Arial" ns0:eastAsia="Arial" ns0:hAnsi="Arial"/>
+                <ns0:b ns0:val="false"/>
+                <ns0:bCs ns0:val="false"/>
+                <ns0:color ns0:val="000000"/>
+                <ns0:sz ns0:val="18"/>
+                <ns0:szCs ns0:val="18"/>
+              </ns0:rPr>
+              <ns0:t xml:space="preserve">Look for "Deck RESTORE not applied" in pvp_challenge_issues.txt.</ns0:t>
+            </ns0:r>
+          </ns0:p>
+        </ns0:tc>
+      </ns0:tr>
+      <ns0:tr>
+        <ns0:trPr>
+          <ns0:cantSplit/>
+        </ns0:trPr>
+        <ns0:tc>
+          <ns0:tcPr>
+            <ns0:tcW ns0:type="dxa" ns0:w="3200"/>
+            <ns0:tcBorders>
+              <ns0:top ns0:val="single" ns0:color="CCCCCC" ns0:sz="1"/>
+              <ns0:left ns0:val="single" ns0:color="CCCCCC" ns0:sz="1"/>
+              <ns0:bottom ns0:val="single" ns0:color="CCCCCC" ns0:sz="1"/>
+              <ns0:right ns0:val="single" ns0:color="CCCCCC" ns0:sz="1"/>
+            </ns0:tcBorders>
+            <ns0:shd ns0:fill="FFFFFF" ns0:val="clear"/>
+            <ns0:tcMar>
+              <ns0:top ns0:type="dxa" ns0:w="80"/>
+              <ns0:left ns0:type="dxa" ns0:w="120"/>
+              <ns0:bottom ns0:type="dxa" ns0:w="80"/>
+              <ns0:right ns0:type="dxa" ns0:w="120"/>
+            </ns0:tcMar>
+            <ns0:vAlign ns0:val="center"/>
+          </ns0:tcPr>
+          <ns0:p>
+            <ns0:pPr>
+              <ns0:spacing ns0:after="40" ns0:before="40"/>
+            </ns0:pPr>
+            <ns0:r>
+              <ns0:rPr>
+                <ns0:rFonts ns0:ascii="Arial" ns0:cs="Arial" ns0:eastAsia="Arial" ns0:hAnsi="Arial"/>
+                <ns0:b ns0:val="false"/>
+                <ns0:bCs ns0:val="false"/>
+                <ns0:color ns0:val="000000"/>
+                <ns0:sz ns0:val="18"/>
+                <ns0:szCs ns0:val="18"/>
+              </ns0:rPr>
+              <ns0:t xml:space="preserve">Only some pool cards available</ns0:t>
+            </ns0:r>
+          </ns0:p>
+        </ns0:tc>
+        <ns0:tc>
+          <ns0:tcPr>
+            <ns0:tcW ns0:type="dxa" ns0:w="6160"/>
+            <ns0:tcBorders>
+              <ns0:top ns0:val="single" ns0:color="CCCCCC" ns0:sz="1"/>
+              <ns0:left ns0:val="single" ns0:color="CCCCCC" ns0:sz="1"/>
+              <ns0:bottom ns0:val="single" ns0:color="CCCCCC" ns0:sz="1"/>
+              <ns0:right ns0:val="single" ns0:color="CCCCCC" ns0:sz="1"/>
+            </ns0:tcBorders>
+            <ns0:shd ns0:fill="FFFFFF" ns0:val="clear"/>
+            <ns0:tcMar>
+              <ns0:top ns0:type="dxa" ns0:w="80"/>
+              <ns0:left ns0:type="dxa" ns0:w="120"/>
+              <ns0:bottom ns0:type="dxa" ns0:w="80"/>
+              <ns0:right ns0:type="dxa" ns0:w="120"/>
+            </ns0:tcMar>
+            <ns0:vAlign ns0:val="center"/>
+          </ns0:tcPr>
+          <ns0:p>
+            <ns0:pPr>
+              <ns0:spacing ns0:after="40" ns0:before="40"/>
+            </ns0:pPr>
+            <ns0:r>
+              <ns0:rPr>
+                <ns0:rFonts ns0:ascii="Arial" ns0:cs="Arial" ns0:eastAsia="Arial" ns0:hAnsi="Arial"/>
+                <ns0:b ns0:val="false"/>
+                <ns0:bCs ns0:val="false"/>
+                <ns0:color ns0:val="000000"/>
+                <ns0:sz ns0:val="18"/>
+                <ns0:szCs ns0:val="18"/>
+              </ns0:rPr>
+              <ns0:t xml:space="preserve">Issue "Only x/N pool cards available": card not owned or not buildable (SP/materials).</ns0:t>
+            </ns0:r>
+          </ns0:p>
+        </ns0:tc>
+      </ns0:tr>
+    </ns0:tbl>
+    <ns0:p>
+      <ns0:pPr>
+        <ns0:spacing ns0:after="60" ns0:before="60"/>
+      </ns0:pPr>
+      <ns0:r>
+        <ns0:t xml:space="preserve"/>
+      </ns0:r>
+    </ns0:p>
+    <ns0:p>
+      <ns0:pPr>
+        <ns0:pStyle ns0:val="Heading2"/>
+        <ns0:spacing ns0:after="80" ns0:before="240"/>
+      </ns0:pPr>
+      <ns0:r>
+        <ns0:rPr>
+          <ns0:rFonts ns0:ascii="Arial" ns0:cs="Arial" ns0:eastAsia="Arial" ns0:hAnsi="Arial"/>
+          <ns0:b/>
+          <ns0:bCs/>
+          <ns0:color ns0:val="2E75B6"/>
+          <ns0:sz ns0:val="26"/>
+          <ns0:szCs ns0:val="26"/>
+        </ns0:rPr>
+        <ns0:t xml:space="preserve">28.6 Diagnostic Log Files (export/)</ns0:t>
+      </ns0:r>
+    </ns0:p>
+    <ns0:tbl>
+      <ns0:tblPr>
+        <ns0:tblW ns0:type="dxa" ns0:w="9360"/>
+        <ns0:tblBorders>
+          <ns0:top ns0:val="single" ns0:color="auto" ns0:sz="4"/>
+          <ns0:left ns0:val="single" ns0:color="auto" ns0:sz="4"/>
+          <ns0:bottom ns0:val="single" ns0:color="auto" ns0:sz="4"/>
+          <ns0:right ns0:val="single" ns0:color="auto" ns0:sz="4"/>
+          <ns0:insideH ns0:val="single" ns0:color="auto" ns0:sz="4"/>
+          <ns0:insideV ns0:val="single" ns0:color="auto" ns0:sz="4"/>
+        </ns0:tblBorders>
+      </ns0:tblPr>
+      <ns0:tblGrid>
+        <ns0:gridCol ns0:w="3000"/>
+        <ns0:gridCol ns0:w="6360"/>
+      </ns0:tblGrid>
+      <ns0:tr>
+        <ns0:trPr>
+          <ns0:cantSplit/>
+          <ns0:tblHeader/>
+        </ns0:trPr>
+        <ns0:tc>
+          <ns0:tcPr>
+            <ns0:tcW ns0:type="dxa" ns0:w="3000"/>
+            <ns0:tcBorders>
+              <ns0:top ns0:val="single" ns0:color="CCCCCC" ns0:sz="1"/>
+              <ns0:left ns0:val="single" ns0:color="CCCCCC" ns0:sz="1"/>
+              <ns0:bottom ns0:val="single" ns0:color="CCCCCC" ns0:sz="1"/>
+              <ns0:right ns0:val="single" ns0:color="CCCCCC" ns0:sz="1"/>
+            </ns0:tcBorders>
+            <ns0:shd ns0:fill="2E75B6" ns0:val="clear"/>
+            <ns0:tcMar>
+              <ns0:top ns0:type="dxa" ns0:w="80"/>
+              <ns0:left ns0:type="dxa" ns0:w="120"/>
+              <ns0:bottom ns0:type="dxa" ns0:w="80"/>
+              <ns0:right ns0:type="dxa" ns0:w="120"/>
+            </ns0:tcMar>
+            <ns0:vAlign ns0:val="center"/>
+          </ns0:tcPr>
+          <ns0:p>
+            <ns0:pPr>
+              <ns0:spacing ns0:after="40" ns0:before="40"/>
+            </ns0:pPr>
+            <ns0:r>
+              <ns0:rPr>
+                <ns0:rFonts ns0:ascii="Arial" ns0:cs="Arial" ns0:eastAsia="Arial" ns0:hAnsi="Arial"/>
+                <ns0:b/>
+                <ns0:bCs/>
+                <ns0:color ns0:val="FFFFFF"/>
+                <ns0:sz ns0:val="18"/>
+                <ns0:szCs ns0:val="18"/>
+              </ns0:rPr>
+              <ns0:t xml:space="preserve">File</ns0:t>
+            </ns0:r>
+          </ns0:p>
+        </ns0:tc>
+        <ns0:tc>
+          <ns0:tcPr>
+            <ns0:tcW ns0:type="dxa" ns0:w="6360"/>
+            <ns0:tcBorders>
+              <ns0:top ns0:val="single" ns0:color="CCCCCC" ns0:sz="1"/>
+              <ns0:left ns0:val="single" ns0:color="CCCCCC" ns0:sz="1"/>
+              <ns0:bottom ns0:val="single" ns0:color="CCCCCC" ns0:sz="1"/>
+              <ns0:right ns0:val="single" ns0:color="CCCCCC" ns0:sz="1"/>
+            </ns0:tcBorders>
+            <ns0:shd ns0:fill="2E75B6" ns0:val="clear"/>
+            <ns0:tcMar>
+              <ns0:top ns0:type="dxa" ns0:w="80"/>
+              <ns0:left ns0:type="dxa" ns0:w="120"/>
+              <ns0:bottom ns0:type="dxa" ns0:w="80"/>
+              <ns0:right ns0:type="dxa" ns0:w="120"/>
+            </ns0:tcMar>
+            <ns0:vAlign ns0:val="center"/>
+          </ns0:tcPr>
+          <ns0:p>
+            <ns0:pPr>
+              <ns0:spacing ns0:after="40" ns0:before="40"/>
+            </ns0:pPr>
+            <ns0:r>
+              <ns0:rPr>
+                <ns0:rFonts ns0:ascii="Arial" ns0:cs="Arial" ns0:eastAsia="Arial" ns0:hAnsi="Arial"/>
+                <ns0:b/>
+                <ns0:bCs/>
+                <ns0:color ns0:val="FFFFFF"/>
+                <ns0:sz ns0:val="18"/>
+                <ns0:szCs ns0:val="18"/>
+              </ns0:rPr>
+              <ns0:t xml:space="preserve">Content</ns0:t>
+            </ns0:r>
+          </ns0:p>
+        </ns0:tc>
+      </ns0:tr>
+      <ns0:tr>
+        <ns0:trPr>
+          <ns0:cantSplit/>
+        </ns0:trPr>
+        <ns0:tc>
+          <ns0:tcPr>
+            <ns0:tcW ns0:type="dxa" ns0:w="3000"/>
+            <ns0:tcBorders>
+              <ns0:top ns0:val="single" ns0:color="CCCCCC" ns0:sz="1"/>
+              <ns0:left ns0:val="single" ns0:color="CCCCCC" ns0:sz="1"/>
+              <ns0:bottom ns0:val="single" ns0:color="CCCCCC" ns0:sz="1"/>
+              <ns0:right ns0:val="single" ns0:color="CCCCCC" ns0:sz="1"/>
+            </ns0:tcBorders>
+            <ns0:shd ns0:fill="FFFFFF" ns0:val="clear"/>
+            <ns0:tcMar>
+              <ns0:top ns0:type="dxa" ns0:w="80"/>
+              <ns0:left ns0:type="dxa" ns0:w="120"/>
+              <ns0:bottom ns0:type="dxa" ns0:w="80"/>
+              <ns0:right ns0:type="dxa" ns0:w="120"/>
+            </ns0:tcMar>
+            <ns0:vAlign ns0:val="center"/>
+          </ns0:tcPr>
+          <ns0:p>
+            <ns0:pPr>
+              <ns0:spacing ns0:after="40" ns0:before="40"/>
+            </ns0:pPr>
+            <ns0:r>
+              <ns0:rPr>
+                <ns0:rFonts ns0:ascii="Arial" ns0:cs="Arial" ns0:eastAsia="Arial" ns0:hAnsi="Arial"/>
+                <ns0:b ns0:val="false"/>
+                <ns0:bCs ns0:val="false"/>
+                <ns0:color ns0:val="000000"/>
+                <ns0:sz ns0:val="18"/>
+                <ns0:szCs ns0:val="18"/>
+              </ns0:rPr>
+              <ns0:t xml:space="preserve">pvp_challenge_issues.txt</ns0:t>
+            </ns0:r>
+          </ns0:p>
+        </ns0:tc>
+        <ns0:tc>
+          <ns0:tcPr>
+            <ns0:tcW ns0:type="dxa" ns0:w="6360"/>
+            <ns0:tcBorders>
+              <ns0:top ns0:val="single" ns0:color="CCCCCC" ns0:sz="1"/>
+              <ns0:left ns0:val="single" ns0:color="CCCCCC" ns0:sz="1"/>
+              <ns0:bottom ns0:val="single" ns0:color="CCCCCC" ns0:sz="1"/>
+              <ns0:right ns0:val="single" ns0:color="CCCCCC" ns0:sz="1"/>
+            </ns0:tcBorders>
+            <ns0:shd ns0:fill="FFFFFF" ns0:val="clear"/>
+            <ns0:tcMar>
+              <ns0:top ns0:type="dxa" ns0:w="80"/>
+              <ns0:left ns0:type="dxa" ns0:w="120"/>
+              <ns0:bottom ns0:type="dxa" ns0:w="80"/>
+              <ns0:right ns0:type="dxa" ns0:w="120"/>
+            </ns0:tcMar>
+            <ns0:vAlign ns0:val="center"/>
+          </ns0:tcPr>
+          <ns0:p>
+            <ns0:pPr>
+              <ns0:spacing ns0:after="40" ns0:before="40"/>
+            </ns0:pPr>
+            <ns0:r>
+              <ns0:rPr>
+                <ns0:rFonts ns0:ascii="Arial" ns0:cs="Arial" ns0:eastAsia="Arial" ns0:hAnsi="Arial"/>
+                <ns0:b ns0:val="false"/>
+                <ns0:bCs ns0:val="false"/>
+                <ns0:color ns0:val="000000"/>
+                <ns0:sz ns0:val="18"/>
+                <ns0:szCs ns0:val="18"/>
+              </ns0:rPr>
+              <ns0:t xml:space="preserve">Challenge build/deck failures: missing cards, rejected decks (with server message), pool shortages, failed restores</ns0:t>
+            </ns0:r>
+          </ns0:p>
+        </ns0:tc>
+      </ns0:tr>
+      <ns0:tr>
+        <ns0:trPr>
+          <ns0:cantSplit/>
+        </ns0:trPr>
+        <ns0:tc>
+          <ns0:tcPr>
+            <ns0:tcW ns0:type="dxa" ns0:w="3000"/>
+            <ns0:tcBorders>
+              <ns0:top ns0:val="single" ns0:color="CCCCCC" ns0:sz="1"/>
+              <ns0:left ns0:val="single" ns0:color="CCCCCC" ns0:sz="1"/>
+              <ns0:bottom ns0:val="single" ns0:color="CCCCCC" ns0:sz="1"/>
+              <ns0:right ns0:val="single" ns0:color="CCCCCC" ns0:sz="1"/>
+            </ns0:tcBorders>
+            <ns0:shd ns0:fill="F2F2F2" ns0:val="clear"/>
+            <ns0:tcMar>
+              <ns0:top ns0:type="dxa" ns0:w="80"/>
+              <ns0:left ns0:type="dxa" ns0:w="120"/>
+              <ns0:bottom ns0:type="dxa" ns0:w="80"/>
+              <ns0:right ns0:type="dxa" ns0:w="120"/>
+            </ns0:tcMar>
+            <ns0:vAlign ns0:val="center"/>
+          </ns0:tcPr>
+          <ns0:p>
+            <ns0:pPr>
+              <ns0:spacing ns0:after="40" ns0:before="40"/>
+            </ns0:pPr>
+            <ns0:r>
+              <ns0:rPr>
+                <ns0:rFonts ns0:ascii="Arial" ns0:cs="Arial" ns0:eastAsia="Arial" ns0:hAnsi="Arial"/>
+                <ns0:b ns0:val="false"/>
+                <ns0:bCs ns0:val="false"/>
+                <ns0:color ns0:val="000000"/>
+                <ns0:sz ns0:val="18"/>
+                <ns0:szCs ns0:val="18"/>
+              </ns0:rPr>
+              <ns0:t xml:space="preserve">challenge_analysis.txt</ns0:t>
+            </ns0:r>
+          </ns0:p>
+        </ns0:tc>
+        <ns0:tc>
+          <ns0:tcPr>
+            <ns0:tcW ns0:type="dxa" ns0:w="6360"/>
+            <ns0:tcBorders>
+              <ns0:top ns0:val="single" ns0:color="CCCCCC" ns0:sz="1"/>
+              <ns0:left ns0:val="single" ns0:color="CCCCCC" ns0:sz="1"/>
+              <ns0:bottom ns0:val="single" ns0:color="CCCCCC" ns0:sz="1"/>
+              <ns0:right ns0:val="single" ns0:color="CCCCCC" ns0:sz="1"/>
+            </ns0:tcBorders>
+            <ns0:shd ns0:fill="F2F2F2" ns0:val="clear"/>
+            <ns0:tcMar>
+              <ns0:top ns0:type="dxa" ns0:w="80"/>
+              <ns0:left ns0:type="dxa" ns0:w="120"/>
+              <ns0:bottom ns0:type="dxa" ns0:w="80"/>
+              <ns0:right ns0:type="dxa" ns0:w="120"/>
+            </ns0:tcMar>
+            <ns0:vAlign ns0:val="center"/>
+          </ns0:tcPr>
+          <ns0:p>
+            <ns0:pPr>
+              <ns0:spacing ns0:after="40" ns0:before="40"/>
+            </ns0:pPr>
+            <ns0:r>
+              <ns0:rPr>
+                <ns0:rFonts ns0:ascii="Arial" ns0:cs="Arial" ns0:eastAsia="Arial" ns0:hAnsi="Arial"/>
+                <ns0:b ns0:val="false"/>
+                <ns0:bCs ns0:val="false"/>
+                <ns0:color ns0:val="000000"/>
+                <ns0:sz ns0:val="18"/>
+                <ns0:szCs ns0:val="18"/>
+              </ns0:rPr>
+              <ns0:t xml:space="preserve">Per-battle challenge log with PROGRESS lines (see 28.4)</ns0:t>
+            </ns0:r>
+          </ns0:p>
+        </ns0:tc>
+      </ns0:tr>
+      <ns0:tr>
+        <ns0:trPr>
+          <ns0:cantSplit/>
+        </ns0:trPr>
+        <ns0:tc>
+          <ns0:tcPr>
+            <ns0:tcW ns0:type="dxa" ns0:w="3000"/>
+            <ns0:tcBorders>
+              <ns0:top ns0:val="single" ns0:color="CCCCCC" ns0:sz="1"/>
+              <ns0:left ns0:val="single" ns0:color="CCCCCC" ns0:sz="1"/>
+              <ns0:bottom ns0:val="single" ns0:color="CCCCCC" ns0:sz="1"/>
+              <ns0:right ns0:val="single" ns0:color="CCCCCC" ns0:sz="1"/>
+            </ns0:tcBorders>
+            <ns0:shd ns0:fill="FFFFFF" ns0:val="clear"/>
+            <ns0:tcMar>
+              <ns0:top ns0:type="dxa" ns0:w="80"/>
+              <ns0:left ns0:type="dxa" ns0:w="120"/>
+              <ns0:bottom ns0:type="dxa" ns0:w="80"/>
+              <ns0:right ns0:type="dxa" ns0:w="120"/>
+            </ns0:tcMar>
+            <ns0:vAlign ns0:val="center"/>
+          </ns0:tcPr>
+          <ns0:p>
+            <ns0:pPr>
+              <ns0:spacing ns0:after="40" ns0:before="40"/>
+            </ns0:pPr>
+            <ns0:r>
+              <ns0:rPr>
+                <ns0:rFonts ns0:ascii="Arial" ns0:cs="Arial" ns0:eastAsia="Arial" ns0:hAnsi="Arial"/>
+                <ns0:b ns0:val="false"/>
+                <ns0:bCs ns0:val="false"/>
+                <ns0:color ns0:val="000000"/>
+                <ns0:sz ns0:val="18"/>
+                <ns0:szCs ns0:val="18"/>
+              </ns0:rPr>
+              <ns0:t xml:space="preserve">api_errors.log</ns0:t>
+            </ns0:r>
+          </ns0:p>
+        </ns0:tc>
+        <ns0:tc>
+          <ns0:tcPr>
+            <ns0:tcW ns0:type="dxa" ns0:w="6360"/>
+            <ns0:tcBorders>
+              <ns0:top ns0:val="single" ns0:color="CCCCCC" ns0:sz="1"/>
+              <ns0:left ns0:val="single" ns0:color="CCCCCC" ns0:sz="1"/>
+              <ns0:bottom ns0:val="single" ns0:color="CCCCCC" ns0:sz="1"/>
+              <ns0:right ns0:val="single" ns0:color="CCCCCC" ns0:sz="1"/>
+            </ns0:tcBorders>
+            <ns0:shd ns0:fill="FFFFFF" ns0:val="clear"/>
+            <ns0:tcMar>
+              <ns0:top ns0:type="dxa" ns0:w="80"/>
+              <ns0:left ns0:type="dxa" ns0:w="120"/>
+              <ns0:bottom ns0:type="dxa" ns0:w="80"/>
+              <ns0:right ns0:type="dxa" ns0:w="120"/>
+            </ns0:tcMar>
+            <ns0:vAlign ns0:val="center"/>
+          </ns0:tcPr>
+          <ns0:p>
+            <ns0:pPr>
+              <ns0:spacing ns0:after="40" ns0:before="40"/>
+            </ns0:pPr>
+            <ns0:r>
+              <ns0:rPr>
+                <ns0:rFonts ns0:ascii="Arial" ns0:cs="Arial" ns0:eastAsia="Arial" ns0:hAnsi="Arial"/>
+                <ns0:b ns0:val="false"/>
+                <ns0:bCs ns0:val="false"/>
+                <ns0:color ns0:val="000000"/>
+                <ns0:sz ns0:val="18"/>
+                <ns0:szCs ns0:val="18"/>
+              </ns0:rPr>
+              <ns0:t xml:space="preserve">One line per API problem: timestamp | account | API call | error type | detail (NetworkError, EmptyResponse, PleaseWait, InitIncomplete, InitFailed, MissionBlacklisted, MissionFallbackFailed, ArenaBattleFailed)</ns0:t>
+            </ns0:r>
+          </ns0:p>
+        </ns0:tc>
+      </ns0:tr>
+      <ns0:tr>
+        <ns0:trPr>
+          <ns0:cantSplit/>
+        </ns0:trPr>
+        <ns0:tc>
+          <ns0:tcPr>
+            <ns0:tcW ns0:type="dxa" ns0:w="3000"/>
+            <ns0:tcBorders>
+              <ns0:top ns0:val="single" ns0:color="CCCCCC" ns0:sz="1"/>
+              <ns0:left ns0:val="single" ns0:color="CCCCCC" ns0:sz="1"/>
+              <ns0:bottom ns0:val="single" ns0:color="CCCCCC" ns0:sz="1"/>
+              <ns0:right ns0:val="single" ns0:color="CCCCCC" ns0:sz="1"/>
+            </ns0:tcBorders>
+            <ns0:shd ns0:fill="F2F2F2" ns0:val="clear"/>
+            <ns0:tcMar>
+              <ns0:top ns0:type="dxa" ns0:w="80"/>
+              <ns0:left ns0:type="dxa" ns0:w="120"/>
+              <ns0:bottom ns0:type="dxa" ns0:w="80"/>
+              <ns0:right ns0:type="dxa" ns0:w="120"/>
+            </ns0:tcMar>
+            <ns0:vAlign ns0:val="center"/>
+          </ns0:tcPr>
+          <ns0:p>
+            <ns0:pPr>
+              <ns0:spacing ns0:after="40" ns0:before="40"/>
+            </ns0:pPr>
+            <ns0:r>
+              <ns0:rPr>
+                <ns0:rFonts ns0:ascii="Arial" ns0:cs="Arial" ns0:eastAsia="Arial" ns0:hAnsi="Arial"/>
+                <ns0:b ns0:val="false"/>
+                <ns0:bCs ns0:val="false"/>
+                <ns0:color ns0:val="000000"/>
+                <ns0:sz ns0:val="18"/>
+                <ns0:szCs ns0:val="18"/>
+              </ns0:rPr>
+              <ns0:t xml:space="preserve">outdatedIDs_log.txt</ns0:t>
+            </ns0:r>
+          </ns0:p>
+        </ns0:tc>
+        <ns0:tc>
+          <ns0:tcPr>
+            <ns0:tcW ns0:type="dxa" ns0:w="6360"/>
+            <ns0:tcBorders>
+              <ns0:top ns0:val="single" ns0:color="CCCCCC" ns0:sz="1"/>
+              <ns0:left ns0:val="single" ns0:color="CCCCCC" ns0:sz="1"/>
+              <ns0:bottom ns0:val="single" ns0:color="CCCCCC" ns0:sz="1"/>
+              <ns0:right ns0:val="single" ns0:color="CCCCCC" ns0:sz="1"/>
+            </ns0:tcBorders>
+            <ns0:shd ns0:fill="F2F2F2" ns0:val="clear"/>
+            <ns0:tcMar>
+              <ns0:top ns0:type="dxa" ns0:w="80"/>
+              <ns0:left ns0:type="dxa" ns0:w="120"/>
+              <ns0:bottom ns0:type="dxa" ns0:w="80"/>
+              <ns0:right ns0:type="dxa" ns0:w="120"/>
+            </ns0:tcMar>
+            <ns0:vAlign ns0:val="center"/>
+          </ns0:tcPr>
+          <ns0:p>
+            <ns0:pPr>
+              <ns0:spacing ns0:after="40" ns0:before="40"/>
+            </ns0:pPr>
+            <ns0:r>
+              <ns0:rPr>
+                <ns0:rFonts ns0:ascii="Arial" ns0:cs="Arial" ns0:eastAsia="Arial" ns0:hAnsi="Arial"/>
+                <ns0:b ns0:val="false"/>
+                <ns0:bCs ns0:val="false"/>
+                <ns0:color ns0:val="000000"/>
+                <ns0:sz ns0:val="18"/>
+                <ns0:szCs ns0:val="18"/>
+              </ns0:rPr>
+              <ns0:t xml:space="preserve">Every change to outdatedIDs.txt: manually added / manually removed / auto-removed (equipped card)</ns0:t>
+            </ns0:r>
+          </ns0:p>
+        </ns0:tc>
+      </ns0:tr>
+    </ns0:tbl>
+    <ns0:p>
+      <ns0:pPr>
+        <ns0:spacing ns0:after="60" ns0:before="60"/>
+      </ns0:pPr>
+      <ns0:r>
+        <ns0:rPr>
+          <ns0:rFonts ns0:ascii="Arial" ns0:cs="Arial" ns0:eastAsia="Arial" ns0:hAnsi="Arial"/>
+          <ns0:sz ns0:val="20"/>
+          <ns0:szCs ns0:val="20"/>
+        </ns0:rPr>
+        <ns0:t xml:space="preserve"/>
+      </ns0:r>
+    </ns0:p>
+    <ns0:p>
+      <ns0:pPr>
         <ns0:spacing ns0:after="0" ns0:before="0"/>
       </ns0:pPr>
       <ns0:r>
@@ -28542,7 +33074,7 @@
           <ns0:sz ns0:val="32"/>
           <ns0:szCs ns0:val="32"/>
         </ns0:rPr>
-        <ns0:t xml:space="preserve">28. Changelog</ns0:t>
+        <ns0:t xml:space="preserve">29. Changelog</ns0:t>
       </ns0:r>
     </ns0:p>
     <ns0:tbl>
@@ -28593,7 +33125,1518 @@
                 <ns0:sz ns0:val="20"/>
                 <ns0:szCs ns0:val="20"/>
               </ns0:rPr>
-              <ns0:t xml:space="preserve">October 2026 — v5.7 (Current)</ns0:t>
+              <ns0:t xml:space="preserve">October 2026 — v5.8 (Current)</ns0:t>
+            </ns0:r>
+          </ns0:p>
+        </ns0:tc>
+      </ns0:tr>
+      <ns0:tr>
+        <ns0:tc>
+          <ns0:tcPr>
+            <ns0:tcW ns0:type="dxa" ns0:w="900"/>
+            <ns0:tcBorders>
+              <ns0:top ns0:val="single" ns0:color="CCCCCC" ns0:sz="1"/>
+              <ns0:left ns0:val="single" ns0:color="CCCCCC" ns0:sz="1"/>
+              <ns0:bottom ns0:val="single" ns0:color="CCCCCC" ns0:sz="1"/>
+              <ns0:right ns0:val="single" ns0:color="CCCCCC" ns0:sz="1"/>
+            </ns0:tcBorders>
+            <ns0:shd ns0:fill="E2EFDA" ns0:val="clear"/>
+            <ns0:tcMar>
+              <ns0:top ns0:type="dxa" ns0:w="80"/>
+              <ns0:left ns0:type="dxa" ns0:w="120"/>
+              <ns0:bottom ns0:type="dxa" ns0:w="80"/>
+              <ns0:right ns0:type="dxa" ns0:w="120"/>
+            </ns0:tcMar>
+          </ns0:tcPr>
+          <ns0:p>
+            <ns0:pPr>
+              <ns0:spacing ns0:after="40" ns0:before="40"/>
+            </ns0:pPr>
+            <ns0:r>
+              <ns0:rPr>
+                <ns0:rFonts ns0:ascii="Arial" ns0:cs="Arial" ns0:hAnsi="Arial"/>
+                <ns0:b/>
+                <ns0:bCs/>
+                <ns0:color ns0:val="1F4E79"/>
+                <ns0:sz ns0:val="18"/>
+                <ns0:szCs ns0:val="18"/>
+              </ns0:rPr>
+              <ns0:t xml:space="preserve">NEW</ns0:t>
+            </ns0:r>
+          </ns0:p>
+        </ns0:tc>
+        <ns0:tc>
+          <ns0:tcPr>
+            <ns0:tcW ns0:type="dxa" ns0:w="8460"/>
+            <ns0:tcBorders>
+              <ns0:top ns0:val="single" ns0:color="CCCCCC" ns0:sz="1"/>
+              <ns0:left ns0:val="single" ns0:color="CCCCCC" ns0:sz="1"/>
+              <ns0:bottom ns0:val="single" ns0:color="CCCCCC" ns0:sz="1"/>
+              <ns0:right ns0:val="single" ns0:color="CCCCCC" ns0:sz="1"/>
+            </ns0:tcBorders>
+            <ns0:shd ns0:fill="FFFFFF" ns0:val="clear"/>
+            <ns0:tcMar>
+              <ns0:top ns0:type="dxa" ns0:w="80"/>
+              <ns0:left ns0:type="dxa" ns0:w="120"/>
+              <ns0:bottom ns0:type="dxa" ns0:w="80"/>
+              <ns0:right ns0:type="dxa" ns0:w="120"/>
+            </ns0:tcMar>
+          </ns0:tcPr>
+          <ns0:p>
+            <ns0:pPr>
+              <ns0:spacing ns0:after="40" ns0:before="40"/>
+            </ns0:pPr>
+            <ns0:r>
+              <ns0:rPr>
+                <ns0:rFonts ns0:ascii="Arial" ns0:cs="Arial" ns0:hAnsi="Arial"/>
+                <ns0:sz ns0:val="18"/>
+                <ns0:szCs ns0:val="18"/>
+              </ns0:rPr>
+              <ns0:t xml:space="preserve">Living Mirrors PVP Challenge — LIVING_MIRRORS_CHALLENGES (15 steps, Oct 27 – Nov 24, 2026); checked before all other challenges while end_time is in the future; support commanders/pools per skill (Octane Optimized: Rally/Entrap, Daedalus Charged: Enrage, Malort Blightfather: Heal; Fortify/Overload/Progenitor pools); win steps via wins counter</ns0:t>
+            </ns0:r>
+          </ns0:p>
+        </ns0:tc>
+      </ns0:tr>
+      <ns0:tr>
+        <ns0:tc>
+          <ns0:tcPr>
+            <ns0:tcW ns0:type="dxa" ns0:w="900"/>
+            <ns0:tcBorders>
+              <ns0:top ns0:val="single" ns0:color="CCCCCC" ns0:sz="1"/>
+              <ns0:left ns0:val="single" ns0:color="CCCCCC" ns0:sz="1"/>
+              <ns0:bottom ns0:val="single" ns0:color="CCCCCC" ns0:sz="1"/>
+              <ns0:right ns0:val="single" ns0:color="CCCCCC" ns0:sz="1"/>
+            </ns0:tcBorders>
+            <ns0:shd ns0:fill="E2EFDA" ns0:val="clear"/>
+            <ns0:tcMar>
+              <ns0:top ns0:type="dxa" ns0:w="80"/>
+              <ns0:left ns0:type="dxa" ns0:w="120"/>
+              <ns0:bottom ns0:type="dxa" ns0:w="80"/>
+              <ns0:right ns0:type="dxa" ns0:w="120"/>
+            </ns0:tcMar>
+          </ns0:tcPr>
+          <ns0:p>
+            <ns0:pPr>
+              <ns0:spacing ns0:after="40" ns0:before="40"/>
+            </ns0:pPr>
+            <ns0:r>
+              <ns0:rPr>
+                <ns0:rFonts ns0:ascii="Arial" ns0:cs="Arial" ns0:hAnsi="Arial"/>
+                <ns0:b/>
+                <ns0:bCs/>
+                <ns0:color ns0:val="1F4E79"/>
+                <ns0:sz ns0:val="18"/>
+                <ns0:szCs ns0:val="18"/>
+              </ns0:rPr>
+              <ns0:t xml:space="preserve">NEW</ns0:t>
+            </ns0:r>
+          </ns0:p>
+        </ns0:tc>
+        <ns0:tc>
+          <ns0:tcPr>
+            <ns0:tcW ns0:type="dxa" ns0:w="8460"/>
+            <ns0:tcBorders>
+              <ns0:top ns0:val="single" ns0:color="CCCCCC" ns0:sz="1"/>
+              <ns0:left ns0:val="single" ns0:color="CCCCCC" ns0:sz="1"/>
+              <ns0:bottom ns0:val="single" ns0:color="CCCCCC" ns0:sz="1"/>
+              <ns0:right ns0:val="single" ns0:color="CCCCCC" ns0:sz="1"/>
+            </ns0:tcBorders>
+            <ns0:shd ns0:fill="FFFFFF" ns0:val="clear"/>
+            <ns0:tcMar>
+              <ns0:top ns0:type="dxa" ns0:w="80"/>
+              <ns0:left ns0:type="dxa" ns0:w="120"/>
+              <ns0:bottom ns0:type="dxa" ns0:w="80"/>
+              <ns0:right ns0:type="dxa" ns0:w="120"/>
+            </ns0:tcMar>
+          </ns0:tcPr>
+          <ns0:p>
+            <ns0:pPr>
+              <ns0:spacing ns0:after="40" ns0:before="40"/>
+            </ns0:pPr>
+            <ns0:r>
+              <ns0:rPr>
+                <ns0:rFonts ns0:ascii="Arial" ns0:cs="Arial" ns0:hAnsi="Arial"/>
+                <ns0:sz ns0:val="18"/>
+                <ns0:szCs ns0:val="18"/>
+              </ns0:rPr>
+              <ns0:t xml:space="preserve">Challenge analysis log export/challenge_analysis.txt — per battle: complete deck, played cards, verdict, skillcheck, enemy; detail line (copies_in_deck, first_in_hand_turn, first_played_turn, pool, kills, damage, flags, action tally); PROGRESS lines with server progress before/after (COUNTED / NOT COUNTED)</ns0:t>
+            </ns0:r>
+          </ns0:p>
+        </ns0:tc>
+      </ns0:tr>
+      <ns0:tr>
+        <ns0:tc>
+          <ns0:tcPr>
+            <ns0:tcW ns0:type="dxa" ns0:w="900"/>
+            <ns0:tcBorders>
+              <ns0:top ns0:val="single" ns0:color="CCCCCC" ns0:sz="1"/>
+              <ns0:left ns0:val="single" ns0:color="CCCCCC" ns0:sz="1"/>
+              <ns0:bottom ns0:val="single" ns0:color="CCCCCC" ns0:sz="1"/>
+              <ns0:right ns0:val="single" ns0:color="CCCCCC" ns0:sz="1"/>
+            </ns0:tcBorders>
+            <ns0:shd ns0:fill="E2EFDA" ns0:val="clear"/>
+            <ns0:tcMar>
+              <ns0:top ns0:type="dxa" ns0:w="80"/>
+              <ns0:left ns0:type="dxa" ns0:w="120"/>
+              <ns0:bottom ns0:type="dxa" ns0:w="80"/>
+              <ns0:right ns0:type="dxa" ns0:w="120"/>
+            </ns0:tcMar>
+          </ns0:tcPr>
+          <ns0:p>
+            <ns0:pPr>
+              <ns0:spacing ns0:after="40" ns0:before="40"/>
+            </ns0:pPr>
+            <ns0:r>
+              <ns0:rPr>
+                <ns0:rFonts ns0:ascii="Arial" ns0:cs="Arial" ns0:hAnsi="Arial"/>
+                <ns0:b/>
+                <ns0:bCs/>
+                <ns0:color ns0:val="1F4E79"/>
+                <ns0:sz ns0:val="18"/>
+                <ns0:szCs ns0:val="18"/>
+              </ns0:rPr>
+              <ns0:t xml:space="preserve">NEW</ns0:t>
+            </ns0:r>
+          </ns0:p>
+        </ns0:tc>
+        <ns0:tc>
+          <ns0:tcPr>
+            <ns0:tcW ns0:type="dxa" ns0:w="8460"/>
+            <ns0:tcBorders>
+              <ns0:top ns0:val="single" ns0:color="CCCCCC" ns0:sz="1"/>
+              <ns0:left ns0:val="single" ns0:color="CCCCCC" ns0:sz="1"/>
+              <ns0:bottom ns0:val="single" ns0:color="CCCCCC" ns0:sz="1"/>
+              <ns0:right ns0:val="single" ns0:color="CCCCCC" ns0:sz="1"/>
+            </ns0:tcBorders>
+            <ns0:shd ns0:fill="FFFFFF" ns0:val="clear"/>
+            <ns0:tcMar>
+              <ns0:top ns0:type="dxa" ns0:w="80"/>
+              <ns0:left ns0:type="dxa" ns0:w="120"/>
+              <ns0:bottom ns0:type="dxa" ns0:w="80"/>
+              <ns0:right ns0:type="dxa" ns0:w="120"/>
+            </ns0:tcMar>
+          </ns0:tcPr>
+          <ns0:p>
+            <ns0:pPr>
+              <ns0:spacing ns0:after="40" ns0:before="40"/>
+            </ns0:pPr>
+            <ns0:r>
+              <ns0:rPr>
+                <ns0:rFonts ns0:ascii="Arial" ns0:cs="Arial" ns0:hAnsi="Arial"/>
+                <ns0:sz ns0:val="18"/>
+                <ns0:szCs ns0:val="18"/>
+              </ns0:rPr>
+              <ns0:t xml:space="preserve">[VERIFY] console line after the deck update — commander and cards as stored on the server</ns0:t>
+            </ns0:r>
+          </ns0:p>
+        </ns0:tc>
+      </ns0:tr>
+      <ns0:tr>
+        <ns0:tc>
+          <ns0:tcPr>
+            <ns0:tcW ns0:type="dxa" ns0:w="900"/>
+            <ns0:tcBorders>
+              <ns0:top ns0:val="single" ns0:color="CCCCCC" ns0:sz="1"/>
+              <ns0:left ns0:val="single" ns0:color="CCCCCC" ns0:sz="1"/>
+              <ns0:bottom ns0:val="single" ns0:color="CCCCCC" ns0:sz="1"/>
+              <ns0:right ns0:val="single" ns0:color="CCCCCC" ns0:sz="1"/>
+            </ns0:tcBorders>
+            <ns0:shd ns0:fill="E2EFDA" ns0:val="clear"/>
+            <ns0:tcMar>
+              <ns0:top ns0:type="dxa" ns0:w="80"/>
+              <ns0:left ns0:type="dxa" ns0:w="120"/>
+              <ns0:bottom ns0:type="dxa" ns0:w="80"/>
+              <ns0:right ns0:type="dxa" ns0:w="120"/>
+            </ns0:tcMar>
+          </ns0:tcPr>
+          <ns0:p>
+            <ns0:pPr>
+              <ns0:spacing ns0:after="40" ns0:before="40"/>
+            </ns0:pPr>
+            <ns0:r>
+              <ns0:rPr>
+                <ns0:rFonts ns0:ascii="Arial" ns0:cs="Arial" ns0:hAnsi="Arial"/>
+                <ns0:b/>
+                <ns0:bCs/>
+                <ns0:color ns0:val="1F4E79"/>
+                <ns0:sz ns0:val="18"/>
+                <ns0:szCs ns0:val="18"/>
+              </ns0:rPr>
+              <ns0:t xml:space="preserve">NEW</ns0:t>
+            </ns0:r>
+          </ns0:p>
+        </ns0:tc>
+        <ns0:tc>
+          <ns0:tcPr>
+            <ns0:tcW ns0:type="dxa" ns0:w="8460"/>
+            <ns0:tcBorders>
+              <ns0:top ns0:val="single" ns0:color="CCCCCC" ns0:sz="1"/>
+              <ns0:left ns0:val="single" ns0:color="CCCCCC" ns0:sz="1"/>
+              <ns0:bottom ns0:val="single" ns0:color="CCCCCC" ns0:sz="1"/>
+              <ns0:right ns0:val="single" ns0:color="CCCCCC" ns0:sz="1"/>
+            </ns0:tcBorders>
+            <ns0:shd ns0:fill="FFFFFF" ns0:val="clear"/>
+            <ns0:tcMar>
+              <ns0:top ns0:type="dxa" ns0:w="80"/>
+              <ns0:left ns0:type="dxa" ns0:w="120"/>
+              <ns0:bottom ns0:type="dxa" ns0:w="80"/>
+              <ns0:right ns0:type="dxa" ns0:w="120"/>
+            </ns0:tcMar>
+          </ns0:tcPr>
+          <ns0:p>
+            <ns0:pPr>
+              <ns0:spacing ns0:after="40" ns0:before="40"/>
+            </ns0:pPr>
+            <ns0:r>
+              <ns0:rPr>
+                <ns0:rFonts ns0:ascii="Arial" ns0:cs="Arial" ns0:hAnsi="Arial"/>
+                <ns0:sz ns0:val="18"/>
+                <ns0:szCs ns0:val="18"/>
+              </ns0:rPr>
+              <ns0:t xml:space="preserve">API error log export/api_errors.log (_write_api_error_log) — network errors (every retry + final), empty responses, "please wait", failed init, mission blacklist/fallback failures, failed arena battle start; format: timestamp | account | API call | error type | detail</ns0:t>
+            </ns0:r>
+          </ns0:p>
+        </ns0:tc>
+      </ns0:tr>
+      <ns0:tr>
+        <ns0:tc>
+          <ns0:tcPr>
+            <ns0:tcW ns0:type="dxa" ns0:w="900"/>
+            <ns0:tcBorders>
+              <ns0:top ns0:val="single" ns0:color="CCCCCC" ns0:sz="1"/>
+              <ns0:left ns0:val="single" ns0:color="CCCCCC" ns0:sz="1"/>
+              <ns0:bottom ns0:val="single" ns0:color="CCCCCC" ns0:sz="1"/>
+              <ns0:right ns0:val="single" ns0:color="CCCCCC" ns0:sz="1"/>
+            </ns0:tcBorders>
+            <ns0:shd ns0:fill="E2EFDA" ns0:val="clear"/>
+            <ns0:tcMar>
+              <ns0:top ns0:type="dxa" ns0:w="80"/>
+              <ns0:left ns0:type="dxa" ns0:w="120"/>
+              <ns0:bottom ns0:type="dxa" ns0:w="80"/>
+              <ns0:right ns0:type="dxa" ns0:w="120"/>
+            </ns0:tcMar>
+          </ns0:tcPr>
+          <ns0:p>
+            <ns0:pPr>
+              <ns0:spacing ns0:after="40" ns0:before="40"/>
+            </ns0:pPr>
+            <ns0:r>
+              <ns0:rPr>
+                <ns0:rFonts ns0:ascii="Arial" ns0:cs="Arial" ns0:hAnsi="Arial"/>
+                <ns0:b/>
+                <ns0:bCs/>
+                <ns0:color ns0:val="1F4E79"/>
+                <ns0:sz ns0:val="18"/>
+                <ns0:szCs ns0:val="18"/>
+              </ns0:rPr>
+              <ns0:t xml:space="preserve">NEW</ns0:t>
+            </ns0:r>
+          </ns0:p>
+        </ns0:tc>
+        <ns0:tc>
+          <ns0:tcPr>
+            <ns0:tcW ns0:type="dxa" ns0:w="8460"/>
+            <ns0:tcBorders>
+              <ns0:top ns0:val="single" ns0:color="CCCCCC" ns0:sz="1"/>
+              <ns0:left ns0:val="single" ns0:color="CCCCCC" ns0:sz="1"/>
+              <ns0:bottom ns0:val="single" ns0:color="CCCCCC" ns0:sz="1"/>
+              <ns0:right ns0:val="single" ns0:color="CCCCCC" ns0:sz="1"/>
+            </ns0:tcBorders>
+            <ns0:shd ns0:fill="FFFFFF" ns0:val="clear"/>
+            <ns0:tcMar>
+              <ns0:top ns0:type="dxa" ns0:w="80"/>
+              <ns0:left ns0:type="dxa" ns0:w="120"/>
+              <ns0:bottom ns0:type="dxa" ns0:w="80"/>
+              <ns0:right ns0:type="dxa" ns0:w="120"/>
+            </ns0:tcMar>
+          </ns0:tcPr>
+          <ns0:p>
+            <ns0:pPr>
+              <ns0:spacing ns0:after="40" ns0:before="40"/>
+            </ns0:pPr>
+            <ns0:r>
+              <ns0:rPr>
+                <ns0:rFonts ns0:ascii="Arial" ns0:cs="Arial" ns0:hAnsi="Arial"/>
+                <ns0:sz ns0:val="18"/>
+                <ns0:szCs ns0:val="18"/>
+              </ns0:rPr>
+              <ns0:t xml:space="preserve">outdatedIDs change log export/outdatedIDs_log.txt — manual add/remove and automatic removal of equipped cards; outdatedIDs.txt is now written atomically (.bak backup, temp file + os.replace) via _write_outdated_ids_safe</ns0:t>
+            </ns0:r>
+          </ns0:p>
+        </ns0:tc>
+      </ns0:tr>
+      <ns0:tr>
+        <ns0:tc>
+          <ns0:tcPr>
+            <ns0:tcW ns0:type="dxa" ns0:w="900"/>
+            <ns0:tcBorders>
+              <ns0:top ns0:val="single" ns0:color="CCCCCC" ns0:sz="1"/>
+              <ns0:left ns0:val="single" ns0:color="CCCCCC" ns0:sz="1"/>
+              <ns0:bottom ns0:val="single" ns0:color="CCCCCC" ns0:sz="1"/>
+              <ns0:right ns0:val="single" ns0:color="CCCCCC" ns0:sz="1"/>
+            </ns0:tcBorders>
+            <ns0:shd ns0:fill="E2EFDA" ns0:val="clear"/>
+            <ns0:tcMar>
+              <ns0:top ns0:type="dxa" ns0:w="80"/>
+              <ns0:left ns0:type="dxa" ns0:w="120"/>
+              <ns0:bottom ns0:type="dxa" ns0:w="80"/>
+              <ns0:right ns0:type="dxa" ns0:w="120"/>
+            </ns0:tcMar>
+          </ns0:tcPr>
+          <ns0:p>
+            <ns0:pPr>
+              <ns0:spacing ns0:after="40" ns0:before="40"/>
+            </ns0:pPr>
+            <ns0:r>
+              <ns0:rPr>
+                <ns0:rFonts ns0:ascii="Arial" ns0:cs="Arial" ns0:hAnsi="Arial"/>
+                <ns0:b/>
+                <ns0:bCs/>
+                <ns0:color ns0:val="1F4E79"/>
+                <ns0:sz ns0:val="18"/>
+                <ns0:szCs ns0:val="18"/>
+              </ns0:rPr>
+              <ns0:t xml:space="preserve">NEW</ns0:t>
+            </ns0:r>
+          </ns0:p>
+        </ns0:tc>
+        <ns0:tc>
+          <ns0:tcPr>
+            <ns0:tcW ns0:type="dxa" ns0:w="8460"/>
+            <ns0:tcBorders>
+              <ns0:top ns0:val="single" ns0:color="CCCCCC" ns0:sz="1"/>
+              <ns0:left ns0:val="single" ns0:color="CCCCCC" ns0:sz="1"/>
+              <ns0:bottom ns0:val="single" ns0:color="CCCCCC" ns0:sz="1"/>
+              <ns0:right ns0:val="single" ns0:color="CCCCCC" ns0:sz="1"/>
+            </ns0:tcBorders>
+            <ns0:shd ns0:fill="FFFFFF" ns0:val="clear"/>
+            <ns0:tcMar>
+              <ns0:top ns0:type="dxa" ns0:w="80"/>
+              <ns0:left ns0:type="dxa" ns0:w="120"/>
+              <ns0:bottom ns0:type="dxa" ns0:w="80"/>
+              <ns0:right ns0:type="dxa" ns0:w="120"/>
+            </ns0:tcMar>
+          </ns0:tcPr>
+          <ns0:p>
+            <ns0:pPr>
+              <ns0:spacing ns0:after="40" ns0:before="40"/>
+            </ns0:pPr>
+            <ns0:r>
+              <ns0:rPr>
+                <ns0:rFonts ns0:ascii="Arial" ns0:cs="Arial" ns0:hAnsi="Arial"/>
+                <ns0:sz ns0:val="18"/>
+                <ns0:szCs ns0:val="18"/>
+              </ns0:rPr>
+              <ns0:t xml:space="preserve">Arena guild fallback — if only own-guild members remain as targets, their live decks are fetched (_fetch_enemy_deck_live) and pre-simmed; the best live-deck target is used unless a known-deck target scored higher</ns0:t>
+            </ns0:r>
+          </ns0:p>
+        </ns0:tc>
+      </ns0:tr>
+      <ns0:tr>
+        <ns0:tc>
+          <ns0:tcPr>
+            <ns0:tcW ns0:type="dxa" ns0:w="900"/>
+            <ns0:tcBorders>
+              <ns0:top ns0:val="single" ns0:color="CCCCCC" ns0:sz="1"/>
+              <ns0:left ns0:val="single" ns0:color="CCCCCC" ns0:sz="1"/>
+              <ns0:bottom ns0:val="single" ns0:color="CCCCCC" ns0:sz="1"/>
+              <ns0:right ns0:val="single" ns0:color="CCCCCC" ns0:sz="1"/>
+            </ns0:tcBorders>
+            <ns0:shd ns0:fill="E2EFDA" ns0:val="clear"/>
+            <ns0:tcMar>
+              <ns0:top ns0:type="dxa" ns0:w="80"/>
+              <ns0:left ns0:type="dxa" ns0:w="120"/>
+              <ns0:bottom ns0:type="dxa" ns0:w="80"/>
+              <ns0:right ns0:type="dxa" ns0:w="120"/>
+            </ns0:tcMar>
+          </ns0:tcPr>
+          <ns0:p>
+            <ns0:pPr>
+              <ns0:spacing ns0:after="40" ns0:before="40"/>
+            </ns0:pPr>
+            <ns0:r>
+              <ns0:rPr>
+                <ns0:rFonts ns0:ascii="Arial" ns0:cs="Arial" ns0:hAnsi="Arial"/>
+                <ns0:b/>
+                <ns0:bCs/>
+                <ns0:color ns0:val="1F4E79"/>
+                <ns0:sz ns0:val="18"/>
+                <ns0:szCs ns0:val="18"/>
+              </ns0:rPr>
+              <ns0:t xml:space="preserve">NEW</ns0:t>
+            </ns0:r>
+          </ns0:p>
+        </ns0:tc>
+        <ns0:tc>
+          <ns0:tcPr>
+            <ns0:tcW ns0:type="dxa" ns0:w="8460"/>
+            <ns0:tcBorders>
+              <ns0:top ns0:val="single" ns0:color="CCCCCC" ns0:sz="1"/>
+              <ns0:left ns0:val="single" ns0:color="CCCCCC" ns0:sz="1"/>
+              <ns0:bottom ns0:val="single" ns0:color="CCCCCC" ns0:sz="1"/>
+              <ns0:right ns0:val="single" ns0:color="CCCCCC" ns0:sz="1"/>
+            </ns0:tcBorders>
+            <ns0:shd ns0:fill="FFFFFF" ns0:val="clear"/>
+            <ns0:tcMar>
+              <ns0:top ns0:type="dxa" ns0:w="80"/>
+              <ns0:left ns0:type="dxa" ns0:w="120"/>
+              <ns0:bottom ns0:type="dxa" ns0:w="80"/>
+              <ns0:right ns0:type="dxa" ns0:w="120"/>
+            </ns0:tcMar>
+          </ns0:tcPr>
+          <ns0:p>
+            <ns0:pPr>
+              <ns0:spacing ns0:after="40" ns0:before="40"/>
+            </ns0:pPr>
+            <ns0:r>
+              <ns0:rPr>
+                <ns0:rFonts ns0:ascii="Arial" ns0:cs="Arial" ns0:hAnsi="Arial"/>
+                <ns0:sz ns0:val="18"/>
+                <ns0:szCs ns0:val="18"/>
+              </ns0:rPr>
+              <ns0:t xml:space="preserve">Code map — section banners [S01]–[S24], [T01]–[T04], [M01]–[M02] and a CODE MAP in the module docstring; "# FIX:" comments mark bug fixes</ns0:t>
+            </ns0:r>
+          </ns0:p>
+        </ns0:tc>
+      </ns0:tr>
+      <ns0:tr>
+        <ns0:tc>
+          <ns0:tcPr>
+            <ns0:tcW ns0:type="dxa" ns0:w="900"/>
+            <ns0:tcBorders>
+              <ns0:top ns0:val="single" ns0:color="CCCCCC" ns0:sz="1"/>
+              <ns0:left ns0:val="single" ns0:color="CCCCCC" ns0:sz="1"/>
+              <ns0:bottom ns0:val="single" ns0:color="CCCCCC" ns0:sz="1"/>
+              <ns0:right ns0:val="single" ns0:color="CCCCCC" ns0:sz="1"/>
+            </ns0:tcBorders>
+            <ns0:shd ns0:fill="E2EFDA" ns0:val="clear"/>
+            <ns0:tcMar>
+              <ns0:top ns0:type="dxa" ns0:w="80"/>
+              <ns0:left ns0:type="dxa" ns0:w="120"/>
+              <ns0:bottom ns0:type="dxa" ns0:w="80"/>
+              <ns0:right ns0:type="dxa" ns0:w="120"/>
+            </ns0:tcMar>
+          </ns0:tcPr>
+          <ns0:p>
+            <ns0:pPr>
+              <ns0:spacing ns0:after="40" ns0:before="40"/>
+            </ns0:pPr>
+            <ns0:r>
+              <ns0:rPr>
+                <ns0:rFonts ns0:ascii="Arial" ns0:cs="Arial" ns0:hAnsi="Arial"/>
+                <ns0:b/>
+                <ns0:bCs/>
+                <ns0:color ns0:val="1F4E79"/>
+                <ns0:sz ns0:val="18"/>
+                <ns0:szCs ns0:val="18"/>
+              </ns0:rPr>
+              <ns0:t xml:space="preserve">FIX</ns0:t>
+            </ns0:r>
+          </ns0:p>
+        </ns0:tc>
+        <ns0:tc>
+          <ns0:tcPr>
+            <ns0:tcW ns0:type="dxa" ns0:w="8460"/>
+            <ns0:tcBorders>
+              <ns0:top ns0:val="single" ns0:color="CCCCCC" ns0:sz="1"/>
+              <ns0:left ns0:val="single" ns0:color="CCCCCC" ns0:sz="1"/>
+              <ns0:bottom ns0:val="single" ns0:color="CCCCCC" ns0:sz="1"/>
+              <ns0:right ns0:val="single" ns0:color="CCCCCC" ns0:sz="1"/>
+            </ns0:tcBorders>
+            <ns0:shd ns0:fill="FFFFFF" ns0:val="clear"/>
+            <ns0:tcMar>
+              <ns0:top ns0:type="dxa" ns0:w="80"/>
+              <ns0:left ns0:type="dxa" ns0:w="120"/>
+              <ns0:bottom ns0:type="dxa" ns0:w="80"/>
+              <ns0:right ns0:type="dxa" ns0:w="120"/>
+            </ns0:tcMar>
+          </ns0:tcPr>
+          <ns0:p>
+            <ns0:pPr>
+              <ns0:spacing ns0:after="40" ns0:before="40"/>
+            </ns0:pPr>
+            <ns0:r>
+              <ns0:rPr>
+                <ns0:rFonts ns0:ascii="Arial" ns0:cs="Arial" ns0:hAnsi="Arial"/>
+                <ns0:sz ns0:val="18"/>
+                <ns0:szCs ns0:val="18"/>
+              </ns0:rPr>
+              <ns0:t xml:space="preserve">setDeckCards success check — the commander-only comparison counted a rejected deck as success whenever the commander was unchanged (e.g. Extreme step 8). Now the returned cards are compared with the sent cards; the server result_message is logged; on mismatch the challenge deck is aborted and pvp_challenge_issues.txt is written</ns0:t>
+            </ns0:r>
+          </ns0:p>
+        </ns0:tc>
+      </ns0:tr>
+      <ns0:tr>
+        <ns0:tc>
+          <ns0:tcPr>
+            <ns0:tcW ns0:type="dxa" ns0:w="900"/>
+            <ns0:tcBorders>
+              <ns0:top ns0:val="single" ns0:color="CCCCCC" ns0:sz="1"/>
+              <ns0:left ns0:val="single" ns0:color="CCCCCC" ns0:sz="1"/>
+              <ns0:bottom ns0:val="single" ns0:color="CCCCCC" ns0:sz="1"/>
+              <ns0:right ns0:val="single" ns0:color="CCCCCC" ns0:sz="1"/>
+            </ns0:tcBorders>
+            <ns0:shd ns0:fill="E2EFDA" ns0:val="clear"/>
+            <ns0:tcMar>
+              <ns0:top ns0:type="dxa" ns0:w="80"/>
+              <ns0:left ns0:type="dxa" ns0:w="120"/>
+              <ns0:bottom ns0:type="dxa" ns0:w="80"/>
+              <ns0:right ns0:type="dxa" ns0:w="120"/>
+            </ns0:tcMar>
+          </ns0:tcPr>
+          <ns0:p>
+            <ns0:pPr>
+              <ns0:spacing ns0:after="40" ns0:before="40"/>
+            </ns0:pPr>
+            <ns0:r>
+              <ns0:rPr>
+                <ns0:rFonts ns0:ascii="Arial" ns0:cs="Arial" ns0:hAnsi="Arial"/>
+                <ns0:b/>
+                <ns0:bCs/>
+                <ns0:color ns0:val="1F4E79"/>
+                <ns0:sz ns0:val="18"/>
+                <ns0:szCs ns0:val="18"/>
+              </ns0:rPr>
+              <ns0:t xml:space="preserve">FIX</ns0:t>
+            </ns0:r>
+          </ns0:p>
+        </ns0:tc>
+        <ns0:tc>
+          <ns0:tcPr>
+            <ns0:tcW ns0:type="dxa" ns0:w="8460"/>
+            <ns0:tcBorders>
+              <ns0:top ns0:val="single" ns0:color="CCCCCC" ns0:sz="1"/>
+              <ns0:left ns0:val="single" ns0:color="CCCCCC" ns0:sz="1"/>
+              <ns0:bottom ns0:val="single" ns0:color="CCCCCC" ns0:sz="1"/>
+              <ns0:right ns0:val="single" ns0:color="CCCCCC" ns0:sz="1"/>
+            </ns0:tcBorders>
+            <ns0:shd ns0:fill="FFFFFF" ns0:val="clear"/>
+            <ns0:tcMar>
+              <ns0:top ns0:type="dxa" ns0:w="80"/>
+              <ns0:left ns0:type="dxa" ns0:w="120"/>
+              <ns0:bottom ns0:type="dxa" ns0:w="80"/>
+              <ns0:right ns0:type="dxa" ns0:w="120"/>
+            </ns0:tcMar>
+          </ns0:tcPr>
+          <ns0:p>
+            <ns0:pPr>
+              <ns0:spacing ns0:after="40" ns0:before="40"/>
+            </ns0:pPr>
+            <ns0:r>
+              <ns0:rPr>
+                <ns0:rFonts ns0:ascii="Arial" ns0:cs="Arial" ns0:hAnsi="Arial"/>
+                <ns0:sz ns0:val="18"/>
+                <ns0:szCs ns0:val="18"/>
+              </ns0:rPr>
+              <ns0:t xml:space="preserve">Challenge card already in the start deck (only 1 owned) was added a second time — server answered "You do not have 2 of card X" and discarded the whole deck, so the challenge deck was never active (Rhilfen, Extreme step 8, since Flourish Turbine was added to the start deck). Copies of challenge cards are now removed from the base deck first and no id is sent more often than num_owned</ns0:t>
+            </ns0:r>
+          </ns0:p>
+        </ns0:tc>
+      </ns0:tr>
+      <ns0:tr>
+        <ns0:tc>
+          <ns0:tcPr>
+            <ns0:tcW ns0:type="dxa" ns0:w="900"/>
+            <ns0:tcBorders>
+              <ns0:top ns0:val="single" ns0:color="CCCCCC" ns0:sz="1"/>
+              <ns0:left ns0:val="single" ns0:color="CCCCCC" ns0:sz="1"/>
+              <ns0:bottom ns0:val="single" ns0:color="CCCCCC" ns0:sz="1"/>
+              <ns0:right ns0:val="single" ns0:color="CCCCCC" ns0:sz="1"/>
+            </ns0:tcBorders>
+            <ns0:shd ns0:fill="E2EFDA" ns0:val="clear"/>
+            <ns0:tcMar>
+              <ns0:top ns0:type="dxa" ns0:w="80"/>
+              <ns0:left ns0:type="dxa" ns0:w="120"/>
+              <ns0:bottom ns0:type="dxa" ns0:w="80"/>
+              <ns0:right ns0:type="dxa" ns0:w="120"/>
+            </ns0:tcMar>
+          </ns0:tcPr>
+          <ns0:p>
+            <ns0:pPr>
+              <ns0:spacing ns0:after="40" ns0:before="40"/>
+            </ns0:pPr>
+            <ns0:r>
+              <ns0:rPr>
+                <ns0:rFonts ns0:ascii="Arial" ns0:cs="Arial" ns0:hAnsi="Arial"/>
+                <ns0:b/>
+                <ns0:bCs/>
+                <ns0:color ns0:val="1F4E79"/>
+                <ns0:sz ns0:val="18"/>
+                <ns0:szCs ns0:val="18"/>
+              </ns0:rPr>
+              <ns0:t xml:space="preserve">FIX</ns0:t>
+            </ns0:r>
+          </ns0:p>
+        </ns0:tc>
+        <ns0:tc>
+          <ns0:tcPr>
+            <ns0:tcW ns0:type="dxa" ns0:w="8460"/>
+            <ns0:tcBorders>
+              <ns0:top ns0:val="single" ns0:color="CCCCCC" ns0:sz="1"/>
+              <ns0:left ns0:val="single" ns0:color="CCCCCC" ns0:sz="1"/>
+              <ns0:bottom ns0:val="single" ns0:color="CCCCCC" ns0:sz="1"/>
+              <ns0:right ns0:val="single" ns0:color="CCCCCC" ns0:sz="1"/>
+            </ns0:tcBorders>
+            <ns0:shd ns0:fill="FFFFFF" ns0:val="clear"/>
+            <ns0:tcMar>
+              <ns0:top ns0:type="dxa" ns0:w="80"/>
+              <ns0:left ns0:type="dxa" ns0:w="120"/>
+              <ns0:bottom ns0:type="dxa" ns0:w="80"/>
+              <ns0:right ns0:type="dxa" ns0:w="120"/>
+            </ns0:tcMar>
+          </ns0:tcPr>
+          <ns0:p>
+            <ns0:pPr>
+              <ns0:spacing ns0:after="40" ns0:before="40"/>
+            </ns0:pPr>
+            <ns0:r>
+              <ns0:rPr>
+                <ns0:rFonts ns0:ascii="Arial" ns0:cs="Arial" ns0:hAnsi="Arial"/>
+                <ns0:sz ns0:val="18"/>
+                <ns0:szCs ns0:val="18"/>
+              </ns0:rPr>
+              <ns0:t xml:space="preserve">Pool build — per-type copy count is capped at the pool list count (a pool of different cards gets one of each; previously the first card was taken up to pool_min times); a second pass tops up additional copies when pool_min is not reached; new-copy detection uses a counter</ns0:t>
+            </ns0:r>
+          </ns0:p>
+        </ns0:tc>
+      </ns0:tr>
+      <ns0:tr>
+        <ns0:tc>
+          <ns0:tcPr>
+            <ns0:tcW ns0:type="dxa" ns0:w="900"/>
+            <ns0:tcBorders>
+              <ns0:top ns0:val="single" ns0:color="CCCCCC" ns0:sz="1"/>
+              <ns0:left ns0:val="single" ns0:color="CCCCCC" ns0:sz="1"/>
+              <ns0:bottom ns0:val="single" ns0:color="CCCCCC" ns0:sz="1"/>
+              <ns0:right ns0:val="single" ns0:color="CCCCCC" ns0:sz="1"/>
+            </ns0:tcBorders>
+            <ns0:shd ns0:fill="E2EFDA" ns0:val="clear"/>
+            <ns0:tcMar>
+              <ns0:top ns0:type="dxa" ns0:w="80"/>
+              <ns0:left ns0:type="dxa" ns0:w="120"/>
+              <ns0:bottom ns0:type="dxa" ns0:w="80"/>
+              <ns0:right ns0:type="dxa" ns0:w="120"/>
+            </ns0:tcMar>
+          </ns0:tcPr>
+          <ns0:p>
+            <ns0:pPr>
+              <ns0:spacing ns0:after="40" ns0:before="40"/>
+            </ns0:pPr>
+            <ns0:r>
+              <ns0:rPr>
+                <ns0:rFonts ns0:ascii="Arial" ns0:cs="Arial" ns0:hAnsi="Arial"/>
+                <ns0:b/>
+                <ns0:bCs/>
+                <ns0:color ns0:val="1F4E79"/>
+                <ns0:sz ns0:val="18"/>
+                <ns0:szCs ns0:val="18"/>
+              </ns0:rPr>
+              <ns0:t xml:space="preserve">FIX</ns0:t>
+            </ns0:r>
+          </ns0:p>
+        </ns0:tc>
+        <ns0:tc>
+          <ns0:tcPr>
+            <ns0:tcW ns0:type="dxa" ns0:w="8460"/>
+            <ns0:tcBorders>
+              <ns0:top ns0:val="single" ns0:color="CCCCCC" ns0:sz="1"/>
+              <ns0:left ns0:val="single" ns0:color="CCCCCC" ns0:sz="1"/>
+              <ns0:bottom ns0:val="single" ns0:color="CCCCCC" ns0:sz="1"/>
+              <ns0:right ns0:val="single" ns0:color="CCCCCC" ns0:sz="1"/>
+            </ns0:tcBorders>
+            <ns0:shd ns0:fill="FFFFFF" ns0:val="clear"/>
+            <ns0:tcMar>
+              <ns0:top ns0:type="dxa" ns0:w="80"/>
+              <ns0:left ns0:type="dxa" ns0:w="120"/>
+              <ns0:bottom ns0:type="dxa" ns0:w="80"/>
+              <ns0:right ns0:type="dxa" ns0:w="120"/>
+            </ns0:tcMar>
+          </ns0:tcPr>
+          <ns0:p>
+            <ns0:pPr>
+              <ns0:spacing ns0:after="40" ns0:before="40"/>
+            </ns0:pPr>
+            <ns0:r>
+              <ns0:rPr>
+                <ns0:rFonts ns0:ascii="Arial" ns0:cs="Arial" ns0:hAnsi="Arial"/>
+                <ns0:sz ns0:val="18"/>
+                <ns0:szCs ns0:val="18"/>
+              </ns0:rPr>
+              <ns0:t xml:space="preserve">_restore_challenge_deck — success now also requires the returned cards to match; failed restore is logged as "Deck RESTORE not applied"</ns0:t>
+            </ns0:r>
+          </ns0:p>
+        </ns0:tc>
+      </ns0:tr>
+      <ns0:tr>
+        <ns0:tc>
+          <ns0:tcPr>
+            <ns0:tcW ns0:type="dxa" ns0:w="900"/>
+            <ns0:tcBorders>
+              <ns0:top ns0:val="single" ns0:color="CCCCCC" ns0:sz="1"/>
+              <ns0:left ns0:val="single" ns0:color="CCCCCC" ns0:sz="1"/>
+              <ns0:bottom ns0:val="single" ns0:color="CCCCCC" ns0:sz="1"/>
+              <ns0:right ns0:val="single" ns0:color="CCCCCC" ns0:sz="1"/>
+            </ns0:tcBorders>
+            <ns0:shd ns0:fill="E2EFDA" ns0:val="clear"/>
+            <ns0:tcMar>
+              <ns0:top ns0:type="dxa" ns0:w="80"/>
+              <ns0:left ns0:type="dxa" ns0:w="120"/>
+              <ns0:bottom ns0:type="dxa" ns0:w="80"/>
+              <ns0:right ns0:type="dxa" ns0:w="120"/>
+            </ns0:tcMar>
+          </ns0:tcPr>
+          <ns0:p>
+            <ns0:pPr>
+              <ns0:spacing ns0:after="40" ns0:before="40"/>
+            </ns0:pPr>
+            <ns0:r>
+              <ns0:rPr>
+                <ns0:rFonts ns0:ascii="Arial" ns0:cs="Arial" ns0:hAnsi="Arial"/>
+                <ns0:b/>
+                <ns0:bCs/>
+                <ns0:color ns0:val="1F4E79"/>
+                <ns0:sz ns0:val="18"/>
+                <ns0:szCs ns0:val="18"/>
+              </ns0:rPr>
+              <ns0:t xml:space="preserve">FIX</ns0:t>
+            </ns0:r>
+          </ns0:p>
+        </ns0:tc>
+        <ns0:tc>
+          <ns0:tcPr>
+            <ns0:tcW ns0:type="dxa" ns0:w="8460"/>
+            <ns0:tcBorders>
+              <ns0:top ns0:val="single" ns0:color="CCCCCC" ns0:sz="1"/>
+              <ns0:left ns0:val="single" ns0:color="CCCCCC" ns0:sz="1"/>
+              <ns0:bottom ns0:val="single" ns0:color="CCCCCC" ns0:sz="1"/>
+              <ns0:right ns0:val="single" ns0:color="CCCCCC" ns0:sz="1"/>
+            </ns0:tcBorders>
+            <ns0:shd ns0:fill="FFFFFF" ns0:val="clear"/>
+            <ns0:tcMar>
+              <ns0:top ns0:type="dxa" ns0:w="80"/>
+              <ns0:left ns0:type="dxa" ns0:w="120"/>
+              <ns0:bottom ns0:type="dxa" ns0:w="80"/>
+              <ns0:right ns0:type="dxa" ns0:w="120"/>
+            </ns0:tcMar>
+          </ns0:tcPr>
+          <ns0:p>
+            <ns0:pPr>
+              <ns0:spacing ns0:after="40" ns0:before="40"/>
+            </ns0:pPr>
+            <ns0:r>
+              <ns0:rPr>
+                <ns0:rFonts ns0:ascii="Arial" ns0:cs="Arial" ns0:hAnsi="Arial"/>
+                <ns0:sz ns0:val="18"/>
+                <ns0:szCs ns0:val="18"/>
+              </ns0:rPr>
+              <ns0:t xml:space="preserve">_verify_challenge_deck — pool-only steps (no commander/required card, e.g. Extreme step 8) were skipped, so the pool check never ran; pool_min steps are now included (warning + issue log)</ns0:t>
+            </ns0:r>
+          </ns0:p>
+        </ns0:tc>
+      </ns0:tr>
+      <ns0:tr>
+        <ns0:tc>
+          <ns0:tcPr>
+            <ns0:tcW ns0:type="dxa" ns0:w="900"/>
+            <ns0:tcBorders>
+              <ns0:top ns0:val="single" ns0:color="CCCCCC" ns0:sz="1"/>
+              <ns0:left ns0:val="single" ns0:color="CCCCCC" ns0:sz="1"/>
+              <ns0:bottom ns0:val="single" ns0:color="CCCCCC" ns0:sz="1"/>
+              <ns0:right ns0:val="single" ns0:color="CCCCCC" ns0:sz="1"/>
+            </ns0:tcBorders>
+            <ns0:shd ns0:fill="E2EFDA" ns0:val="clear"/>
+            <ns0:tcMar>
+              <ns0:top ns0:type="dxa" ns0:w="80"/>
+              <ns0:left ns0:type="dxa" ns0:w="120"/>
+              <ns0:bottom ns0:type="dxa" ns0:w="80"/>
+              <ns0:right ns0:type="dxa" ns0:w="120"/>
+            </ns0:tcMar>
+          </ns0:tcPr>
+          <ns0:p>
+            <ns0:pPr>
+              <ns0:spacing ns0:after="40" ns0:before="40"/>
+            </ns0:pPr>
+            <ns0:r>
+              <ns0:rPr>
+                <ns0:rFonts ns0:ascii="Arial" ns0:cs="Arial" ns0:hAnsi="Arial"/>
+                <ns0:b/>
+                <ns0:bCs/>
+                <ns0:color ns0:val="1F4E79"/>
+                <ns0:sz ns0:val="18"/>
+                <ns0:szCs ns0:val="18"/>
+              </ns0:rPr>
+              <ns0:t xml:space="preserve">FIX</ns0:t>
+            </ns0:r>
+          </ns0:p>
+        </ns0:tc>
+        <ns0:tc>
+          <ns0:tcPr>
+            <ns0:tcW ns0:type="dxa" ns0:w="8460"/>
+            <ns0:tcBorders>
+              <ns0:top ns0:val="single" ns0:color="CCCCCC" ns0:sz="1"/>
+              <ns0:left ns0:val="single" ns0:color="CCCCCC" ns0:sz="1"/>
+              <ns0:bottom ns0:val="single" ns0:color="CCCCCC" ns0:sz="1"/>
+              <ns0:right ns0:val="single" ns0:color="CCCCCC" ns0:sz="1"/>
+            </ns0:tcBorders>
+            <ns0:shd ns0:fill="FFFFFF" ns0:val="clear"/>
+            <ns0:tcMar>
+              <ns0:top ns0:type="dxa" ns0:w="80"/>
+              <ns0:left ns0:type="dxa" ns0:w="120"/>
+              <ns0:bottom ns0:type="dxa" ns0:w="80"/>
+              <ns0:right ns0:type="dxa" ns0:w="120"/>
+            </ns0:tcMar>
+          </ns0:tcPr>
+          <ns0:p>
+            <ns0:pPr>
+              <ns0:spacing ns0:after="40" ns0:before="40"/>
+            </ns0:pPr>
+            <ns0:r>
+              <ns0:rPr>
+                <ns0:rFonts ns0:ascii="Arial" ns0:cs="Arial" ns0:hAnsi="Arial"/>
+                <ns0:sz ns0:val="18"/>
+                <ns0:szCs ns0:val="18"/>
+              </ns0:rPr>
+              <ns0:t xml:space="preserve">initialize() — a response without user_data (server overloaded, connection dropped) silently set energy/stamina to 0 and skipped all phases; now the account is skipped with an InitIncomplete entry in api_errors.log</ns0:t>
+            </ns0:r>
+          </ns0:p>
+        </ns0:tc>
+      </ns0:tr>
+      <ns0:tr>
+        <ns0:tc>
+          <ns0:tcPr>
+            <ns0:tcW ns0:type="dxa" ns0:w="900"/>
+            <ns0:tcBorders>
+              <ns0:top ns0:val="single" ns0:color="CCCCCC" ns0:sz="1"/>
+              <ns0:left ns0:val="single" ns0:color="CCCCCC" ns0:sz="1"/>
+              <ns0:bottom ns0:val="single" ns0:color="CCCCCC" ns0:sz="1"/>
+              <ns0:right ns0:val="single" ns0:color="CCCCCC" ns0:sz="1"/>
+            </ns0:tcBorders>
+            <ns0:shd ns0:fill="E2EFDA" ns0:val="clear"/>
+            <ns0:tcMar>
+              <ns0:top ns0:type="dxa" ns0:w="80"/>
+              <ns0:left ns0:type="dxa" ns0:w="120"/>
+              <ns0:bottom ns0:type="dxa" ns0:w="80"/>
+              <ns0:right ns0:type="dxa" ns0:w="120"/>
+            </ns0:tcMar>
+          </ns0:tcPr>
+          <ns0:p>
+            <ns0:pPr>
+              <ns0:spacing ns0:after="40" ns0:before="40"/>
+            </ns0:pPr>
+            <ns0:r>
+              <ns0:rPr>
+                <ns0:rFonts ns0:ascii="Arial" ns0:cs="Arial" ns0:hAnsi="Arial"/>
+                <ns0:b/>
+                <ns0:bCs/>
+                <ns0:color ns0:val="1F4E79"/>
+                <ns0:sz ns0:val="18"/>
+                <ns0:szCs ns0:val="18"/>
+              </ns0:rPr>
+              <ns0:t xml:space="preserve">FIX</ns0:t>
+            </ns0:r>
+          </ns0:p>
+        </ns0:tc>
+        <ns0:tc>
+          <ns0:tcPr>
+            <ns0:tcW ns0:type="dxa" ns0:w="8460"/>
+            <ns0:tcBorders>
+              <ns0:top ns0:val="single" ns0:color="CCCCCC" ns0:sz="1"/>
+              <ns0:left ns0:val="single" ns0:color="CCCCCC" ns0:sz="1"/>
+              <ns0:bottom ns0:val="single" ns0:color="CCCCCC" ns0:sz="1"/>
+              <ns0:right ns0:val="single" ns0:color="CCCCCC" ns0:sz="1"/>
+            </ns0:tcBorders>
+            <ns0:shd ns0:fill="FFFFFF" ns0:val="clear"/>
+            <ns0:tcMar>
+              <ns0:top ns0:type="dxa" ns0:w="80"/>
+              <ns0:left ns0:type="dxa" ns0:w="120"/>
+              <ns0:bottom ns0:type="dxa" ns0:w="80"/>
+              <ns0:right ns0:type="dxa" ns0:w="120"/>
+            </ns0:tcMar>
+          </ns0:tcPr>
+          <ns0:p>
+            <ns0:pPr>
+              <ns0:spacing ns0:after="40" ns0:before="40"/>
+            </ns0:pPr>
+            <ns0:r>
+              <ns0:rPr>
+                <ns0:rFonts ns0:ascii="Arial" ns0:cs="Arial" ns0:hAnsi="Arial"/>
+                <ns0:sz ns0:val="18"/>
+                <ns0:szCs ns0:val="18"/>
+              </ns0:rPr>
+              <ns0:t xml:space="preserve">_fetch_enemy_deck_live — stale guild-member cache: on a name miss the roster is re-read once, the cache rebuilt and the lookup repeated before reporting "left guild"</ns0:t>
+            </ns0:r>
+          </ns0:p>
+        </ns0:tc>
+      </ns0:tr>
+      <ns0:tr>
+        <ns0:tc>
+          <ns0:tcPr>
+            <ns0:tcW ns0:type="dxa" ns0:w="900"/>
+            <ns0:tcBorders>
+              <ns0:top ns0:val="single" ns0:color="CCCCCC" ns0:sz="1"/>
+              <ns0:left ns0:val="single" ns0:color="CCCCCC" ns0:sz="1"/>
+              <ns0:bottom ns0:val="single" ns0:color="CCCCCC" ns0:sz="1"/>
+              <ns0:right ns0:val="single" ns0:color="CCCCCC" ns0:sz="1"/>
+            </ns0:tcBorders>
+            <ns0:shd ns0:fill="E2EFDA" ns0:val="clear"/>
+            <ns0:tcMar>
+              <ns0:top ns0:type="dxa" ns0:w="80"/>
+              <ns0:left ns0:type="dxa" ns0:w="120"/>
+              <ns0:bottom ns0:type="dxa" ns0:w="80"/>
+              <ns0:right ns0:type="dxa" ns0:w="120"/>
+            </ns0:tcMar>
+          </ns0:tcPr>
+          <ns0:p>
+            <ns0:pPr>
+              <ns0:spacing ns0:after="40" ns0:before="40"/>
+            </ns0:pPr>
+            <ns0:r>
+              <ns0:rPr>
+                <ns0:rFonts ns0:ascii="Arial" ns0:cs="Arial" ns0:hAnsi="Arial"/>
+                <ns0:b/>
+                <ns0:bCs/>
+                <ns0:color ns0:val="1F4E79"/>
+                <ns0:sz ns0:val="18"/>
+                <ns0:szCs ns0:val="18"/>
+              </ns0:rPr>
+              <ns0:t xml:space="preserve">FIX</ns0:t>
+            </ns0:r>
+          </ns0:p>
+        </ns0:tc>
+        <ns0:tc>
+          <ns0:tcPr>
+            <ns0:tcW ns0:type="dxa" ns0:w="8460"/>
+            <ns0:tcBorders>
+              <ns0:top ns0:val="single" ns0:color="CCCCCC" ns0:sz="1"/>
+              <ns0:left ns0:val="single" ns0:color="CCCCCC" ns0:sz="1"/>
+              <ns0:bottom ns0:val="single" ns0:color="CCCCCC" ns0:sz="1"/>
+              <ns0:right ns0:val="single" ns0:color="CCCCCC" ns0:sz="1"/>
+            </ns0:tcBorders>
+            <ns0:shd ns0:fill="FFFFFF" ns0:val="clear"/>
+            <ns0:tcMar>
+              <ns0:top ns0:type="dxa" ns0:w="80"/>
+              <ns0:left ns0:type="dxa" ns0:w="120"/>
+              <ns0:bottom ns0:type="dxa" ns0:w="80"/>
+              <ns0:right ns0:type="dxa" ns0:w="120"/>
+            </ns0:tcMar>
+          </ns0:tcPr>
+          <ns0:p>
+            <ns0:pPr>
+              <ns0:spacing ns0:after="40" ns0:before="40"/>
+            </ns0:pPr>
+            <ns0:r>
+              <ns0:rPr>
+                <ns0:rFonts ns0:ascii="Arial" ns0:cs="Arial" ns0:hAnsi="Arial"/>
+                <ns0:sz ns0:val="18"/>
+                <ns0:szCs ns0:val="18"/>
+              </ns0:rPr>
+              <ns0:t xml:space="preserve">play_highest_mission_loop — the fallback mission is never blacklisted; repeated failures stop the session (MissionFallbackFailed in api_errors.log); blacklist output shortened to a count</ns0:t>
+            </ns0:r>
+          </ns0:p>
+        </ns0:tc>
+      </ns0:tr>
+      <ns0:tr>
+        <ns0:tc>
+          <ns0:tcPr>
+            <ns0:tcW ns0:type="dxa" ns0:w="900"/>
+            <ns0:tcBorders>
+              <ns0:top ns0:val="single" ns0:color="CCCCCC" ns0:sz="1"/>
+              <ns0:left ns0:val="single" ns0:color="CCCCCC" ns0:sz="1"/>
+              <ns0:bottom ns0:val="single" ns0:color="CCCCCC" ns0:sz="1"/>
+              <ns0:right ns0:val="single" ns0:color="CCCCCC" ns0:sz="1"/>
+            </ns0:tcBorders>
+            <ns0:shd ns0:fill="E2EFDA" ns0:val="clear"/>
+            <ns0:tcMar>
+              <ns0:top ns0:type="dxa" ns0:w="80"/>
+              <ns0:left ns0:type="dxa" ns0:w="120"/>
+              <ns0:bottom ns0:type="dxa" ns0:w="80"/>
+              <ns0:right ns0:type="dxa" ns0:w="120"/>
+            </ns0:tcMar>
+          </ns0:tcPr>
+          <ns0:p>
+            <ns0:pPr>
+              <ns0:spacing ns0:after="40" ns0:before="40"/>
+            </ns0:pPr>
+            <ns0:r>
+              <ns0:rPr>
+                <ns0:rFonts ns0:ascii="Arial" ns0:cs="Arial" ns0:hAnsi="Arial"/>
+                <ns0:b/>
+                <ns0:bCs/>
+                <ns0:color ns0:val="1F4E79"/>
+                <ns0:sz ns0:val="18"/>
+                <ns0:szCs ns0:val="18"/>
+              </ns0:rPr>
+              <ns0:t xml:space="preserve">FIX</ns0:t>
+            </ns0:r>
+          </ns0:p>
+        </ns0:tc>
+        <ns0:tc>
+          <ns0:tcPr>
+            <ns0:tcW ns0:type="dxa" ns0:w="8460"/>
+            <ns0:tcBorders>
+              <ns0:top ns0:val="single" ns0:color="CCCCCC" ns0:sz="1"/>
+              <ns0:left ns0:val="single" ns0:color="CCCCCC" ns0:sz="1"/>
+              <ns0:bottom ns0:val="single" ns0:color="CCCCCC" ns0:sz="1"/>
+              <ns0:right ns0:val="single" ns0:color="CCCCCC" ns0:sz="1"/>
+            </ns0:tcBorders>
+            <ns0:shd ns0:fill="FFFFFF" ns0:val="clear"/>
+            <ns0:tcMar>
+              <ns0:top ns0:type="dxa" ns0:w="80"/>
+              <ns0:left ns0:type="dxa" ns0:w="120"/>
+              <ns0:bottom ns0:type="dxa" ns0:w="80"/>
+              <ns0:right ns0:type="dxa" ns0:w="120"/>
+            </ns0:tcMar>
+          </ns0:tcPr>
+          <ns0:p>
+            <ns0:pPr>
+              <ns0:spacing ns0:after="40" ns0:before="40"/>
+            </ns0:pPr>
+            <ns0:r>
+              <ns0:rPr>
+                <ns0:rFonts ns0:ascii="Arial" ns0:cs="Arial" ns0:hAnsi="Arial"/>
+                <ns0:sz ns0:val="18"/>
+                <ns0:szCs ns0:val="18"/>
+              </ns0:rPr>
+              <ns0:t xml:space="preserve">interactive_menu option 95 — local import glob as _glob made _glob local for the whole function (UnboundLocalError in settings search)</ns0:t>
+            </ns0:r>
+          </ns0:p>
+        </ns0:tc>
+      </ns0:tr>
+      <ns0:tr>
+        <ns0:tc>
+          <ns0:tcPr>
+            <ns0:tcW ns0:type="dxa" ns0:w="900"/>
+            <ns0:tcBorders>
+              <ns0:top ns0:val="single" ns0:color="CCCCCC" ns0:sz="1"/>
+              <ns0:left ns0:val="single" ns0:color="CCCCCC" ns0:sz="1"/>
+              <ns0:bottom ns0:val="single" ns0:color="CCCCCC" ns0:sz="1"/>
+              <ns0:right ns0:val="single" ns0:color="CCCCCC" ns0:sz="1"/>
+            </ns0:tcBorders>
+            <ns0:shd ns0:fill="E2EFDA" ns0:val="clear"/>
+            <ns0:tcMar>
+              <ns0:top ns0:type="dxa" ns0:w="80"/>
+              <ns0:left ns0:type="dxa" ns0:w="120"/>
+              <ns0:bottom ns0:type="dxa" ns0:w="80"/>
+              <ns0:right ns0:type="dxa" ns0:w="120"/>
+            </ns0:tcMar>
+          </ns0:tcPr>
+          <ns0:p>
+            <ns0:pPr>
+              <ns0:spacing ns0:after="40" ns0:before="40"/>
+            </ns0:pPr>
+            <ns0:r>
+              <ns0:rPr>
+                <ns0:rFonts ns0:ascii="Arial" ns0:cs="Arial" ns0:hAnsi="Arial"/>
+                <ns0:b/>
+                <ns0:bCs/>
+                <ns0:color ns0:val="1F4E79"/>
+                <ns0:sz ns0:val="18"/>
+                <ns0:szCs ns0:val="18"/>
+              </ns0:rPr>
+              <ns0:t xml:space="preserve">FIX</ns0:t>
+            </ns0:r>
+          </ns0:p>
+        </ns0:tc>
+        <ns0:tc>
+          <ns0:tcPr>
+            <ns0:tcW ns0:type="dxa" ns0:w="8460"/>
+            <ns0:tcBorders>
+              <ns0:top ns0:val="single" ns0:color="CCCCCC" ns0:sz="1"/>
+              <ns0:left ns0:val="single" ns0:color="CCCCCC" ns0:sz="1"/>
+              <ns0:bottom ns0:val="single" ns0:color="CCCCCC" ns0:sz="1"/>
+              <ns0:right ns0:val="single" ns0:color="CCCCCC" ns0:sz="1"/>
+            </ns0:tcBorders>
+            <ns0:shd ns0:fill="FFFFFF" ns0:val="clear"/>
+            <ns0:tcMar>
+              <ns0:top ns0:type="dxa" ns0:w="80"/>
+              <ns0:left ns0:type="dxa" ns0:w="120"/>
+              <ns0:bottom ns0:type="dxa" ns0:w="80"/>
+              <ns0:right ns0:type="dxa" ns0:w="120"/>
+            </ns0:tcMar>
+          </ns0:tcPr>
+          <ns0:p>
+            <ns0:pPr>
+              <ns0:spacing ns0:after="40" ns0:before="40"/>
+            </ns0:pPr>
+            <ns0:r>
+              <ns0:rPr>
+                <ns0:rFonts ns0:ascii="Arial" ns0:cs="Arial" ns0:hAnsi="Arial"/>
+                <ns0:sz ns0:val="18"/>
+                <ns0:szCs ns0:val="18"/>
+              </ns0:rPr>
+              <ns0:t xml:space="preserve">optimize_mission_deck — NameError on auto-detected GBGE (check of a non-existent variable removed)</ns0:t>
+            </ns0:r>
+          </ns0:p>
+        </ns0:tc>
+      </ns0:tr>
+      <ns0:tr>
+        <ns0:tc>
+          <ns0:tcPr>
+            <ns0:tcW ns0:type="dxa" ns0:w="900"/>
+            <ns0:tcBorders>
+              <ns0:top ns0:val="single" ns0:color="CCCCCC" ns0:sz="1"/>
+              <ns0:left ns0:val="single" ns0:color="CCCCCC" ns0:sz="1"/>
+              <ns0:bottom ns0:val="single" ns0:color="CCCCCC" ns0:sz="1"/>
+              <ns0:right ns0:val="single" ns0:color="CCCCCC" ns0:sz="1"/>
+            </ns0:tcBorders>
+            <ns0:shd ns0:fill="E2EFDA" ns0:val="clear"/>
+            <ns0:tcMar>
+              <ns0:top ns0:type="dxa" ns0:w="80"/>
+              <ns0:left ns0:type="dxa" ns0:w="120"/>
+              <ns0:bottom ns0:type="dxa" ns0:w="80"/>
+              <ns0:right ns0:type="dxa" ns0:w="120"/>
+            </ns0:tcMar>
+          </ns0:tcPr>
+          <ns0:p>
+            <ns0:pPr>
+              <ns0:spacing ns0:after="40" ns0:before="40"/>
+            </ns0:pPr>
+            <ns0:r>
+              <ns0:rPr>
+                <ns0:rFonts ns0:ascii="Arial" ns0:cs="Arial" ns0:hAnsi="Arial"/>
+                <ns0:b/>
+                <ns0:bCs/>
+                <ns0:color ns0:val="1F4E79"/>
+                <ns0:sz ns0:val="18"/>
+                <ns0:szCs ns0:val="18"/>
+              </ns0:rPr>
+              <ns0:t xml:space="preserve">FIX</ns0:t>
+            </ns0:r>
+          </ns0:p>
+        </ns0:tc>
+        <ns0:tc>
+          <ns0:tcPr>
+            <ns0:tcW ns0:type="dxa" ns0:w="8460"/>
+            <ns0:tcBorders>
+              <ns0:top ns0:val="single" ns0:color="CCCCCC" ns0:sz="1"/>
+              <ns0:left ns0:val="single" ns0:color="CCCCCC" ns0:sz="1"/>
+              <ns0:bottom ns0:val="single" ns0:color="CCCCCC" ns0:sz="1"/>
+              <ns0:right ns0:val="single" ns0:color="CCCCCC" ns0:sz="1"/>
+            </ns0:tcBorders>
+            <ns0:shd ns0:fill="FFFFFF" ns0:val="clear"/>
+            <ns0:tcMar>
+              <ns0:top ns0:type="dxa" ns0:w="80"/>
+              <ns0:left ns0:type="dxa" ns0:w="120"/>
+              <ns0:bottom ns0:type="dxa" ns0:w="80"/>
+              <ns0:right ns0:type="dxa" ns0:w="120"/>
+            </ns0:tcMar>
+          </ns0:tcPr>
+          <ns0:p>
+            <ns0:pPr>
+              <ns0:spacing ns0:after="40" ns0:before="40"/>
+            </ns0:pPr>
+            <ns0:r>
+              <ns0:rPr>
+                <ns0:rFonts ns0:ascii="Arial" ns0:cs="Arial" ns0:hAnsi="Arial"/>
+                <ns0:sz ns0:val="18"/>
+                <ns0:szCs ns0:val="18"/>
+              </ns0:rPr>
+              <ns0:t xml:space="preserve">get_player_info — "Account Age" was never shown (date.today() NameError was swallowed); now datetime.now().date()</ns0:t>
+            </ns0:r>
+          </ns0:p>
+        </ns0:tc>
+      </ns0:tr>
+      <ns0:tr>
+        <ns0:tc>
+          <ns0:tcPr>
+            <ns0:tcW ns0:type="dxa" ns0:w="900"/>
+            <ns0:tcBorders>
+              <ns0:top ns0:val="single" ns0:color="CCCCCC" ns0:sz="1"/>
+              <ns0:left ns0:val="single" ns0:color="CCCCCC" ns0:sz="1"/>
+              <ns0:bottom ns0:val="single" ns0:color="CCCCCC" ns0:sz="1"/>
+              <ns0:right ns0:val="single" ns0:color="CCCCCC" ns0:sz="1"/>
+            </ns0:tcBorders>
+            <ns0:shd ns0:fill="FCE4D6" ns0:val="clear"/>
+            <ns0:tcMar>
+              <ns0:top ns0:type="dxa" ns0:w="80"/>
+              <ns0:left ns0:type="dxa" ns0:w="120"/>
+              <ns0:bottom ns0:type="dxa" ns0:w="80"/>
+              <ns0:right ns0:type="dxa" ns0:w="120"/>
+            </ns0:tcMar>
+          </ns0:tcPr>
+          <ns0:p>
+            <ns0:pPr>
+              <ns0:spacing ns0:after="40" ns0:before="40"/>
+            </ns0:pPr>
+            <ns0:r>
+              <ns0:rPr>
+                <ns0:rFonts ns0:ascii="Arial" ns0:cs="Arial" ns0:hAnsi="Arial"/>
+                <ns0:b/>
+                <ns0:bCs/>
+                <ns0:color ns0:val="1F4E79"/>
+                <ns0:sz ns0:val="18"/>
+                <ns0:szCs ns0:val="18"/>
+              </ns0:rPr>
+              <ns0:t xml:space="preserve">CHANGE</ns0:t>
+            </ns0:r>
+          </ns0:p>
+        </ns0:tc>
+        <ns0:tc>
+          <ns0:tcPr>
+            <ns0:tcW ns0:type="dxa" ns0:w="8460"/>
+            <ns0:tcBorders>
+              <ns0:top ns0:val="single" ns0:color="CCCCCC" ns0:sz="1"/>
+              <ns0:left ns0:val="single" ns0:color="CCCCCC" ns0:sz="1"/>
+              <ns0:bottom ns0:val="single" ns0:color="CCCCCC" ns0:sz="1"/>
+              <ns0:right ns0:val="single" ns0:color="CCCCCC" ns0:sz="1"/>
+            </ns0:tcBorders>
+            <ns0:shd ns0:fill="FFFFFF" ns0:val="clear"/>
+            <ns0:tcMar>
+              <ns0:top ns0:type="dxa" ns0:w="80"/>
+              <ns0:left ns0:type="dxa" ns0:w="120"/>
+              <ns0:bottom ns0:type="dxa" ns0:w="80"/>
+              <ns0:right ns0:type="dxa" ns0:w="120"/>
+            </ns0:tcMar>
+          </ns0:tcPr>
+          <ns0:p>
+            <ns0:pPr>
+              <ns0:spacing ns0:after="40" ns0:before="40"/>
+            </ns0:pPr>
+            <ns0:r>
+              <ns0:rPr>
+                <ns0:rFonts ns0:ascii="Arial" ns0:cs="Arial" ns0:hAnsi="Arial"/>
+                <ns0:sz ns0:val="18"/>
+                <ns0:szCs ns0:val="18"/>
+              </ns0:rPr>
+              <ns0:t xml:space="preserve">PROGENITOR_REQUIEM_CHALLENGES step 1 (Progenitor Reactor) — pool_min 6 → 4</ns0:t>
+            </ns0:r>
+          </ns0:p>
+        </ns0:tc>
+      </ns0:tr>
+      <ns0:tr>
+        <ns0:tc>
+          <ns0:tcPr>
+            <ns0:tcW ns0:type="dxa" ns0:w="900"/>
+            <ns0:tcBorders>
+              <ns0:top ns0:val="single" ns0:color="CCCCCC" ns0:sz="1"/>
+              <ns0:left ns0:val="single" ns0:color="CCCCCC" ns0:sz="1"/>
+              <ns0:bottom ns0:val="single" ns0:color="CCCCCC" ns0:sz="1"/>
+              <ns0:right ns0:val="single" ns0:color="CCCCCC" ns0:sz="1"/>
+            </ns0:tcBorders>
+            <ns0:shd ns0:fill="FCE4D6" ns0:val="clear"/>
+            <ns0:tcMar>
+              <ns0:top ns0:type="dxa" ns0:w="80"/>
+              <ns0:left ns0:type="dxa" ns0:w="120"/>
+              <ns0:bottom ns0:type="dxa" ns0:w="80"/>
+              <ns0:right ns0:type="dxa" ns0:w="120"/>
+            </ns0:tcMar>
+          </ns0:tcPr>
+          <ns0:p>
+            <ns0:pPr>
+              <ns0:spacing ns0:after="40" ns0:before="40"/>
+            </ns0:pPr>
+            <ns0:r>
+              <ns0:rPr>
+                <ns0:rFonts ns0:ascii="Arial" ns0:cs="Arial" ns0:hAnsi="Arial"/>
+                <ns0:b/>
+                <ns0:bCs/>
+                <ns0:color ns0:val="1F4E79"/>
+                <ns0:sz ns0:val="18"/>
+                <ns0:szCs ns0:val="18"/>
+              </ns0:rPr>
+              <ns0:t xml:space="preserve">CHANGE</ns0:t>
+            </ns0:r>
+          </ns0:p>
+        </ns0:tc>
+        <ns0:tc>
+          <ns0:tcPr>
+            <ns0:tcW ns0:type="dxa" ns0:w="8460"/>
+            <ns0:tcBorders>
+              <ns0:top ns0:val="single" ns0:color="CCCCCC" ns0:sz="1"/>
+              <ns0:left ns0:val="single" ns0:color="CCCCCC" ns0:sz="1"/>
+              <ns0:bottom ns0:val="single" ns0:color="CCCCCC" ns0:sz="1"/>
+              <ns0:right ns0:val="single" ns0:color="CCCCCC" ns0:sz="1"/>
+            </ns0:tcBorders>
+            <ns0:shd ns0:fill="FFFFFF" ns0:val="clear"/>
+            <ns0:tcMar>
+              <ns0:top ns0:type="dxa" ns0:w="80"/>
+              <ns0:left ns0:type="dxa" ns0:w="120"/>
+              <ns0:bottom ns0:type="dxa" ns0:w="80"/>
+              <ns0:right ns0:type="dxa" ns0:w="120"/>
+            </ns0:tcMar>
+          </ns0:tcPr>
+          <ns0:p>
+            <ns0:pPr>
+              <ns0:spacing ns0:after="40" ns0:before="40"/>
+            </ns0:pPr>
+            <ns0:r>
+              <ns0:rPr>
+                <ns0:rFonts ns0:ascii="Arial" ns0:cs="Arial" ns0:hAnsi="Arial"/>
+                <ns0:sz ns0:val="18"/>
+                <ns0:szCs ns0:val="18"/>
+              </ns0:rPr>
+              <ns0:t xml:space="preserve">Removed ~50 lines of unreachable dead code in play_first_quest_mission_loop; 9 bare except around int() narrowed to (ValueError, TypeError) (show_events, _gw_in_active_phase)</ns0:t>
+            </ns0:r>
+          </ns0:p>
+        </ns0:tc>
+      </ns0:tr>
+      <ns0:tr>
+        <ns0:tc>
+          <ns0:tcPr>
+            <ns0:tcW ns0:type="dxa" ns0:w="900"/>
+            <ns0:tcBorders>
+              <ns0:top ns0:val="single" ns0:color="CCCCCC" ns0:sz="1"/>
+              <ns0:left ns0:val="single" ns0:color="CCCCCC" ns0:sz="1"/>
+              <ns0:bottom ns0:val="single" ns0:color="CCCCCC" ns0:sz="1"/>
+              <ns0:right ns0:val="single" ns0:color="CCCCCC" ns0:sz="1"/>
+            </ns0:tcBorders>
+            <ns0:shd ns0:fill="FCE4D6" ns0:val="clear"/>
+            <ns0:tcMar>
+              <ns0:top ns0:type="dxa" ns0:w="80"/>
+              <ns0:left ns0:type="dxa" ns0:w="120"/>
+              <ns0:bottom ns0:type="dxa" ns0:w="80"/>
+              <ns0:right ns0:type="dxa" ns0:w="120"/>
+            </ns0:tcMar>
+          </ns0:tcPr>
+          <ns0:p>
+            <ns0:pPr>
+              <ns0:spacing ns0:after="40" ns0:before="40"/>
+            </ns0:pPr>
+            <ns0:r>
+              <ns0:rPr>
+                <ns0:rFonts ns0:ascii="Arial" ns0:cs="Arial" ns0:hAnsi="Arial"/>
+                <ns0:b/>
+                <ns0:bCs/>
+                <ns0:color ns0:val="1F4E79"/>
+                <ns0:sz ns0:val="18"/>
+                <ns0:szCs ns0:val="18"/>
+              </ns0:rPr>
+              <ns0:t xml:space="preserve">CHANGE</ns0:t>
+            </ns0:r>
+          </ns0:p>
+        </ns0:tc>
+        <ns0:tc>
+          <ns0:tcPr>
+            <ns0:tcW ns0:type="dxa" ns0:w="8460"/>
+            <ns0:tcBorders>
+              <ns0:top ns0:val="single" ns0:color="CCCCCC" ns0:sz="1"/>
+              <ns0:left ns0:val="single" ns0:color="CCCCCC" ns0:sz="1"/>
+              <ns0:bottom ns0:val="single" ns0:color="CCCCCC" ns0:sz="1"/>
+              <ns0:right ns0:val="single" ns0:color="CCCCCC" ns0:sz="1"/>
+            </ns0:tcBorders>
+            <ns0:shd ns0:fill="FFFFFF" ns0:val="clear"/>
+            <ns0:tcMar>
+              <ns0:top ns0:type="dxa" ns0:w="80"/>
+              <ns0:left ns0:type="dxa" ns0:w="120"/>
+              <ns0:bottom ns0:type="dxa" ns0:w="80"/>
+              <ns0:right ns0:type="dxa" ns0:w="120"/>
+            </ns0:tcMar>
+          </ns0:tcPr>
+          <ns0:p>
+            <ns0:pPr>
+              <ns0:spacing ns0:after="40" ns0:before="40"/>
+            </ns0:pPr>
+            <ns0:r>
+              <ns0:rPr>
+                <ns0:rFonts ns0:ascii="Arial" ns0:cs="Arial" ns0:hAnsi="Arial"/>
+                <ns0:sz ns0:val="18"/>
+                <ns0:szCs ns0:val="18"/>
+              </ns0:rPr>
+              <ns0:t xml:space="preserve">play_first keys in the challenge tables have no effect — the card order is decided by the TUO flexible sim only</ns0:t>
+            </ns0:r>
+          </ns0:p>
+        </ns0:tc>
+      </ns0:tr>
+      <ns0:tr>
+        <ns0:tc>
+          <ns0:tcPr>
+            <ns0:tcW ns0:type="dxa" ns0:w="900"/>
+            <ns0:tcBorders>
+              <ns0:top ns0:val="single" ns0:color="CCCCCC" ns0:sz="1"/>
+              <ns0:left ns0:val="single" ns0:color="CCCCCC" ns0:sz="1"/>
+              <ns0:bottom ns0:val="single" ns0:color="CCCCCC" ns0:sz="1"/>
+              <ns0:right ns0:val="single" ns0:color="CCCCCC" ns0:sz="1"/>
+            </ns0:tcBorders>
+            <ns0:shd ns0:fill="FCE4D6" ns0:val="clear"/>
+            <ns0:tcMar>
+              <ns0:top ns0:type="dxa" ns0:w="80"/>
+              <ns0:left ns0:type="dxa" ns0:w="120"/>
+              <ns0:bottom ns0:type="dxa" ns0:w="80"/>
+              <ns0:right ns0:type="dxa" ns0:w="120"/>
+            </ns0:tcMar>
+          </ns0:tcPr>
+          <ns0:p>
+            <ns0:pPr>
+              <ns0:spacing ns0:after="40" ns0:before="40"/>
+            </ns0:pPr>
+            <ns0:r>
+              <ns0:rPr>
+                <ns0:rFonts ns0:ascii="Arial" ns0:cs="Arial" ns0:hAnsi="Arial"/>
+                <ns0:b/>
+                <ns0:bCs/>
+                <ns0:color ns0:val="1F4E79"/>
+                <ns0:sz ns0:val="18"/>
+                <ns0:szCs ns0:val="18"/>
+              </ns0:rPr>
+              <ns0:t xml:space="preserve">CHANGE</ns0:t>
+            </ns0:r>
+          </ns0:p>
+        </ns0:tc>
+        <ns0:tc>
+          <ns0:tcPr>
+            <ns0:tcW ns0:type="dxa" ns0:w="8460"/>
+            <ns0:tcBorders>
+              <ns0:top ns0:val="single" ns0:color="CCCCCC" ns0:sz="1"/>
+              <ns0:left ns0:val="single" ns0:color="CCCCCC" ns0:sz="1"/>
+              <ns0:bottom ns0:val="single" ns0:color="CCCCCC" ns0:sz="1"/>
+              <ns0:right ns0:val="single" ns0:color="CCCCCC" ns0:sz="1"/>
+            </ns0:tcBorders>
+            <ns0:shd ns0:fill="FFFFFF" ns0:val="clear"/>
+            <ns0:tcMar>
+              <ns0:top ns0:type="dxa" ns0:w="80"/>
+              <ns0:left ns0:type="dxa" ns0:w="120"/>
+              <ns0:bottom ns0:type="dxa" ns0:w="80"/>
+              <ns0:right ns0:type="dxa" ns0:w="120"/>
+            </ns0:tcMar>
+          </ns0:tcPr>
+          <ns0:p>
+            <ns0:pPr>
+              <ns0:spacing ns0:after="40" ns0:before="40"/>
+            </ns0:pPr>
+            <ns0:r>
+              <ns0:rPr>
+                <ns0:rFonts ns0:ascii="Arial" ns0:cs="Arial" ns0:hAnsi="Arial"/>
+                <ns0:sz ns0:val="18"/>
+                <ns0:szCs ns0:val="18"/>
+              </ns0:rPr>
+              <ns0:t xml:space="preserve">Documentation updated to v5.8 — new chapter 28 (PvP Challenge System), changelog now chapter 29, file structure/menu tables synchronised, footer page numbers repaired, heading levels of 12.1/13 corrected, mislabeled changelog versions (v5.2/v5.1/v5.0) corrected</ns0:t>
+            </ns0:r>
+          </ns0:p>
+        </ns0:tc>
+      </ns0:tr>
+      <ns0:tr>
+        <ns0:tc>
+          <ns0:tcPr>
+            <ns0:tcW ns0:type="dxa" ns0:w="9360"/>
+            <ns0:gridSpan ns0:val="2"/>
+            <ns0:tcBorders>
+              <ns0:top ns0:val="single" ns0:color="CCCCCC" ns0:sz="1"/>
+              <ns0:left ns0:val="single" ns0:color="CCCCCC" ns0:sz="1"/>
+              <ns0:bottom ns0:val="single" ns0:color="CCCCCC" ns0:sz="1"/>
+              <ns0:right ns0:val="single" ns0:color="CCCCCC" ns0:sz="1"/>
+            </ns0:tcBorders>
+            <ns0:shd ns0:fill="2E75B6" ns0:val="clear"/>
+            <ns0:tcMar>
+              <ns0:top ns0:type="dxa" ns0:w="100"/>
+              <ns0:left ns0:type="dxa" ns0:w="120"/>
+              <ns0:bottom ns0:type="dxa" ns0:w="100"/>
+              <ns0:right ns0:type="dxa" ns0:w="120"/>
+            </ns0:tcMar>
+          </ns0:tcPr>
+          <ns0:p>
+            <ns0:pPr>
+              <ns0:spacing ns0:after="40" ns0:before="40"/>
+            </ns0:pPr>
+            <ns0:r>
+              <ns0:rPr>
+                <ns0:rFonts ns0:ascii="Arial" ns0:cs="Arial" ns0:hAnsi="Arial"/>
+                <ns0:b/>
+                <ns0:bCs/>
+                <ns0:color ns0:val="FFFFFF"/>
+                <ns0:sz ns0:val="20"/>
+                <ns0:szCs ns0:val="20"/>
+              </ns0:rPr>
+              <ns0:t xml:space="preserve">October 2026 — v5.7</ns0:t>
             </ns0:r>
           </ns0:p>
         </ns0:tc>
@@ -32853,7 +38896,7 @@
                 <ns0:sz ns0:val="20"/>
                 <ns0:szCs ns0:val="20"/>
               </ns0:rPr>
-              <ns0:t xml:space="preserve">August 2026 — v5.4</ns0:t>
+              <ns0:t xml:space="preserve">August 2026 — v5.2</ns0:t>
             </ns0:r>
           </ns0:p>
         </ns0:tc>
@@ -33920,7 +39963,7 @@
                 <ns0:sz ns0:val="20"/>
                 <ns0:szCs ns0:val="20"/>
               </ns0:rPr>
-              <ns0:t xml:space="preserve">August 2026 — v5.4</ns0:t>
+              <ns0:t xml:space="preserve">August 2026 — v5.1</ns0:t>
             </ns0:r>
           </ns0:p>
         </ns0:tc>
@@ -34853,7 +40896,7 @@
                 <ns0:sz ns0:val="20"/>
                 <ns0:szCs ns0:val="20"/>
               </ns0:rPr>
-              <ns0:t xml:space="preserve">August 2026 — v5.4</ns0:t>
+              <ns0:t xml:space="preserve">August 2026 — v5.0</ns0:t>
             </ns0:r>
           </ns0:p>
         </ns0:tc>
@@ -37765,9 +43808,48 @@
         <w:sz w:val="16"/>
         <w:szCs w:val="16"/>
       </w:rPr>
-      <w:t xml:space="preserve">TyrantAPICommander — October 2026 — v5.7</w:t>
+      <w:t xml:space="preserve">TyrantAPICommander — October 2026 — v5.8</w:t>
     </w:r>
-    CURRENTTOTAL_PAGES
+    <w:r>
+      <w:rPr>
+        <w:rFonts w:ascii="Arial" w:cs="Arial" w:eastAsia="Arial" w:hAnsi="Arial"/>
+        <w:color w:val="595959"/>
+        <w:sz w:val="16"/>
+        <w:szCs w:val="16"/>
+      </w:rPr>
+      <w:t xml:space="preserve">  |  Page </w:t>
+    </w:r>
+    <w:fldSimple w:instr=" PAGE ">
+      <w:r>
+        <w:rPr>
+          <w:rFonts w:ascii="Arial" w:cs="Arial" w:eastAsia="Arial" w:hAnsi="Arial"/>
+          <w:color w:val="595959"/>
+          <w:sz w:val="16"/>
+          <w:szCs w:val="16"/>
+        </w:rPr>
+        <w:t>1</w:t>
+      </w:r>
+    </w:fldSimple>
+    <w:r>
+      <w:rPr>
+        <w:rFonts w:ascii="Arial" w:cs="Arial" w:eastAsia="Arial" w:hAnsi="Arial"/>
+        <w:color w:val="595959"/>
+        <w:sz w:val="16"/>
+        <w:szCs w:val="16"/>
+      </w:rPr>
+      <w:t xml:space="preserve"> / </w:t>
+    </w:r>
+    <w:fldSimple w:instr=" NUMPAGES ">
+      <w:r>
+        <w:rPr>
+          <w:rFonts w:ascii="Arial" w:cs="Arial" w:eastAsia="Arial" w:hAnsi="Arial"/>
+          <w:color w:val="595959"/>
+          <w:sz w:val="16"/>
+          <w:szCs w:val="16"/>
+        </w:rPr>
+        <w:t>1</w:t>
+      </w:r>
+    </w:fldSimple>
   </w:p>
 </w:ftr>
 </file>
@@ -37836,7 +43918,7 @@
         <w:sz w:val="18"/>
         <w:szCs w:val="18"/>
       </w:rPr>
-      <w:t xml:space="preserve">  |  Technical Documentation  |  v5.7</w:t>
+      <w:t xml:space="preserve">  |  Technical Documentation  |  v5.8</w:t>
     </w:r>
   </w:p>
 </w:hdr>

--- a/TyrantAPICommander_Documentation_EN.docx
+++ b/TyrantAPICommander_Documentation_EN.docx
@@ -2180,6 +2180,20 @@
           <ns0:sz ns0:val="16"/>
           <ns0:szCs ns0:val="16"/>
         </ns0:rPr>
+        <ns0:t xml:space="preserve">    ├── skills_set.xml</ns0:t>
+      </ns0:r>
+    </ns0:p>
+    <ns0:p>
+      <ns0:pPr>
+        <ns0:spacing ns0:after="0" ns0:before="0"/>
+      </ns0:pPr>
+      <ns0:r>
+        <ns0:rPr>
+          <ns0:rFonts ns0:ascii="Courier New" ns0:cs="Courier New" ns0:eastAsia="Courier New" ns0:hAnsi="Courier New"/>
+          <ns0:color ns0:val="595959"/>
+          <ns0:sz ns0:val="16"/>
+          <ns0:szCs ns0:val="16"/>
+        </ns0:rPr>
         <ns0:t xml:space="preserve">    ├── achievements.xml</ns0:t>
       </ns0:r>
     </ns0:p>
@@ -2208,6 +2222,20 @@
           <ns0:sz ns0:val="16"/>
           <ns0:szCs ns0:val="16"/>
         </ns0:rPr>
+        <ns0:t xml:space="preserve">    ├── levels.xml</ns0:t>
+      </ns0:r>
+    </ns0:p>
+    <ns0:p>
+      <ns0:pPr>
+        <ns0:spacing ns0:after="0" ns0:before="0"/>
+      </ns0:pPr>
+      <ns0:r>
+        <ns0:rPr>
+          <ns0:rFonts ns0:ascii="Courier New" ns0:cs="Courier New" ns0:eastAsia="Courier New" ns0:hAnsi="Courier New"/>
+          <ns0:color ns0:val="595959"/>
+          <ns0:sz ns0:val="16"/>
+          <ns0:szCs ns0:val="16"/>
+        </ns0:rPr>
         <ns0:t xml:space="preserve">    ├── events.xml</ns0:t>
       </ns0:r>
     </ns0:p>
@@ -2222,7 +2250,7 @@
           <ns0:sz ns0:val="16"/>
           <ns0:szCs ns0:val="16"/>
         </ns0:rPr>
-        <ns0:t xml:space="preserve">    battle_events_h52.xml</ns0:t>
+        <ns0:t xml:space="preserve">    ├── battle_events_h52.xml</ns0:t>
       </ns0:r>
     </ns0:p>
     <ns0:p>
@@ -2236,7 +2264,7 @@
           <ns0:sz ns0:val="16"/>
           <ns0:szCs ns0:val="16"/>
         </ns0:rPr>
-        <ns0:t xml:space="preserve">    raids_x42.xml</ns0:t>
+        <ns0:t xml:space="preserve">    ├── raids_x42.xml</ns0:t>
       </ns0:r>
     </ns0:p>
     <ns0:p>
@@ -2250,7 +2278,7 @@
           <ns0:sz ns0:val="16"/>
           <ns0:szCs ns0:val="16"/>
         </ns0:rPr>
-        <ns0:t xml:space="preserve">    faction_wars_fp3.xml</ns0:t>
+        <ns0:t xml:space="preserve">    ├── faction_wars_fp3.xml</ns0:t>
       </ns0:r>
     </ns0:p>
     <ns0:p>
@@ -2264,7 +2292,7 @@
           <ns0:sz ns0:val="16"/>
           <ns0:szCs ns0:val="16"/>
         </ns0:rPr>
-        <ns0:t xml:space="preserve">    event_box.xml</ns0:t>
+        <ns0:t xml:space="preserve">    ├── event_box.xml</ns0:t>
       </ns0:r>
     </ns0:p>
     <ns0:p>
@@ -2278,7 +2306,7 @@
           <ns0:sz ns0:val="16"/>
           <ns0:szCs ns0:val="16"/>
         </ns0:rPr>
-        <ns0:t xml:space="preserve">    conquest.xml</ns0:t>
+        <ns0:t xml:space="preserve">    ├── conquest.xml</ns0:t>
       </ns0:r>
     </ns0:p>
     <ns0:p>
@@ -2292,7 +2320,7 @@
           <ns0:sz ns0:val="16"/>
           <ns0:szCs ns0:val="16"/>
         </ns0:rPr>
-        <ns0:t xml:space="preserve">    mini_packs_36i.xml</ns0:t>
+        <ns0:t xml:space="preserve">    ├── mini_packs_36i.xml</ns0:t>
       </ns0:r>
     </ns0:p>
     <ns0:p>
@@ -2306,7 +2334,7 @@
           <ns0:sz ns0:val="16"/>
           <ns0:szCs ns0:val="16"/>
         </ns0:rPr>
-        <ns0:t xml:space="preserve">    assetbundles5_4_2.xml</ns0:t>
+        <ns0:t xml:space="preserve">    ├── assetbundles5_4_2.xml</ns0:t>
       </ns0:r>
     </ns0:p>
     <ns0:p>
@@ -2320,7 +2348,7 @@
           <ns0:sz ns0:val="16"/>
           <ns0:szCs ns0:val="16"/>
         </ns0:rPr>
-        <ns0:t xml:space="preserve">    assetbundles4_6.xml</ns0:t>
+        <ns0:t xml:space="preserve">    ├── assetbundles4_6.xml</ns0:t>
       </ns0:r>
     </ns0:p>
     <ns0:p>
@@ -2363,6 +2391,20 @@
           <ns0:szCs ns0:val="16"/>
         </ns0:rPr>
         <ns0:t xml:space="preserve">    ├── cards_section_*.xml            ← Card database</ns0:t>
+      </ns0:r>
+    </ns0:p>
+    <ns0:p>
+      <ns0:pPr>
+        <ns0:spacing ns0:after="0" ns0:before="0"/>
+      </ns0:pPr>
+      <ns0:r>
+        <ns0:rPr>
+          <ns0:rFonts ns0:ascii="Courier New" ns0:cs="Courier New" ns0:eastAsia="Courier New" ns0:hAnsi="Courier New"/>
+          <ns0:color ns0:val="595959"/>
+          <ns0:sz ns0:val="16"/>
+          <ns0:szCs ns0:val="16"/>
+        </ns0:rPr>
+        <ns0:t xml:space="preserve">    ├── bges.txt                       ← BGE list (from tyrant_optimize repo)</ns0:t>
       </ns0:r>
     </ns0:p>
     <ns0:p>
@@ -33157,7 +33199,7 @@
                 <ns0:rFonts ns0:ascii="Arial" ns0:cs="Arial" ns0:hAnsi="Arial"/>
                 <ns0:b/>
                 <ns0:bCs/>
-                <ns0:color ns0:val="1F4E79"/>
+                <ns0:color ns0:val="375623"/>
                 <ns0:sz ns0:val="18"/>
                 <ns0:szCs ns0:val="18"/>
               </ns0:rPr>
@@ -33208,6 +33250,408 @@
               <ns0:right ns0:val="single" ns0:color="CCCCCC" ns0:sz="1"/>
             </ns0:tcBorders>
             <ns0:shd ns0:fill="E2EFDA" ns0:val="clear"/>
+            <ns0:tcMar>
+              <ns0:top ns0:type="dxa" ns0:w="80"/>
+              <ns0:left ns0:type="dxa" ns0:w="120"/>
+              <ns0:bottom ns0:type="dxa" ns0:w="80"/>
+              <ns0:right ns0:type="dxa" ns0:w="120"/>
+            </ns0:tcMar>
+          </ns0:tcPr>
+          <ns0:p>
+            <ns0:pPr>
+              <ns0:spacing ns0:after="40" ns0:before="40"/>
+            </ns0:pPr>
+            <ns0:r>
+              <ns0:rPr>
+                <ns0:rFonts ns0:ascii="Arial" ns0:cs="Arial" ns0:hAnsi="Arial"/>
+                <ns0:b/>
+                <ns0:bCs/>
+                <ns0:color ns0:val="375623"/>
+                <ns0:sz ns0:val="18"/>
+                <ns0:szCs ns0:val="18"/>
+              </ns0:rPr>
+              <ns0:t xml:space="preserve">NEW</ns0:t>
+            </ns0:r>
+          </ns0:p>
+        </ns0:tc>
+        <ns0:tc>
+          <ns0:tcPr>
+            <ns0:tcW ns0:type="dxa" ns0:w="8460"/>
+            <ns0:tcBorders>
+              <ns0:top ns0:val="single" ns0:color="CCCCCC" ns0:sz="1"/>
+              <ns0:left ns0:val="single" ns0:color="CCCCCC" ns0:sz="1"/>
+              <ns0:bottom ns0:val="single" ns0:color="CCCCCC" ns0:sz="1"/>
+              <ns0:right ns0:val="single" ns0:color="CCCCCC" ns0:sz="1"/>
+            </ns0:tcBorders>
+            <ns0:shd ns0:fill="FFFFFF" ns0:val="clear"/>
+            <ns0:tcMar>
+              <ns0:top ns0:type="dxa" ns0:w="80"/>
+              <ns0:left ns0:type="dxa" ns0:w="120"/>
+              <ns0:bottom ns0:type="dxa" ns0:w="80"/>
+              <ns0:right ns0:type="dxa" ns0:w="120"/>
+            </ns0:tcMar>
+          </ns0:tcPr>
+          <ns0:p>
+            <ns0:pPr>
+              <ns0:spacing ns0:after="40" ns0:before="40"/>
+            </ns0:pPr>
+            <ns0:r>
+              <ns0:rPr>
+                <ns0:rFonts ns0:ascii="Arial" ns0:cs="Arial" ns0:hAnsi="Arial"/>
+                <ns0:sz ns0:val="18"/>
+                <ns0:szCs ns0:val="18"/>
+              </ns0:rPr>
+              <ns0:t xml:space="preserve">Challenge analysis log export/challenge_analysis.txt — per battle: complete deck, played cards, verdict, skillcheck, enemy; detail line (copies_in_deck, first_in_hand_turn, first_played_turn, pool, kills, damage, flags, action tally); PROGRESS lines with server progress before/after (COUNTED / NOT COUNTED)</ns0:t>
+            </ns0:r>
+          </ns0:p>
+        </ns0:tc>
+      </ns0:tr>
+      <ns0:tr>
+        <ns0:tc>
+          <ns0:tcPr>
+            <ns0:tcW ns0:type="dxa" ns0:w="900"/>
+            <ns0:tcBorders>
+              <ns0:top ns0:val="single" ns0:color="CCCCCC" ns0:sz="1"/>
+              <ns0:left ns0:val="single" ns0:color="CCCCCC" ns0:sz="1"/>
+              <ns0:bottom ns0:val="single" ns0:color="CCCCCC" ns0:sz="1"/>
+              <ns0:right ns0:val="single" ns0:color="CCCCCC" ns0:sz="1"/>
+            </ns0:tcBorders>
+            <ns0:shd ns0:fill="E2EFDA" ns0:val="clear"/>
+            <ns0:tcMar>
+              <ns0:top ns0:type="dxa" ns0:w="80"/>
+              <ns0:left ns0:type="dxa" ns0:w="120"/>
+              <ns0:bottom ns0:type="dxa" ns0:w="80"/>
+              <ns0:right ns0:type="dxa" ns0:w="120"/>
+            </ns0:tcMar>
+          </ns0:tcPr>
+          <ns0:p>
+            <ns0:pPr>
+              <ns0:spacing ns0:after="40" ns0:before="40"/>
+            </ns0:pPr>
+            <ns0:r>
+              <ns0:rPr>
+                <ns0:rFonts ns0:ascii="Arial" ns0:cs="Arial" ns0:hAnsi="Arial"/>
+                <ns0:b/>
+                <ns0:bCs/>
+                <ns0:color ns0:val="375623"/>
+                <ns0:sz ns0:val="18"/>
+                <ns0:szCs ns0:val="18"/>
+              </ns0:rPr>
+              <ns0:t xml:space="preserve">NEW</ns0:t>
+            </ns0:r>
+          </ns0:p>
+        </ns0:tc>
+        <ns0:tc>
+          <ns0:tcPr>
+            <ns0:tcW ns0:type="dxa" ns0:w="8460"/>
+            <ns0:tcBorders>
+              <ns0:top ns0:val="single" ns0:color="CCCCCC" ns0:sz="1"/>
+              <ns0:left ns0:val="single" ns0:color="CCCCCC" ns0:sz="1"/>
+              <ns0:bottom ns0:val="single" ns0:color="CCCCCC" ns0:sz="1"/>
+              <ns0:right ns0:val="single" ns0:color="CCCCCC" ns0:sz="1"/>
+            </ns0:tcBorders>
+            <ns0:shd ns0:fill="FFFFFF" ns0:val="clear"/>
+            <ns0:tcMar>
+              <ns0:top ns0:type="dxa" ns0:w="80"/>
+              <ns0:left ns0:type="dxa" ns0:w="120"/>
+              <ns0:bottom ns0:type="dxa" ns0:w="80"/>
+              <ns0:right ns0:type="dxa" ns0:w="120"/>
+            </ns0:tcMar>
+          </ns0:tcPr>
+          <ns0:p>
+            <ns0:pPr>
+              <ns0:spacing ns0:after="40" ns0:before="40"/>
+            </ns0:pPr>
+            <ns0:r>
+              <ns0:rPr>
+                <ns0:rFonts ns0:ascii="Arial" ns0:cs="Arial" ns0:hAnsi="Arial"/>
+                <ns0:sz ns0:val="18"/>
+                <ns0:szCs ns0:val="18"/>
+              </ns0:rPr>
+              <ns0:t xml:space="preserve">[VERIFY] console line after the deck update — commander and cards as stored on the server</ns0:t>
+            </ns0:r>
+          </ns0:p>
+        </ns0:tc>
+      </ns0:tr>
+      <ns0:tr>
+        <ns0:tc>
+          <ns0:tcPr>
+            <ns0:tcW ns0:type="dxa" ns0:w="900"/>
+            <ns0:tcBorders>
+              <ns0:top ns0:val="single" ns0:color="CCCCCC" ns0:sz="1"/>
+              <ns0:left ns0:val="single" ns0:color="CCCCCC" ns0:sz="1"/>
+              <ns0:bottom ns0:val="single" ns0:color="CCCCCC" ns0:sz="1"/>
+              <ns0:right ns0:val="single" ns0:color="CCCCCC" ns0:sz="1"/>
+            </ns0:tcBorders>
+            <ns0:shd ns0:fill="E2EFDA" ns0:val="clear"/>
+            <ns0:tcMar>
+              <ns0:top ns0:type="dxa" ns0:w="80"/>
+              <ns0:left ns0:type="dxa" ns0:w="120"/>
+              <ns0:bottom ns0:type="dxa" ns0:w="80"/>
+              <ns0:right ns0:type="dxa" ns0:w="120"/>
+            </ns0:tcMar>
+          </ns0:tcPr>
+          <ns0:p>
+            <ns0:pPr>
+              <ns0:spacing ns0:after="40" ns0:before="40"/>
+            </ns0:pPr>
+            <ns0:r>
+              <ns0:rPr>
+                <ns0:rFonts ns0:ascii="Arial" ns0:cs="Arial" ns0:hAnsi="Arial"/>
+                <ns0:b/>
+                <ns0:bCs/>
+                <ns0:color ns0:val="375623"/>
+                <ns0:sz ns0:val="18"/>
+                <ns0:szCs ns0:val="18"/>
+              </ns0:rPr>
+              <ns0:t xml:space="preserve">NEW</ns0:t>
+            </ns0:r>
+          </ns0:p>
+        </ns0:tc>
+        <ns0:tc>
+          <ns0:tcPr>
+            <ns0:tcW ns0:type="dxa" ns0:w="8460"/>
+            <ns0:tcBorders>
+              <ns0:top ns0:val="single" ns0:color="CCCCCC" ns0:sz="1"/>
+              <ns0:left ns0:val="single" ns0:color="CCCCCC" ns0:sz="1"/>
+              <ns0:bottom ns0:val="single" ns0:color="CCCCCC" ns0:sz="1"/>
+              <ns0:right ns0:val="single" ns0:color="CCCCCC" ns0:sz="1"/>
+            </ns0:tcBorders>
+            <ns0:shd ns0:fill="FFFFFF" ns0:val="clear"/>
+            <ns0:tcMar>
+              <ns0:top ns0:type="dxa" ns0:w="80"/>
+              <ns0:left ns0:type="dxa" ns0:w="120"/>
+              <ns0:bottom ns0:type="dxa" ns0:w="80"/>
+              <ns0:right ns0:type="dxa" ns0:w="120"/>
+            </ns0:tcMar>
+          </ns0:tcPr>
+          <ns0:p>
+            <ns0:pPr>
+              <ns0:spacing ns0:after="40" ns0:before="40"/>
+            </ns0:pPr>
+            <ns0:r>
+              <ns0:rPr>
+                <ns0:rFonts ns0:ascii="Arial" ns0:cs="Arial" ns0:hAnsi="Arial"/>
+                <ns0:sz ns0:val="18"/>
+                <ns0:szCs ns0:val="18"/>
+              </ns0:rPr>
+              <ns0:t xml:space="preserve">API error log export/api_errors.log (_write_api_error_log) — network errors (every retry + final), empty responses, "please wait", failed init, mission blacklist/fallback failures, failed arena battle start; format: timestamp | account | API call | error type | detail</ns0:t>
+            </ns0:r>
+          </ns0:p>
+        </ns0:tc>
+      </ns0:tr>
+      <ns0:tr>
+        <ns0:tc>
+          <ns0:tcPr>
+            <ns0:tcW ns0:type="dxa" ns0:w="900"/>
+            <ns0:tcBorders>
+              <ns0:top ns0:val="single" ns0:color="CCCCCC" ns0:sz="1"/>
+              <ns0:left ns0:val="single" ns0:color="CCCCCC" ns0:sz="1"/>
+              <ns0:bottom ns0:val="single" ns0:color="CCCCCC" ns0:sz="1"/>
+              <ns0:right ns0:val="single" ns0:color="CCCCCC" ns0:sz="1"/>
+            </ns0:tcBorders>
+            <ns0:shd ns0:fill="E2EFDA" ns0:val="clear"/>
+            <ns0:tcMar>
+              <ns0:top ns0:type="dxa" ns0:w="80"/>
+              <ns0:left ns0:type="dxa" ns0:w="120"/>
+              <ns0:bottom ns0:type="dxa" ns0:w="80"/>
+              <ns0:right ns0:type="dxa" ns0:w="120"/>
+            </ns0:tcMar>
+          </ns0:tcPr>
+          <ns0:p>
+            <ns0:pPr>
+              <ns0:spacing ns0:after="40" ns0:before="40"/>
+            </ns0:pPr>
+            <ns0:r>
+              <ns0:rPr>
+                <ns0:rFonts ns0:ascii="Arial" ns0:cs="Arial" ns0:hAnsi="Arial"/>
+                <ns0:b/>
+                <ns0:bCs/>
+                <ns0:color ns0:val="375623"/>
+                <ns0:sz ns0:val="18"/>
+                <ns0:szCs ns0:val="18"/>
+              </ns0:rPr>
+              <ns0:t xml:space="preserve">NEW</ns0:t>
+            </ns0:r>
+          </ns0:p>
+        </ns0:tc>
+        <ns0:tc>
+          <ns0:tcPr>
+            <ns0:tcW ns0:type="dxa" ns0:w="8460"/>
+            <ns0:tcBorders>
+              <ns0:top ns0:val="single" ns0:color="CCCCCC" ns0:sz="1"/>
+              <ns0:left ns0:val="single" ns0:color="CCCCCC" ns0:sz="1"/>
+              <ns0:bottom ns0:val="single" ns0:color="CCCCCC" ns0:sz="1"/>
+              <ns0:right ns0:val="single" ns0:color="CCCCCC" ns0:sz="1"/>
+            </ns0:tcBorders>
+            <ns0:shd ns0:fill="FFFFFF" ns0:val="clear"/>
+            <ns0:tcMar>
+              <ns0:top ns0:type="dxa" ns0:w="80"/>
+              <ns0:left ns0:type="dxa" ns0:w="120"/>
+              <ns0:bottom ns0:type="dxa" ns0:w="80"/>
+              <ns0:right ns0:type="dxa" ns0:w="120"/>
+            </ns0:tcMar>
+          </ns0:tcPr>
+          <ns0:p>
+            <ns0:pPr>
+              <ns0:spacing ns0:after="40" ns0:before="40"/>
+            </ns0:pPr>
+            <ns0:r>
+              <ns0:rPr>
+                <ns0:rFonts ns0:ascii="Arial" ns0:cs="Arial" ns0:hAnsi="Arial"/>
+                <ns0:sz ns0:val="18"/>
+                <ns0:szCs ns0:val="18"/>
+              </ns0:rPr>
+              <ns0:t xml:space="preserve">outdatedIDs change log export/outdatedIDs_log.txt — manual add/remove and automatic removal of equipped cards; outdatedIDs.txt is now written atomically (.bak backup, temp file + os.replace) via _write_outdated_ids_safe</ns0:t>
+            </ns0:r>
+          </ns0:p>
+        </ns0:tc>
+      </ns0:tr>
+      <ns0:tr>
+        <ns0:tc>
+          <ns0:tcPr>
+            <ns0:tcW ns0:type="dxa" ns0:w="900"/>
+            <ns0:tcBorders>
+              <ns0:top ns0:val="single" ns0:color="CCCCCC" ns0:sz="1"/>
+              <ns0:left ns0:val="single" ns0:color="CCCCCC" ns0:sz="1"/>
+              <ns0:bottom ns0:val="single" ns0:color="CCCCCC" ns0:sz="1"/>
+              <ns0:right ns0:val="single" ns0:color="CCCCCC" ns0:sz="1"/>
+            </ns0:tcBorders>
+            <ns0:shd ns0:fill="E2EFDA" ns0:val="clear"/>
+            <ns0:tcMar>
+              <ns0:top ns0:type="dxa" ns0:w="80"/>
+              <ns0:left ns0:type="dxa" ns0:w="120"/>
+              <ns0:bottom ns0:type="dxa" ns0:w="80"/>
+              <ns0:right ns0:type="dxa" ns0:w="120"/>
+            </ns0:tcMar>
+          </ns0:tcPr>
+          <ns0:p>
+            <ns0:pPr>
+              <ns0:spacing ns0:after="40" ns0:before="40"/>
+            </ns0:pPr>
+            <ns0:r>
+              <ns0:rPr>
+                <ns0:rFonts ns0:ascii="Arial" ns0:cs="Arial" ns0:hAnsi="Arial"/>
+                <ns0:b/>
+                <ns0:bCs/>
+                <ns0:color ns0:val="375623"/>
+                <ns0:sz ns0:val="18"/>
+                <ns0:szCs ns0:val="18"/>
+              </ns0:rPr>
+              <ns0:t xml:space="preserve">NEW</ns0:t>
+            </ns0:r>
+          </ns0:p>
+        </ns0:tc>
+        <ns0:tc>
+          <ns0:tcPr>
+            <ns0:tcW ns0:type="dxa" ns0:w="8460"/>
+            <ns0:tcBorders>
+              <ns0:top ns0:val="single" ns0:color="CCCCCC" ns0:sz="1"/>
+              <ns0:left ns0:val="single" ns0:color="CCCCCC" ns0:sz="1"/>
+              <ns0:bottom ns0:val="single" ns0:color="CCCCCC" ns0:sz="1"/>
+              <ns0:right ns0:val="single" ns0:color="CCCCCC" ns0:sz="1"/>
+            </ns0:tcBorders>
+            <ns0:shd ns0:fill="FFFFFF" ns0:val="clear"/>
+            <ns0:tcMar>
+              <ns0:top ns0:type="dxa" ns0:w="80"/>
+              <ns0:left ns0:type="dxa" ns0:w="120"/>
+              <ns0:bottom ns0:type="dxa" ns0:w="80"/>
+              <ns0:right ns0:type="dxa" ns0:w="120"/>
+            </ns0:tcMar>
+          </ns0:tcPr>
+          <ns0:p>
+            <ns0:pPr>
+              <ns0:spacing ns0:after="40" ns0:before="40"/>
+            </ns0:pPr>
+            <ns0:r>
+              <ns0:rPr>
+                <ns0:rFonts ns0:ascii="Arial" ns0:cs="Arial" ns0:hAnsi="Arial"/>
+                <ns0:sz ns0:val="18"/>
+                <ns0:szCs ns0:val="18"/>
+              </ns0:rPr>
+              <ns0:t xml:space="preserve">Arena guild fallback — if only own-guild members remain as targets, their live decks are fetched (_fetch_enemy_deck_live) and pre-simmed; the best live-deck target is used unless a known-deck target scored higher</ns0:t>
+            </ns0:r>
+          </ns0:p>
+        </ns0:tc>
+      </ns0:tr>
+      <ns0:tr>
+        <ns0:tc>
+          <ns0:tcPr>
+            <ns0:tcW ns0:type="dxa" ns0:w="900"/>
+            <ns0:tcBorders>
+              <ns0:top ns0:val="single" ns0:color="CCCCCC" ns0:sz="1"/>
+              <ns0:left ns0:val="single" ns0:color="CCCCCC" ns0:sz="1"/>
+              <ns0:bottom ns0:val="single" ns0:color="CCCCCC" ns0:sz="1"/>
+              <ns0:right ns0:val="single" ns0:color="CCCCCC" ns0:sz="1"/>
+            </ns0:tcBorders>
+            <ns0:shd ns0:fill="E2EFDA" ns0:val="clear"/>
+            <ns0:tcMar>
+              <ns0:top ns0:type="dxa" ns0:w="80"/>
+              <ns0:left ns0:type="dxa" ns0:w="120"/>
+              <ns0:bottom ns0:type="dxa" ns0:w="80"/>
+              <ns0:right ns0:type="dxa" ns0:w="120"/>
+            </ns0:tcMar>
+          </ns0:tcPr>
+          <ns0:p>
+            <ns0:pPr>
+              <ns0:spacing ns0:after="40" ns0:before="40"/>
+            </ns0:pPr>
+            <ns0:r>
+              <ns0:rPr>
+                <ns0:rFonts ns0:ascii="Arial" ns0:cs="Arial" ns0:hAnsi="Arial"/>
+                <ns0:b/>
+                <ns0:bCs/>
+                <ns0:color ns0:val="375623"/>
+                <ns0:sz ns0:val="18"/>
+                <ns0:szCs ns0:val="18"/>
+              </ns0:rPr>
+              <ns0:t xml:space="preserve">NEW</ns0:t>
+            </ns0:r>
+          </ns0:p>
+        </ns0:tc>
+        <ns0:tc>
+          <ns0:tcPr>
+            <ns0:tcW ns0:type="dxa" ns0:w="8460"/>
+            <ns0:tcBorders>
+              <ns0:top ns0:val="single" ns0:color="CCCCCC" ns0:sz="1"/>
+              <ns0:left ns0:val="single" ns0:color="CCCCCC" ns0:sz="1"/>
+              <ns0:bottom ns0:val="single" ns0:color="CCCCCC" ns0:sz="1"/>
+              <ns0:right ns0:val="single" ns0:color="CCCCCC" ns0:sz="1"/>
+            </ns0:tcBorders>
+            <ns0:shd ns0:fill="FFFFFF" ns0:val="clear"/>
+            <ns0:tcMar>
+              <ns0:top ns0:type="dxa" ns0:w="80"/>
+              <ns0:left ns0:type="dxa" ns0:w="120"/>
+              <ns0:bottom ns0:type="dxa" ns0:w="80"/>
+              <ns0:right ns0:type="dxa" ns0:w="120"/>
+            </ns0:tcMar>
+          </ns0:tcPr>
+          <ns0:p>
+            <ns0:pPr>
+              <ns0:spacing ns0:after="40" ns0:before="40"/>
+            </ns0:pPr>
+            <ns0:r>
+              <ns0:rPr>
+                <ns0:rFonts ns0:ascii="Arial" ns0:cs="Arial" ns0:hAnsi="Arial"/>
+                <ns0:sz ns0:val="18"/>
+                <ns0:szCs ns0:val="18"/>
+              </ns0:rPr>
+              <ns0:t xml:space="preserve">Code map — section banners [S01]–[S24], [T01]–[T04], [M01]–[M02] and a CODE MAP in the module docstring; "# FIX:" comments mark bug fixes</ns0:t>
+            </ns0:r>
+          </ns0:p>
+        </ns0:tc>
+      </ns0:tr>
+      <ns0:tr>
+        <ns0:tc>
+          <ns0:tcPr>
+            <ns0:tcW ns0:type="dxa" ns0:w="900"/>
+            <ns0:tcBorders>
+              <ns0:top ns0:val="single" ns0:color="CCCCCC" ns0:sz="1"/>
+              <ns0:left ns0:val="single" ns0:color="CCCCCC" ns0:sz="1"/>
+              <ns0:bottom ns0:val="single" ns0:color="CCCCCC" ns0:sz="1"/>
+              <ns0:right ns0:val="single" ns0:color="CCCCCC" ns0:sz="1"/>
+            </ns0:tcBorders>
+            <ns0:shd ns0:fill="D5E8F0" ns0:val="clear"/>
             <ns0:tcMar>
               <ns0:top ns0:type="dxa" ns0:w="80"/>
               <ns0:left ns0:type="dxa" ns0:w="120"/>
@@ -33228,7 +33672,7 @@
                 <ns0:sz ns0:val="18"/>
                 <ns0:szCs ns0:val="18"/>
               </ns0:rPr>
-              <ns0:t xml:space="preserve">NEW</ns0:t>
+              <ns0:t xml:space="preserve">FIX</ns0:t>
             </ns0:r>
           </ns0:p>
         </ns0:tc>
@@ -33259,7 +33703,7 @@
                 <ns0:sz ns0:val="18"/>
                 <ns0:szCs ns0:val="18"/>
               </ns0:rPr>
-              <ns0:t xml:space="preserve">Challenge analysis log export/challenge_analysis.txt — per battle: complete deck, played cards, verdict, skillcheck, enemy; detail line (copies_in_deck, first_in_hand_turn, first_played_turn, pool, kills, damage, flags, action tally); PROGRESS lines with server progress before/after (COUNTED / NOT COUNTED)</ns0:t>
+              <ns0:t xml:space="preserve">setDeckCards success check — the commander-only comparison counted a rejected deck as success whenever the commander was unchanged (e.g. Extreme step 8). Now the returned cards are compared with the sent cards; the server result_message is logged; on mismatch the challenge deck is aborted and pvp_challenge_issues.txt is written</ns0:t>
             </ns0:r>
           </ns0:p>
         </ns0:tc>
@@ -33274,7 +33718,7 @@
               <ns0:bottom ns0:val="single" ns0:color="CCCCCC" ns0:sz="1"/>
               <ns0:right ns0:val="single" ns0:color="CCCCCC" ns0:sz="1"/>
             </ns0:tcBorders>
-            <ns0:shd ns0:fill="E2EFDA" ns0:val="clear"/>
+            <ns0:shd ns0:fill="D5E8F0" ns0:val="clear"/>
             <ns0:tcMar>
               <ns0:top ns0:type="dxa" ns0:w="80"/>
               <ns0:left ns0:type="dxa" ns0:w="120"/>
@@ -33295,7 +33739,7 @@
                 <ns0:sz ns0:val="18"/>
                 <ns0:szCs ns0:val="18"/>
               </ns0:rPr>
-              <ns0:t xml:space="preserve">NEW</ns0:t>
+              <ns0:t xml:space="preserve">FIX</ns0:t>
             </ns0:r>
           </ns0:p>
         </ns0:tc>
@@ -33326,7 +33770,7 @@
                 <ns0:sz ns0:val="18"/>
                 <ns0:szCs ns0:val="18"/>
               </ns0:rPr>
-              <ns0:t xml:space="preserve">[VERIFY] console line after the deck update — commander and cards as stored on the server</ns0:t>
+              <ns0:t xml:space="preserve">Challenge card already in the start deck (only 1 owned) was added a second time — server answered "You do not have 2 of card X" and discarded the whole deck, so the challenge deck was never active (Rhilfen, Extreme step 8, since Flourish Turbine was added to the start deck). Copies of challenge cards are now removed from the base deck first and no id is sent more often than num_owned</ns0:t>
             </ns0:r>
           </ns0:p>
         </ns0:tc>
@@ -33341,7 +33785,7 @@
               <ns0:bottom ns0:val="single" ns0:color="CCCCCC" ns0:sz="1"/>
               <ns0:right ns0:val="single" ns0:color="CCCCCC" ns0:sz="1"/>
             </ns0:tcBorders>
-            <ns0:shd ns0:fill="E2EFDA" ns0:val="clear"/>
+            <ns0:shd ns0:fill="D5E8F0" ns0:val="clear"/>
             <ns0:tcMar>
               <ns0:top ns0:type="dxa" ns0:w="80"/>
               <ns0:left ns0:type="dxa" ns0:w="120"/>
@@ -33362,7 +33806,7 @@
                 <ns0:sz ns0:val="18"/>
                 <ns0:szCs ns0:val="18"/>
               </ns0:rPr>
-              <ns0:t xml:space="preserve">NEW</ns0:t>
+              <ns0:t xml:space="preserve">FIX</ns0:t>
             </ns0:r>
           </ns0:p>
         </ns0:tc>
@@ -33393,7 +33837,7 @@
                 <ns0:sz ns0:val="18"/>
                 <ns0:szCs ns0:val="18"/>
               </ns0:rPr>
-              <ns0:t xml:space="preserve">API error log export/api_errors.log (_write_api_error_log) — network errors (every retry + final), empty responses, "please wait", failed init, mission blacklist/fallback failures, failed arena battle start; format: timestamp | account | API call | error type | detail</ns0:t>
+              <ns0:t xml:space="preserve">Pool build — per-type copy count is capped at the pool list count (a pool of different cards gets one of each; previously the first card was taken up to pool_min times); a second pass tops up additional copies when pool_min is not reached; new-copy detection uses a counter</ns0:t>
             </ns0:r>
           </ns0:p>
         </ns0:tc>
@@ -33408,7 +33852,7 @@
               <ns0:bottom ns0:val="single" ns0:color="CCCCCC" ns0:sz="1"/>
               <ns0:right ns0:val="single" ns0:color="CCCCCC" ns0:sz="1"/>
             </ns0:tcBorders>
-            <ns0:shd ns0:fill="E2EFDA" ns0:val="clear"/>
+            <ns0:shd ns0:fill="D5E8F0" ns0:val="clear"/>
             <ns0:tcMar>
               <ns0:top ns0:type="dxa" ns0:w="80"/>
               <ns0:left ns0:type="dxa" ns0:w="120"/>
@@ -33429,7 +33873,7 @@
                 <ns0:sz ns0:val="18"/>
                 <ns0:szCs ns0:val="18"/>
               </ns0:rPr>
-              <ns0:t xml:space="preserve">NEW</ns0:t>
+              <ns0:t xml:space="preserve">FIX</ns0:t>
             </ns0:r>
           </ns0:p>
         </ns0:tc>
@@ -33460,7 +33904,7 @@
                 <ns0:sz ns0:val="18"/>
                 <ns0:szCs ns0:val="18"/>
               </ns0:rPr>
-              <ns0:t xml:space="preserve">outdatedIDs change log export/outdatedIDs_log.txt — manual add/remove and automatic removal of equipped cards; outdatedIDs.txt is now written atomically (.bak backup, temp file + os.replace) via _write_outdated_ids_safe</ns0:t>
+              <ns0:t xml:space="preserve">_restore_challenge_deck — success now also requires the returned cards to match; failed restore is logged as "Deck RESTORE not applied"</ns0:t>
             </ns0:r>
           </ns0:p>
         </ns0:tc>
@@ -33475,7 +33919,7 @@
               <ns0:bottom ns0:val="single" ns0:color="CCCCCC" ns0:sz="1"/>
               <ns0:right ns0:val="single" ns0:color="CCCCCC" ns0:sz="1"/>
             </ns0:tcBorders>
-            <ns0:shd ns0:fill="E2EFDA" ns0:val="clear"/>
+            <ns0:shd ns0:fill="D5E8F0" ns0:val="clear"/>
             <ns0:tcMar>
               <ns0:top ns0:type="dxa" ns0:w="80"/>
               <ns0:left ns0:type="dxa" ns0:w="120"/>
@@ -33496,7 +33940,7 @@
                 <ns0:sz ns0:val="18"/>
                 <ns0:szCs ns0:val="18"/>
               </ns0:rPr>
-              <ns0:t xml:space="preserve">NEW</ns0:t>
+              <ns0:t xml:space="preserve">FIX</ns0:t>
             </ns0:r>
           </ns0:p>
         </ns0:tc>
@@ -33527,7 +33971,7 @@
                 <ns0:sz ns0:val="18"/>
                 <ns0:szCs ns0:val="18"/>
               </ns0:rPr>
-              <ns0:t xml:space="preserve">Arena guild fallback — if only own-guild members remain as targets, their live decks are fetched (_fetch_enemy_deck_live) and pre-simmed; the best live-deck target is used unless a known-deck target scored higher</ns0:t>
+              <ns0:t xml:space="preserve">_verify_challenge_deck — pool-only steps (no commander/required card, e.g. Extreme step 8) were skipped, so the pool check never ran; pool_min steps are now included (warning + issue log)</ns0:t>
             </ns0:r>
           </ns0:p>
         </ns0:tc>
@@ -33542,7 +33986,7 @@
               <ns0:bottom ns0:val="single" ns0:color="CCCCCC" ns0:sz="1"/>
               <ns0:right ns0:val="single" ns0:color="CCCCCC" ns0:sz="1"/>
             </ns0:tcBorders>
-            <ns0:shd ns0:fill="E2EFDA" ns0:val="clear"/>
+            <ns0:shd ns0:fill="D5E8F0" ns0:val="clear"/>
             <ns0:tcMar>
               <ns0:top ns0:type="dxa" ns0:w="80"/>
               <ns0:left ns0:type="dxa" ns0:w="120"/>
@@ -33563,7 +34007,7 @@
                 <ns0:sz ns0:val="18"/>
                 <ns0:szCs ns0:val="18"/>
               </ns0:rPr>
-              <ns0:t xml:space="preserve">NEW</ns0:t>
+              <ns0:t xml:space="preserve">FIX</ns0:t>
             </ns0:r>
           </ns0:p>
         </ns0:tc>
@@ -33594,7 +34038,7 @@
                 <ns0:sz ns0:val="18"/>
                 <ns0:szCs ns0:val="18"/>
               </ns0:rPr>
-              <ns0:t xml:space="preserve">Code map — section banners [S01]–[S24], [T01]–[T04], [M01]–[M02] and a CODE MAP in the module docstring; "# FIX:" comments mark bug fixes</ns0:t>
+              <ns0:t xml:space="preserve">initialize() — a response without user_data (server overloaded, connection dropped) silently set energy/stamina to 0 and skipped all phases; now the account is skipped with an InitIncomplete entry in api_errors.log</ns0:t>
             </ns0:r>
           </ns0:p>
         </ns0:tc>
@@ -33609,7 +34053,7 @@
               <ns0:bottom ns0:val="single" ns0:color="CCCCCC" ns0:sz="1"/>
               <ns0:right ns0:val="single" ns0:color="CCCCCC" ns0:sz="1"/>
             </ns0:tcBorders>
-            <ns0:shd ns0:fill="E2EFDA" ns0:val="clear"/>
+            <ns0:shd ns0:fill="D5E8F0" ns0:val="clear"/>
             <ns0:tcMar>
               <ns0:top ns0:type="dxa" ns0:w="80"/>
               <ns0:left ns0:type="dxa" ns0:w="120"/>
@@ -33661,7 +34105,7 @@
                 <ns0:sz ns0:val="18"/>
                 <ns0:szCs ns0:val="18"/>
               </ns0:rPr>
-              <ns0:t xml:space="preserve">setDeckCards success check — the commander-only comparison counted a rejected deck as success whenever the commander was unchanged (e.g. Extreme step 8). Now the returned cards are compared with the sent cards; the server result_message is logged; on mismatch the challenge deck is aborted and pvp_challenge_issues.txt is written</ns0:t>
+              <ns0:t xml:space="preserve">_fetch_enemy_deck_live — stale guild-member cache: on a name miss the roster is re-read once, the cache rebuilt and the lookup repeated before reporting "left guild"</ns0:t>
             </ns0:r>
           </ns0:p>
         </ns0:tc>
@@ -33676,7 +34120,7 @@
               <ns0:bottom ns0:val="single" ns0:color="CCCCCC" ns0:sz="1"/>
               <ns0:right ns0:val="single" ns0:color="CCCCCC" ns0:sz="1"/>
             </ns0:tcBorders>
-            <ns0:shd ns0:fill="E2EFDA" ns0:val="clear"/>
+            <ns0:shd ns0:fill="D5E8F0" ns0:val="clear"/>
             <ns0:tcMar>
               <ns0:top ns0:type="dxa" ns0:w="80"/>
               <ns0:left ns0:type="dxa" ns0:w="120"/>
@@ -33728,7 +34172,7 @@
                 <ns0:sz ns0:val="18"/>
                 <ns0:szCs ns0:val="18"/>
               </ns0:rPr>
-              <ns0:t xml:space="preserve">Challenge card already in the start deck (only 1 owned) was added a second time — server answered "You do not have 2 of card X" and discarded the whole deck, so the challenge deck was never active (Rhilfen, Extreme step 8, since Flourish Turbine was added to the start deck). Copies of challenge cards are now removed from the base deck first and no id is sent more often than num_owned</ns0:t>
+              <ns0:t xml:space="preserve">play_highest_mission_loop — the fallback mission is never blacklisted; repeated failures stop the session (MissionFallbackFailed in api_errors.log); blacklist output shortened to a count</ns0:t>
             </ns0:r>
           </ns0:p>
         </ns0:tc>
@@ -33743,7 +34187,7 @@
               <ns0:bottom ns0:val="single" ns0:color="CCCCCC" ns0:sz="1"/>
               <ns0:right ns0:val="single" ns0:color="CCCCCC" ns0:sz="1"/>
             </ns0:tcBorders>
-            <ns0:shd ns0:fill="E2EFDA" ns0:val="clear"/>
+            <ns0:shd ns0:fill="D5E8F0" ns0:val="clear"/>
             <ns0:tcMar>
               <ns0:top ns0:type="dxa" ns0:w="80"/>
               <ns0:left ns0:type="dxa" ns0:w="120"/>
@@ -33795,7 +34239,7 @@
                 <ns0:sz ns0:val="18"/>
                 <ns0:szCs ns0:val="18"/>
               </ns0:rPr>
-              <ns0:t xml:space="preserve">Pool build — per-type copy count is capped at the pool list count (a pool of different cards gets one of each; previously the first card was taken up to pool_min times); a second pass tops up additional copies when pool_min is not reached; new-copy detection uses a counter</ns0:t>
+              <ns0:t xml:space="preserve">interactive_menu option 95 — local import glob as _glob made _glob local for the whole function (UnboundLocalError in settings search)</ns0:t>
             </ns0:r>
           </ns0:p>
         </ns0:tc>
@@ -33810,7 +34254,7 @@
               <ns0:bottom ns0:val="single" ns0:color="CCCCCC" ns0:sz="1"/>
               <ns0:right ns0:val="single" ns0:color="CCCCCC" ns0:sz="1"/>
             </ns0:tcBorders>
-            <ns0:shd ns0:fill="E2EFDA" ns0:val="clear"/>
+            <ns0:shd ns0:fill="D5E8F0" ns0:val="clear"/>
             <ns0:tcMar>
               <ns0:top ns0:type="dxa" ns0:w="80"/>
               <ns0:left ns0:type="dxa" ns0:w="120"/>
@@ -33862,7 +34306,7 @@
                 <ns0:sz ns0:val="18"/>
                 <ns0:szCs ns0:val="18"/>
               </ns0:rPr>
-              <ns0:t xml:space="preserve">_restore_challenge_deck — success now also requires the returned cards to match; failed restore is logged as "Deck RESTORE not applied"</ns0:t>
+              <ns0:t xml:space="preserve">optimize_mission_deck — NameError on auto-detected GBGE (check of a non-existent variable removed)</ns0:t>
             </ns0:r>
           </ns0:p>
         </ns0:tc>
@@ -33877,7 +34321,7 @@
               <ns0:bottom ns0:val="single" ns0:color="CCCCCC" ns0:sz="1"/>
               <ns0:right ns0:val="single" ns0:color="CCCCCC" ns0:sz="1"/>
             </ns0:tcBorders>
-            <ns0:shd ns0:fill="E2EFDA" ns0:val="clear"/>
+            <ns0:shd ns0:fill="D5E8F0" ns0:val="clear"/>
             <ns0:tcMar>
               <ns0:top ns0:type="dxa" ns0:w="80"/>
               <ns0:left ns0:type="dxa" ns0:w="120"/>
@@ -33929,7 +34373,7 @@
                 <ns0:sz ns0:val="18"/>
                 <ns0:szCs ns0:val="18"/>
               </ns0:rPr>
-              <ns0:t xml:space="preserve">_verify_challenge_deck — pool-only steps (no commander/required card, e.g. Extreme step 8) were skipped, so the pool check never ran; pool_min steps are now included (warning + issue log)</ns0:t>
+              <ns0:t xml:space="preserve">get_player_info — "Account Age" was never shown (date.today() NameError was swallowed); now datetime.now().date()</ns0:t>
             </ns0:r>
           </ns0:p>
         </ns0:tc>
@@ -33944,7 +34388,7 @@
               <ns0:bottom ns0:val="single" ns0:color="CCCCCC" ns0:sz="1"/>
               <ns0:right ns0:val="single" ns0:color="CCCCCC" ns0:sz="1"/>
             </ns0:tcBorders>
-            <ns0:shd ns0:fill="E2EFDA" ns0:val="clear"/>
+            <ns0:shd ns0:fill="FCE4D6" ns0:val="clear"/>
             <ns0:tcMar>
               <ns0:top ns0:type="dxa" ns0:w="80"/>
               <ns0:left ns0:type="dxa" ns0:w="120"/>
@@ -33961,11 +34405,11 @@
                 <ns0:rFonts ns0:ascii="Arial" ns0:cs="Arial" ns0:hAnsi="Arial"/>
                 <ns0:b/>
                 <ns0:bCs/>
-                <ns0:color ns0:val="1F4E79"/>
-                <ns0:sz ns0:val="18"/>
-                <ns0:szCs ns0:val="18"/>
-              </ns0:rPr>
-              <ns0:t xml:space="preserve">FIX</ns0:t>
+                <ns0:color ns0:val="833C00"/>
+                <ns0:sz ns0:val="18"/>
+                <ns0:szCs ns0:val="18"/>
+              </ns0:rPr>
+              <ns0:t xml:space="preserve">CHANGE</ns0:t>
             </ns0:r>
           </ns0:p>
         </ns0:tc>
@@ -33996,7 +34440,7 @@
                 <ns0:sz ns0:val="18"/>
                 <ns0:szCs ns0:val="18"/>
               </ns0:rPr>
-              <ns0:t xml:space="preserve">initialize() — a response without user_data (server overloaded, connection dropped) silently set energy/stamina to 0 and skipped all phases; now the account is skipped with an InitIncomplete entry in api_errors.log</ns0:t>
+              <ns0:t xml:space="preserve">PROGENITOR_REQUIEM_CHALLENGES step 1 (Progenitor Reactor) — pool_min 6 → 4</ns0:t>
             </ns0:r>
           </ns0:p>
         </ns0:tc>
@@ -34011,7 +34455,7 @@
               <ns0:bottom ns0:val="single" ns0:color="CCCCCC" ns0:sz="1"/>
               <ns0:right ns0:val="single" ns0:color="CCCCCC" ns0:sz="1"/>
             </ns0:tcBorders>
-            <ns0:shd ns0:fill="E2EFDA" ns0:val="clear"/>
+            <ns0:shd ns0:fill="FCE4D6" ns0:val="clear"/>
             <ns0:tcMar>
               <ns0:top ns0:type="dxa" ns0:w="80"/>
               <ns0:left ns0:type="dxa" ns0:w="120"/>
@@ -34028,11 +34472,11 @@
                 <ns0:rFonts ns0:ascii="Arial" ns0:cs="Arial" ns0:hAnsi="Arial"/>
                 <ns0:b/>
                 <ns0:bCs/>
-                <ns0:color ns0:val="1F4E79"/>
-                <ns0:sz ns0:val="18"/>
-                <ns0:szCs ns0:val="18"/>
-              </ns0:rPr>
-              <ns0:t xml:space="preserve">FIX</ns0:t>
+                <ns0:color ns0:val="833C00"/>
+                <ns0:sz ns0:val="18"/>
+                <ns0:szCs ns0:val="18"/>
+              </ns0:rPr>
+              <ns0:t xml:space="preserve">CHANGE</ns0:t>
             </ns0:r>
           </ns0:p>
         </ns0:tc>
@@ -34063,7 +34507,7 @@
                 <ns0:sz ns0:val="18"/>
                 <ns0:szCs ns0:val="18"/>
               </ns0:rPr>
-              <ns0:t xml:space="preserve">_fetch_enemy_deck_live — stale guild-member cache: on a name miss the roster is re-read once, the cache rebuilt and the lookup repeated before reporting "left guild"</ns0:t>
+              <ns0:t xml:space="preserve">Removed ~50 lines of unreachable dead code in play_first_quest_mission_loop; 9 bare except around int() narrowed to (ValueError, TypeError) (show_events, _gw_in_active_phase)</ns0:t>
             </ns0:r>
           </ns0:p>
         </ns0:tc>
@@ -34078,7 +34522,7 @@
               <ns0:bottom ns0:val="single" ns0:color="CCCCCC" ns0:sz="1"/>
               <ns0:right ns0:val="single" ns0:color="CCCCCC" ns0:sz="1"/>
             </ns0:tcBorders>
-            <ns0:shd ns0:fill="E2EFDA" ns0:val="clear"/>
+            <ns0:shd ns0:fill="FCE4D6" ns0:val="clear"/>
             <ns0:tcMar>
               <ns0:top ns0:type="dxa" ns0:w="80"/>
               <ns0:left ns0:type="dxa" ns0:w="120"/>
@@ -34095,11 +34539,11 @@
                 <ns0:rFonts ns0:ascii="Arial" ns0:cs="Arial" ns0:hAnsi="Arial"/>
                 <ns0:b/>
                 <ns0:bCs/>
-                <ns0:color ns0:val="1F4E79"/>
-                <ns0:sz ns0:val="18"/>
-                <ns0:szCs ns0:val="18"/>
-              </ns0:rPr>
-              <ns0:t xml:space="preserve">FIX</ns0:t>
+                <ns0:color ns0:val="833C00"/>
+                <ns0:sz ns0:val="18"/>
+                <ns0:szCs ns0:val="18"/>
+              </ns0:rPr>
+              <ns0:t xml:space="preserve">CHANGE</ns0:t>
             </ns0:r>
           </ns0:p>
         </ns0:tc>
@@ -34130,7 +34574,7 @@
                 <ns0:sz ns0:val="18"/>
                 <ns0:szCs ns0:val="18"/>
               </ns0:rPr>
-              <ns0:t xml:space="preserve">play_highest_mission_loop — the fallback mission is never blacklisted; repeated failures stop the session (MissionFallbackFailed in api_errors.log); blacklist output shortened to a count</ns0:t>
+              <ns0:t xml:space="preserve">play_first keys in the challenge tables have no effect — the card order is decided by the TUO flexible sim only</ns0:t>
             </ns0:r>
           </ns0:p>
         </ns0:tc>
@@ -34145,7 +34589,7 @@
               <ns0:bottom ns0:val="single" ns0:color="CCCCCC" ns0:sz="1"/>
               <ns0:right ns0:val="single" ns0:color="CCCCCC" ns0:sz="1"/>
             </ns0:tcBorders>
-            <ns0:shd ns0:fill="E2EFDA" ns0:val="clear"/>
+            <ns0:shd ns0:fill="FCE4D6" ns0:val="clear"/>
             <ns0:tcMar>
               <ns0:top ns0:type="dxa" ns0:w="80"/>
               <ns0:left ns0:type="dxa" ns0:w="120"/>
@@ -34162,409 +34606,7 @@
                 <ns0:rFonts ns0:ascii="Arial" ns0:cs="Arial" ns0:hAnsi="Arial"/>
                 <ns0:b/>
                 <ns0:bCs/>
-                <ns0:color ns0:val="1F4E79"/>
-                <ns0:sz ns0:val="18"/>
-                <ns0:szCs ns0:val="18"/>
-              </ns0:rPr>
-              <ns0:t xml:space="preserve">FIX</ns0:t>
-            </ns0:r>
-          </ns0:p>
-        </ns0:tc>
-        <ns0:tc>
-          <ns0:tcPr>
-            <ns0:tcW ns0:type="dxa" ns0:w="8460"/>
-            <ns0:tcBorders>
-              <ns0:top ns0:val="single" ns0:color="CCCCCC" ns0:sz="1"/>
-              <ns0:left ns0:val="single" ns0:color="CCCCCC" ns0:sz="1"/>
-              <ns0:bottom ns0:val="single" ns0:color="CCCCCC" ns0:sz="1"/>
-              <ns0:right ns0:val="single" ns0:color="CCCCCC" ns0:sz="1"/>
-            </ns0:tcBorders>
-            <ns0:shd ns0:fill="FFFFFF" ns0:val="clear"/>
-            <ns0:tcMar>
-              <ns0:top ns0:type="dxa" ns0:w="80"/>
-              <ns0:left ns0:type="dxa" ns0:w="120"/>
-              <ns0:bottom ns0:type="dxa" ns0:w="80"/>
-              <ns0:right ns0:type="dxa" ns0:w="120"/>
-            </ns0:tcMar>
-          </ns0:tcPr>
-          <ns0:p>
-            <ns0:pPr>
-              <ns0:spacing ns0:after="40" ns0:before="40"/>
-            </ns0:pPr>
-            <ns0:r>
-              <ns0:rPr>
-                <ns0:rFonts ns0:ascii="Arial" ns0:cs="Arial" ns0:hAnsi="Arial"/>
-                <ns0:sz ns0:val="18"/>
-                <ns0:szCs ns0:val="18"/>
-              </ns0:rPr>
-              <ns0:t xml:space="preserve">interactive_menu option 95 — local import glob as _glob made _glob local for the whole function (UnboundLocalError in settings search)</ns0:t>
-            </ns0:r>
-          </ns0:p>
-        </ns0:tc>
-      </ns0:tr>
-      <ns0:tr>
-        <ns0:tc>
-          <ns0:tcPr>
-            <ns0:tcW ns0:type="dxa" ns0:w="900"/>
-            <ns0:tcBorders>
-              <ns0:top ns0:val="single" ns0:color="CCCCCC" ns0:sz="1"/>
-              <ns0:left ns0:val="single" ns0:color="CCCCCC" ns0:sz="1"/>
-              <ns0:bottom ns0:val="single" ns0:color="CCCCCC" ns0:sz="1"/>
-              <ns0:right ns0:val="single" ns0:color="CCCCCC" ns0:sz="1"/>
-            </ns0:tcBorders>
-            <ns0:shd ns0:fill="E2EFDA" ns0:val="clear"/>
-            <ns0:tcMar>
-              <ns0:top ns0:type="dxa" ns0:w="80"/>
-              <ns0:left ns0:type="dxa" ns0:w="120"/>
-              <ns0:bottom ns0:type="dxa" ns0:w="80"/>
-              <ns0:right ns0:type="dxa" ns0:w="120"/>
-            </ns0:tcMar>
-          </ns0:tcPr>
-          <ns0:p>
-            <ns0:pPr>
-              <ns0:spacing ns0:after="40" ns0:before="40"/>
-            </ns0:pPr>
-            <ns0:r>
-              <ns0:rPr>
-                <ns0:rFonts ns0:ascii="Arial" ns0:cs="Arial" ns0:hAnsi="Arial"/>
-                <ns0:b/>
-                <ns0:bCs/>
-                <ns0:color ns0:val="1F4E79"/>
-                <ns0:sz ns0:val="18"/>
-                <ns0:szCs ns0:val="18"/>
-              </ns0:rPr>
-              <ns0:t xml:space="preserve">FIX</ns0:t>
-            </ns0:r>
-          </ns0:p>
-        </ns0:tc>
-        <ns0:tc>
-          <ns0:tcPr>
-            <ns0:tcW ns0:type="dxa" ns0:w="8460"/>
-            <ns0:tcBorders>
-              <ns0:top ns0:val="single" ns0:color="CCCCCC" ns0:sz="1"/>
-              <ns0:left ns0:val="single" ns0:color="CCCCCC" ns0:sz="1"/>
-              <ns0:bottom ns0:val="single" ns0:color="CCCCCC" ns0:sz="1"/>
-              <ns0:right ns0:val="single" ns0:color="CCCCCC" ns0:sz="1"/>
-            </ns0:tcBorders>
-            <ns0:shd ns0:fill="FFFFFF" ns0:val="clear"/>
-            <ns0:tcMar>
-              <ns0:top ns0:type="dxa" ns0:w="80"/>
-              <ns0:left ns0:type="dxa" ns0:w="120"/>
-              <ns0:bottom ns0:type="dxa" ns0:w="80"/>
-              <ns0:right ns0:type="dxa" ns0:w="120"/>
-            </ns0:tcMar>
-          </ns0:tcPr>
-          <ns0:p>
-            <ns0:pPr>
-              <ns0:spacing ns0:after="40" ns0:before="40"/>
-            </ns0:pPr>
-            <ns0:r>
-              <ns0:rPr>
-                <ns0:rFonts ns0:ascii="Arial" ns0:cs="Arial" ns0:hAnsi="Arial"/>
-                <ns0:sz ns0:val="18"/>
-                <ns0:szCs ns0:val="18"/>
-              </ns0:rPr>
-              <ns0:t xml:space="preserve">optimize_mission_deck — NameError on auto-detected GBGE (check of a non-existent variable removed)</ns0:t>
-            </ns0:r>
-          </ns0:p>
-        </ns0:tc>
-      </ns0:tr>
-      <ns0:tr>
-        <ns0:tc>
-          <ns0:tcPr>
-            <ns0:tcW ns0:type="dxa" ns0:w="900"/>
-            <ns0:tcBorders>
-              <ns0:top ns0:val="single" ns0:color="CCCCCC" ns0:sz="1"/>
-              <ns0:left ns0:val="single" ns0:color="CCCCCC" ns0:sz="1"/>
-              <ns0:bottom ns0:val="single" ns0:color="CCCCCC" ns0:sz="1"/>
-              <ns0:right ns0:val="single" ns0:color="CCCCCC" ns0:sz="1"/>
-            </ns0:tcBorders>
-            <ns0:shd ns0:fill="E2EFDA" ns0:val="clear"/>
-            <ns0:tcMar>
-              <ns0:top ns0:type="dxa" ns0:w="80"/>
-              <ns0:left ns0:type="dxa" ns0:w="120"/>
-              <ns0:bottom ns0:type="dxa" ns0:w="80"/>
-              <ns0:right ns0:type="dxa" ns0:w="120"/>
-            </ns0:tcMar>
-          </ns0:tcPr>
-          <ns0:p>
-            <ns0:pPr>
-              <ns0:spacing ns0:after="40" ns0:before="40"/>
-            </ns0:pPr>
-            <ns0:r>
-              <ns0:rPr>
-                <ns0:rFonts ns0:ascii="Arial" ns0:cs="Arial" ns0:hAnsi="Arial"/>
-                <ns0:b/>
-                <ns0:bCs/>
-                <ns0:color ns0:val="1F4E79"/>
-                <ns0:sz ns0:val="18"/>
-                <ns0:szCs ns0:val="18"/>
-              </ns0:rPr>
-              <ns0:t xml:space="preserve">FIX</ns0:t>
-            </ns0:r>
-          </ns0:p>
-        </ns0:tc>
-        <ns0:tc>
-          <ns0:tcPr>
-            <ns0:tcW ns0:type="dxa" ns0:w="8460"/>
-            <ns0:tcBorders>
-              <ns0:top ns0:val="single" ns0:color="CCCCCC" ns0:sz="1"/>
-              <ns0:left ns0:val="single" ns0:color="CCCCCC" ns0:sz="1"/>
-              <ns0:bottom ns0:val="single" ns0:color="CCCCCC" ns0:sz="1"/>
-              <ns0:right ns0:val="single" ns0:color="CCCCCC" ns0:sz="1"/>
-            </ns0:tcBorders>
-            <ns0:shd ns0:fill="FFFFFF" ns0:val="clear"/>
-            <ns0:tcMar>
-              <ns0:top ns0:type="dxa" ns0:w="80"/>
-              <ns0:left ns0:type="dxa" ns0:w="120"/>
-              <ns0:bottom ns0:type="dxa" ns0:w="80"/>
-              <ns0:right ns0:type="dxa" ns0:w="120"/>
-            </ns0:tcMar>
-          </ns0:tcPr>
-          <ns0:p>
-            <ns0:pPr>
-              <ns0:spacing ns0:after="40" ns0:before="40"/>
-            </ns0:pPr>
-            <ns0:r>
-              <ns0:rPr>
-                <ns0:rFonts ns0:ascii="Arial" ns0:cs="Arial" ns0:hAnsi="Arial"/>
-                <ns0:sz ns0:val="18"/>
-                <ns0:szCs ns0:val="18"/>
-              </ns0:rPr>
-              <ns0:t xml:space="preserve">get_player_info — "Account Age" was never shown (date.today() NameError was swallowed); now datetime.now().date()</ns0:t>
-            </ns0:r>
-          </ns0:p>
-        </ns0:tc>
-      </ns0:tr>
-      <ns0:tr>
-        <ns0:tc>
-          <ns0:tcPr>
-            <ns0:tcW ns0:type="dxa" ns0:w="900"/>
-            <ns0:tcBorders>
-              <ns0:top ns0:val="single" ns0:color="CCCCCC" ns0:sz="1"/>
-              <ns0:left ns0:val="single" ns0:color="CCCCCC" ns0:sz="1"/>
-              <ns0:bottom ns0:val="single" ns0:color="CCCCCC" ns0:sz="1"/>
-              <ns0:right ns0:val="single" ns0:color="CCCCCC" ns0:sz="1"/>
-            </ns0:tcBorders>
-            <ns0:shd ns0:fill="FCE4D6" ns0:val="clear"/>
-            <ns0:tcMar>
-              <ns0:top ns0:type="dxa" ns0:w="80"/>
-              <ns0:left ns0:type="dxa" ns0:w="120"/>
-              <ns0:bottom ns0:type="dxa" ns0:w="80"/>
-              <ns0:right ns0:type="dxa" ns0:w="120"/>
-            </ns0:tcMar>
-          </ns0:tcPr>
-          <ns0:p>
-            <ns0:pPr>
-              <ns0:spacing ns0:after="40" ns0:before="40"/>
-            </ns0:pPr>
-            <ns0:r>
-              <ns0:rPr>
-                <ns0:rFonts ns0:ascii="Arial" ns0:cs="Arial" ns0:hAnsi="Arial"/>
-                <ns0:b/>
-                <ns0:bCs/>
-                <ns0:color ns0:val="1F4E79"/>
-                <ns0:sz ns0:val="18"/>
-                <ns0:szCs ns0:val="18"/>
-              </ns0:rPr>
-              <ns0:t xml:space="preserve">CHANGE</ns0:t>
-            </ns0:r>
-          </ns0:p>
-        </ns0:tc>
-        <ns0:tc>
-          <ns0:tcPr>
-            <ns0:tcW ns0:type="dxa" ns0:w="8460"/>
-            <ns0:tcBorders>
-              <ns0:top ns0:val="single" ns0:color="CCCCCC" ns0:sz="1"/>
-              <ns0:left ns0:val="single" ns0:color="CCCCCC" ns0:sz="1"/>
-              <ns0:bottom ns0:val="single" ns0:color="CCCCCC" ns0:sz="1"/>
-              <ns0:right ns0:val="single" ns0:color="CCCCCC" ns0:sz="1"/>
-            </ns0:tcBorders>
-            <ns0:shd ns0:fill="FFFFFF" ns0:val="clear"/>
-            <ns0:tcMar>
-              <ns0:top ns0:type="dxa" ns0:w="80"/>
-              <ns0:left ns0:type="dxa" ns0:w="120"/>
-              <ns0:bottom ns0:type="dxa" ns0:w="80"/>
-              <ns0:right ns0:type="dxa" ns0:w="120"/>
-            </ns0:tcMar>
-          </ns0:tcPr>
-          <ns0:p>
-            <ns0:pPr>
-              <ns0:spacing ns0:after="40" ns0:before="40"/>
-            </ns0:pPr>
-            <ns0:r>
-              <ns0:rPr>
-                <ns0:rFonts ns0:ascii="Arial" ns0:cs="Arial" ns0:hAnsi="Arial"/>
-                <ns0:sz ns0:val="18"/>
-                <ns0:szCs ns0:val="18"/>
-              </ns0:rPr>
-              <ns0:t xml:space="preserve">PROGENITOR_REQUIEM_CHALLENGES step 1 (Progenitor Reactor) — pool_min 6 → 4</ns0:t>
-            </ns0:r>
-          </ns0:p>
-        </ns0:tc>
-      </ns0:tr>
-      <ns0:tr>
-        <ns0:tc>
-          <ns0:tcPr>
-            <ns0:tcW ns0:type="dxa" ns0:w="900"/>
-            <ns0:tcBorders>
-              <ns0:top ns0:val="single" ns0:color="CCCCCC" ns0:sz="1"/>
-              <ns0:left ns0:val="single" ns0:color="CCCCCC" ns0:sz="1"/>
-              <ns0:bottom ns0:val="single" ns0:color="CCCCCC" ns0:sz="1"/>
-              <ns0:right ns0:val="single" ns0:color="CCCCCC" ns0:sz="1"/>
-            </ns0:tcBorders>
-            <ns0:shd ns0:fill="FCE4D6" ns0:val="clear"/>
-            <ns0:tcMar>
-              <ns0:top ns0:type="dxa" ns0:w="80"/>
-              <ns0:left ns0:type="dxa" ns0:w="120"/>
-              <ns0:bottom ns0:type="dxa" ns0:w="80"/>
-              <ns0:right ns0:type="dxa" ns0:w="120"/>
-            </ns0:tcMar>
-          </ns0:tcPr>
-          <ns0:p>
-            <ns0:pPr>
-              <ns0:spacing ns0:after="40" ns0:before="40"/>
-            </ns0:pPr>
-            <ns0:r>
-              <ns0:rPr>
-                <ns0:rFonts ns0:ascii="Arial" ns0:cs="Arial" ns0:hAnsi="Arial"/>
-                <ns0:b/>
-                <ns0:bCs/>
-                <ns0:color ns0:val="1F4E79"/>
-                <ns0:sz ns0:val="18"/>
-                <ns0:szCs ns0:val="18"/>
-              </ns0:rPr>
-              <ns0:t xml:space="preserve">CHANGE</ns0:t>
-            </ns0:r>
-          </ns0:p>
-        </ns0:tc>
-        <ns0:tc>
-          <ns0:tcPr>
-            <ns0:tcW ns0:type="dxa" ns0:w="8460"/>
-            <ns0:tcBorders>
-              <ns0:top ns0:val="single" ns0:color="CCCCCC" ns0:sz="1"/>
-              <ns0:left ns0:val="single" ns0:color="CCCCCC" ns0:sz="1"/>
-              <ns0:bottom ns0:val="single" ns0:color="CCCCCC" ns0:sz="1"/>
-              <ns0:right ns0:val="single" ns0:color="CCCCCC" ns0:sz="1"/>
-            </ns0:tcBorders>
-            <ns0:shd ns0:fill="FFFFFF" ns0:val="clear"/>
-            <ns0:tcMar>
-              <ns0:top ns0:type="dxa" ns0:w="80"/>
-              <ns0:left ns0:type="dxa" ns0:w="120"/>
-              <ns0:bottom ns0:type="dxa" ns0:w="80"/>
-              <ns0:right ns0:type="dxa" ns0:w="120"/>
-            </ns0:tcMar>
-          </ns0:tcPr>
-          <ns0:p>
-            <ns0:pPr>
-              <ns0:spacing ns0:after="40" ns0:before="40"/>
-            </ns0:pPr>
-            <ns0:r>
-              <ns0:rPr>
-                <ns0:rFonts ns0:ascii="Arial" ns0:cs="Arial" ns0:hAnsi="Arial"/>
-                <ns0:sz ns0:val="18"/>
-                <ns0:szCs ns0:val="18"/>
-              </ns0:rPr>
-              <ns0:t xml:space="preserve">Removed ~50 lines of unreachable dead code in play_first_quest_mission_loop; 9 bare except around int() narrowed to (ValueError, TypeError) (show_events, _gw_in_active_phase)</ns0:t>
-            </ns0:r>
-          </ns0:p>
-        </ns0:tc>
-      </ns0:tr>
-      <ns0:tr>
-        <ns0:tc>
-          <ns0:tcPr>
-            <ns0:tcW ns0:type="dxa" ns0:w="900"/>
-            <ns0:tcBorders>
-              <ns0:top ns0:val="single" ns0:color="CCCCCC" ns0:sz="1"/>
-              <ns0:left ns0:val="single" ns0:color="CCCCCC" ns0:sz="1"/>
-              <ns0:bottom ns0:val="single" ns0:color="CCCCCC" ns0:sz="1"/>
-              <ns0:right ns0:val="single" ns0:color="CCCCCC" ns0:sz="1"/>
-            </ns0:tcBorders>
-            <ns0:shd ns0:fill="FCE4D6" ns0:val="clear"/>
-            <ns0:tcMar>
-              <ns0:top ns0:type="dxa" ns0:w="80"/>
-              <ns0:left ns0:type="dxa" ns0:w="120"/>
-              <ns0:bottom ns0:type="dxa" ns0:w="80"/>
-              <ns0:right ns0:type="dxa" ns0:w="120"/>
-            </ns0:tcMar>
-          </ns0:tcPr>
-          <ns0:p>
-            <ns0:pPr>
-              <ns0:spacing ns0:after="40" ns0:before="40"/>
-            </ns0:pPr>
-            <ns0:r>
-              <ns0:rPr>
-                <ns0:rFonts ns0:ascii="Arial" ns0:cs="Arial" ns0:hAnsi="Arial"/>
-                <ns0:b/>
-                <ns0:bCs/>
-                <ns0:color ns0:val="1F4E79"/>
-                <ns0:sz ns0:val="18"/>
-                <ns0:szCs ns0:val="18"/>
-              </ns0:rPr>
-              <ns0:t xml:space="preserve">CHANGE</ns0:t>
-            </ns0:r>
-          </ns0:p>
-        </ns0:tc>
-        <ns0:tc>
-          <ns0:tcPr>
-            <ns0:tcW ns0:type="dxa" ns0:w="8460"/>
-            <ns0:tcBorders>
-              <ns0:top ns0:val="single" ns0:color="CCCCCC" ns0:sz="1"/>
-              <ns0:left ns0:val="single" ns0:color="CCCCCC" ns0:sz="1"/>
-              <ns0:bottom ns0:val="single" ns0:color="CCCCCC" ns0:sz="1"/>
-              <ns0:right ns0:val="single" ns0:color="CCCCCC" ns0:sz="1"/>
-            </ns0:tcBorders>
-            <ns0:shd ns0:fill="FFFFFF" ns0:val="clear"/>
-            <ns0:tcMar>
-              <ns0:top ns0:type="dxa" ns0:w="80"/>
-              <ns0:left ns0:type="dxa" ns0:w="120"/>
-              <ns0:bottom ns0:type="dxa" ns0:w="80"/>
-              <ns0:right ns0:type="dxa" ns0:w="120"/>
-            </ns0:tcMar>
-          </ns0:tcPr>
-          <ns0:p>
-            <ns0:pPr>
-              <ns0:spacing ns0:after="40" ns0:before="40"/>
-            </ns0:pPr>
-            <ns0:r>
-              <ns0:rPr>
-                <ns0:rFonts ns0:ascii="Arial" ns0:cs="Arial" ns0:hAnsi="Arial"/>
-                <ns0:sz ns0:val="18"/>
-                <ns0:szCs ns0:val="18"/>
-              </ns0:rPr>
-              <ns0:t xml:space="preserve">play_first keys in the challenge tables have no effect — the card order is decided by the TUO flexible sim only</ns0:t>
-            </ns0:r>
-          </ns0:p>
-        </ns0:tc>
-      </ns0:tr>
-      <ns0:tr>
-        <ns0:tc>
-          <ns0:tcPr>
-            <ns0:tcW ns0:type="dxa" ns0:w="900"/>
-            <ns0:tcBorders>
-              <ns0:top ns0:val="single" ns0:color="CCCCCC" ns0:sz="1"/>
-              <ns0:left ns0:val="single" ns0:color="CCCCCC" ns0:sz="1"/>
-              <ns0:bottom ns0:val="single" ns0:color="CCCCCC" ns0:sz="1"/>
-              <ns0:right ns0:val="single" ns0:color="CCCCCC" ns0:sz="1"/>
-            </ns0:tcBorders>
-            <ns0:shd ns0:fill="FCE4D6" ns0:val="clear"/>
-            <ns0:tcMar>
-              <ns0:top ns0:type="dxa" ns0:w="80"/>
-              <ns0:left ns0:type="dxa" ns0:w="120"/>
-              <ns0:bottom ns0:type="dxa" ns0:w="80"/>
-              <ns0:right ns0:type="dxa" ns0:w="120"/>
-            </ns0:tcMar>
-          </ns0:tcPr>
-          <ns0:p>
-            <ns0:pPr>
-              <ns0:spacing ns0:after="40" ns0:before="40"/>
-            </ns0:pPr>
-            <ns0:r>
-              <ns0:rPr>
-                <ns0:rFonts ns0:ascii="Arial" ns0:cs="Arial" ns0:hAnsi="Arial"/>
-                <ns0:b/>
-                <ns0:bCs/>
-                <ns0:color ns0:val="1F4E79"/>
+                <ns0:color ns0:val="833C00"/>
                 <ns0:sz ns0:val="18"/>
                 <ns0:szCs ns0:val="18"/>
               </ns0:rPr>
@@ -34651,7 +34693,7 @@
               <ns0:bottom ns0:val="single" ns0:color="CCCCCC" ns0:sz="1"/>
               <ns0:right ns0:val="single" ns0:color="CCCCCC" ns0:sz="1"/>
             </ns0:tcBorders>
-            <ns0:shd ns0:fill="E2EFDA" ns0:val="clear"/>
+            <ns0:shd ns0:fill="D5E8F0" ns0:val="clear"/>
             <ns0:tcMar>
               <ns0:top ns0:type="dxa" ns0:w="80"/>
               <ns0:left ns0:type="dxa" ns0:w="120"/>
@@ -34718,7 +34760,7 @@
               <ns0:bottom ns0:val="single" ns0:color="CCCCCC" ns0:sz="1"/>
               <ns0:right ns0:val="single" ns0:color="CCCCCC" ns0:sz="1"/>
             </ns0:tcBorders>
-            <ns0:shd ns0:fill="E2EFDA" ns0:val="clear"/>
+            <ns0:shd ns0:fill="D5E8F0" ns0:val="clear"/>
             <ns0:tcMar>
               <ns0:top ns0:type="dxa" ns0:w="80"/>
               <ns0:left ns0:type="dxa" ns0:w="120"/>
@@ -34785,7 +34827,7 @@
               <ns0:bottom ns0:val="single" ns0:color="CCCCCC" ns0:sz="1"/>
               <ns0:right ns0:val="single" ns0:color="CCCCCC" ns0:sz="1"/>
             </ns0:tcBorders>
-            <ns0:shd ns0:fill="E2EFDA" ns0:val="clear"/>
+            <ns0:shd ns0:fill="D5E8F0" ns0:val="clear"/>
             <ns0:tcMar>
               <ns0:top ns0:type="dxa" ns0:w="80"/>
               <ns0:left ns0:type="dxa" ns0:w="120"/>
@@ -34852,7 +34894,7 @@
               <ns0:bottom ns0:val="single" ns0:color="CCCCCC" ns0:sz="1"/>
               <ns0:right ns0:val="single" ns0:color="CCCCCC" ns0:sz="1"/>
             </ns0:tcBorders>
-            <ns0:shd ns0:fill="E2EFDA" ns0:val="clear"/>
+            <ns0:shd ns0:fill="D5E8F0" ns0:val="clear"/>
             <ns0:tcMar>
               <ns0:top ns0:type="dxa" ns0:w="80"/>
               <ns0:left ns0:type="dxa" ns0:w="120"/>
@@ -34919,7 +34961,7 @@
               <ns0:bottom ns0:val="single" ns0:color="CCCCCC" ns0:sz="1"/>
               <ns0:right ns0:val="single" ns0:color="CCCCCC" ns0:sz="1"/>
             </ns0:tcBorders>
-            <ns0:shd ns0:fill="E2EFDA" ns0:val="clear"/>
+            <ns0:shd ns0:fill="D5E8F0" ns0:val="clear"/>
             <ns0:tcMar>
               <ns0:top ns0:type="dxa" ns0:w="80"/>
               <ns0:left ns0:type="dxa" ns0:w="120"/>
@@ -34986,7 +35028,7 @@
               <ns0:bottom ns0:val="single" ns0:color="CCCCCC" ns0:sz="1"/>
               <ns0:right ns0:val="single" ns0:color="CCCCCC" ns0:sz="1"/>
             </ns0:tcBorders>
-            <ns0:shd ns0:fill="E2EFDA" ns0:val="clear"/>
+            <ns0:shd ns0:fill="D5E8F0" ns0:val="clear"/>
             <ns0:tcMar>
               <ns0:top ns0:type="dxa" ns0:w="80"/>
               <ns0:left ns0:type="dxa" ns0:w="120"/>
@@ -35053,7 +35095,7 @@
               <ns0:bottom ns0:val="single" ns0:color="CCCCCC" ns0:sz="1"/>
               <ns0:right ns0:val="single" ns0:color="CCCCCC" ns0:sz="1"/>
             </ns0:tcBorders>
-            <ns0:shd ns0:fill="E2EFDA" ns0:val="clear"/>
+            <ns0:shd ns0:fill="D5E8F0" ns0:val="clear"/>
             <ns0:tcMar>
               <ns0:top ns0:type="dxa" ns0:w="80"/>
               <ns0:left ns0:type="dxa" ns0:w="120"/>
@@ -35120,7 +35162,7 @@
               <ns0:bottom ns0:val="single" ns0:color="CCCCCC" ns0:sz="1"/>
               <ns0:right ns0:val="single" ns0:color="CCCCCC" ns0:sz="1"/>
             </ns0:tcBorders>
-            <ns0:shd ns0:fill="E2EFDA" ns0:val="clear"/>
+            <ns0:shd ns0:fill="D5E8F0" ns0:val="clear"/>
             <ns0:tcMar>
               <ns0:top ns0:type="dxa" ns0:w="80"/>
               <ns0:left ns0:type="dxa" ns0:w="120"/>
@@ -35241,7 +35283,7 @@
                 <ns0:rFonts ns0:ascii="Arial" ns0:cs="Arial" ns0:hAnsi="Arial"/>
                 <ns0:b/>
                 <ns0:bCs/>
-                <ns0:color ns0:val="1F4E79"/>
+                <ns0:color ns0:val="375623"/>
                 <ns0:sz ns0:val="18"/>
                 <ns0:szCs ns0:val="18"/>
               </ns0:rPr>
@@ -35277,6 +35319,676 @@
                 <ns0:szCs ns0:val="18"/>
               </ns0:rPr>
               <ns0:t xml:space="preserve">F→27 Refill Arena Stamina — buys stamina refill token; reads max_stamina from init_data with fallback 15</ns0:t>
+            </ns0:r>
+          </ns0:p>
+        </ns0:tc>
+      </ns0:tr>
+      <ns0:tr>
+        <ns0:tc>
+          <ns0:tcPr>
+            <ns0:tcW ns0:type="dxa" ns0:w="900"/>
+            <ns0:tcBorders>
+              <ns0:top ns0:val="single" ns0:color="CCCCCC" ns0:sz="1"/>
+              <ns0:left ns0:val="single" ns0:color="CCCCCC" ns0:sz="1"/>
+              <ns0:bottom ns0:val="single" ns0:color="CCCCCC" ns0:sz="1"/>
+              <ns0:right ns0:val="single" ns0:color="CCCCCC" ns0:sz="1"/>
+            </ns0:tcBorders>
+            <ns0:shd ns0:fill="E2EFDA" ns0:val="clear"/>
+            <ns0:tcMar>
+              <ns0:top ns0:type="dxa" ns0:w="80"/>
+              <ns0:left ns0:type="dxa" ns0:w="120"/>
+              <ns0:bottom ns0:type="dxa" ns0:w="80"/>
+              <ns0:right ns0:type="dxa" ns0:w="120"/>
+            </ns0:tcMar>
+          </ns0:tcPr>
+          <ns0:p>
+            <ns0:pPr>
+              <ns0:spacing ns0:after="40" ns0:before="40"/>
+            </ns0:pPr>
+            <ns0:r>
+              <ns0:rPr>
+                <ns0:rFonts ns0:ascii="Arial" ns0:cs="Arial" ns0:hAnsi="Arial"/>
+                <ns0:b/>
+                <ns0:bCs/>
+                <ns0:color ns0:val="375623"/>
+                <ns0:sz ns0:val="18"/>
+                <ns0:szCs ns0:val="18"/>
+              </ns0:rPr>
+              <ns0:t>NEW</ns0:t>
+            </ns0:r>
+          </ns0:p>
+        </ns0:tc>
+        <ns0:tc>
+          <ns0:tcPr>
+            <ns0:tcW ns0:type="dxa" ns0:w="8460"/>
+            <ns0:tcBorders>
+              <ns0:top ns0:val="single" ns0:color="CCCCCC" ns0:sz="1"/>
+              <ns0:left ns0:val="single" ns0:color="CCCCCC" ns0:sz="1"/>
+              <ns0:bottom ns0:val="single" ns0:color="CCCCCC" ns0:sz="1"/>
+              <ns0:right ns0:val="single" ns0:color="CCCCCC" ns0:sz="1"/>
+            </ns0:tcBorders>
+            <ns0:shd ns0:fill="FFFFFF" ns0:val="clear"/>
+            <ns0:tcMar>
+              <ns0:top ns0:type="dxa" ns0:w="80"/>
+              <ns0:left ns0:type="dxa" ns0:w="120"/>
+              <ns0:bottom ns0:type="dxa" ns0:w="80"/>
+              <ns0:right ns0:type="dxa" ns0:w="120"/>
+            </ns0:tcMar>
+          </ns0:tcPr>
+          <ns0:p>
+            <ns0:pPr>
+              <ns0:spacing ns0:after="40" ns0:before="40"/>
+            </ns0:pPr>
+            <ns0:r>
+              <ns0:rPr>
+                <ns0:rFonts ns0:ascii="Arial" ns0:cs="Arial" ns0:hAnsi="Arial"/>
+                <ns0:sz ns0:val="18"/>
+                <ns0:szCs ns0:val="18"/>
+              </ns0:rPr>
+              <ns0:t xml:space="preserve">F→28 Auto: Event + Quest Mission + Arena — auto-detects active event (Raid/Brawl) per loop pass from XML; GW prep-phase guard; PvP Challenge deck for Arena phase</ns0:t>
+            </ns0:r>
+          </ns0:p>
+        </ns0:tc>
+      </ns0:tr>
+      <ns0:tr>
+        <ns0:tc>
+          <ns0:tcPr>
+            <ns0:tcW ns0:type="dxa" ns0:w="900"/>
+            <ns0:tcBorders>
+              <ns0:top ns0:val="single" ns0:color="CCCCCC" ns0:sz="1"/>
+              <ns0:left ns0:val="single" ns0:color="CCCCCC" ns0:sz="1"/>
+              <ns0:bottom ns0:val="single" ns0:color="CCCCCC" ns0:sz="1"/>
+              <ns0:right ns0:val="single" ns0:color="CCCCCC" ns0:sz="1"/>
+            </ns0:tcBorders>
+            <ns0:shd ns0:fill="E2EFDA" ns0:val="clear"/>
+            <ns0:tcMar>
+              <ns0:top ns0:type="dxa" ns0:w="80"/>
+              <ns0:left ns0:type="dxa" ns0:w="120"/>
+              <ns0:bottom ns0:type="dxa" ns0:w="80"/>
+              <ns0:right ns0:type="dxa" ns0:w="120"/>
+            </ns0:tcMar>
+          </ns0:tcPr>
+          <ns0:p>
+            <ns0:pPr>
+              <ns0:spacing ns0:after="40" ns0:before="40"/>
+            </ns0:pPr>
+            <ns0:r>
+              <ns0:rPr>
+                <ns0:rFonts ns0:ascii="Arial" ns0:cs="Arial" ns0:hAnsi="Arial"/>
+                <ns0:b/>
+                <ns0:bCs/>
+                <ns0:color ns0:val="375623"/>
+                <ns0:sz ns0:val="18"/>
+                <ns0:szCs ns0:val="18"/>
+              </ns0:rPr>
+              <ns0:t>NEW</ns0:t>
+            </ns0:r>
+          </ns0:p>
+        </ns0:tc>
+        <ns0:tc>
+          <ns0:tcPr>
+            <ns0:tcW ns0:type="dxa" ns0:w="8460"/>
+            <ns0:tcBorders>
+              <ns0:top ns0:val="single" ns0:color="CCCCCC" ns0:sz="1"/>
+              <ns0:left ns0:val="single" ns0:color="CCCCCC" ns0:sz="1"/>
+              <ns0:bottom ns0:val="single" ns0:color="CCCCCC" ns0:sz="1"/>
+              <ns0:right ns0:val="single" ns0:color="CCCCCC" ns0:sz="1"/>
+            </ns0:tcBorders>
+            <ns0:shd ns0:fill="FFFFFF" ns0:val="clear"/>
+            <ns0:tcMar>
+              <ns0:top ns0:type="dxa" ns0:w="80"/>
+              <ns0:left ns0:type="dxa" ns0:w="120"/>
+              <ns0:bottom ns0:type="dxa" ns0:w="80"/>
+              <ns0:right ns0:type="dxa" ns0:w="120"/>
+            </ns0:tcMar>
+          </ns0:tcPr>
+          <ns0:p>
+            <ns0:pPr>
+              <ns0:spacing ns0:after="40" ns0:before="40"/>
+            </ns0:pPr>
+            <ns0:r>
+              <ns0:rPr>
+                <ns0:rFonts ns0:ascii="Arial" ns0:cs="Arial" ns0:hAnsi="Arial"/>
+                <ns0:sz ns0:val="18"/>
+                <ns0:szCs ns0:val="18"/>
+              </ns0:rPr>
+              <ns0:t xml:space="preserve">F→29 Auto: Event + Quest Mission + Arena (GW Pipeline) — GW phase prepended when _gw_in_active_phase() is True</ns0:t>
+            </ns0:r>
+          </ns0:p>
+        </ns0:tc>
+      </ns0:tr>
+      <ns0:tr>
+        <ns0:tc>
+          <ns0:tcPr>
+            <ns0:tcW ns0:type="dxa" ns0:w="900"/>
+            <ns0:tcBorders>
+              <ns0:top ns0:val="single" ns0:color="CCCCCC" ns0:sz="1"/>
+              <ns0:left ns0:val="single" ns0:color="CCCCCC" ns0:sz="1"/>
+              <ns0:bottom ns0:val="single" ns0:color="CCCCCC" ns0:sz="1"/>
+              <ns0:right ns0:val="single" ns0:color="CCCCCC" ns0:sz="1"/>
+            </ns0:tcBorders>
+            <ns0:shd ns0:fill="E2EFDA" ns0:val="clear"/>
+            <ns0:tcMar>
+              <ns0:top ns0:type="dxa" ns0:w="80"/>
+              <ns0:left ns0:type="dxa" ns0:w="120"/>
+              <ns0:bottom ns0:type="dxa" ns0:w="80"/>
+              <ns0:right ns0:type="dxa" ns0:w="120"/>
+            </ns0:tcMar>
+          </ns0:tcPr>
+          <ns0:p>
+            <ns0:pPr>
+              <ns0:spacing ns0:after="40" ns0:before="40"/>
+            </ns0:pPr>
+            <ns0:r>
+              <ns0:rPr>
+                <ns0:rFonts ns0:ascii="Arial" ns0:cs="Arial" ns0:hAnsi="Arial"/>
+                <ns0:b/>
+                <ns0:bCs/>
+                <ns0:color ns0:val="375623"/>
+                <ns0:sz ns0:val="18"/>
+                <ns0:szCs ns0:val="18"/>
+              </ns0:rPr>
+              <ns0:t>NEW</ns0:t>
+            </ns0:r>
+          </ns0:p>
+        </ns0:tc>
+        <ns0:tc>
+          <ns0:tcPr>
+            <ns0:tcW ns0:type="dxa" ns0:w="8460"/>
+            <ns0:tcBorders>
+              <ns0:top ns0:val="single" ns0:color="CCCCCC" ns0:sz="1"/>
+              <ns0:left ns0:val="single" ns0:color="CCCCCC" ns0:sz="1"/>
+              <ns0:bottom ns0:val="single" ns0:color="CCCCCC" ns0:sz="1"/>
+              <ns0:right ns0:val="single" ns0:color="CCCCCC" ns0:sz="1"/>
+            </ns0:tcBorders>
+            <ns0:shd ns0:fill="FFFFFF" ns0:val="clear"/>
+            <ns0:tcMar>
+              <ns0:top ns0:type="dxa" ns0:w="80"/>
+              <ns0:left ns0:type="dxa" ns0:w="120"/>
+              <ns0:bottom ns0:type="dxa" ns0:w="80"/>
+              <ns0:right ns0:type="dxa" ns0:w="120"/>
+            </ns0:tcMar>
+          </ns0:tcPr>
+          <ns0:p>
+            <ns0:pPr>
+              <ns0:spacing ns0:after="40" ns0:before="40"/>
+            </ns0:pPr>
+            <ns0:r>
+              <ns0:rPr>
+                <ns0:rFonts ns0:ascii="Arial" ns0:cs="Arial" ns0:hAnsi="Arial"/>
+                <ns0:sz ns0:val="18"/>
+                <ns0:szCs ns0:val="18"/>
+              </ns0:rPr>
+              <ns0:t xml:space="preserve">_detect_active_event_from_xml() — reads raids_x42.xml (&lt;raid&gt;) and battle_events_h52.xml (&lt;battle_event&gt;); timestamps via findtext() (child elements, not attributes); Raid checked before Brawl</ns0:t>
+            </ns0:r>
+          </ns0:p>
+        </ns0:tc>
+      </ns0:tr>
+      <ns0:tr>
+        <ns0:tc>
+          <ns0:tcPr>
+            <ns0:tcW ns0:type="dxa" ns0:w="900"/>
+            <ns0:tcBorders>
+              <ns0:top ns0:val="single" ns0:color="CCCCCC" ns0:sz="1"/>
+              <ns0:left ns0:val="single" ns0:color="CCCCCC" ns0:sz="1"/>
+              <ns0:bottom ns0:val="single" ns0:color="CCCCCC" ns0:sz="1"/>
+              <ns0:right ns0:val="single" ns0:color="CCCCCC" ns0:sz="1"/>
+            </ns0:tcBorders>
+            <ns0:shd ns0:fill="E2EFDA" ns0:val="clear"/>
+            <ns0:tcMar>
+              <ns0:top ns0:type="dxa" ns0:w="80"/>
+              <ns0:left ns0:type="dxa" ns0:w="120"/>
+              <ns0:bottom ns0:type="dxa" ns0:w="80"/>
+              <ns0:right ns0:type="dxa" ns0:w="120"/>
+            </ns0:tcMar>
+          </ns0:tcPr>
+          <ns0:p>
+            <ns0:pPr>
+              <ns0:spacing ns0:after="40" ns0:before="40"/>
+            </ns0:pPr>
+            <ns0:r>
+              <ns0:rPr>
+                <ns0:rFonts ns0:ascii="Arial" ns0:cs="Arial" ns0:hAnsi="Arial"/>
+                <ns0:b/>
+                <ns0:bCs/>
+                <ns0:color ns0:val="375623"/>
+                <ns0:sz ns0:val="18"/>
+                <ns0:szCs ns0:val="18"/>
+              </ns0:rPr>
+              <ns0:t>NEW</ns0:t>
+            </ns0:r>
+          </ns0:p>
+        </ns0:tc>
+        <ns0:tc>
+          <ns0:tcPr>
+            <ns0:tcW ns0:type="dxa" ns0:w="8460"/>
+            <ns0:tcBorders>
+              <ns0:top ns0:val="single" ns0:color="CCCCCC" ns0:sz="1"/>
+              <ns0:left ns0:val="single" ns0:color="CCCCCC" ns0:sz="1"/>
+              <ns0:bottom ns0:val="single" ns0:color="CCCCCC" ns0:sz="1"/>
+              <ns0:right ns0:val="single" ns0:color="CCCCCC" ns0:sz="1"/>
+            </ns0:tcBorders>
+            <ns0:shd ns0:fill="FFFFFF" ns0:val="clear"/>
+            <ns0:tcMar>
+              <ns0:top ns0:type="dxa" ns0:w="80"/>
+              <ns0:left ns0:type="dxa" ns0:w="120"/>
+              <ns0:bottom ns0:type="dxa" ns0:w="80"/>
+              <ns0:right ns0:type="dxa" ns0:w="120"/>
+            </ns0:tcMar>
+          </ns0:tcPr>
+          <ns0:p>
+            <ns0:pPr>
+              <ns0:spacing ns0:after="40" ns0:before="40"/>
+            </ns0:pPr>
+            <ns0:r>
+              <ns0:rPr>
+                <ns0:rFonts ns0:ascii="Arial" ns0:cs="Arial" ns0:hAnsi="Arial"/>
+                <ns0:sz ns0:val="18"/>
+                <ns0:szCs ns0:val="18"/>
+              </ns0:rPr>
+              <ns0:t xml:space="preserve">_gw_in_active_phase() — reads faction_wars_fp3.xml (&lt;faction_war&gt;); child-element timestamps</ns0:t>
+            </ns0:r>
+          </ns0:p>
+        </ns0:tc>
+      </ns0:tr>
+      <ns0:tr>
+        <ns0:tc>
+          <ns0:tcPr>
+            <ns0:tcW ns0:type="dxa" ns0:w="900"/>
+            <ns0:tcBorders>
+              <ns0:top ns0:val="single" ns0:color="CCCCCC" ns0:sz="1"/>
+              <ns0:left ns0:val="single" ns0:color="CCCCCC" ns0:sz="1"/>
+              <ns0:bottom ns0:val="single" ns0:color="CCCCCC" ns0:sz="1"/>
+              <ns0:right ns0:val="single" ns0:color="CCCCCC" ns0:sz="1"/>
+            </ns0:tcBorders>
+            <ns0:shd ns0:fill="E2EFDA" ns0:val="clear"/>
+            <ns0:tcMar>
+              <ns0:top ns0:type="dxa" ns0:w="80"/>
+              <ns0:left ns0:type="dxa" ns0:w="120"/>
+              <ns0:bottom ns0:type="dxa" ns0:w="80"/>
+              <ns0:right ns0:type="dxa" ns0:w="120"/>
+            </ns0:tcMar>
+          </ns0:tcPr>
+          <ns0:p>
+            <ns0:pPr>
+              <ns0:spacing ns0:after="40" ns0:before="40"/>
+            </ns0:pPr>
+            <ns0:r>
+              <ns0:rPr>
+                <ns0:rFonts ns0:ascii="Arial" ns0:cs="Arial" ns0:hAnsi="Arial"/>
+                <ns0:b/>
+                <ns0:bCs/>
+                <ns0:color ns0:val="375623"/>
+                <ns0:sz ns0:val="18"/>
+                <ns0:szCs ns0:val="18"/>
+              </ns0:rPr>
+              <ns0:t>NEW</ns0:t>
+            </ns0:r>
+          </ns0:p>
+        </ns0:tc>
+        <ns0:tc>
+          <ns0:tcPr>
+            <ns0:tcW ns0:type="dxa" ns0:w="8460"/>
+            <ns0:tcBorders>
+              <ns0:top ns0:val="single" ns0:color="CCCCCC" ns0:sz="1"/>
+              <ns0:left ns0:val="single" ns0:color="CCCCCC" ns0:sz="1"/>
+              <ns0:bottom ns0:val="single" ns0:color="CCCCCC" ns0:sz="1"/>
+              <ns0:right ns0:val="single" ns0:color="CCCCCC" ns0:sz="1"/>
+            </ns0:tcBorders>
+            <ns0:shd ns0:fill="FFFFFF" ns0:val="clear"/>
+            <ns0:tcMar>
+              <ns0:top ns0:type="dxa" ns0:w="80"/>
+              <ns0:left ns0:type="dxa" ns0:w="120"/>
+              <ns0:bottom ns0:type="dxa" ns0:w="80"/>
+              <ns0:right ns0:type="dxa" ns0:w="120"/>
+            </ns0:tcMar>
+          </ns0:tcPr>
+          <ns0:p>
+            <ns0:pPr>
+              <ns0:spacing ns0:after="40" ns0:before="40"/>
+            </ns0:pPr>
+            <ns0:r>
+              <ns0:rPr>
+                <ns0:rFonts ns0:ascii="Arial" ns0:cs="Arial" ns0:hAnsi="Arial"/>
+                <ns0:sz ns0:val="18"/>
+                <ns0:szCs ns0:val="18"/>
+              </ns0:rPr>
+              <ns0:t xml:space="preserve">XML downloads: battle_events_h52.xml, raids_x42.xml, faction_wars_fp3.xml, event_box.xml, conquest.xml, mini_packs_36i.xml, assetbundles5_4_2.xml, assetbundles4_6.xml</ns0:t>
+            </ns0:r>
+          </ns0:p>
+        </ns0:tc>
+      </ns0:tr>
+      <ns0:tr>
+        <ns0:tc>
+          <ns0:tcPr>
+            <ns0:tcW ns0:type="dxa" ns0:w="900"/>
+            <ns0:tcBorders>
+              <ns0:top ns0:val="single" ns0:color="CCCCCC" ns0:sz="1"/>
+              <ns0:left ns0:val="single" ns0:color="CCCCCC" ns0:sz="1"/>
+              <ns0:bottom ns0:val="single" ns0:color="CCCCCC" ns0:sz="1"/>
+              <ns0:right ns0:val="single" ns0:color="CCCCCC" ns0:sz="1"/>
+            </ns0:tcBorders>
+            <ns0:shd ns0:fill="E2EFDA" ns0:val="clear"/>
+            <ns0:tcMar>
+              <ns0:top ns0:type="dxa" ns0:w="80"/>
+              <ns0:left ns0:type="dxa" ns0:w="120"/>
+              <ns0:bottom ns0:type="dxa" ns0:w="80"/>
+              <ns0:right ns0:type="dxa" ns0:w="120"/>
+            </ns0:tcMar>
+          </ns0:tcPr>
+          <ns0:p>
+            <ns0:pPr>
+              <ns0:spacing ns0:after="40" ns0:before="40"/>
+            </ns0:pPr>
+            <ns0:r>
+              <ns0:rPr>
+                <ns0:rFonts ns0:ascii="Arial" ns0:cs="Arial" ns0:hAnsi="Arial"/>
+                <ns0:b/>
+                <ns0:bCs/>
+                <ns0:color ns0:val="375623"/>
+                <ns0:sz ns0:val="18"/>
+                <ns0:szCs ns0:val="18"/>
+              </ns0:rPr>
+              <ns0:t>NEW</ns0:t>
+            </ns0:r>
+          </ns0:p>
+        </ns0:tc>
+        <ns0:tc>
+          <ns0:tcPr>
+            <ns0:tcW ns0:type="dxa" ns0:w="8460"/>
+            <ns0:tcBorders>
+              <ns0:top ns0:val="single" ns0:color="CCCCCC" ns0:sz="1"/>
+              <ns0:left ns0:val="single" ns0:color="CCCCCC" ns0:sz="1"/>
+              <ns0:bottom ns0:val="single" ns0:color="CCCCCC" ns0:sz="1"/>
+              <ns0:right ns0:val="single" ns0:color="CCCCCC" ns0:sz="1"/>
+            </ns0:tcBorders>
+            <ns0:shd ns0:fill="FFFFFF" ns0:val="clear"/>
+            <ns0:tcMar>
+              <ns0:top ns0:type="dxa" ns0:w="80"/>
+              <ns0:left ns0:type="dxa" ns0:w="120"/>
+              <ns0:bottom ns0:type="dxa" ns0:w="80"/>
+              <ns0:right ns0:type="dxa" ns0:w="120"/>
+            </ns0:tcMar>
+          </ns0:tcPr>
+          <ns0:p>
+            <ns0:pPr>
+              <ns0:spacing ns0:after="40" ns0:before="40"/>
+            </ns0:pPr>
+            <ns0:r>
+              <ns0:rPr>
+                <ns0:rFonts ns0:ascii="Arial" ns0:cs="Arial" ns0:hAnsi="Arial"/>
+                <ns0:sz ns0:val="18"/>
+                <ns0:szCs ns0:val="18"/>
+              </ns0:rPr>
+              <ns0:t xml:space="preserve">Challenge tables: ENTER_THE_ARENA (8 steps), ORBO_UNDERGROUND (12 steps, MYTHIC_ORBO_ID=58573, pool_unique), DOMINATE_THE_ARENA (9 steps), PROGENITOR_REQUIEM (13 steps)</ns0:t>
+            </ns0:r>
+          </ns0:p>
+        </ns0:tc>
+      </ns0:tr>
+      <ns0:tr>
+        <ns0:tc>
+          <ns0:tcPr>
+            <ns0:tcW ns0:type="dxa" ns0:w="900"/>
+            <ns0:tcBorders>
+              <ns0:top ns0:val="single" ns0:color="CCCCCC" ns0:sz="1"/>
+              <ns0:left ns0:val="single" ns0:color="CCCCCC" ns0:sz="1"/>
+              <ns0:bottom ns0:val="single" ns0:color="CCCCCC" ns0:sz="1"/>
+              <ns0:right ns0:val="single" ns0:color="CCCCCC" ns0:sz="1"/>
+            </ns0:tcBorders>
+            <ns0:shd ns0:fill="E2EFDA" ns0:val="clear"/>
+            <ns0:tcMar>
+              <ns0:top ns0:type="dxa" ns0:w="80"/>
+              <ns0:left ns0:type="dxa" ns0:w="120"/>
+              <ns0:bottom ns0:type="dxa" ns0:w="80"/>
+              <ns0:right ns0:type="dxa" ns0:w="120"/>
+            </ns0:tcMar>
+          </ns0:tcPr>
+          <ns0:p>
+            <ns0:pPr>
+              <ns0:spacing ns0:after="40" ns0:before="40"/>
+            </ns0:pPr>
+            <ns0:r>
+              <ns0:rPr>
+                <ns0:rFonts ns0:ascii="Arial" ns0:cs="Arial" ns0:hAnsi="Arial"/>
+                <ns0:b/>
+                <ns0:bCs/>
+                <ns0:color ns0:val="375623"/>
+                <ns0:sz ns0:val="18"/>
+                <ns0:szCs ns0:val="18"/>
+              </ns0:rPr>
+              <ns0:t>NEW</ns0:t>
+            </ns0:r>
+          </ns0:p>
+        </ns0:tc>
+        <ns0:tc>
+          <ns0:tcPr>
+            <ns0:tcW ns0:type="dxa" ns0:w="8460"/>
+            <ns0:tcBorders>
+              <ns0:top ns0:val="single" ns0:color="CCCCCC" ns0:sz="1"/>
+              <ns0:left ns0:val="single" ns0:color="CCCCCC" ns0:sz="1"/>
+              <ns0:bottom ns0:val="single" ns0:color="CCCCCC" ns0:sz="1"/>
+              <ns0:right ns0:val="single" ns0:color="CCCCCC" ns0:sz="1"/>
+            </ns0:tcBorders>
+            <ns0:shd ns0:fill="FFFFFF" ns0:val="clear"/>
+            <ns0:tcMar>
+              <ns0:top ns0:type="dxa" ns0:w="80"/>
+              <ns0:left ns0:type="dxa" ns0:w="120"/>
+              <ns0:bottom ns0:type="dxa" ns0:w="80"/>
+              <ns0:right ns0:type="dxa" ns0:w="120"/>
+            </ns0:tcMar>
+          </ns0:tcPr>
+          <ns0:p>
+            <ns0:pPr>
+              <ns0:spacing ns0:after="40" ns0:before="40"/>
+            </ns0:pPr>
+            <ns0:r>
+              <ns0:rPr>
+                <ns0:rFonts ns0:ascii="Arial" ns0:cs="Arial" ns0:hAnsi="Arial"/>
+                <ns0:sz ns0:val="18"/>
+                <ns0:szCs ns0:val="18"/>
+              </ns0:rPr>
+              <ns0:t xml:space="preserve">_AUTO_CONFIRM_INPUT module flag — suppresses input_with_esc() and confirm_action() prompts during pipeline deck builds; works on Windows (msvcrt-based input)</ns0:t>
+            </ns0:r>
+          </ns0:p>
+        </ns0:tc>
+      </ns0:tr>
+      <ns0:tr>
+        <ns0:tc>
+          <ns0:tcPr>
+            <ns0:tcW ns0:type="dxa" ns0:w="900"/>
+            <ns0:tcBorders>
+              <ns0:top ns0:val="single" ns0:color="CCCCCC" ns0:sz="1"/>
+              <ns0:left ns0:val="single" ns0:color="CCCCCC" ns0:sz="1"/>
+              <ns0:bottom ns0:val="single" ns0:color="CCCCCC" ns0:sz="1"/>
+              <ns0:right ns0:val="single" ns0:color="CCCCCC" ns0:sz="1"/>
+            </ns0:tcBorders>
+            <ns0:shd ns0:fill="E2EFDA" ns0:val="clear"/>
+            <ns0:tcMar>
+              <ns0:top ns0:type="dxa" ns0:w="80"/>
+              <ns0:left ns0:type="dxa" ns0:w="120"/>
+              <ns0:bottom ns0:type="dxa" ns0:w="80"/>
+              <ns0:right ns0:type="dxa" ns0:w="120"/>
+            </ns0:tcMar>
+          </ns0:tcPr>
+          <ns0:p>
+            <ns0:pPr>
+              <ns0:spacing ns0:after="40" ns0:before="40"/>
+            </ns0:pPr>
+            <ns0:r>
+              <ns0:rPr>
+                <ns0:rFonts ns0:ascii="Arial" ns0:cs="Arial" ns0:hAnsi="Arial"/>
+                <ns0:b/>
+                <ns0:bCs/>
+                <ns0:color ns0:val="375623"/>
+                <ns0:sz ns0:val="18"/>
+                <ns0:szCs ns0:val="18"/>
+              </ns0:rPr>
+              <ns0:t>COMPLETE</ns0:t>
+            </ns0:r>
+          </ns0:p>
+        </ns0:tc>
+        <ns0:tc>
+          <ns0:tcPr>
+            <ns0:tcW ns0:type="dxa" ns0:w="8460"/>
+            <ns0:tcBorders>
+              <ns0:top ns0:val="single" ns0:color="CCCCCC" ns0:sz="1"/>
+              <ns0:left ns0:val="single" ns0:color="CCCCCC" ns0:sz="1"/>
+              <ns0:bottom ns0:val="single" ns0:color="CCCCCC" ns0:sz="1"/>
+              <ns0:right ns0:val="single" ns0:color="CCCCCC" ns0:sz="1"/>
+            </ns0:tcBorders>
+            <ns0:shd ns0:fill="FFFFFF" ns0:val="clear"/>
+            <ns0:tcMar>
+              <ns0:top ns0:type="dxa" ns0:w="80"/>
+              <ns0:left ns0:type="dxa" ns0:w="120"/>
+              <ns0:bottom ns0:type="dxa" ns0:w="80"/>
+              <ns0:right ns0:type="dxa" ns0:w="120"/>
+            </ns0:tcMar>
+          </ns0:tcPr>
+          <ns0:p>
+            <ns0:pPr>
+              <ns0:spacing ns0:after="40" ns0:before="40"/>
+            </ns0:pPr>
+            <ns0:r>
+              <ns0:rPr>
+                <ns0:rFonts ns0:ascii="Arial" ns0:cs="Arial" ns0:hAnsi="Arial"/>
+                <ns0:sz ns0:val="18"/>
+                <ns0:szCs ns0:val="18"/>
+              </ns0:rPr>
+              <ns0:t xml:space="preserve">EXTREME_CHALLENGES — all 28 steps with desc, pvp, commander, pool; Step 6 destroy-structure pool; Step 8 own-structure pool</ns0:t>
+            </ns0:r>
+          </ns0:p>
+        </ns0:tc>
+      </ns0:tr>
+      <ns0:tr>
+        <ns0:tc>
+          <ns0:tcPr>
+            <ns0:tcW ns0:type="dxa" ns0:w="900"/>
+            <ns0:tcBorders>
+              <ns0:top ns0:val="single" ns0:color="CCCCCC" ns0:sz="1"/>
+              <ns0:left ns0:val="single" ns0:color="CCCCCC" ns0:sz="1"/>
+              <ns0:bottom ns0:val="single" ns0:color="CCCCCC" ns0:sz="1"/>
+              <ns0:right ns0:val="single" ns0:color="CCCCCC" ns0:sz="1"/>
+            </ns0:tcBorders>
+            <ns0:shd ns0:fill="E2EFDA" ns0:val="clear"/>
+            <ns0:tcMar>
+              <ns0:top ns0:type="dxa" ns0:w="80"/>
+              <ns0:left ns0:type="dxa" ns0:w="120"/>
+              <ns0:bottom ns0:type="dxa" ns0:w="80"/>
+              <ns0:right ns0:type="dxa" ns0:w="120"/>
+            </ns0:tcMar>
+          </ns0:tcPr>
+          <ns0:p>
+            <ns0:pPr>
+              <ns0:spacing ns0:after="40" ns0:before="40"/>
+            </ns0:pPr>
+            <ns0:r>
+              <ns0:rPr>
+                <ns0:rFonts ns0:ascii="Arial" ns0:cs="Arial" ns0:hAnsi="Arial"/>
+                <ns0:b/>
+                <ns0:bCs/>
+                <ns0:color ns0:val="375623"/>
+                <ns0:sz ns0:val="18"/>
+                <ns0:szCs ns0:val="18"/>
+              </ns0:rPr>
+              <ns0:t>COMPLETE</ns0:t>
+            </ns0:r>
+          </ns0:p>
+        </ns0:tc>
+        <ns0:tc>
+          <ns0:tcPr>
+            <ns0:tcW ns0:type="dxa" ns0:w="8460"/>
+            <ns0:tcBorders>
+              <ns0:top ns0:val="single" ns0:color="CCCCCC" ns0:sz="1"/>
+              <ns0:left ns0:val="single" ns0:color="CCCCCC" ns0:sz="1"/>
+              <ns0:bottom ns0:val="single" ns0:color="CCCCCC" ns0:sz="1"/>
+              <ns0:right ns0:val="single" ns0:color="CCCCCC" ns0:sz="1"/>
+            </ns0:tcBorders>
+            <ns0:shd ns0:fill="FFFFFF" ns0:val="clear"/>
+            <ns0:tcMar>
+              <ns0:top ns0:type="dxa" ns0:w="80"/>
+              <ns0:left ns0:type="dxa" ns0:w="120"/>
+              <ns0:bottom ns0:type="dxa" ns0:w="80"/>
+              <ns0:right ns0:type="dxa" ns0:w="120"/>
+            </ns0:tcMar>
+          </ns0:tcPr>
+          <ns0:p>
+            <ns0:pPr>
+              <ns0:spacing ns0:after="40" ns0:before="40"/>
+            </ns0:pPr>
+            <ns0:r>
+              <ns0:rPr>
+                <ns0:rFonts ns0:ascii="Arial" ns0:cs="Arial" ns0:hAnsi="Arial"/>
+                <ns0:sz ns0:val="18"/>
+                <ns0:szCs ns0:val="18"/>
+              </ns0:rPr>
+              <ns0:t xml:space="preserve">MASTER_ARENA_CHALLENGES — all 8 steps with desc, pvp, faction pools</ns0:t>
+            </ns0:r>
+          </ns0:p>
+        </ns0:tc>
+      </ns0:tr>
+      <ns0:tr>
+        <ns0:tc>
+          <ns0:tcPr>
+            <ns0:tcW ns0:type="dxa" ns0:w="900"/>
+            <ns0:tcBorders>
+              <ns0:top ns0:val="single" ns0:color="CCCCCC" ns0:sz="1"/>
+              <ns0:left ns0:val="single" ns0:color="CCCCCC" ns0:sz="1"/>
+              <ns0:bottom ns0:val="single" ns0:color="CCCCCC" ns0:sz="1"/>
+              <ns0:right ns0:val="single" ns0:color="CCCCCC" ns0:sz="1"/>
+            </ns0:tcBorders>
+            <ns0:shd ns0:fill="E2EFDA" ns0:val="clear"/>
+            <ns0:tcMar>
+              <ns0:top ns0:type="dxa" ns0:w="80"/>
+              <ns0:left ns0:type="dxa" ns0:w="120"/>
+              <ns0:bottom ns0:type="dxa" ns0:w="80"/>
+              <ns0:right ns0:type="dxa" ns0:w="120"/>
+            </ns0:tcMar>
+          </ns0:tcPr>
+          <ns0:p>
+            <ns0:pPr>
+              <ns0:spacing ns0:after="40" ns0:before="40"/>
+            </ns0:pPr>
+            <ns0:r>
+              <ns0:rPr>
+                <ns0:rFonts ns0:ascii="Arial" ns0:cs="Arial" ns0:hAnsi="Arial"/>
+                <ns0:b/>
+                <ns0:bCs/>
+                <ns0:color ns0:val="375623"/>
+                <ns0:sz ns0:val="18"/>
+                <ns0:szCs ns0:val="18"/>
+              </ns0:rPr>
+              <ns0:t>COMPLETE</ns0:t>
+            </ns0:r>
+          </ns0:p>
+        </ns0:tc>
+        <ns0:tc>
+          <ns0:tcPr>
+            <ns0:tcW ns0:type="dxa" ns0:w="8460"/>
+            <ns0:tcBorders>
+              <ns0:top ns0:val="single" ns0:color="CCCCCC" ns0:sz="1"/>
+              <ns0:left ns0:val="single" ns0:color="CCCCCC" ns0:sz="1"/>
+              <ns0:bottom ns0:val="single" ns0:color="CCCCCC" ns0:sz="1"/>
+              <ns0:right ns0:val="single" ns0:color="CCCCCC" ns0:sz="1"/>
+            </ns0:tcBorders>
+            <ns0:shd ns0:fill="FFFFFF" ns0:val="clear"/>
+            <ns0:tcMar>
+              <ns0:top ns0:type="dxa" ns0:w="80"/>
+              <ns0:left ns0:type="dxa" ns0:w="120"/>
+              <ns0:bottom ns0:type="dxa" ns0:w="80"/>
+              <ns0:right ns0:type="dxa" ns0:w="120"/>
+            </ns0:tcMar>
+          </ns0:tcPr>
+          <ns0:p>
+            <ns0:pPr>
+              <ns0:spacing ns0:after="40" ns0:before="40"/>
+            </ns0:pPr>
+            <ns0:r>
+              <ns0:rPr>
+                <ns0:rFonts ns0:ascii="Arial" ns0:cs="Arial" ns0:hAnsi="Arial"/>
+                <ns0:sz ns0:val="18"/>
+                <ns0:szCs ns0:val="18"/>
+              </ns0:rPr>
+              <ns0:t xml:space="preserve">CUTLASS_CHALLENGES — all 4 steps with desc, pvp, required cards (Cutlass Jagged / Cutlass Jag)</ns0:t>
             </ns0:r>
           </ns0:p>
         </ns0:tc>
@@ -35312,7 +36024,7 @@
                 <ns0:sz ns0:val="18"/>
                 <ns0:szCs ns0:val="18"/>
               </ns0:rPr>
-              <ns0:t>NEW</ns0:t>
+              <ns0:t>LEGACY</ns0:t>
             </ns0:r>
           </ns0:p>
         </ns0:tc>
@@ -35343,7 +36055,7 @@
                 <ns0:sz ns0:val="18"/>
                 <ns0:szCs ns0:val="18"/>
               </ns0:rPr>
-              <ns0:t xml:space="preserve">F→28 Auto: Event + Quest Mission + Arena — auto-detects active event (Raid/Brawl) per loop pass from XML; GW prep-phase guard; PvP Challenge deck for Arena phase</ns0:t>
+              <ns0:t xml:space="preserve">LOYAL_CHALLENGES — marked # LEGACY (Aug 2026 one-time event)</ns0:t>
             </ns0:r>
           </ns0:p>
         </ns0:tc>
@@ -35358,7 +36070,7 @@
               <ns0:bottom ns0:val="single" ns0:color="CCCCCC" ns0:sz="1"/>
               <ns0:right ns0:val="single" ns0:color="CCCCCC" ns0:sz="1"/>
             </ns0:tcBorders>
-            <ns0:shd ns0:fill="E2EFDA" ns0:val="clear"/>
+            <ns0:shd ns0:fill="D5E8F0" ns0:val="clear"/>
             <ns0:tcMar>
               <ns0:top ns0:type="dxa" ns0:w="80"/>
               <ns0:left ns0:type="dxa" ns0:w="120"/>
@@ -35379,7 +36091,7 @@
                 <ns0:sz ns0:val="18"/>
                 <ns0:szCs ns0:val="18"/>
               </ns0:rPr>
-              <ns0:t>NEW</ns0:t>
+              <ns0:t>FIX</ns0:t>
             </ns0:r>
           </ns0:p>
         </ns0:tc>
@@ -35410,7 +36122,7 @@
                 <ns0:sz ns0:val="18"/>
                 <ns0:szCs ns0:val="18"/>
               </ns0:rPr>
-              <ns0:t xml:space="preserve">F→29 Auto: Event + Quest Mission + Arena (GW Pipeline) — GW phase prepended when _gw_in_active_phase() is True</ns0:t>
+              <ns0:t xml:space="preserve">F→17 Multi-Account GW — GW prep-phase guard; warns if faction_wars_fp3.xml shows no active battle phase</ns0:t>
             </ns0:r>
           </ns0:p>
         </ns0:tc>
@@ -35425,7 +36137,7 @@
               <ns0:bottom ns0:val="single" ns0:color="CCCCCC" ns0:sz="1"/>
               <ns0:right ns0:val="single" ns0:color="CCCCCC" ns0:sz="1"/>
             </ns0:tcBorders>
-            <ns0:shd ns0:fill="E2EFDA" ns0:val="clear"/>
+            <ns0:shd ns0:fill="D5E8F0" ns0:val="clear"/>
             <ns0:tcMar>
               <ns0:top ns0:type="dxa" ns0:w="80"/>
               <ns0:left ns0:type="dxa" ns0:w="120"/>
@@ -35446,7 +36158,7 @@
                 <ns0:sz ns0:val="18"/>
                 <ns0:szCs ns0:val="18"/>
               </ns0:rPr>
-              <ns0:t>NEW</ns0:t>
+              <ns0:t>FIX</ns0:t>
             </ns0:r>
           </ns0:p>
         </ns0:tc>
@@ -35477,7 +36189,7 @@
                 <ns0:sz ns0:val="18"/>
                 <ns0:szCs ns0:val="18"/>
               </ns0:rPr>
-              <ns0:t xml:space="preserve">_detect_active_event_from_xml() — reads raids_x42.xml (&lt;raid&gt;) and battle_events_h52.xml (&lt;battle_event&gt;); timestamps via findtext() (child elements, not attributes); Raid checked before Brawl</ns0:t>
+              <ns0:t xml:space="preserve">Event detection XML parsing — all three event XMLs use child elements not attributes; Raid (&lt;raid&gt;), Brawl (&lt;battle_event&gt;), GW (&lt;faction_war&gt;)</ns0:t>
             </ns0:r>
           </ns0:p>
         </ns0:tc>
@@ -35492,7 +36204,7 @@
               <ns0:bottom ns0:val="single" ns0:color="CCCCCC" ns0:sz="1"/>
               <ns0:right ns0:val="single" ns0:color="CCCCCC" ns0:sz="1"/>
             </ns0:tcBorders>
-            <ns0:shd ns0:fill="E2EFDA" ns0:val="clear"/>
+            <ns0:shd ns0:fill="D5E8F0" ns0:val="clear"/>
             <ns0:tcMar>
               <ns0:top ns0:type="dxa" ns0:w="80"/>
               <ns0:left ns0:type="dxa" ns0:w="120"/>
@@ -35513,7 +36225,7 @@
                 <ns0:sz ns0:val="18"/>
                 <ns0:szCs ns0:val="18"/>
               </ns0:rPr>
-              <ns0:t>NEW</ns0:t>
+              <ns0:t>FIX</ns0:t>
             </ns0:r>
           </ns0:p>
         </ns0:tc>
@@ -35544,7 +36256,7 @@
                 <ns0:sz ns0:val="18"/>
                 <ns0:szCs ns0:val="18"/>
               </ns0:rPr>
-              <ns0:t xml:space="preserve">_gw_in_active_phase() — reads faction_wars_fp3.xml (&lt;faction_war&gt;); child-element timestamps</ns0:t>
+              <ns0:t xml:space="preserve">F→28 per-loop event re-detection — event_type re-read at start of each loop pass; stale events no longer carried forward</ns0:t>
             </ns0:r>
           </ns0:p>
         </ns0:tc>
@@ -35559,7 +36271,7 @@
               <ns0:bottom ns0:val="single" ns0:color="CCCCCC" ns0:sz="1"/>
               <ns0:right ns0:val="single" ns0:color="CCCCCC" ns0:sz="1"/>
             </ns0:tcBorders>
-            <ns0:shd ns0:fill="E2EFDA" ns0:val="clear"/>
+            <ns0:shd ns0:fill="D5E8F0" ns0:val="clear"/>
             <ns0:tcMar>
               <ns0:top ns0:type="dxa" ns0:w="80"/>
               <ns0:left ns0:type="dxa" ns0:w="120"/>
@@ -35580,7 +36292,7 @@
                 <ns0:sz ns0:val="18"/>
                 <ns0:szCs ns0:val="18"/>
               </ns0:rPr>
-              <ns0:t>NEW</ns0:t>
+              <ns0:t>FIX</ns0:t>
             </ns0:r>
           </ns0:p>
         </ns0:tc>
@@ -35611,7 +36323,7 @@
                 <ns0:sz ns0:val="18"/>
                 <ns0:szCs ns0:val="18"/>
               </ns0:rPr>
-              <ns0:t xml:space="preserve">XML downloads: battle_events_h52.xml, raids_x42.xml, faction_wars_fp3.xml, event_box.xml, conquest.xml, mini_packs_36i.xml, assetbundles5_4_2.xml, assetbundles4_6.xml</ns0:t>
+              <ns0:t xml:space="preserve">Brawl always logged in pipeline (_brawl_cl = True); no prompt; activates automatically when Brawl detected</ns0:t>
             </ns0:r>
           </ns0:p>
         </ns0:tc>
@@ -35626,7 +36338,7 @@
               <ns0:bottom ns0:val="single" ns0:color="CCCCCC" ns0:sz="1"/>
               <ns0:right ns0:val="single" ns0:color="CCCCCC" ns0:sz="1"/>
             </ns0:tcBorders>
-            <ns0:shd ns0:fill="E2EFDA" ns0:val="clear"/>
+            <ns0:shd ns0:fill="D5E8F0" ns0:val="clear"/>
             <ns0:tcMar>
               <ns0:top ns0:type="dxa" ns0:w="80"/>
               <ns0:left ns0:type="dxa" ns0:w="120"/>
@@ -35647,7 +36359,7 @@
                 <ns0:sz ns0:val="18"/>
                 <ns0:szCs ns0:val="18"/>
               </ns0:rPr>
-              <ns0:t>NEW</ns0:t>
+              <ns0:t>FIX</ns0:t>
             </ns0:r>
           </ns0:p>
         </ns0:tc>
@@ -35678,7 +36390,7 @@
                 <ns0:sz ns0:val="18"/>
                 <ns0:szCs ns0:val="18"/>
               </ns0:rPr>
-              <ns0:t xml:space="preserve">Challenge tables: ENTER_THE_ARENA (8 steps), ORBO_UNDERGROUND (12 steps, MYTHIC_ORBO_ID=58573, pool_unique), DOMINATE_THE_ARENA (9 steps), PROGENITOR_REQUIEM (13 steps)</ns0:t>
+              <ns0:t xml:space="preserve">Raid drain after event end — getRaidInfo checked per account when event_type=None; leftover energy drained if battle_energy &gt; 0</ns0:t>
             </ns0:r>
           </ns0:p>
         </ns0:tc>
@@ -35693,7 +36405,7 @@
               <ns0:bottom ns0:val="single" ns0:color="CCCCCC" ns0:sz="1"/>
               <ns0:right ns0:val="single" ns0:color="CCCCCC" ns0:sz="1"/>
             </ns0:tcBorders>
-            <ns0:shd ns0:fill="E2EFDA" ns0:val="clear"/>
+            <ns0:shd ns0:fill="D5E8F0" ns0:val="clear"/>
             <ns0:tcMar>
               <ns0:top ns0:type="dxa" ns0:w="80"/>
               <ns0:left ns0:type="dxa" ns0:w="120"/>
@@ -35714,7 +36426,7 @@
                 <ns0:sz ns0:val="18"/>
                 <ns0:szCs ns0:val="18"/>
               </ns0:rPr>
-              <ns0:t>NEW</ns0:t>
+              <ns0:t>FIX</ns0:t>
             </ns0:r>
           </ns0:p>
         </ns0:tc>
@@ -35745,7 +36457,7 @@
                 <ns0:sz ns0:val="18"/>
                 <ns0:szCs ns0:val="18"/>
               </ns0:rPr>
-              <ns0:t xml:space="preserve">_AUTO_CONFIRM_INPUT module flag — suppresses input_with_esc() and confirm_action() prompts during pipeline deck builds; works on Windows (msvcrt-based input)</ns0:t>
+              <ns0:t xml:space="preserve">play_raid_loop(silent=True) in pipeline — suppresses start prompt</ns0:t>
             </ns0:r>
           </ns0:p>
         </ns0:tc>
@@ -35760,7 +36472,7 @@
               <ns0:bottom ns0:val="single" ns0:color="CCCCCC" ns0:sz="1"/>
               <ns0:right ns0:val="single" ns0:color="CCCCCC" ns0:sz="1"/>
             </ns0:tcBorders>
-            <ns0:shd ns0:fill="E2EFDA" ns0:val="clear"/>
+            <ns0:shd ns0:fill="D5E8F0" ns0:val="clear"/>
             <ns0:tcMar>
               <ns0:top ns0:type="dxa" ns0:w="80"/>
               <ns0:left ns0:type="dxa" ns0:w="120"/>
@@ -35781,7 +36493,7 @@
                 <ns0:sz ns0:val="18"/>
                 <ns0:szCs ns0:val="18"/>
               </ns0:rPr>
-              <ns0:t>COMPLETE</ns0:t>
+              <ns0:t>FIX</ns0:t>
             </ns0:r>
           </ns0:p>
         </ns0:tc>
@@ -35812,7 +36524,7 @@
                 <ns0:sz ns0:val="18"/>
                 <ns0:szCs ns0:val="18"/>
               </ns0:rPr>
-              <ns0:t xml:space="preserve">EXTREME_CHALLENGES — all 28 steps with desc, pvp, commander, pool; Step 6 destroy-structure pool; Step 8 own-structure pool</ns0:t>
+              <ns0:t xml:space="preserve">BGE override: Overcharged → Overload all in _api_bge_to_tuo() explicit map</ns0:t>
             </ns0:r>
           </ns0:p>
         </ns0:tc>
@@ -35827,7 +36539,7 @@
               <ns0:bottom ns0:val="single" ns0:color="CCCCCC" ns0:sz="1"/>
               <ns0:right ns0:val="single" ns0:color="CCCCCC" ns0:sz="1"/>
             </ns0:tcBorders>
-            <ns0:shd ns0:fill="E2EFDA" ns0:val="clear"/>
+            <ns0:shd ns0:fill="D5E8F0" ns0:val="clear"/>
             <ns0:tcMar>
               <ns0:top ns0:type="dxa" ns0:w="80"/>
               <ns0:left ns0:type="dxa" ns0:w="120"/>
@@ -35848,7 +36560,7 @@
                 <ns0:sz ns0:val="18"/>
                 <ns0:szCs ns0:val="18"/>
               </ns0:rPr>
-              <ns0:t>COMPLETE</ns0:t>
+              <ns0:t>FIX</ns0:t>
             </ns0:r>
           </ns0:p>
         </ns0:tc>
@@ -35879,7 +36591,7 @@
                 <ns0:sz ns0:val="18"/>
                 <ns0:szCs ns0:val="18"/>
               </ns0:rPr>
-              <ns0:t xml:space="preserve">MASTER_ARENA_CHALLENGES — all 8 steps with desc, pvp, faction pools</ns0:t>
+              <ns0:t xml:space="preserve">Issues log renamed: loyal_challenge_issues.txt → pvp_challenge_issues.txt</ns0:t>
             </ns0:r>
           </ns0:p>
         </ns0:tc>
@@ -35894,7 +36606,7 @@
               <ns0:bottom ns0:val="single" ns0:color="CCCCCC" ns0:sz="1"/>
               <ns0:right ns0:val="single" ns0:color="CCCCCC" ns0:sz="1"/>
             </ns0:tcBorders>
-            <ns0:shd ns0:fill="E2EFDA" ns0:val="clear"/>
+            <ns0:shd ns0:fill="D5E8F0" ns0:val="clear"/>
             <ns0:tcMar>
               <ns0:top ns0:type="dxa" ns0:w="80"/>
               <ns0:left ns0:type="dxa" ns0:w="120"/>
@@ -35915,7 +36627,7 @@
                 <ns0:sz ns0:val="18"/>
                 <ns0:szCs ns0:val="18"/>
               </ns0:rPr>
-              <ns0:t>COMPLETE</ns0:t>
+              <ns0:t>FIX</ns0:t>
             </ns0:r>
           </ns0:p>
         </ns0:tc>
@@ -35946,7 +36658,7 @@
                 <ns0:sz ns0:val="18"/>
                 <ns0:szCs ns0:val="18"/>
               </ns0:rPr>
-              <ns0:t xml:space="preserve">CUTLASS_CHALLENGES — all 4 steps with desc, pvp, required cards (Cutlass Jagged / Cutlass Jag)</ns0:t>
+              <ns0:t xml:space="preserve">Duplicate menu entry "14. Refill Arena Stamina" in single-account section removed</ns0:t>
             </ns0:r>
           </ns0:p>
         </ns0:tc>
@@ -35961,7 +36673,7 @@
               <ns0:bottom ns0:val="single" ns0:color="CCCCCC" ns0:sz="1"/>
               <ns0:right ns0:val="single" ns0:color="CCCCCC" ns0:sz="1"/>
             </ns0:tcBorders>
-            <ns0:shd ns0:fill="E2EFDA" ns0:val="clear"/>
+            <ns0:shd ns0:fill="D5E8F0" ns0:val="clear"/>
             <ns0:tcMar>
               <ns0:top ns0:type="dxa" ns0:w="80"/>
               <ns0:left ns0:type="dxa" ns0:w="120"/>
@@ -35982,7 +36694,7 @@
                 <ns0:sz ns0:val="18"/>
                 <ns0:szCs ns0:val="18"/>
               </ns0:rPr>
-              <ns0:t>LEGACY</ns0:t>
+              <ns0:t>FIX</ns0:t>
             </ns0:r>
           </ns0:p>
         </ns0:tc>
@@ -36013,7 +36725,7 @@
                 <ns0:sz ns0:val="18"/>
                 <ns0:szCs ns0:val="18"/>
               </ns0:rPr>
-              <ns0:t xml:space="preserve">LOYAL_CHALLENGES — marked # LEGACY (Aug 2026 one-time event)</ns0:t>
+              <ns0:t xml:space="preserve">Helper methods reconstructed after file corruption: _collect_settings_files(), _load_setting(), _select_account_range()</ns0:t>
             </ns0:r>
           </ns0:p>
         </ns0:tc>
@@ -36028,7 +36740,7 @@
               <ns0:bottom ns0:val="single" ns0:color="CCCCCC" ns0:sz="1"/>
               <ns0:right ns0:val="single" ns0:color="CCCCCC" ns0:sz="1"/>
             </ns0:tcBorders>
-            <ns0:shd ns0:fill="E2EFDA" ns0:val="clear"/>
+            <ns0:shd ns0:fill="D5E8F0" ns0:val="clear"/>
             <ns0:tcMar>
               <ns0:top ns0:type="dxa" ns0:w="80"/>
               <ns0:left ns0:type="dxa" ns0:w="120"/>
@@ -36080,7 +36792,7 @@
                 <ns0:sz ns0:val="18"/>
                 <ns0:szCs ns0:val="18"/>
               </ns0:rPr>
-              <ns0:t xml:space="preserve">F→17 Multi-Account GW — GW prep-phase guard; warns if faction_wars_fp3.xml shows no active battle phase</ns0:t>
+              <ns0:t xml:space="preserve">claim_event_rewards docstring: claimGuildwarRewards → claimFactionWarRewards</ns0:t>
             </ns0:r>
           </ns0:p>
         </ns0:tc>
@@ -36095,677 +36807,7 @@
               <ns0:bottom ns0:val="single" ns0:color="CCCCCC" ns0:sz="1"/>
               <ns0:right ns0:val="single" ns0:color="CCCCCC" ns0:sz="1"/>
             </ns0:tcBorders>
-            <ns0:shd ns0:fill="E2EFDA" ns0:val="clear"/>
-            <ns0:tcMar>
-              <ns0:top ns0:type="dxa" ns0:w="80"/>
-              <ns0:left ns0:type="dxa" ns0:w="120"/>
-              <ns0:bottom ns0:type="dxa" ns0:w="80"/>
-              <ns0:right ns0:type="dxa" ns0:w="120"/>
-            </ns0:tcMar>
-          </ns0:tcPr>
-          <ns0:p>
-            <ns0:pPr>
-              <ns0:spacing ns0:after="40" ns0:before="40"/>
-            </ns0:pPr>
-            <ns0:r>
-              <ns0:rPr>
-                <ns0:rFonts ns0:ascii="Arial" ns0:cs="Arial" ns0:hAnsi="Arial"/>
-                <ns0:b/>
-                <ns0:bCs/>
-                <ns0:color ns0:val="1F4E79"/>
-                <ns0:sz ns0:val="18"/>
-                <ns0:szCs ns0:val="18"/>
-              </ns0:rPr>
-              <ns0:t>FIX</ns0:t>
-            </ns0:r>
-          </ns0:p>
-        </ns0:tc>
-        <ns0:tc>
-          <ns0:tcPr>
-            <ns0:tcW ns0:type="dxa" ns0:w="8460"/>
-            <ns0:tcBorders>
-              <ns0:top ns0:val="single" ns0:color="CCCCCC" ns0:sz="1"/>
-              <ns0:left ns0:val="single" ns0:color="CCCCCC" ns0:sz="1"/>
-              <ns0:bottom ns0:val="single" ns0:color="CCCCCC" ns0:sz="1"/>
-              <ns0:right ns0:val="single" ns0:color="CCCCCC" ns0:sz="1"/>
-            </ns0:tcBorders>
-            <ns0:shd ns0:fill="FFFFFF" ns0:val="clear"/>
-            <ns0:tcMar>
-              <ns0:top ns0:type="dxa" ns0:w="80"/>
-              <ns0:left ns0:type="dxa" ns0:w="120"/>
-              <ns0:bottom ns0:type="dxa" ns0:w="80"/>
-              <ns0:right ns0:type="dxa" ns0:w="120"/>
-            </ns0:tcMar>
-          </ns0:tcPr>
-          <ns0:p>
-            <ns0:pPr>
-              <ns0:spacing ns0:after="40" ns0:before="40"/>
-            </ns0:pPr>
-            <ns0:r>
-              <ns0:rPr>
-                <ns0:rFonts ns0:ascii="Arial" ns0:cs="Arial" ns0:hAnsi="Arial"/>
-                <ns0:sz ns0:val="18"/>
-                <ns0:szCs ns0:val="18"/>
-              </ns0:rPr>
-              <ns0:t xml:space="preserve">Event detection XML parsing — all three event XMLs use child elements not attributes; Raid (&lt;raid&gt;), Brawl (&lt;battle_event&gt;), GW (&lt;faction_war&gt;)</ns0:t>
-            </ns0:r>
-          </ns0:p>
-        </ns0:tc>
-      </ns0:tr>
-      <ns0:tr>
-        <ns0:tc>
-          <ns0:tcPr>
-            <ns0:tcW ns0:type="dxa" ns0:w="900"/>
-            <ns0:tcBorders>
-              <ns0:top ns0:val="single" ns0:color="CCCCCC" ns0:sz="1"/>
-              <ns0:left ns0:val="single" ns0:color="CCCCCC" ns0:sz="1"/>
-              <ns0:bottom ns0:val="single" ns0:color="CCCCCC" ns0:sz="1"/>
-              <ns0:right ns0:val="single" ns0:color="CCCCCC" ns0:sz="1"/>
-            </ns0:tcBorders>
-            <ns0:shd ns0:fill="E2EFDA" ns0:val="clear"/>
-            <ns0:tcMar>
-              <ns0:top ns0:type="dxa" ns0:w="80"/>
-              <ns0:left ns0:type="dxa" ns0:w="120"/>
-              <ns0:bottom ns0:type="dxa" ns0:w="80"/>
-              <ns0:right ns0:type="dxa" ns0:w="120"/>
-            </ns0:tcMar>
-          </ns0:tcPr>
-          <ns0:p>
-            <ns0:pPr>
-              <ns0:spacing ns0:after="40" ns0:before="40"/>
-            </ns0:pPr>
-            <ns0:r>
-              <ns0:rPr>
-                <ns0:rFonts ns0:ascii="Arial" ns0:cs="Arial" ns0:hAnsi="Arial"/>
-                <ns0:b/>
-                <ns0:bCs/>
-                <ns0:color ns0:val="1F4E79"/>
-                <ns0:sz ns0:val="18"/>
-                <ns0:szCs ns0:val="18"/>
-              </ns0:rPr>
-              <ns0:t>FIX</ns0:t>
-            </ns0:r>
-          </ns0:p>
-        </ns0:tc>
-        <ns0:tc>
-          <ns0:tcPr>
-            <ns0:tcW ns0:type="dxa" ns0:w="8460"/>
-            <ns0:tcBorders>
-              <ns0:top ns0:val="single" ns0:color="CCCCCC" ns0:sz="1"/>
-              <ns0:left ns0:val="single" ns0:color="CCCCCC" ns0:sz="1"/>
-              <ns0:bottom ns0:val="single" ns0:color="CCCCCC" ns0:sz="1"/>
-              <ns0:right ns0:val="single" ns0:color="CCCCCC" ns0:sz="1"/>
-            </ns0:tcBorders>
-            <ns0:shd ns0:fill="FFFFFF" ns0:val="clear"/>
-            <ns0:tcMar>
-              <ns0:top ns0:type="dxa" ns0:w="80"/>
-              <ns0:left ns0:type="dxa" ns0:w="120"/>
-              <ns0:bottom ns0:type="dxa" ns0:w="80"/>
-              <ns0:right ns0:type="dxa" ns0:w="120"/>
-            </ns0:tcMar>
-          </ns0:tcPr>
-          <ns0:p>
-            <ns0:pPr>
-              <ns0:spacing ns0:after="40" ns0:before="40"/>
-            </ns0:pPr>
-            <ns0:r>
-              <ns0:rPr>
-                <ns0:rFonts ns0:ascii="Arial" ns0:cs="Arial" ns0:hAnsi="Arial"/>
-                <ns0:sz ns0:val="18"/>
-                <ns0:szCs ns0:val="18"/>
-              </ns0:rPr>
-              <ns0:t xml:space="preserve">F→28 per-loop event re-detection — event_type re-read at start of each loop pass; stale events no longer carried forward</ns0:t>
-            </ns0:r>
-          </ns0:p>
-        </ns0:tc>
-      </ns0:tr>
-      <ns0:tr>
-        <ns0:tc>
-          <ns0:tcPr>
-            <ns0:tcW ns0:type="dxa" ns0:w="900"/>
-            <ns0:tcBorders>
-              <ns0:top ns0:val="single" ns0:color="CCCCCC" ns0:sz="1"/>
-              <ns0:left ns0:val="single" ns0:color="CCCCCC" ns0:sz="1"/>
-              <ns0:bottom ns0:val="single" ns0:color="CCCCCC" ns0:sz="1"/>
-              <ns0:right ns0:val="single" ns0:color="CCCCCC" ns0:sz="1"/>
-            </ns0:tcBorders>
-            <ns0:shd ns0:fill="E2EFDA" ns0:val="clear"/>
-            <ns0:tcMar>
-              <ns0:top ns0:type="dxa" ns0:w="80"/>
-              <ns0:left ns0:type="dxa" ns0:w="120"/>
-              <ns0:bottom ns0:type="dxa" ns0:w="80"/>
-              <ns0:right ns0:type="dxa" ns0:w="120"/>
-            </ns0:tcMar>
-          </ns0:tcPr>
-          <ns0:p>
-            <ns0:pPr>
-              <ns0:spacing ns0:after="40" ns0:before="40"/>
-            </ns0:pPr>
-            <ns0:r>
-              <ns0:rPr>
-                <ns0:rFonts ns0:ascii="Arial" ns0:cs="Arial" ns0:hAnsi="Arial"/>
-                <ns0:b/>
-                <ns0:bCs/>
-                <ns0:color ns0:val="1F4E79"/>
-                <ns0:sz ns0:val="18"/>
-                <ns0:szCs ns0:val="18"/>
-              </ns0:rPr>
-              <ns0:t>FIX</ns0:t>
-            </ns0:r>
-          </ns0:p>
-        </ns0:tc>
-        <ns0:tc>
-          <ns0:tcPr>
-            <ns0:tcW ns0:type="dxa" ns0:w="8460"/>
-            <ns0:tcBorders>
-              <ns0:top ns0:val="single" ns0:color="CCCCCC" ns0:sz="1"/>
-              <ns0:left ns0:val="single" ns0:color="CCCCCC" ns0:sz="1"/>
-              <ns0:bottom ns0:val="single" ns0:color="CCCCCC" ns0:sz="1"/>
-              <ns0:right ns0:val="single" ns0:color="CCCCCC" ns0:sz="1"/>
-            </ns0:tcBorders>
-            <ns0:shd ns0:fill="FFFFFF" ns0:val="clear"/>
-            <ns0:tcMar>
-              <ns0:top ns0:type="dxa" ns0:w="80"/>
-              <ns0:left ns0:type="dxa" ns0:w="120"/>
-              <ns0:bottom ns0:type="dxa" ns0:w="80"/>
-              <ns0:right ns0:type="dxa" ns0:w="120"/>
-            </ns0:tcMar>
-          </ns0:tcPr>
-          <ns0:p>
-            <ns0:pPr>
-              <ns0:spacing ns0:after="40" ns0:before="40"/>
-            </ns0:pPr>
-            <ns0:r>
-              <ns0:rPr>
-                <ns0:rFonts ns0:ascii="Arial" ns0:cs="Arial" ns0:hAnsi="Arial"/>
-                <ns0:sz ns0:val="18"/>
-                <ns0:szCs ns0:val="18"/>
-              </ns0:rPr>
-              <ns0:t xml:space="preserve">Brawl always logged in pipeline (_brawl_cl = True); no prompt; activates automatically when Brawl detected</ns0:t>
-            </ns0:r>
-          </ns0:p>
-        </ns0:tc>
-      </ns0:tr>
-      <ns0:tr>
-        <ns0:tc>
-          <ns0:tcPr>
-            <ns0:tcW ns0:type="dxa" ns0:w="900"/>
-            <ns0:tcBorders>
-              <ns0:top ns0:val="single" ns0:color="CCCCCC" ns0:sz="1"/>
-              <ns0:left ns0:val="single" ns0:color="CCCCCC" ns0:sz="1"/>
-              <ns0:bottom ns0:val="single" ns0:color="CCCCCC" ns0:sz="1"/>
-              <ns0:right ns0:val="single" ns0:color="CCCCCC" ns0:sz="1"/>
-            </ns0:tcBorders>
-            <ns0:shd ns0:fill="E2EFDA" ns0:val="clear"/>
-            <ns0:tcMar>
-              <ns0:top ns0:type="dxa" ns0:w="80"/>
-              <ns0:left ns0:type="dxa" ns0:w="120"/>
-              <ns0:bottom ns0:type="dxa" ns0:w="80"/>
-              <ns0:right ns0:type="dxa" ns0:w="120"/>
-            </ns0:tcMar>
-          </ns0:tcPr>
-          <ns0:p>
-            <ns0:pPr>
-              <ns0:spacing ns0:after="40" ns0:before="40"/>
-            </ns0:pPr>
-            <ns0:r>
-              <ns0:rPr>
-                <ns0:rFonts ns0:ascii="Arial" ns0:cs="Arial" ns0:hAnsi="Arial"/>
-                <ns0:b/>
-                <ns0:bCs/>
-                <ns0:color ns0:val="1F4E79"/>
-                <ns0:sz ns0:val="18"/>
-                <ns0:szCs ns0:val="18"/>
-              </ns0:rPr>
-              <ns0:t>FIX</ns0:t>
-            </ns0:r>
-          </ns0:p>
-        </ns0:tc>
-        <ns0:tc>
-          <ns0:tcPr>
-            <ns0:tcW ns0:type="dxa" ns0:w="8460"/>
-            <ns0:tcBorders>
-              <ns0:top ns0:val="single" ns0:color="CCCCCC" ns0:sz="1"/>
-              <ns0:left ns0:val="single" ns0:color="CCCCCC" ns0:sz="1"/>
-              <ns0:bottom ns0:val="single" ns0:color="CCCCCC" ns0:sz="1"/>
-              <ns0:right ns0:val="single" ns0:color="CCCCCC" ns0:sz="1"/>
-            </ns0:tcBorders>
-            <ns0:shd ns0:fill="FFFFFF" ns0:val="clear"/>
-            <ns0:tcMar>
-              <ns0:top ns0:type="dxa" ns0:w="80"/>
-              <ns0:left ns0:type="dxa" ns0:w="120"/>
-              <ns0:bottom ns0:type="dxa" ns0:w="80"/>
-              <ns0:right ns0:type="dxa" ns0:w="120"/>
-            </ns0:tcMar>
-          </ns0:tcPr>
-          <ns0:p>
-            <ns0:pPr>
-              <ns0:spacing ns0:after="40" ns0:before="40"/>
-            </ns0:pPr>
-            <ns0:r>
-              <ns0:rPr>
-                <ns0:rFonts ns0:ascii="Arial" ns0:cs="Arial" ns0:hAnsi="Arial"/>
-                <ns0:sz ns0:val="18"/>
-                <ns0:szCs ns0:val="18"/>
-              </ns0:rPr>
-              <ns0:t xml:space="preserve">Raid drain after event end — getRaidInfo checked per account when event_type=None; leftover energy drained if battle_energy &gt; 0</ns0:t>
-            </ns0:r>
-          </ns0:p>
-        </ns0:tc>
-      </ns0:tr>
-      <ns0:tr>
-        <ns0:tc>
-          <ns0:tcPr>
-            <ns0:tcW ns0:type="dxa" ns0:w="900"/>
-            <ns0:tcBorders>
-              <ns0:top ns0:val="single" ns0:color="CCCCCC" ns0:sz="1"/>
-              <ns0:left ns0:val="single" ns0:color="CCCCCC" ns0:sz="1"/>
-              <ns0:bottom ns0:val="single" ns0:color="CCCCCC" ns0:sz="1"/>
-              <ns0:right ns0:val="single" ns0:color="CCCCCC" ns0:sz="1"/>
-            </ns0:tcBorders>
-            <ns0:shd ns0:fill="E2EFDA" ns0:val="clear"/>
-            <ns0:tcMar>
-              <ns0:top ns0:type="dxa" ns0:w="80"/>
-              <ns0:left ns0:type="dxa" ns0:w="120"/>
-              <ns0:bottom ns0:type="dxa" ns0:w="80"/>
-              <ns0:right ns0:type="dxa" ns0:w="120"/>
-            </ns0:tcMar>
-          </ns0:tcPr>
-          <ns0:p>
-            <ns0:pPr>
-              <ns0:spacing ns0:after="40" ns0:before="40"/>
-            </ns0:pPr>
-            <ns0:r>
-              <ns0:rPr>
-                <ns0:rFonts ns0:ascii="Arial" ns0:cs="Arial" ns0:hAnsi="Arial"/>
-                <ns0:b/>
-                <ns0:bCs/>
-                <ns0:color ns0:val="1F4E79"/>
-                <ns0:sz ns0:val="18"/>
-                <ns0:szCs ns0:val="18"/>
-              </ns0:rPr>
-              <ns0:t>FIX</ns0:t>
-            </ns0:r>
-          </ns0:p>
-        </ns0:tc>
-        <ns0:tc>
-          <ns0:tcPr>
-            <ns0:tcW ns0:type="dxa" ns0:w="8460"/>
-            <ns0:tcBorders>
-              <ns0:top ns0:val="single" ns0:color="CCCCCC" ns0:sz="1"/>
-              <ns0:left ns0:val="single" ns0:color="CCCCCC" ns0:sz="1"/>
-              <ns0:bottom ns0:val="single" ns0:color="CCCCCC" ns0:sz="1"/>
-              <ns0:right ns0:val="single" ns0:color="CCCCCC" ns0:sz="1"/>
-            </ns0:tcBorders>
-            <ns0:shd ns0:fill="FFFFFF" ns0:val="clear"/>
-            <ns0:tcMar>
-              <ns0:top ns0:type="dxa" ns0:w="80"/>
-              <ns0:left ns0:type="dxa" ns0:w="120"/>
-              <ns0:bottom ns0:type="dxa" ns0:w="80"/>
-              <ns0:right ns0:type="dxa" ns0:w="120"/>
-            </ns0:tcMar>
-          </ns0:tcPr>
-          <ns0:p>
-            <ns0:pPr>
-              <ns0:spacing ns0:after="40" ns0:before="40"/>
-            </ns0:pPr>
-            <ns0:r>
-              <ns0:rPr>
-                <ns0:rFonts ns0:ascii="Arial" ns0:cs="Arial" ns0:hAnsi="Arial"/>
-                <ns0:sz ns0:val="18"/>
-                <ns0:szCs ns0:val="18"/>
-              </ns0:rPr>
-              <ns0:t xml:space="preserve">play_raid_loop(silent=True) in pipeline — suppresses start prompt</ns0:t>
-            </ns0:r>
-          </ns0:p>
-        </ns0:tc>
-      </ns0:tr>
-      <ns0:tr>
-        <ns0:tc>
-          <ns0:tcPr>
-            <ns0:tcW ns0:type="dxa" ns0:w="900"/>
-            <ns0:tcBorders>
-              <ns0:top ns0:val="single" ns0:color="CCCCCC" ns0:sz="1"/>
-              <ns0:left ns0:val="single" ns0:color="CCCCCC" ns0:sz="1"/>
-              <ns0:bottom ns0:val="single" ns0:color="CCCCCC" ns0:sz="1"/>
-              <ns0:right ns0:val="single" ns0:color="CCCCCC" ns0:sz="1"/>
-            </ns0:tcBorders>
-            <ns0:shd ns0:fill="E2EFDA" ns0:val="clear"/>
-            <ns0:tcMar>
-              <ns0:top ns0:type="dxa" ns0:w="80"/>
-              <ns0:left ns0:type="dxa" ns0:w="120"/>
-              <ns0:bottom ns0:type="dxa" ns0:w="80"/>
-              <ns0:right ns0:type="dxa" ns0:w="120"/>
-            </ns0:tcMar>
-          </ns0:tcPr>
-          <ns0:p>
-            <ns0:pPr>
-              <ns0:spacing ns0:after="40" ns0:before="40"/>
-            </ns0:pPr>
-            <ns0:r>
-              <ns0:rPr>
-                <ns0:rFonts ns0:ascii="Arial" ns0:cs="Arial" ns0:hAnsi="Arial"/>
-                <ns0:b/>
-                <ns0:bCs/>
-                <ns0:color ns0:val="1F4E79"/>
-                <ns0:sz ns0:val="18"/>
-                <ns0:szCs ns0:val="18"/>
-              </ns0:rPr>
-              <ns0:t>FIX</ns0:t>
-            </ns0:r>
-          </ns0:p>
-        </ns0:tc>
-        <ns0:tc>
-          <ns0:tcPr>
-            <ns0:tcW ns0:type="dxa" ns0:w="8460"/>
-            <ns0:tcBorders>
-              <ns0:top ns0:val="single" ns0:color="CCCCCC" ns0:sz="1"/>
-              <ns0:left ns0:val="single" ns0:color="CCCCCC" ns0:sz="1"/>
-              <ns0:bottom ns0:val="single" ns0:color="CCCCCC" ns0:sz="1"/>
-              <ns0:right ns0:val="single" ns0:color="CCCCCC" ns0:sz="1"/>
-            </ns0:tcBorders>
-            <ns0:shd ns0:fill="FFFFFF" ns0:val="clear"/>
-            <ns0:tcMar>
-              <ns0:top ns0:type="dxa" ns0:w="80"/>
-              <ns0:left ns0:type="dxa" ns0:w="120"/>
-              <ns0:bottom ns0:type="dxa" ns0:w="80"/>
-              <ns0:right ns0:type="dxa" ns0:w="120"/>
-            </ns0:tcMar>
-          </ns0:tcPr>
-          <ns0:p>
-            <ns0:pPr>
-              <ns0:spacing ns0:after="40" ns0:before="40"/>
-            </ns0:pPr>
-            <ns0:r>
-              <ns0:rPr>
-                <ns0:rFonts ns0:ascii="Arial" ns0:cs="Arial" ns0:hAnsi="Arial"/>
-                <ns0:sz ns0:val="18"/>
-                <ns0:szCs ns0:val="18"/>
-              </ns0:rPr>
-              <ns0:t xml:space="preserve">BGE override: Overcharged → Overload all in _api_bge_to_tuo() explicit map</ns0:t>
-            </ns0:r>
-          </ns0:p>
-        </ns0:tc>
-      </ns0:tr>
-      <ns0:tr>
-        <ns0:tc>
-          <ns0:tcPr>
-            <ns0:tcW ns0:type="dxa" ns0:w="900"/>
-            <ns0:tcBorders>
-              <ns0:top ns0:val="single" ns0:color="CCCCCC" ns0:sz="1"/>
-              <ns0:left ns0:val="single" ns0:color="CCCCCC" ns0:sz="1"/>
-              <ns0:bottom ns0:val="single" ns0:color="CCCCCC" ns0:sz="1"/>
-              <ns0:right ns0:val="single" ns0:color="CCCCCC" ns0:sz="1"/>
-            </ns0:tcBorders>
-            <ns0:shd ns0:fill="E2EFDA" ns0:val="clear"/>
-            <ns0:tcMar>
-              <ns0:top ns0:type="dxa" ns0:w="80"/>
-              <ns0:left ns0:type="dxa" ns0:w="120"/>
-              <ns0:bottom ns0:type="dxa" ns0:w="80"/>
-              <ns0:right ns0:type="dxa" ns0:w="120"/>
-            </ns0:tcMar>
-          </ns0:tcPr>
-          <ns0:p>
-            <ns0:pPr>
-              <ns0:spacing ns0:after="40" ns0:before="40"/>
-            </ns0:pPr>
-            <ns0:r>
-              <ns0:rPr>
-                <ns0:rFonts ns0:ascii="Arial" ns0:cs="Arial" ns0:hAnsi="Arial"/>
-                <ns0:b/>
-                <ns0:bCs/>
-                <ns0:color ns0:val="1F4E79"/>
-                <ns0:sz ns0:val="18"/>
-                <ns0:szCs ns0:val="18"/>
-              </ns0:rPr>
-              <ns0:t>FIX</ns0:t>
-            </ns0:r>
-          </ns0:p>
-        </ns0:tc>
-        <ns0:tc>
-          <ns0:tcPr>
-            <ns0:tcW ns0:type="dxa" ns0:w="8460"/>
-            <ns0:tcBorders>
-              <ns0:top ns0:val="single" ns0:color="CCCCCC" ns0:sz="1"/>
-              <ns0:left ns0:val="single" ns0:color="CCCCCC" ns0:sz="1"/>
-              <ns0:bottom ns0:val="single" ns0:color="CCCCCC" ns0:sz="1"/>
-              <ns0:right ns0:val="single" ns0:color="CCCCCC" ns0:sz="1"/>
-            </ns0:tcBorders>
-            <ns0:shd ns0:fill="FFFFFF" ns0:val="clear"/>
-            <ns0:tcMar>
-              <ns0:top ns0:type="dxa" ns0:w="80"/>
-              <ns0:left ns0:type="dxa" ns0:w="120"/>
-              <ns0:bottom ns0:type="dxa" ns0:w="80"/>
-              <ns0:right ns0:type="dxa" ns0:w="120"/>
-            </ns0:tcMar>
-          </ns0:tcPr>
-          <ns0:p>
-            <ns0:pPr>
-              <ns0:spacing ns0:after="40" ns0:before="40"/>
-            </ns0:pPr>
-            <ns0:r>
-              <ns0:rPr>
-                <ns0:rFonts ns0:ascii="Arial" ns0:cs="Arial" ns0:hAnsi="Arial"/>
-                <ns0:sz ns0:val="18"/>
-                <ns0:szCs ns0:val="18"/>
-              </ns0:rPr>
-              <ns0:t xml:space="preserve">Issues log renamed: loyal_challenge_issues.txt → pvp_challenge_issues.txt</ns0:t>
-            </ns0:r>
-          </ns0:p>
-        </ns0:tc>
-      </ns0:tr>
-      <ns0:tr>
-        <ns0:tc>
-          <ns0:tcPr>
-            <ns0:tcW ns0:type="dxa" ns0:w="900"/>
-            <ns0:tcBorders>
-              <ns0:top ns0:val="single" ns0:color="CCCCCC" ns0:sz="1"/>
-              <ns0:left ns0:val="single" ns0:color="CCCCCC" ns0:sz="1"/>
-              <ns0:bottom ns0:val="single" ns0:color="CCCCCC" ns0:sz="1"/>
-              <ns0:right ns0:val="single" ns0:color="CCCCCC" ns0:sz="1"/>
-            </ns0:tcBorders>
-            <ns0:shd ns0:fill="E2EFDA" ns0:val="clear"/>
-            <ns0:tcMar>
-              <ns0:top ns0:type="dxa" ns0:w="80"/>
-              <ns0:left ns0:type="dxa" ns0:w="120"/>
-              <ns0:bottom ns0:type="dxa" ns0:w="80"/>
-              <ns0:right ns0:type="dxa" ns0:w="120"/>
-            </ns0:tcMar>
-          </ns0:tcPr>
-          <ns0:p>
-            <ns0:pPr>
-              <ns0:spacing ns0:after="40" ns0:before="40"/>
-            </ns0:pPr>
-            <ns0:r>
-              <ns0:rPr>
-                <ns0:rFonts ns0:ascii="Arial" ns0:cs="Arial" ns0:hAnsi="Arial"/>
-                <ns0:b/>
-                <ns0:bCs/>
-                <ns0:color ns0:val="1F4E79"/>
-                <ns0:sz ns0:val="18"/>
-                <ns0:szCs ns0:val="18"/>
-              </ns0:rPr>
-              <ns0:t>FIX</ns0:t>
-            </ns0:r>
-          </ns0:p>
-        </ns0:tc>
-        <ns0:tc>
-          <ns0:tcPr>
-            <ns0:tcW ns0:type="dxa" ns0:w="8460"/>
-            <ns0:tcBorders>
-              <ns0:top ns0:val="single" ns0:color="CCCCCC" ns0:sz="1"/>
-              <ns0:left ns0:val="single" ns0:color="CCCCCC" ns0:sz="1"/>
-              <ns0:bottom ns0:val="single" ns0:color="CCCCCC" ns0:sz="1"/>
-              <ns0:right ns0:val="single" ns0:color="CCCCCC" ns0:sz="1"/>
-            </ns0:tcBorders>
-            <ns0:shd ns0:fill="FFFFFF" ns0:val="clear"/>
-            <ns0:tcMar>
-              <ns0:top ns0:type="dxa" ns0:w="80"/>
-              <ns0:left ns0:type="dxa" ns0:w="120"/>
-              <ns0:bottom ns0:type="dxa" ns0:w="80"/>
-              <ns0:right ns0:type="dxa" ns0:w="120"/>
-            </ns0:tcMar>
-          </ns0:tcPr>
-          <ns0:p>
-            <ns0:pPr>
-              <ns0:spacing ns0:after="40" ns0:before="40"/>
-            </ns0:pPr>
-            <ns0:r>
-              <ns0:rPr>
-                <ns0:rFonts ns0:ascii="Arial" ns0:cs="Arial" ns0:hAnsi="Arial"/>
-                <ns0:sz ns0:val="18"/>
-                <ns0:szCs ns0:val="18"/>
-              </ns0:rPr>
-              <ns0:t xml:space="preserve">Duplicate menu entry "14. Refill Arena Stamina" in single-account section removed</ns0:t>
-            </ns0:r>
-          </ns0:p>
-        </ns0:tc>
-      </ns0:tr>
-      <ns0:tr>
-        <ns0:tc>
-          <ns0:tcPr>
-            <ns0:tcW ns0:type="dxa" ns0:w="900"/>
-            <ns0:tcBorders>
-              <ns0:top ns0:val="single" ns0:color="CCCCCC" ns0:sz="1"/>
-              <ns0:left ns0:val="single" ns0:color="CCCCCC" ns0:sz="1"/>
-              <ns0:bottom ns0:val="single" ns0:color="CCCCCC" ns0:sz="1"/>
-              <ns0:right ns0:val="single" ns0:color="CCCCCC" ns0:sz="1"/>
-            </ns0:tcBorders>
-            <ns0:shd ns0:fill="E2EFDA" ns0:val="clear"/>
-            <ns0:tcMar>
-              <ns0:top ns0:type="dxa" ns0:w="80"/>
-              <ns0:left ns0:type="dxa" ns0:w="120"/>
-              <ns0:bottom ns0:type="dxa" ns0:w="80"/>
-              <ns0:right ns0:type="dxa" ns0:w="120"/>
-            </ns0:tcMar>
-          </ns0:tcPr>
-          <ns0:p>
-            <ns0:pPr>
-              <ns0:spacing ns0:after="40" ns0:before="40"/>
-            </ns0:pPr>
-            <ns0:r>
-              <ns0:rPr>
-                <ns0:rFonts ns0:ascii="Arial" ns0:cs="Arial" ns0:hAnsi="Arial"/>
-                <ns0:b/>
-                <ns0:bCs/>
-                <ns0:color ns0:val="1F4E79"/>
-                <ns0:sz ns0:val="18"/>
-                <ns0:szCs ns0:val="18"/>
-              </ns0:rPr>
-              <ns0:t>FIX</ns0:t>
-            </ns0:r>
-          </ns0:p>
-        </ns0:tc>
-        <ns0:tc>
-          <ns0:tcPr>
-            <ns0:tcW ns0:type="dxa" ns0:w="8460"/>
-            <ns0:tcBorders>
-              <ns0:top ns0:val="single" ns0:color="CCCCCC" ns0:sz="1"/>
-              <ns0:left ns0:val="single" ns0:color="CCCCCC" ns0:sz="1"/>
-              <ns0:bottom ns0:val="single" ns0:color="CCCCCC" ns0:sz="1"/>
-              <ns0:right ns0:val="single" ns0:color="CCCCCC" ns0:sz="1"/>
-            </ns0:tcBorders>
-            <ns0:shd ns0:fill="FFFFFF" ns0:val="clear"/>
-            <ns0:tcMar>
-              <ns0:top ns0:type="dxa" ns0:w="80"/>
-              <ns0:left ns0:type="dxa" ns0:w="120"/>
-              <ns0:bottom ns0:type="dxa" ns0:w="80"/>
-              <ns0:right ns0:type="dxa" ns0:w="120"/>
-            </ns0:tcMar>
-          </ns0:tcPr>
-          <ns0:p>
-            <ns0:pPr>
-              <ns0:spacing ns0:after="40" ns0:before="40"/>
-            </ns0:pPr>
-            <ns0:r>
-              <ns0:rPr>
-                <ns0:rFonts ns0:ascii="Arial" ns0:cs="Arial" ns0:hAnsi="Arial"/>
-                <ns0:sz ns0:val="18"/>
-                <ns0:szCs ns0:val="18"/>
-              </ns0:rPr>
-              <ns0:t xml:space="preserve">Helper methods reconstructed after file corruption: _collect_settings_files(), _load_setting(), _select_account_range()</ns0:t>
-            </ns0:r>
-          </ns0:p>
-        </ns0:tc>
-      </ns0:tr>
-      <ns0:tr>
-        <ns0:tc>
-          <ns0:tcPr>
-            <ns0:tcW ns0:type="dxa" ns0:w="900"/>
-            <ns0:tcBorders>
-              <ns0:top ns0:val="single" ns0:color="CCCCCC" ns0:sz="1"/>
-              <ns0:left ns0:val="single" ns0:color="CCCCCC" ns0:sz="1"/>
-              <ns0:bottom ns0:val="single" ns0:color="CCCCCC" ns0:sz="1"/>
-              <ns0:right ns0:val="single" ns0:color="CCCCCC" ns0:sz="1"/>
-            </ns0:tcBorders>
-            <ns0:shd ns0:fill="E2EFDA" ns0:val="clear"/>
-            <ns0:tcMar>
-              <ns0:top ns0:type="dxa" ns0:w="80"/>
-              <ns0:left ns0:type="dxa" ns0:w="120"/>
-              <ns0:bottom ns0:type="dxa" ns0:w="80"/>
-              <ns0:right ns0:type="dxa" ns0:w="120"/>
-            </ns0:tcMar>
-          </ns0:tcPr>
-          <ns0:p>
-            <ns0:pPr>
-              <ns0:spacing ns0:after="40" ns0:before="40"/>
-            </ns0:pPr>
-            <ns0:r>
-              <ns0:rPr>
-                <ns0:rFonts ns0:ascii="Arial" ns0:cs="Arial" ns0:hAnsi="Arial"/>
-                <ns0:b/>
-                <ns0:bCs/>
-                <ns0:color ns0:val="1F4E79"/>
-                <ns0:sz ns0:val="18"/>
-                <ns0:szCs ns0:val="18"/>
-              </ns0:rPr>
-              <ns0:t>FIX</ns0:t>
-            </ns0:r>
-          </ns0:p>
-        </ns0:tc>
-        <ns0:tc>
-          <ns0:tcPr>
-            <ns0:tcW ns0:type="dxa" ns0:w="8460"/>
-            <ns0:tcBorders>
-              <ns0:top ns0:val="single" ns0:color="CCCCCC" ns0:sz="1"/>
-              <ns0:left ns0:val="single" ns0:color="CCCCCC" ns0:sz="1"/>
-              <ns0:bottom ns0:val="single" ns0:color="CCCCCC" ns0:sz="1"/>
-              <ns0:right ns0:val="single" ns0:color="CCCCCC" ns0:sz="1"/>
-            </ns0:tcBorders>
-            <ns0:shd ns0:fill="FFFFFF" ns0:val="clear"/>
-            <ns0:tcMar>
-              <ns0:top ns0:type="dxa" ns0:w="80"/>
-              <ns0:left ns0:type="dxa" ns0:w="120"/>
-              <ns0:bottom ns0:type="dxa" ns0:w="80"/>
-              <ns0:right ns0:type="dxa" ns0:w="120"/>
-            </ns0:tcMar>
-          </ns0:tcPr>
-          <ns0:p>
-            <ns0:pPr>
-              <ns0:spacing ns0:after="40" ns0:before="40"/>
-            </ns0:pPr>
-            <ns0:r>
-              <ns0:rPr>
-                <ns0:rFonts ns0:ascii="Arial" ns0:cs="Arial" ns0:hAnsi="Arial"/>
-                <ns0:sz ns0:val="18"/>
-                <ns0:szCs ns0:val="18"/>
-              </ns0:rPr>
-              <ns0:t xml:space="preserve">claim_event_rewards docstring: claimGuildwarRewards → claimFactionWarRewards</ns0:t>
-            </ns0:r>
-          </ns0:p>
-        </ns0:tc>
-      </ns0:tr>
-      <ns0:tr>
-        <ns0:tc>
-          <ns0:tcPr>
-            <ns0:tcW ns0:type="dxa" ns0:w="900"/>
-            <ns0:tcBorders>
-              <ns0:top ns0:val="single" ns0:color="CCCCCC" ns0:sz="1"/>
-              <ns0:left ns0:val="single" ns0:color="CCCCCC" ns0:sz="1"/>
-              <ns0:bottom ns0:val="single" ns0:color="CCCCCC" ns0:sz="1"/>
-              <ns0:right ns0:val="single" ns0:color="CCCCCC" ns0:sz="1"/>
-            </ns0:tcBorders>
-            <ns0:shd ns0:fill="E2EFDA" ns0:val="clear"/>
+            <ns0:shd ns0:fill="D5E8F0" ns0:val="clear"/>
             <ns0:tcMar>
               <ns0:top ns0:type="dxa" ns0:w="80"/>
               <ns0:left ns0:type="dxa" ns0:w="120"/>
@@ -36886,7 +36928,7 @@
                 <ns0:rFonts ns0:ascii="Arial" ns0:cs="Arial" ns0:hAnsi="Arial"/>
                 <ns0:b/>
                 <ns0:bCs/>
-                <ns0:color ns0:val="1F4E79"/>
+                <ns0:color ns0:val="375623"/>
                 <ns0:sz ns0:val="18"/>
                 <ns0:szCs ns0:val="18"/>
               </ns0:rPr>
@@ -36937,6 +36979,140 @@
               <ns0:right ns0:val="single" ns0:color="CCCCCC" ns0:sz="1"/>
             </ns0:tcBorders>
             <ns0:shd ns0:fill="E2EFDA" ns0:val="clear"/>
+            <ns0:tcMar>
+              <ns0:top ns0:type="dxa" ns0:w="80"/>
+              <ns0:left ns0:type="dxa" ns0:w="120"/>
+              <ns0:bottom ns0:type="dxa" ns0:w="80"/>
+              <ns0:right ns0:type="dxa" ns0:w="120"/>
+            </ns0:tcMar>
+          </ns0:tcPr>
+          <ns0:p>
+            <ns0:pPr>
+              <ns0:spacing ns0:after="40" ns0:before="40"/>
+            </ns0:pPr>
+            <ns0:r>
+              <ns0:rPr>
+                <ns0:rFonts ns0:ascii="Arial" ns0:cs="Arial" ns0:hAnsi="Arial"/>
+                <ns0:b/>
+                <ns0:bCs/>
+                <ns0:color ns0:val="375623"/>
+                <ns0:sz ns0:val="18"/>
+                <ns0:szCs ns0:val="18"/>
+              </ns0:rPr>
+              <ns0:t>NEW</ns0:t>
+            </ns0:r>
+          </ns0:p>
+        </ns0:tc>
+        <ns0:tc>
+          <ns0:tcPr>
+            <ns0:tcW ns0:type="dxa" ns0:w="8460"/>
+            <ns0:tcBorders>
+              <ns0:top ns0:val="single" ns0:color="CCCCCC" ns0:sz="1"/>
+              <ns0:left ns0:val="single" ns0:color="CCCCCC" ns0:sz="1"/>
+              <ns0:bottom ns0:val="single" ns0:color="CCCCCC" ns0:sz="1"/>
+              <ns0:right ns0:val="single" ns0:color="CCCCCC" ns0:sz="1"/>
+            </ns0:tcBorders>
+            <ns0:shd ns0:fill="FFFFFF" ns0:val="clear"/>
+            <ns0:tcMar>
+              <ns0:top ns0:type="dxa" ns0:w="80"/>
+              <ns0:left ns0:type="dxa" ns0:w="120"/>
+              <ns0:bottom ns0:type="dxa" ns0:w="80"/>
+              <ns0:right ns0:type="dxa" ns0:w="120"/>
+            </ns0:tcMar>
+          </ns0:tcPr>
+          <ns0:p>
+            <ns0:pPr>
+              <ns0:spacing ns0:after="40" ns0:before="40"/>
+            </ns0:pPr>
+            <ns0:r>
+              <ns0:rPr>
+                <ns0:rFonts ns0:ascii="Arial" ns0:cs="Arial" ns0:hAnsi="Arial"/>
+                <ns0:sz ns0:val="18"/>
+                <ns0:szCs ns0:val="18"/>
+              </ns0:rPr>
+              <ns0:t xml:space="preserve">battleground_effects.xml and updates.xml added to required data files (F→1).</ns0:t>
+            </ns0:r>
+          </ns0:p>
+        </ns0:tc>
+      </ns0:tr>
+      <ns0:tr>
+        <ns0:tc>
+          <ns0:tcPr>
+            <ns0:tcW ns0:type="dxa" ns0:w="900"/>
+            <ns0:tcBorders>
+              <ns0:top ns0:val="single" ns0:color="CCCCCC" ns0:sz="1"/>
+              <ns0:left ns0:val="single" ns0:color="CCCCCC" ns0:sz="1"/>
+              <ns0:bottom ns0:val="single" ns0:color="CCCCCC" ns0:sz="1"/>
+              <ns0:right ns0:val="single" ns0:color="CCCCCC" ns0:sz="1"/>
+            </ns0:tcBorders>
+            <ns0:shd ns0:fill="E2EFDA" ns0:val="clear"/>
+            <ns0:tcMar>
+              <ns0:top ns0:type="dxa" ns0:w="80"/>
+              <ns0:left ns0:type="dxa" ns0:w="120"/>
+              <ns0:bottom ns0:type="dxa" ns0:w="80"/>
+              <ns0:right ns0:type="dxa" ns0:w="120"/>
+            </ns0:tcMar>
+          </ns0:tcPr>
+          <ns0:p>
+            <ns0:pPr>
+              <ns0:spacing ns0:after="40" ns0:before="40"/>
+            </ns0:pPr>
+            <ns0:r>
+              <ns0:rPr>
+                <ns0:rFonts ns0:ascii="Arial" ns0:cs="Arial" ns0:hAnsi="Arial"/>
+                <ns0:b/>
+                <ns0:bCs/>
+                <ns0:color ns0:val="375623"/>
+                <ns0:sz ns0:val="18"/>
+                <ns0:szCs ns0:val="18"/>
+              </ns0:rPr>
+              <ns0:t>NEW</ns0:t>
+            </ns0:r>
+          </ns0:p>
+        </ns0:tc>
+        <ns0:tc>
+          <ns0:tcPr>
+            <ns0:tcW ns0:type="dxa" ns0:w="8460"/>
+            <ns0:tcBorders>
+              <ns0:top ns0:val="single" ns0:color="CCCCCC" ns0:sz="1"/>
+              <ns0:left ns0:val="single" ns0:color="CCCCCC" ns0:sz="1"/>
+              <ns0:bottom ns0:val="single" ns0:color="CCCCCC" ns0:sz="1"/>
+              <ns0:right ns0:val="single" ns0:color="CCCCCC" ns0:sz="1"/>
+            </ns0:tcBorders>
+            <ns0:shd ns0:fill="FFFFFF" ns0:val="clear"/>
+            <ns0:tcMar>
+              <ns0:top ns0:type="dxa" ns0:w="80"/>
+              <ns0:left ns0:type="dxa" ns0:w="120"/>
+              <ns0:bottom ns0:type="dxa" ns0:w="80"/>
+              <ns0:right ns0:type="dxa" ns0:w="120"/>
+            </ns0:tcMar>
+          </ns0:tcPr>
+          <ns0:p>
+            <ns0:pPr>
+              <ns0:spacing ns0:after="40" ns0:before="40"/>
+            </ns0:pPr>
+            <ns0:r>
+              <ns0:rPr>
+                <ns0:rFonts ns0:ascii="Arial" ns0:cs="Arial" ns0:hAnsi="Arial"/>
+                <ns0:sz ns0:val="18"/>
+                <ns0:szCs ns0:val="18"/>
+              </ns0:rPr>
+              <ns0:t xml:space="preserve">Crackdown → Crackdown 2 override in _api_bge_to_tuo().</ns0:t>
+            </ns0:r>
+          </ns0:p>
+        </ns0:tc>
+      </ns0:tr>
+      <ns0:tr>
+        <ns0:tc>
+          <ns0:tcPr>
+            <ns0:tcW ns0:type="dxa" ns0:w="900"/>
+            <ns0:tcBorders>
+              <ns0:top ns0:val="single" ns0:color="CCCCCC" ns0:sz="1"/>
+              <ns0:left ns0:val="single" ns0:color="CCCCCC" ns0:sz="1"/>
+              <ns0:bottom ns0:val="single" ns0:color="CCCCCC" ns0:sz="1"/>
+              <ns0:right ns0:val="single" ns0:color="CCCCCC" ns0:sz="1"/>
+            </ns0:tcBorders>
+            <ns0:shd ns0:fill="D5E8F0" ns0:val="clear"/>
             <ns0:tcMar>
               <ns0:top ns0:type="dxa" ns0:w="80"/>
               <ns0:left ns0:type="dxa" ns0:w="120"/>
@@ -36957,7 +37133,7 @@
                 <ns0:sz ns0:val="18"/>
                 <ns0:szCs ns0:val="18"/>
               </ns0:rPr>
-              <ns0:t>NEW</ns0:t>
+              <ns0:t>FIX</ns0:t>
             </ns0:r>
           </ns0:p>
         </ns0:tc>
@@ -36988,7 +37164,7 @@
                 <ns0:sz ns0:val="18"/>
                 <ns0:szCs ns0:val="18"/>
               </ns0:rPr>
-              <ns0:t xml:space="preserve">battleground_effects.xml and updates.xml added to required data files (F→1).</ns0:t>
+              <ns0:t xml:space="preserve">Brawl structure/summon UID assignment — dynamic name-matching against own_states/enemy_states; correctly handles infinite summon chains (Kozel the Deathless, Industry of Eden).</ns0:t>
             </ns0:r>
           </ns0:p>
         </ns0:tc>
@@ -37003,7 +37179,7 @@
               <ns0:bottom ns0:val="single" ns0:color="CCCCCC" ns0:sz="1"/>
               <ns0:right ns0:val="single" ns0:color="CCCCCC" ns0:sz="1"/>
             </ns0:tcBorders>
-            <ns0:shd ns0:fill="E2EFDA" ns0:val="clear"/>
+            <ns0:shd ns0:fill="D5E8F0" ns0:val="clear"/>
             <ns0:tcMar>
               <ns0:top ns0:type="dxa" ns0:w="80"/>
               <ns0:left ns0:type="dxa" ns0:w="120"/>
@@ -37024,7 +37200,7 @@
                 <ns0:sz ns0:val="18"/>
                 <ns0:szCs ns0:val="18"/>
               </ns0:rPr>
-              <ns0:t>NEW</ns0:t>
+              <ns0:t>FIX</ns0:t>
             </ns0:r>
           </ns0:p>
         </ns0:tc>
@@ -37055,7 +37231,7 @@
                 <ns0:sz ns0:val="18"/>
                 <ns0:szCs ns0:val="18"/>
               </ns0:rPr>
-              <ns0:t xml:space="preserve">Crackdown → Crackdown 2 override in _api_bge_to_tuo().</ns0:t>
+              <ns0:t xml:space="preserve">Guild Brawl detected as regular Brawl for energy tracking (same energy source; score differs).</ns0:t>
             </ns0:r>
           </ns0:p>
         </ns0:tc>
@@ -37122,7 +37298,7 @@
                 <ns0:sz ns0:val="18"/>
                 <ns0:szCs ns0:val="18"/>
               </ns0:rPr>
-              <ns0:t xml:space="preserve">Brawl structure/summon UID assignment — dynamic name-matching against own_states/enemy_states; correctly handles infinite summon chains (Kozel the Deathless, Industry of Eden).</ns0:t>
+              <ns0:t xml:space="preserve">Brawl start_time check — brawl not active before start_time; 3 detection points fixed.</ns0:t>
             </ns0:r>
           </ns0:p>
         </ns0:tc>
@@ -37189,7 +37365,7 @@
                 <ns0:sz ns0:val="18"/>
                 <ns0:szCs ns0:val="18"/>
               </ns0:rPr>
-              <ns0:t xml:space="preserve">Guild Brawl detected as regular Brawl for energy tracking (same energy source; score differs).</ns0:t>
+              <ns0:t xml:space="preserve">Brawl NameError: _brawl_card_states → _cl_card_states in live_sim_brawl.</ns0:t>
             </ns0:r>
           </ns0:p>
         </ns0:tc>
@@ -37256,7 +37432,7 @@
                 <ns0:sz ns0:val="18"/>
                 <ns0:szCs ns0:val="18"/>
               </ns0:rPr>
-              <ns0:t xml:space="preserve">Brawl start_time check — brawl not active before start_time; 3 detection points fixed.</ns0:t>
+              <ns0:t xml:space="preserve">Challenge fallback — Extreme PVP correctly used when Loyal is completed; F→24 uses same priority logic.</ns0:t>
             </ns0:r>
           </ns0:p>
         </ns0:tc>
@@ -37323,7 +37499,7 @@
                 <ns0:sz ns0:val="18"/>
                 <ns0:szCs ns0:val="18"/>
               </ns0:rPr>
-              <ns0:t xml:space="preserve">Brawl NameError: _brawl_card_states → _cl_card_states in live_sim_brawl.</ns0:t>
+              <ns0:t xml:space="preserve">Extreme PVP Challenge — deck selection by sub-challenge name (type-9), not linear step; parallel quest strands; type-9 filter accepts only names from EXTREME_CHALLENGES.</ns0:t>
             </ns0:r>
           </ns0:p>
         </ns0:tc>
@@ -37390,7 +37566,7 @@
                 <ns0:sz ns0:val="18"/>
                 <ns0:szCs ns0:val="18"/>
               </ns0:rPr>
-              <ns0:t xml:space="preserve">Challenge fallback — Extreme PVP correctly used when Loyal is completed; F→24 uses same priority logic.</ns0:t>
+              <ns0:t xml:space="preserve">Loyal Dominion (16) → Loyal Dominion to match API name.</ns0:t>
             </ns0:r>
           </ns0:p>
         </ns0:tc>
@@ -37457,7 +37633,7 @@
                 <ns0:sz ns0:val="18"/>
                 <ns0:szCs ns0:val="18"/>
               </ns0:rPr>
-              <ns0:t xml:space="preserve">Extreme PVP Challenge — deck selection by sub-challenge name (type-9), not linear step; parallel quest strands; type-9 filter accepts only names from EXTREME_CHALLENGES.</ns0:t>
+              <ns0:t xml:space="preserve">Commander auto-build for Loyal Challenge — checks inventory, builds via build_card(id) if not owned.</ns0:t>
             </ns0:r>
           </ns0:p>
         </ns0:tc>
@@ -37524,7 +37700,7 @@
                 <ns0:sz ns0:val="18"/>
                 <ns0:szCs ns0:val="18"/>
               </ns0:rPr>
-              <ns0:t xml:space="preserve">Loyal Dominion (16) → Loyal Dominion to match API name.</ns0:t>
+              <ns0:t xml:space="preserve">play_first override removed — TUO decides card order.</ns0:t>
             </ns0:r>
           </ns0:p>
         </ns0:tc>
@@ -37591,7 +37767,7 @@
                 <ns0:sz ns0:val="18"/>
                 <ns0:szCs ns0:val="18"/>
               </ns0:rPr>
-              <ns0:t xml:space="preserve">Commander auto-build for Loyal Challenge — checks inventory, builds via build_card(id) if not owned.</ns0:t>
+              <ns0:t xml:space="preserve">mimic_skill — real state flags not overwritten; trigger field metadata only; Mimic fires as normal activation.</ns0:t>
             </ns0:r>
           </ns0:p>
         </ns0:tc>
@@ -37658,7 +37834,7 @@
                 <ns0:sz ns0:val="18"/>
                 <ns0:szCs ns0:val="18"/>
               </ns0:rPr>
-              <ns0:t xml:space="preserve">play_first override removed — TUO decides card order.</ns0:t>
+              <ns0:t xml:space="preserve">sim.cpp — enhance_sabotage → Skill::sabotage; enhance_besiege → Skill::mortar.</ns0:t>
             </ns0:r>
           </ns0:p>
         </ns0:tc>
@@ -37725,7 +37901,7 @@
                 <ns0:sz ns0:val="18"/>
                 <ns0:szCs ns0:val="18"/>
               </ns0:rPr>
-              <ns0:t xml:space="preserve">mimic_skill — real state flags not overwritten; trigger field metadata only; Mimic fires as normal activation.</ns0:t>
+              <ns0:t xml:space="preserve">check_combat_log — enemy:hand uid 1-10 detection before deck-name matching; mimic_skill in _acs_to_flag_set for structure disambiguation.</ns0:t>
             </ns0:r>
           </ns0:p>
         </ns0:tc>
@@ -37740,7 +37916,7 @@
               <ns0:bottom ns0:val="single" ns0:color="CCCCCC" ns0:sz="1"/>
               <ns0:right ns0:val="single" ns0:color="CCCCCC" ns0:sz="1"/>
             </ns0:tcBorders>
-            <ns0:shd ns0:fill="D5E8F0" ns0:val="clear"/>
+            <ns0:shd ns0:fill="FCE4D6" ns0:val="clear"/>
             <ns0:tcMar>
               <ns0:top ns0:type="dxa" ns0:w="80"/>
               <ns0:left ns0:type="dxa" ns0:w="120"/>
@@ -37757,11 +37933,11 @@
                 <ns0:rFonts ns0:ascii="Arial" ns0:cs="Arial" ns0:hAnsi="Arial"/>
                 <ns0:b/>
                 <ns0:bCs/>
-                <ns0:color ns0:val="1F4E79"/>
-                <ns0:sz ns0:val="18"/>
-                <ns0:szCs ns0:val="18"/>
-              </ns0:rPr>
-              <ns0:t>FIX</ns0:t>
+                <ns0:color ns0:val="833C00"/>
+                <ns0:sz ns0:val="18"/>
+                <ns0:szCs ns0:val="18"/>
+              </ns0:rPr>
+              <ns0:t>CHANGE</ns0:t>
             </ns0:r>
           </ns0:p>
         </ns0:tc>
@@ -37792,7 +37968,7 @@
                 <ns0:sz ns0:val="18"/>
                 <ns0:szCs ns0:val="18"/>
               </ns0:rPr>
-              <ns0:t xml:space="preserve">sim.cpp — enhance_sabotage → Skill::sabotage; enhance_besiege → Skill::mortar.</ns0:t>
+              <ns0:t xml:space="preserve">Combat log field snapshot — removed barrier, attack_boost, corrosion, flurry_countdown, max_hp, hp_pct; logs now contain only uid, card_id, name, hp.</ns0:t>
             </ns0:r>
           </ns0:p>
         </ns0:tc>
@@ -37807,7 +37983,7 @@
               <ns0:bottom ns0:val="single" ns0:color="CCCCCC" ns0:sz="1"/>
               <ns0:right ns0:val="single" ns0:color="CCCCCC" ns0:sz="1"/>
             </ns0:tcBorders>
-            <ns0:shd ns0:fill="D5E8F0" ns0:val="clear"/>
+            <ns0:shd ns0:fill="E2EFDA" ns0:val="clear"/>
             <ns0:tcMar>
               <ns0:top ns0:type="dxa" ns0:w="80"/>
               <ns0:left ns0:type="dxa" ns0:w="120"/>
@@ -37824,141 +38000,7 @@
                 <ns0:rFonts ns0:ascii="Arial" ns0:cs="Arial" ns0:hAnsi="Arial"/>
                 <ns0:b/>
                 <ns0:bCs/>
-                <ns0:color ns0:val="1F4E79"/>
-                <ns0:sz ns0:val="18"/>
-                <ns0:szCs ns0:val="18"/>
-              </ns0:rPr>
-              <ns0:t>FIX</ns0:t>
-            </ns0:r>
-          </ns0:p>
-        </ns0:tc>
-        <ns0:tc>
-          <ns0:tcPr>
-            <ns0:tcW ns0:type="dxa" ns0:w="8460"/>
-            <ns0:tcBorders>
-              <ns0:top ns0:val="single" ns0:color="CCCCCC" ns0:sz="1"/>
-              <ns0:left ns0:val="single" ns0:color="CCCCCC" ns0:sz="1"/>
-              <ns0:bottom ns0:val="single" ns0:color="CCCCCC" ns0:sz="1"/>
-              <ns0:right ns0:val="single" ns0:color="CCCCCC" ns0:sz="1"/>
-            </ns0:tcBorders>
-            <ns0:shd ns0:fill="FFFFFF" ns0:val="clear"/>
-            <ns0:tcMar>
-              <ns0:top ns0:type="dxa" ns0:w="80"/>
-              <ns0:left ns0:type="dxa" ns0:w="120"/>
-              <ns0:bottom ns0:type="dxa" ns0:w="80"/>
-              <ns0:right ns0:type="dxa" ns0:w="120"/>
-            </ns0:tcMar>
-          </ns0:tcPr>
-          <ns0:p>
-            <ns0:pPr>
-              <ns0:spacing ns0:after="40" ns0:before="40"/>
-            </ns0:pPr>
-            <ns0:r>
-              <ns0:rPr>
-                <ns0:rFonts ns0:ascii="Arial" ns0:cs="Arial" ns0:hAnsi="Arial"/>
-                <ns0:sz ns0:val="18"/>
-                <ns0:szCs ns0:val="18"/>
-              </ns0:rPr>
-              <ns0:t xml:space="preserve">check_combat_log — enemy:hand uid 1-10 detection before deck-name matching; mimic_skill in _acs_to_flag_set for structure disambiguation.</ns0:t>
-            </ns0:r>
-          </ns0:p>
-        </ns0:tc>
-      </ns0:tr>
-      <ns0:tr>
-        <ns0:tc>
-          <ns0:tcPr>
-            <ns0:tcW ns0:type="dxa" ns0:w="900"/>
-            <ns0:tcBorders>
-              <ns0:top ns0:val="single" ns0:color="CCCCCC" ns0:sz="1"/>
-              <ns0:left ns0:val="single" ns0:color="CCCCCC" ns0:sz="1"/>
-              <ns0:bottom ns0:val="single" ns0:color="CCCCCC" ns0:sz="1"/>
-              <ns0:right ns0:val="single" ns0:color="CCCCCC" ns0:sz="1"/>
-            </ns0:tcBorders>
-            <ns0:shd ns0:fill="FCE4D6" ns0:val="clear"/>
-            <ns0:tcMar>
-              <ns0:top ns0:type="dxa" ns0:w="80"/>
-              <ns0:left ns0:type="dxa" ns0:w="120"/>
-              <ns0:bottom ns0:type="dxa" ns0:w="80"/>
-              <ns0:right ns0:type="dxa" ns0:w="120"/>
-            </ns0:tcMar>
-          </ns0:tcPr>
-          <ns0:p>
-            <ns0:pPr>
-              <ns0:spacing ns0:after="40" ns0:before="40"/>
-            </ns0:pPr>
-            <ns0:r>
-              <ns0:rPr>
-                <ns0:rFonts ns0:ascii="Arial" ns0:cs="Arial" ns0:hAnsi="Arial"/>
-                <ns0:b/>
-                <ns0:bCs/>
-                <ns0:color ns0:val="1F4E79"/>
-                <ns0:sz ns0:val="18"/>
-                <ns0:szCs ns0:val="18"/>
-              </ns0:rPr>
-              <ns0:t>CHANGE</ns0:t>
-            </ns0:r>
-          </ns0:p>
-        </ns0:tc>
-        <ns0:tc>
-          <ns0:tcPr>
-            <ns0:tcW ns0:type="dxa" ns0:w="8460"/>
-            <ns0:tcBorders>
-              <ns0:top ns0:val="single" ns0:color="CCCCCC" ns0:sz="1"/>
-              <ns0:left ns0:val="single" ns0:color="CCCCCC" ns0:sz="1"/>
-              <ns0:bottom ns0:val="single" ns0:color="CCCCCC" ns0:sz="1"/>
-              <ns0:right ns0:val="single" ns0:color="CCCCCC" ns0:sz="1"/>
-            </ns0:tcBorders>
-            <ns0:shd ns0:fill="FFFFFF" ns0:val="clear"/>
-            <ns0:tcMar>
-              <ns0:top ns0:type="dxa" ns0:w="80"/>
-              <ns0:left ns0:type="dxa" ns0:w="120"/>
-              <ns0:bottom ns0:type="dxa" ns0:w="80"/>
-              <ns0:right ns0:type="dxa" ns0:w="120"/>
-            </ns0:tcMar>
-          </ns0:tcPr>
-          <ns0:p>
-            <ns0:pPr>
-              <ns0:spacing ns0:after="40" ns0:before="40"/>
-            </ns0:pPr>
-            <ns0:r>
-              <ns0:rPr>
-                <ns0:rFonts ns0:ascii="Arial" ns0:cs="Arial" ns0:hAnsi="Arial"/>
-                <ns0:sz ns0:val="18"/>
-                <ns0:szCs ns0:val="18"/>
-              </ns0:rPr>
-              <ns0:t xml:space="preserve">Combat log field snapshot — removed barrier, attack_boost, corrosion, flurry_countdown, max_hp, hp_pct; logs now contain only uid, card_id, name, hp.</ns0:t>
-            </ns0:r>
-          </ns0:p>
-        </ns0:tc>
-      </ns0:tr>
-      <ns0:tr>
-        <ns0:tc>
-          <ns0:tcPr>
-            <ns0:tcW ns0:type="dxa" ns0:w="900"/>
-            <ns0:tcBorders>
-              <ns0:top ns0:val="single" ns0:color="CCCCCC" ns0:sz="1"/>
-              <ns0:left ns0:val="single" ns0:color="CCCCCC" ns0:sz="1"/>
-              <ns0:bottom ns0:val="single" ns0:color="CCCCCC" ns0:sz="1"/>
-              <ns0:right ns0:val="single" ns0:color="CCCCCC" ns0:sz="1"/>
-            </ns0:tcBorders>
-            <ns0:shd ns0:fill="E2EFDA" ns0:val="clear"/>
-            <ns0:tcMar>
-              <ns0:top ns0:type="dxa" ns0:w="80"/>
-              <ns0:left ns0:type="dxa" ns0:w="120"/>
-              <ns0:bottom ns0:type="dxa" ns0:w="80"/>
-              <ns0:right ns0:type="dxa" ns0:w="120"/>
-            </ns0:tcMar>
-          </ns0:tcPr>
-          <ns0:p>
-            <ns0:pPr>
-              <ns0:spacing ns0:after="40" ns0:before="40"/>
-            </ns0:pPr>
-            <ns0:r>
-              <ns0:rPr>
-                <ns0:rFonts ns0:ascii="Arial" ns0:cs="Arial" ns0:hAnsi="Arial"/>
-                <ns0:b/>
-                <ns0:bCs/>
-                <ns0:color ns0:val="1F4E79"/>
+                <ns0:color ns0:val="375623"/>
                 <ns0:sz ns0:val="18"/>
                 <ns0:szCs ns0:val="18"/>
               </ns0:rPr>
@@ -42246,6 +42288,73 @@
               <ns0:bottom ns0:val="single" ns0:color="CCCCCC" ns0:sz="1"/>
               <ns0:right ns0:val="single" ns0:color="CCCCCC" ns0:sz="1"/>
             </ns0:tcBorders>
+            <ns0:shd ns0:fill="E2EFDA" ns0:val="clear"/>
+            <ns0:tcMar>
+              <ns0:top ns0:type="dxa" ns0:w="80"/>
+              <ns0:left ns0:type="dxa" ns0:w="120"/>
+              <ns0:bottom ns0:type="dxa" ns0:w="80"/>
+              <ns0:right ns0:type="dxa" ns0:w="120"/>
+            </ns0:tcMar>
+          </ns0:tcPr>
+          <ns0:p>
+            <ns0:pPr>
+              <ns0:spacing ns0:after="40" ns0:before="40"/>
+            </ns0:pPr>
+            <ns0:r>
+              <ns0:rPr>
+                <ns0:rFonts ns0:ascii="Arial" ns0:cs="Arial" ns0:eastAsia="Arial" ns0:hAnsi="Arial"/>
+                <ns0:b/>
+                <ns0:bCs/>
+                <ns0:color ns0:val="375623"/>
+                <ns0:sz ns0:val="18"/>
+                <ns0:szCs ns0:val="18"/>
+              </ns0:rPr>
+              <ns0:t>NEW</ns0:t>
+            </ns0:r>
+          </ns0:p>
+        </ns0:tc>
+        <ns0:tc>
+          <ns0:tcPr>
+            <ns0:tcW ns0:type="dxa" ns0:w="8460"/>
+            <ns0:tcBorders>
+              <ns0:top ns0:val="single" ns0:color="CCCCCC" ns0:sz="1"/>
+              <ns0:left ns0:val="single" ns0:color="CCCCCC" ns0:sz="1"/>
+              <ns0:bottom ns0:val="single" ns0:color="CCCCCC" ns0:sz="1"/>
+              <ns0:right ns0:val="single" ns0:color="CCCCCC" ns0:sz="1"/>
+            </ns0:tcBorders>
+            <ns0:shd ns0:fill="FFFFFF" ns0:val="clear"/>
+            <ns0:tcMar>
+              <ns0:top ns0:type="dxa" ns0:w="80"/>
+              <ns0:left ns0:type="dxa" ns0:w="120"/>
+              <ns0:bottom ns0:type="dxa" ns0:w="80"/>
+              <ns0:right ns0:type="dxa" ns0:w="120"/>
+            </ns0:tcMar>
+          </ns0:tcPr>
+          <ns0:p>
+            <ns0:pPr>
+              <ns0:spacing ns0:after="40" ns0:before="40"/>
+            </ns0:pPr>
+            <ns0:r>
+              <ns0:rPr>
+                <ns0:rFonts ns0:ascii="Arial" ns0:cs="Arial" ns0:eastAsia="Arial" ns0:hAnsi="Arial"/>
+                <ns0:sz ns0:val="18"/>
+                <ns0:szCs ns0:val="18"/>
+              </ns0:rPr>
+              <ns0:t>Active Events (Option 2) — Placement Brawl Display — Placement Brawls (event name contains "placement") now shown with dedicated layout: icon 🎯, single energy bar "Energy: X/25 used" (no Current/Regen/Wasted lines), info line "Placement Brawl – guild score sets GW start position". Leaderboard always shown as guild leaderboard. Own guild ⭐ marker now uses user_data.faction_id as fallback when player dict lacks faction_id.</ns0:t>
+            </ns0:r>
+          </ns0:p>
+        </ns0:tc>
+      </ns0:tr>
+      <ns0:tr>
+        <ns0:tc>
+          <ns0:tcPr>
+            <ns0:tcW ns0:type="dxa" ns0:w="900"/>
+            <ns0:tcBorders>
+              <ns0:top ns0:val="single" ns0:color="CCCCCC" ns0:sz="1"/>
+              <ns0:left ns0:val="single" ns0:color="CCCCCC" ns0:sz="1"/>
+              <ns0:bottom ns0:val="single" ns0:color="CCCCCC" ns0:sz="1"/>
+              <ns0:right ns0:val="single" ns0:color="CCCCCC" ns0:sz="1"/>
+            </ns0:tcBorders>
             <ns0:shd ns0:fill="D5E8F0" ns0:val="clear"/>
             <ns0:tcMar>
               <ns0:top ns0:type="dxa" ns0:w="80"/>
@@ -42267,7 +42376,7 @@
                 <ns0:sz ns0:val="18"/>
                 <ns0:szCs ns0:val="18"/>
               </ns0:rPr>
-              <ns0:t>NEW</ns0:t>
+              <ns0:t>FIX</ns0:t>
             </ns0:r>
           </ns0:p>
         </ns0:tc>
@@ -42298,7 +42407,7 @@
                 <ns0:sz ns0:val="18"/>
                 <ns0:szCs ns0:val="18"/>
               </ns0:rPr>
-              <ns0:t>Active Events (Option 2) — Placement Brawl Display — Placement Brawls (event name contains "placement") now shown with dedicated layout: icon 🎯, single energy bar "Energy: X/25 used" (no Current/Regen/Wasted lines), info line "Placement Brawl – guild score sets GW start position". Leaderboard always shown as guild leaderboard. Own guild ⭐ marker now uses user_data.faction_id as fallback when player dict lacks faction_id.</ns0:t>
+              <ns0:t>Claim Event Rewards — Wrong Endpoint — Guild War rewards endpoint was incorrectly named claimGuildwarRewards. Corrected to claimFactionWarRewards (confirmed from HAR capture). All-accounts claim now works for Guild War.</ns0:t>
             </ns0:r>
           </ns0:p>
         </ns0:tc>
@@ -42365,7 +42474,7 @@
                 <ns0:sz ns0:val="18"/>
                 <ns0:szCs ns0:val="18"/>
               </ns0:rPr>
-              <ns0:t>Claim Event Rewards — Wrong Endpoint — Guild War rewards endpoint was incorrectly named claimGuildwarRewards. Corrected to claimFactionWarRewards (confirmed from HAR capture). All-accounts claim now works for Guild War.</ns0:t>
+              <ns0:t>Guild War Summary (F → 23) — Multiple NameErrors — _os/_glob aliases replaced with os/glob; import glob as _glob added as module-level alias; CSS now loaded from generate_war_html.py at runtime via importlib with minimal fallback; JS_INLINE promoted to TyrantCommander class constant (was local variable in guild_war_tracker only); import datetime as _dt added to generate_war_summary local imports.</ns0:t>
             </ns0:r>
           </ns0:p>
         </ns0:tc>
@@ -42380,7 +42489,7 @@
               <ns0:bottom ns0:val="single" ns0:color="CCCCCC" ns0:sz="1"/>
               <ns0:right ns0:val="single" ns0:color="CCCCCC" ns0:sz="1"/>
             </ns0:tcBorders>
-            <ns0:shd ns0:fill="D5E8F0" ns0:val="clear"/>
+            <ns0:shd ns0:fill="FCE4D6" ns0:val="clear"/>
             <ns0:tcMar>
               <ns0:top ns0:type="dxa" ns0:w="80"/>
               <ns0:left ns0:type="dxa" ns0:w="120"/>
@@ -42397,74 +42506,7 @@
                 <ns0:rFonts ns0:ascii="Arial" ns0:cs="Arial" ns0:eastAsia="Arial" ns0:hAnsi="Arial"/>
                 <ns0:b/>
                 <ns0:bCs/>
-                <ns0:color ns0:val="1F4E79"/>
-                <ns0:sz ns0:val="18"/>
-                <ns0:szCs ns0:val="18"/>
-              </ns0:rPr>
-              <ns0:t>FIX</ns0:t>
-            </ns0:r>
-          </ns0:p>
-        </ns0:tc>
-        <ns0:tc>
-          <ns0:tcPr>
-            <ns0:tcW ns0:type="dxa" ns0:w="8460"/>
-            <ns0:tcBorders>
-              <ns0:top ns0:val="single" ns0:color="CCCCCC" ns0:sz="1"/>
-              <ns0:left ns0:val="single" ns0:color="CCCCCC" ns0:sz="1"/>
-              <ns0:bottom ns0:val="single" ns0:color="CCCCCC" ns0:sz="1"/>
-              <ns0:right ns0:val="single" ns0:color="CCCCCC" ns0:sz="1"/>
-            </ns0:tcBorders>
-            <ns0:shd ns0:fill="FFFFFF" ns0:val="clear"/>
-            <ns0:tcMar>
-              <ns0:top ns0:type="dxa" ns0:w="80"/>
-              <ns0:left ns0:type="dxa" ns0:w="120"/>
-              <ns0:bottom ns0:type="dxa" ns0:w="80"/>
-              <ns0:right ns0:type="dxa" ns0:w="120"/>
-            </ns0:tcMar>
-          </ns0:tcPr>
-          <ns0:p>
-            <ns0:pPr>
-              <ns0:spacing ns0:after="40" ns0:before="40"/>
-            </ns0:pPr>
-            <ns0:r>
-              <ns0:rPr>
-                <ns0:rFonts ns0:ascii="Arial" ns0:cs="Arial" ns0:eastAsia="Arial" ns0:hAnsi="Arial"/>
-                <ns0:sz ns0:val="18"/>
-                <ns0:szCs ns0:val="18"/>
-              </ns0:rPr>
-              <ns0:t>Guild War Summary (F → 23) — Multiple NameErrors — _os/_glob aliases replaced with os/glob; import glob as _glob added as module-level alias; CSS now loaded from generate_war_html.py at runtime via importlib with minimal fallback; JS_INLINE promoted to TyrantCommander class constant (was local variable in guild_war_tracker only); import datetime as _dt added to generate_war_summary local imports.</ns0:t>
-            </ns0:r>
-          </ns0:p>
-        </ns0:tc>
-      </ns0:tr>
-      <ns0:tr>
-        <ns0:tc>
-          <ns0:tcPr>
-            <ns0:tcW ns0:type="dxa" ns0:w="900"/>
-            <ns0:tcBorders>
-              <ns0:top ns0:val="single" ns0:color="CCCCCC" ns0:sz="1"/>
-              <ns0:left ns0:val="single" ns0:color="CCCCCC" ns0:sz="1"/>
-              <ns0:bottom ns0:val="single" ns0:color="CCCCCC" ns0:sz="1"/>
-              <ns0:right ns0:val="single" ns0:color="CCCCCC" ns0:sz="1"/>
-            </ns0:tcBorders>
-            <ns0:shd ns0:fill="D5E8F0" ns0:val="clear"/>
-            <ns0:tcMar>
-              <ns0:top ns0:type="dxa" ns0:w="80"/>
-              <ns0:left ns0:type="dxa" ns0:w="120"/>
-              <ns0:bottom ns0:type="dxa" ns0:w="80"/>
-              <ns0:right ns0:type="dxa" ns0:w="120"/>
-            </ns0:tcMar>
-          </ns0:tcPr>
-          <ns0:p>
-            <ns0:pPr>
-              <ns0:spacing ns0:after="40" ns0:before="40"/>
-            </ns0:pPr>
-            <ns0:r>
-              <ns0:rPr>
-                <ns0:rFonts ns0:ascii="Arial" ns0:cs="Arial" ns0:eastAsia="Arial" ns0:hAnsi="Arial"/>
-                <ns0:b/>
-                <ns0:bCs/>
-                <ns0:color ns0:val="1F4E79"/>
+                <ns0:color ns0:val="833C00"/>
                 <ns0:sz ns0:val="18"/>
                 <ns0:szCs ns0:val="18"/>
               </ns0:rPr>
